--- a/doc/DIMms20260821.docx
+++ b/doc/DIMms20260821.docx
@@ -1,6 +1,6 @@
 
 <file path=word/document.xml><?xml version="1.0" encoding="utf-8"?>
-<w:document xmlns:wpc="http://schemas.microsoft.com/office/word/2010/wordprocessingCanvas" xmlns:cx="http://schemas.microsoft.com/office/drawing/2014/chartex" xmlns:cx1="http://schemas.microsoft.com/office/drawing/2015/9/8/chartex" xmlns:cx2="http://schemas.microsoft.com/office/drawing/2015/10/21/chartex" xmlns:cx3="http://schemas.microsoft.com/office/drawing/2016/5/9/chartex" xmlns:cx4="http://schemas.microsoft.com/office/drawing/2016/5/10/chartex" xmlns:cx5="http://schemas.microsoft.com/office/drawing/2016/5/11/chartex" xmlns:cx6="http://schemas.microsoft.com/office/drawing/2016/5/12/chartex" xmlns:cx7="http://schemas.microsoft.com/office/drawing/2016/5/13/chartex" xmlns:cx8="http://schemas.microsoft.com/office/drawing/2016/5/14/chartex" xmlns:mc="http://schemas.openxmlformats.org/markup-compatibility/2006" xmlns:aink="http://schemas.microsoft.com/office/drawing/2016/ink" xmlns:am3d="http://schemas.microsoft.com/office/drawing/2017/model3d" xmlns:o="urn:schemas-microsoft-com:office:office" xmlns:oel="http://schemas.microsoft.com/office/2019/extlst" xmlns:r="http://schemas.openxmlformats.org/officeDocument/2006/relationships" xmlns:m="http://schemas.openxmlformats.org/officeDocument/2006/math" xmlns:v="urn:schemas-microsoft-com:vml" xmlns:wp14="http://schemas.microsoft.com/office/word/2010/wordprocessingDrawing" xmlns:wp="http://schemas.openxmlformats.org/drawingml/2006/wordprocessingDrawing" xmlns:w10="urn:schemas-microsoft-com:office:word" xmlns:w="http://schemas.openxmlformats.org/wordprocessingml/2006/main" xmlns:w14="http://schemas.microsoft.com/office/word/2010/wordml" xmlns:w15="http://schemas.microsoft.com/office/word/2012/wordml" xmlns:w16cei="http://schemas.microsoft.com/office/word/2026/wordml/cei" xmlns:w16cex="http://schemas.microsoft.com/office/word/2018/wordml/cex" xmlns:w16cid="http://schemas.microsoft.com/office/word/2016/wordml/cid" xmlns:w16="http://schemas.microsoft.com/office/word/2018/wordml" xmlns:w16du="http://schemas.microsoft.com/office/word/2023/wordml/word16du" xmlns:w16sdtdh="http://schemas.microsoft.com/office/word/2020/wordml/sdtdatahash" xmlns:w16sdtfl="http://schemas.microsoft.com/office/word/2024/wordml/sdtformatlock" xmlns:w16se="http://schemas.microsoft.com/office/word/2015/wordml/symex" xmlns:wpg="http://schemas.microsoft.com/office/word/2010/wordprocessingGroup" xmlns:wpi="http://schemas.microsoft.com/office/word/2010/wordprocessingInk" xmlns:wne="http://schemas.microsoft.com/office/word/2006/wordml" xmlns:wps="http://schemas.microsoft.com/office/word/2010/wordprocessingShape" mc:Ignorable="w14 w15 w16se w16cid w16 w16cex w16sdtdh w16sdtfl w16du wp14">
+<w:document xmlns:wpc="http://schemas.microsoft.com/office/word/2010/wordprocessingCanvas" xmlns:cx="http://schemas.microsoft.com/office/drawing/2014/chartex" xmlns:cx1="http://schemas.microsoft.com/office/drawing/2015/9/8/chartex" xmlns:cx2="http://schemas.microsoft.com/office/drawing/2015/10/21/chartex" xmlns:cx3="http://schemas.microsoft.com/office/drawing/2016/5/9/chartex" xmlns:cx4="http://schemas.microsoft.com/office/drawing/2016/5/10/chartex" xmlns:cx5="http://schemas.microsoft.com/office/drawing/2016/5/11/chartex" xmlns:cx6="http://schemas.microsoft.com/office/drawing/2016/5/12/chartex" xmlns:cx7="http://schemas.microsoft.com/office/drawing/2016/5/13/chartex" xmlns:cx8="http://schemas.microsoft.com/office/drawing/2016/5/14/chartex" xmlns:mc="http://schemas.openxmlformats.org/markup-compatibility/2006" xmlns:m="http://schemas.openxmlformats.org/officeDocument/2006/math" xmlns:aink="http://schemas.microsoft.com/office/drawing/2016/ink" xmlns:am3d="http://schemas.microsoft.com/office/drawing/2017/model3d" xmlns:oel="http://schemas.microsoft.com/office/2019/extlst" xmlns:r="http://schemas.openxmlformats.org/officeDocument/2006/relationships" xmlns:wp14="http://schemas.microsoft.com/office/word/2010/wordprocessingDrawing" xmlns:wp="http://schemas.openxmlformats.org/drawingml/2006/wordprocessingDrawing" xmlns:wpg="http://schemas.microsoft.com/office/word/2010/wordprocessingGroup" xmlns:wpi="http://schemas.microsoft.com/office/word/2010/wordprocessingInk" xmlns:wps="http://schemas.microsoft.com/office/word/2010/wordprocessingShape" xmlns:o="urn:schemas-microsoft-com:office:office" xmlns:v="urn:schemas-microsoft-com:vml" xmlns:w10="urn:schemas-microsoft-com:office:word" xmlns:w="http://schemas.openxmlformats.org/wordprocessingml/2006/main" xmlns:w14="http://schemas.microsoft.com/office/word/2010/wordml" xmlns:w15="http://schemas.microsoft.com/office/word/2012/wordml" xmlns:w16cex="http://schemas.microsoft.com/office/word/2018/wordml/cex" xmlns:w16cid="http://schemas.microsoft.com/office/word/2016/wordml/cid" xmlns:w16="http://schemas.microsoft.com/office/word/2018/wordml" xmlns:w16sdtdh="http://schemas.microsoft.com/office/word/2020/wordml/sdtdatahash" xmlns:w16sdtfl="http://schemas.microsoft.com/office/word/2024/wordml/sdtformatlock" xmlns:w16se="http://schemas.microsoft.com/office/word/2015/wordml/symex" xmlns:w16du="http://schemas.microsoft.com/office/word/2023/wordml/word16du" xmlns:wne="http://schemas.microsoft.com/office/word/2006/wordml" mc:Ignorable="w14 w15 w16se w16cid w16 w16cex w16sdtdh w16sdtfl w16du wp14">
   <w:body>
     <w:p>
       <w:pPr>
@@ -283,19 +283,7 @@
         <w:rPr>
           <w:rFonts w:ascii="Aptos" w:hAnsi="Aptos"/>
         </w:rPr>
-        <w:t>T</w:t>
-      </w:r>
-      <w:r>
-        <w:rPr>
-          <w:rFonts w:ascii="Aptos" w:hAnsi="Aptos"/>
-        </w:rPr>
-        <w:t>o balance precipitation with radiative cooling</w:t>
-      </w:r>
-      <w:r>
-        <w:rPr>
-          <w:rFonts w:ascii="Aptos" w:hAnsi="Aptos"/>
-        </w:rPr>
-        <w:t>, the tropospheric circulation</w:t>
+        <w:t>To balance precipitation with radiative cooling, the tropospheric circulation</w:t>
       </w:r>
       <w:r>
         <w:rPr>
@@ -313,19 +301,43 @@
         <w:rPr>
           <w:rFonts w:ascii="Aptos" w:hAnsi="Aptos"/>
         </w:rPr>
-        <w:t>–5 %</w:t>
-      </w:r>
-      <w:r>
-        <w:rPr>
-          <w:rFonts w:ascii="Aptos" w:hAnsi="Aptos"/>
-        </w:rPr>
-        <w:t xml:space="preserve"> per K mean surface temperature</w:t>
-      </w:r>
-      <w:r>
-        <w:rPr>
-          <w:rFonts w:ascii="Aptos" w:hAnsi="Aptos"/>
-        </w:rPr>
-        <w:t>.</w:t>
+        <w:t xml:space="preserve">–5 % per K mean surface temperature. </w:t>
+      </w:r>
+      <w:r>
+        <w:rPr>
+          <w:rFonts w:ascii="Aptos" w:hAnsi="Aptos"/>
+        </w:rPr>
+        <w:t>Here w</w:t>
+      </w:r>
+      <w:r>
+        <w:rPr>
+          <w:rFonts w:ascii="Aptos" w:hAnsi="Aptos"/>
+        </w:rPr>
+        <w:t>e</w:t>
+      </w:r>
+      <w:r>
+        <w:rPr>
+          <w:rFonts w:ascii="Aptos" w:hAnsi="Aptos"/>
+        </w:rPr>
+        <w:t xml:space="preserve"> estimate the effect of mean surface temperature changes on shallow cumulus clouds</w:t>
+      </w:r>
+      <w:r>
+        <w:rPr>
+          <w:rFonts w:ascii="Aptos" w:hAnsi="Aptos"/>
+        </w:rPr>
+        <w:t xml:space="preserve">. </w:t>
+      </w:r>
+      <w:r>
+        <w:rPr>
+          <w:rFonts w:ascii="Aptos" w:hAnsi="Aptos"/>
+        </w:rPr>
+        <w:t>M</w:t>
+      </w:r>
+      <w:r>
+        <w:rPr>
+          <w:rFonts w:ascii="Aptos" w:hAnsi="Aptos"/>
+        </w:rPr>
+        <w:t>oisture balance of the lower troposphere</w:t>
       </w:r>
       <w:r>
         <w:rPr>
@@ -337,37 +349,55 @@
         <w:rPr>
           <w:rFonts w:ascii="Aptos" w:hAnsi="Aptos"/>
         </w:rPr>
-        <w:t>Here w</w:t>
-      </w:r>
-      <w:r>
-        <w:rPr>
-          <w:rFonts w:ascii="Aptos" w:hAnsi="Aptos"/>
-        </w:rPr>
-        <w:t>e</w:t>
-      </w:r>
-      <w:r>
-        <w:rPr>
-          <w:rFonts w:ascii="Aptos" w:hAnsi="Aptos"/>
-        </w:rPr>
-        <w:t xml:space="preserve"> estimate the effect of mean surface temperature changes on shallow cumulus clouds</w:t>
-      </w:r>
-      <w:r>
-        <w:rPr>
-          <w:rFonts w:ascii="Aptos" w:hAnsi="Aptos"/>
-        </w:rPr>
-        <w:t xml:space="preserve">. </w:t>
-      </w:r>
-      <w:r>
-        <w:rPr>
-          <w:rFonts w:ascii="Aptos" w:hAnsi="Aptos"/>
-        </w:rPr>
-        <w:t>M</w:t>
-      </w:r>
-      <w:r>
-        <w:rPr>
-          <w:rFonts w:ascii="Aptos" w:hAnsi="Aptos"/>
-        </w:rPr>
-        <w:t>oisture balance of the lower troposphere</w:t>
+        <w:t>predict</w:t>
+      </w:r>
+      <w:r>
+        <w:rPr>
+          <w:rFonts w:ascii="Aptos" w:hAnsi="Aptos"/>
+        </w:rPr>
+        <w:t>s</w:t>
+      </w:r>
+      <w:r>
+        <w:rPr>
+          <w:rFonts w:ascii="Aptos" w:hAnsi="Aptos"/>
+        </w:rPr>
+        <w:t xml:space="preserve"> shallow cumulus </w:t>
+      </w:r>
+      <w:r>
+        <w:rPr>
+          <w:rFonts w:ascii="Aptos" w:hAnsi="Aptos"/>
+        </w:rPr>
+        <w:t xml:space="preserve">mass flux and </w:t>
+      </w:r>
+      <w:r>
+        <w:rPr>
+          <w:rFonts w:ascii="Aptos" w:hAnsi="Aptos"/>
+        </w:rPr>
+        <w:t xml:space="preserve">cloud </w:t>
+      </w:r>
+      <w:r>
+        <w:rPr>
+          <w:rFonts w:ascii="Aptos" w:hAnsi="Aptos"/>
+        </w:rPr>
+        <w:t>albedo</w:t>
+      </w:r>
+      <w:r>
+        <w:rPr>
+          <w:rFonts w:ascii="Aptos" w:hAnsi="Aptos"/>
+        </w:rPr>
+        <w:t xml:space="preserve"> decrease</w:t>
+      </w:r>
+      <w:r>
+        <w:rPr>
+          <w:rFonts w:ascii="Aptos" w:hAnsi="Aptos"/>
+        </w:rPr>
+        <w:t xml:space="preserve"> by</w:t>
+      </w:r>
+      <w:r>
+        <w:rPr>
+          <w:rFonts w:ascii="Aptos" w:hAnsi="Aptos"/>
+        </w:rPr>
+        <w:t xml:space="preserve"> –5</w:t>
       </w:r>
       <w:r>
         <w:rPr>
@@ -379,55 +409,44 @@
         <w:rPr>
           <w:rFonts w:ascii="Aptos" w:hAnsi="Aptos"/>
         </w:rPr>
-        <w:t>predict</w:t>
-      </w:r>
-      <w:r>
-        <w:rPr>
-          <w:rFonts w:ascii="Aptos" w:hAnsi="Aptos"/>
-        </w:rPr>
-        <w:t>s</w:t>
-      </w:r>
-      <w:r>
-        <w:rPr>
-          <w:rFonts w:ascii="Aptos" w:hAnsi="Aptos"/>
-        </w:rPr>
-        <w:t xml:space="preserve"> shallow cumulus </w:t>
-      </w:r>
-      <w:r>
-        <w:rPr>
-          <w:rFonts w:ascii="Aptos" w:hAnsi="Aptos"/>
-        </w:rPr>
-        <w:t xml:space="preserve">mass flux and </w:t>
-      </w:r>
-      <w:r>
-        <w:rPr>
-          <w:rFonts w:ascii="Aptos" w:hAnsi="Aptos"/>
-        </w:rPr>
-        <w:t xml:space="preserve">cloud </w:t>
-      </w:r>
-      <w:r>
-        <w:rPr>
-          <w:rFonts w:ascii="Aptos" w:hAnsi="Aptos"/>
-        </w:rPr>
-        <w:t>albedo</w:t>
-      </w:r>
-      <w:r>
-        <w:rPr>
-          <w:rFonts w:ascii="Aptos" w:hAnsi="Aptos"/>
-        </w:rPr>
-        <w:t xml:space="preserve"> decrease</w:t>
-      </w:r>
-      <w:r>
-        <w:rPr>
-          <w:rFonts w:ascii="Aptos" w:hAnsi="Aptos"/>
-        </w:rPr>
-        <w:t xml:space="preserve"> by</w:t>
-      </w:r>
-      <w:r>
-        <w:rPr>
-          <w:rFonts w:ascii="Aptos" w:hAnsi="Aptos"/>
-        </w:rPr>
-        <w:t xml:space="preserve"> –5</w:t>
+        <w:t>% K</w:t>
+      </w:r>
+      <w:r>
+        <w:rPr>
+          <w:rFonts w:ascii="Aptos" w:hAnsi="Aptos"/>
+          <w:vertAlign w:val="superscript"/>
+        </w:rPr>
+        <w:t>–1</w:t>
+      </w:r>
+      <w:r>
+        <w:rPr>
+          <w:rFonts w:ascii="Aptos" w:hAnsi="Aptos"/>
+        </w:rPr>
+        <w:t xml:space="preserve"> in </w:t>
+      </w:r>
+      <w:r>
+        <w:rPr>
+          <w:rFonts w:ascii="Aptos" w:hAnsi="Aptos"/>
+        </w:rPr>
+        <w:t>proportion</w:t>
+      </w:r>
+      <w:r>
+        <w:rPr>
+          <w:rFonts w:ascii="Aptos" w:hAnsi="Aptos"/>
+        </w:rPr>
+        <w:t xml:space="preserve"> to </w:t>
+      </w:r>
+      <w:r>
+        <w:rPr>
+          <w:rFonts w:ascii="Aptos" w:hAnsi="Aptos"/>
+        </w:rPr>
+        <w:t xml:space="preserve">the reduced </w:t>
+      </w:r>
+      <w:r>
+        <w:rPr>
+          <w:rFonts w:ascii="Aptos" w:hAnsi="Aptos"/>
+        </w:rPr>
+        <w:t>circulation.</w:t>
       </w:r>
       <w:r>
         <w:rPr>
@@ -439,55 +458,6 @@
         <w:rPr>
           <w:rFonts w:ascii="Aptos" w:hAnsi="Aptos"/>
         </w:rPr>
-        <w:t>% K</w:t>
-      </w:r>
-      <w:r>
-        <w:rPr>
-          <w:rFonts w:ascii="Aptos" w:hAnsi="Aptos"/>
-          <w:vertAlign w:val="superscript"/>
-        </w:rPr>
-        <w:t>–1</w:t>
-      </w:r>
-      <w:r>
-        <w:rPr>
-          <w:rFonts w:ascii="Aptos" w:hAnsi="Aptos"/>
-        </w:rPr>
-        <w:t xml:space="preserve"> in </w:t>
-      </w:r>
-      <w:r>
-        <w:rPr>
-          <w:rFonts w:ascii="Aptos" w:hAnsi="Aptos"/>
-        </w:rPr>
-        <w:t>proportion</w:t>
-      </w:r>
-      <w:r>
-        <w:rPr>
-          <w:rFonts w:ascii="Aptos" w:hAnsi="Aptos"/>
-        </w:rPr>
-        <w:t xml:space="preserve"> to </w:t>
-      </w:r>
-      <w:r>
-        <w:rPr>
-          <w:rFonts w:ascii="Aptos" w:hAnsi="Aptos"/>
-        </w:rPr>
-        <w:t xml:space="preserve">the reduced </w:t>
-      </w:r>
-      <w:r>
-        <w:rPr>
-          <w:rFonts w:ascii="Aptos" w:hAnsi="Aptos"/>
-        </w:rPr>
-        <w:t>circulation.</w:t>
-      </w:r>
-      <w:r>
-        <w:rPr>
-          <w:rFonts w:ascii="Aptos" w:hAnsi="Aptos"/>
-        </w:rPr>
-        <w:t xml:space="preserve"> </w:t>
-      </w:r>
-      <w:r>
-        <w:rPr>
-          <w:rFonts w:ascii="Aptos" w:hAnsi="Aptos"/>
-        </w:rPr>
         <w:t xml:space="preserve">Increasing specific humidity </w:t>
       </w:r>
       <w:r>
@@ -500,13 +470,7 @@
         <w:rPr>
           <w:rFonts w:ascii="Aptos" w:hAnsi="Aptos"/>
         </w:rPr>
-        <w:t xml:space="preserve"> </w:t>
-      </w:r>
-      <w:r>
-        <w:rPr>
-          <w:rFonts w:ascii="Aptos" w:hAnsi="Aptos"/>
-        </w:rPr>
-        <w:t>for the same moisture flux</w:t>
+        <w:t xml:space="preserve"> for the same moisture flux</w:t>
       </w:r>
       <w:r>
         <w:rPr>
@@ -2873,13 +2837,7 @@
         <w:rPr>
           <w:rFonts w:ascii="Aptos" w:hAnsi="Aptos"/>
         </w:rPr>
-        <w:t xml:space="preserve">increase +7% </w:t>
-      </w:r>
-      <w:r>
-        <w:rPr>
-          <w:rFonts w:ascii="Aptos" w:hAnsi="Aptos"/>
-        </w:rPr>
-        <w:t>per K mean surface temperature warming. (2) T</w:t>
+        <w:t>increase +7% per K mean surface temperature warming. (2) T</w:t>
       </w:r>
       <w:r>
         <w:t xml:space="preserve">he large-scale </w:t>
@@ -3075,6 +3033,9 @@
       </w:r>
       <m:oMath>
         <m:r>
+          <m:rPr>
+            <m:sty m:val="p"/>
+          </m:rPr>
           <w:rPr>
             <w:rFonts w:ascii="Cambria Math" w:hAnsi="Cambria Math"/>
           </w:rPr>
@@ -3205,25 +3166,7 @@
             <w:rPr>
               <w:rFonts w:ascii="Cambria Math" w:hAnsi="Cambria Math"/>
             </w:rPr>
-            <m:t>-</m:t>
-          </m:r>
-          <m:r>
-            <m:rPr>
-              <m:sty m:val="p"/>
-            </m:rPr>
-            <w:rPr>
-              <w:rFonts w:ascii="Cambria Math" w:hAnsi="Cambria Math"/>
-            </w:rPr>
-            <m:t>(</m:t>
-          </m:r>
-          <m:r>
-            <m:rPr>
-              <m:sty m:val="p"/>
-            </m:rPr>
-            <w:rPr>
-              <w:rFonts w:ascii="Cambria Math" w:hAnsi="Cambria Math"/>
-            </w:rPr>
-            <m:t>advection)</m:t>
+            <m:t>-(advection)</m:t>
           </m:r>
           <m:r>
             <w:rPr>
@@ -3232,6 +3175,9 @@
             <m:t>,</m:t>
           </m:r>
           <m:r>
+            <m:rPr>
+              <m:sty m:val="p"/>
+            </m:rPr>
             <w:rPr>
               <w:rFonts w:ascii="Aptos" w:hAnsi="Aptos"/>
             </w:rPr>
@@ -5041,32 +4987,12 @@
           </w:rPr>
           <m:t>M/</m:t>
         </m:r>
-        <m:sSub>
-          <m:sSubPr>
-            <m:ctrlPr>
-              <w:rPr>
-                <w:rFonts w:ascii="Cambria Math" w:hAnsi="Cambria Math"/>
-                <w:i/>
-              </w:rPr>
-            </m:ctrlPr>
-          </m:sSubPr>
-          <m:e>
-            <m:r>
-              <w:rPr>
-                <w:rFonts w:ascii="Cambria Math" w:hAnsi="Cambria Math"/>
-              </w:rPr>
-              <m:t>M</m:t>
-            </m:r>
-          </m:e>
-          <m:sub>
-            <m:r>
-              <w:rPr>
-                <w:rFonts w:ascii="Cambria Math" w:hAnsi="Cambria Math"/>
-              </w:rPr>
-              <m:t>ctl</m:t>
-            </m:r>
-          </m:sub>
-        </m:sSub>
+        <m:r>
+          <w:rPr>
+            <w:rFonts w:ascii="Cambria Math" w:hAnsi="Cambria Math"/>
+          </w:rPr>
+          <m:t>M</m:t>
+        </m:r>
         <m:r>
           <w:rPr>
             <w:rFonts w:ascii="Cambria Math" w:hAnsi="Cambria Math"/>
@@ -5169,14 +5095,14 @@
         <w:rPr>
           <w:rFonts w:ascii="Aptos" w:hAnsi="Aptos"/>
         </w:rPr>
-        <w:t xml:space="preserve"> </w:t>
+        <w:t xml:space="preserve"> to </w:t>
       </w:r>
       <w:r>
         <w:rPr>
           <w:rFonts w:ascii="Aptos" w:hAnsi="Aptos"/>
         </w:rPr>
         <w:lastRenderedPageBreak/>
-        <w:t>to the control experiment</w:t>
+        <w:t>the control experiment</w:t>
       </w:r>
       <w:r>
         <w:rPr>
@@ -6678,7 +6604,199 @@
         <w:t>es</w:t>
       </w:r>
       <w:r>
-        <w:t xml:space="preserve"> the RH by 0.3% (absolute) at cloud base. This RH perturbation decreases clouds by –5.01%, </w:t>
+        <w:t xml:space="preserve"> the RH by 0.3% (absolute) at cloud base. </w:t>
+      </w:r>
+      <w:r>
+        <w:t>The experiment with this</w:t>
+      </w:r>
+      <w:r>
+        <w:t xml:space="preserve"> RH perturbation </w:t>
+      </w:r>
+      <w:r>
+        <w:t xml:space="preserve">has </w:t>
+      </w:r>
+      <w:r>
+        <w:t>–5.0</w:t>
+      </w:r>
+      <w:r>
+        <w:t>3</w:t>
+      </w:r>
+      <w:r>
+        <w:t>%</w:t>
+      </w:r>
+      <w:r>
+        <w:t xml:space="preserve"> less clouds than the control simulation</w:t>
+      </w:r>
+      <w:r>
+        <w:t xml:space="preserve">, </w:t>
+      </w:r>
+      <w:r>
+        <w:t xml:space="preserve">and </w:t>
+      </w:r>
+      <w:r>
+        <w:t xml:space="preserve">+2.7% </w:t>
+      </w:r>
+      <w:r>
+        <w:t xml:space="preserve">more clouds than the </w:t>
+      </w:r>
+      <w:r>
+        <w:rPr>
+          <w:rFonts w:ascii="ComicShannsMono Nerd Font" w:hAnsi="ComicShannsMono Nerd Font"/>
+        </w:rPr>
+        <w:t>DIM</w:t>
+      </w:r>
+      <w:r>
+        <w:t xml:space="preserve"> experiment.</w:t>
+      </w:r>
+    </w:p>
+    <w:p>
+      <w:pPr>
+        <w:pStyle w:val="BodyText"/>
+        <w:rPr>
+          <w:rFonts w:ascii="ComicShannsMono Nerd Font" w:hAnsi="ComicShannsMono Nerd Font"/>
+        </w:rPr>
+      </w:pPr>
+      <w:r>
+        <w:t xml:space="preserve">Changes in mesoscale cloud organization affect cloud fraction. Increasing the precipitation efficiency </w:t>
+      </w:r>
+      <m:oMath>
+        <m:r>
+          <w:rPr>
+            <w:rFonts w:ascii="Cambria Math" w:hAnsi="Cambria Math"/>
+          </w:rPr>
+          <m:t>x</m:t>
+        </m:r>
+      </m:oMath>
+      <w:r>
+        <w:t xml:space="preserve"> by +1.6% in experiment </w:t>
+      </w:r>
+      <w:r>
+        <w:rPr>
+          <w:rFonts w:ascii="ComicShannsMono Nerd Font" w:hAnsi="ComicShannsMono Nerd Font"/>
+        </w:rPr>
+        <w:t>x=</w:t>
+      </w:r>
+      <w:r>
+        <w:rPr>
+          <w:rFonts w:ascii="ComicShannsMono Nerd Font" w:hAnsi="ComicShannsMono Nerd Font"/>
+        </w:rPr>
+        <w:t>0.6</w:t>
+      </w:r>
+      <w:r>
+        <w:rPr>
+          <w:rFonts w:ascii="ComicShannsMono Nerd Font" w:hAnsi="ComicShannsMono Nerd Font"/>
+        </w:rPr>
+        <w:t>4</w:t>
+      </w:r>
+      <w:r>
+        <w:t xml:space="preserve"> </w:t>
+      </w:r>
+      <w:r>
+        <w:t>simulates larger and more clustered clouds that precipitate more and entrain less than the control simulation (</w:t>
+      </w:r>
+      <m:oMath>
+        <m:r>
+          <w:rPr>
+            <w:rFonts w:ascii="Cambria Math" w:hAnsi="Cambria Math"/>
+          </w:rPr>
+          <m:t>x=0.63</m:t>
+        </m:r>
+      </m:oMath>
+      <w:r>
+        <w:rPr>
+          <w:rFonts w:eastAsiaTheme="minorEastAsia"/>
+        </w:rPr>
+        <w:t xml:space="preserve">). The total sink rate stays the same, but clouds detrain less water and generate more precipitation in </w:t>
+      </w:r>
+      <w:r>
+        <w:rPr>
+          <w:rFonts w:ascii="ComicShannsMono Nerd Font" w:hAnsi="ComicShannsMono Nerd Font"/>
+        </w:rPr>
+        <w:t>x=</w:t>
+      </w:r>
+      <w:r>
+        <w:rPr>
+          <w:rFonts w:ascii="ComicShannsMono Nerd Font" w:hAnsi="ComicShannsMono Nerd Font"/>
+        </w:rPr>
+        <w:t>0.6</w:t>
+      </w:r>
+      <w:r>
+        <w:rPr>
+          <w:rFonts w:ascii="ComicShannsMono Nerd Font" w:hAnsi="ComicShannsMono Nerd Font"/>
+        </w:rPr>
+        <w:t>4</w:t>
+      </w:r>
+      <w:r>
+        <w:rPr>
+          <w:rFonts w:eastAsiaTheme="minorEastAsia"/>
+        </w:rPr>
+        <w:t>, where cloud fraction increases +0.88% relative to the control. Precipitation opposes the cloud updraft moisture flux, so the experiment with more precipitation requires more clouds to get the same total eddy moisture flux.</w:t>
+      </w:r>
+      <w:r>
+        <w:rPr>
+          <w:rFonts w:eastAsiaTheme="minorEastAsia"/>
+        </w:rPr>
+        <w:t xml:space="preserve"> </w:t>
+      </w:r>
+      <w:r>
+        <w:rPr>
+          <w:rFonts w:ascii="Aptos" w:hAnsi="Aptos"/>
+        </w:rPr>
+        <w:t>Increasing the precipitation by increasing precipitation efficiency +1.6% mitigates the</w:t>
+      </w:r>
+      <w:r>
+        <w:rPr>
+          <w:rFonts w:ascii="Aptos" w:hAnsi="Aptos"/>
+        </w:rPr>
+        <w:t xml:space="preserve"> reduction of cloud fraction in the DIM experiment to a total reduction of –6.88%.</w:t>
+      </w:r>
+    </w:p>
+    <w:p>
+      <w:pPr>
+        <w:spacing w:line="240" w:lineRule="auto"/>
+        <w:rPr>
+          <w:rFonts w:ascii="Aptos Narrow" w:hAnsi="Aptos Narrow"/>
+        </w:rPr>
+      </w:pPr>
+    </w:p>
+    <w:p>
+      <w:pPr>
+        <w:spacing w:line="240" w:lineRule="auto"/>
+        <w:rPr>
+          <w:rFonts w:ascii="Aptos Narrow" w:hAnsi="Aptos Narrow"/>
+          <w:kern w:val="0"/>
+          <w14:ligatures w14:val="none"/>
+        </w:rPr>
+      </w:pPr>
+      <w:r>
+        <w:rPr>
+          <w:rFonts w:ascii="Aptos Narrow" w:hAnsi="Aptos Narrow"/>
+        </w:rPr>
+        <w:t xml:space="preserve">Table 1. </w:t>
+      </w:r>
+      <w:r>
+        <w:rPr>
+          <w:rFonts w:ascii="Aptos Narrow" w:hAnsi="Aptos Narrow"/>
+        </w:rPr>
+        <w:t>Relative change of shallow cumulus c</w:t>
+      </w:r>
+      <w:r>
+        <w:rPr>
+          <w:rFonts w:ascii="Aptos Narrow" w:hAnsi="Aptos Narrow"/>
+        </w:rPr>
+        <w:t xml:space="preserve">loud </w:t>
+      </w:r>
+      <w:r>
+        <w:rPr>
+          <w:rFonts w:ascii="Aptos Narrow" w:hAnsi="Aptos Narrow"/>
+        </w:rPr>
+        <w:t>fraction</w:t>
+      </w:r>
+      <w:r>
+        <w:rPr>
+          <w:rFonts w:ascii="Aptos Narrow" w:hAnsi="Aptos Narrow"/>
+        </w:rPr>
+        <w:t xml:space="preserve"> </w:t>
       </w:r>
       <m:oMath>
         <m:r>
@@ -6701,6 +6819,7 @@
             <m:ctrlPr>
               <w:rPr>
                 <w:rFonts w:ascii="Cambria Math" w:hAnsi="Cambria Math"/>
+                <w:bCs/>
                 <w:i/>
               </w:rPr>
             </m:ctrlPr>
@@ -6723,183 +6842,72 @@
           </m:sub>
         </m:sSub>
       </m:oMath>
-      <w:del w:id="19" w:author="Andrea Jenney" w:date="2026-08-07T18:05:00Z" w16du:dateUtc="2026-08-07T18:05:39Z">
-        <w:r>
-          <w:rPr>
-            <w:rFonts w:eastAsiaTheme="minorEastAsia"/>
-          </w:rPr>
-          <w:delText xml:space="preserve"> =</w:delText>
-        </w:r>
-      </w:del>
-      <w:r>
-        <w:rPr>
-          <w:rFonts w:eastAsiaTheme="minorEastAsia"/>
+      <w:r>
+        <w:rPr>
+          <w:rFonts w:ascii="Aptos Narrow" w:hAnsi="Aptos Narrow"/>
+        </w:rPr>
+        <w:t>, where experiments represent conditions for +1 K of warming relative to the control simulation</w:t>
+      </w:r>
+      <w:r>
+        <w:rPr>
+          <w:rFonts w:ascii="Aptos Narrow" w:hAnsi="Aptos Narrow"/>
+        </w:rPr>
+        <w:t>.</w:t>
+      </w:r>
+      <w:r>
+        <w:rPr>
+          <w:rFonts w:ascii="Aptos Narrow" w:hAnsi="Aptos Narrow"/>
+        </w:rPr>
+        <w:t xml:space="preserve"> The </w:t>
+      </w:r>
+      <w:r>
+        <w:rPr>
+          <w:rFonts w:ascii="Aptos Narrow" w:hAnsi="Aptos Narrow"/>
+        </w:rPr>
+        <w:t>q&amp;qs+7%</w:t>
+      </w:r>
+      <w:r>
+        <w:rPr>
+          <w:rFonts w:ascii="Aptos Narrow" w:hAnsi="Aptos Narrow"/>
+        </w:rPr>
+        <w:t xml:space="preserve"> experiment has </w:t>
+      </w:r>
+      <w:r>
+        <w:rPr>
+          <w:rFonts w:ascii="Aptos Narrow" w:hAnsi="Aptos Narrow"/>
+        </w:rPr>
+        <w:t>–</w:t>
+      </w:r>
+      <w:r>
+        <w:rPr>
+          <w:rFonts w:ascii="Aptos Narrow" w:hAnsi="Aptos Narrow"/>
+        </w:rPr>
+        <w:t>5% reduced subsidence, +2% increased moisture flux, and +7% increased humidity.</w:t>
+      </w:r>
+      <w:r>
+        <w:rPr>
+          <w:rFonts w:ascii="Aptos Narrow" w:hAnsi="Aptos Narrow"/>
         </w:rPr>
         <w:t xml:space="preserve"> </w:t>
       </w:r>
       <w:r>
-        <w:t xml:space="preserve">+2.7% compared to the </w:t>
-      </w:r>
-      <w:r>
-        <w:rPr>
-          <w:rFonts w:ascii="ComicShannsMono Nerd Font" w:hAnsi="ComicShannsMono Nerd Font"/>
-        </w:rPr>
-        <w:t>DIM</w:t>
-      </w:r>
-      <w:r>
-        <w:t xml:space="preserve"> experiment.</w:t>
-      </w:r>
-    </w:p>
-    <w:p>
-      <w:pPr>
-        <w:spacing w:line="240" w:lineRule="auto"/>
         <w:rPr>
           <w:rFonts w:ascii="Aptos Narrow" w:hAnsi="Aptos Narrow"/>
         </w:rPr>
-      </w:pPr>
-    </w:p>
-    <w:p>
-      <w:pPr>
-        <w:spacing w:line="240" w:lineRule="auto"/>
+        <w:t>Absolute</w:t>
+      </w:r>
+      <w:r>
         <w:rPr>
           <w:rFonts w:ascii="Aptos Narrow" w:hAnsi="Aptos Narrow"/>
-          <w:kern w:val="0"/>
-          <w14:ligatures w14:val="none"/>
-        </w:rPr>
-      </w:pPr>
+        </w:rPr>
+        <w:t xml:space="preserve"> </w:t>
+      </w:r>
       <w:r>
         <w:rPr>
           <w:rFonts w:ascii="Aptos Narrow" w:hAnsi="Aptos Narrow"/>
         </w:rPr>
-        <w:t xml:space="preserve">Table 1. </w:t>
-      </w:r>
-      <w:r>
-        <w:rPr>
-          <w:rFonts w:ascii="Aptos Narrow" w:hAnsi="Aptos Narrow"/>
-        </w:rPr>
-        <w:t>Relative change of shallow cumulus c</w:t>
-      </w:r>
-      <w:r>
-        <w:rPr>
-          <w:rFonts w:ascii="Aptos Narrow" w:hAnsi="Aptos Narrow"/>
-        </w:rPr>
-        <w:t xml:space="preserve">loud </w:t>
-      </w:r>
-      <w:r>
-        <w:rPr>
-          <w:rFonts w:ascii="Aptos Narrow" w:hAnsi="Aptos Narrow"/>
-        </w:rPr>
-        <w:t>fraction</w:t>
-      </w:r>
-      <w:r>
-        <w:rPr>
-          <w:rFonts w:ascii="Aptos Narrow" w:hAnsi="Aptos Narrow"/>
-        </w:rPr>
-        <w:t xml:space="preserve"> </w:t>
-      </w:r>
-      <m:oMath>
-        <m:r>
-          <m:rPr>
-            <m:sty m:val="p"/>
-          </m:rPr>
-          <w:rPr>
-            <w:rFonts w:ascii="Cambria Math" w:hAnsi="Cambria Math"/>
-          </w:rPr>
-          <m:t>Δ</m:t>
-        </m:r>
-        <m:r>
-          <w:rPr>
-            <w:rFonts w:ascii="Cambria Math" w:hAnsi="Cambria Math"/>
-          </w:rPr>
-          <m:t>C/</m:t>
-        </m:r>
-        <m:sSub>
-          <m:sSubPr>
-            <m:ctrlPr>
-              <w:rPr>
-                <w:rFonts w:ascii="Cambria Math" w:hAnsi="Cambria Math"/>
-                <w:bCs/>
-                <w:i/>
-              </w:rPr>
-            </m:ctrlPr>
-          </m:sSubPr>
-          <m:e>
-            <m:r>
-              <w:rPr>
-                <w:rFonts w:ascii="Cambria Math" w:hAnsi="Cambria Math"/>
-              </w:rPr>
-              <m:t>C</m:t>
-            </m:r>
-          </m:e>
-          <m:sub>
-            <m:r>
-              <w:rPr>
-                <w:rFonts w:ascii="Cambria Math" w:hAnsi="Cambria Math"/>
-              </w:rPr>
-              <m:t>ctl</m:t>
-            </m:r>
-          </m:sub>
-        </m:sSub>
-      </m:oMath>
-      <w:r>
-        <w:rPr>
-          <w:rFonts w:ascii="Aptos Narrow" w:hAnsi="Aptos Narrow"/>
-        </w:rPr>
-        <w:t>, where experiments represent conditions for +1 K of warming relative to the control simulation</w:t>
-      </w:r>
-      <w:r>
-        <w:rPr>
-          <w:rFonts w:ascii="Aptos Narrow" w:hAnsi="Aptos Narrow"/>
-        </w:rPr>
-        <w:t>.</w:t>
-      </w:r>
-      <w:r>
-        <w:rPr>
-          <w:rFonts w:ascii="Aptos Narrow" w:hAnsi="Aptos Narrow"/>
-        </w:rPr>
-        <w:t xml:space="preserve"> The </w:t>
-      </w:r>
-      <w:r>
-        <w:rPr>
-          <w:rFonts w:ascii="Aptos Narrow" w:hAnsi="Aptos Narrow"/>
-        </w:rPr>
-        <w:t>q&amp;qs+7%</w:t>
-      </w:r>
-      <w:r>
-        <w:rPr>
-          <w:rFonts w:ascii="Aptos Narrow" w:hAnsi="Aptos Narrow"/>
-        </w:rPr>
-        <w:t xml:space="preserve"> experiment has </w:t>
-      </w:r>
-      <w:r>
-        <w:rPr>
-          <w:rFonts w:ascii="Aptos Narrow" w:hAnsi="Aptos Narrow"/>
-        </w:rPr>
-        <w:t>–</w:t>
-      </w:r>
-      <w:r>
-        <w:rPr>
-          <w:rFonts w:ascii="Aptos Narrow" w:hAnsi="Aptos Narrow"/>
-        </w:rPr>
-        <w:t>5% reduced subsidence, +2% increased moisture flux, and +7% increased humidity.</w:t>
-      </w:r>
-      <w:r>
-        <w:rPr>
-          <w:rFonts w:ascii="Aptos Narrow" w:hAnsi="Aptos Narrow"/>
-        </w:rPr>
-        <w:t xml:space="preserve"> </w:t>
-      </w:r>
-      <w:r>
-        <w:rPr>
-          <w:rFonts w:ascii="Aptos Narrow" w:hAnsi="Aptos Narrow"/>
-        </w:rPr>
-        <w:t>Absolute</w:t>
-      </w:r>
-      <w:r>
-        <w:rPr>
-          <w:rFonts w:ascii="Aptos Narrow" w:hAnsi="Aptos Narrow"/>
-        </w:rPr>
-        <w:t xml:space="preserve"> change of the </w:t>
+        <w:lastRenderedPageBreak/>
+        <w:t xml:space="preserve">change of the </w:t>
       </w:r>
       <w:r>
         <w:rPr>
@@ -7287,39 +7295,15 @@
                 </w:rPr>
                 <m:t>M/</m:t>
               </m:r>
-              <m:sSub>
-                <m:sSubPr>
-                  <m:ctrlPr>
-                    <w:rPr>
-                      <w:rFonts w:ascii="Cambria Math" w:hAnsi="Cambria Math"/>
-                      <w:b/>
-                      <w:i/>
-                    </w:rPr>
-                  </m:ctrlPr>
-                </m:sSubPr>
-                <m:e>
-                  <m:r>
-                    <m:rPr>
-                      <m:sty m:val="bi"/>
-                    </m:rPr>
-                    <w:rPr>
-                      <w:rFonts w:ascii="Cambria Math" w:hAnsi="Cambria Math"/>
-                    </w:rPr>
-                    <m:t>M</m:t>
-                  </m:r>
-                </m:e>
-                <m:sub>
-                  <m:r>
-                    <m:rPr>
-                      <m:sty m:val="bi"/>
-                    </m:rPr>
-                    <w:rPr>
-                      <w:rFonts w:ascii="Cambria Math" w:hAnsi="Cambria Math"/>
-                    </w:rPr>
-                    <m:t>ctl</m:t>
-                  </m:r>
-                </m:sub>
-              </m:sSub>
+              <m:r>
+                <m:rPr>
+                  <m:sty m:val="bi"/>
+                </m:rPr>
+                <w:rPr>
+                  <w:rFonts w:ascii="Cambria Math" w:hAnsi="Cambria Math"/>
+                </w:rPr>
+                <m:t>M</m:t>
+              </m:r>
             </m:oMath>
             <w:r>
               <w:rPr>
@@ -7690,10 +7674,7 @@
               <w:jc w:val="right"/>
             </w:pPr>
             <w:r>
-              <w:t>–</w:t>
-            </w:r>
-            <w:r>
-              <w:t>1.12</w:t>
+              <w:t>–1.12</w:t>
             </w:r>
           </w:p>
         </w:tc>
@@ -7708,10 +7689,7 @@
               <w:jc w:val="right"/>
             </w:pPr>
             <w:r>
-              <w:t>–</w:t>
-            </w:r>
-            <w:r>
-              <w:t>0.65</w:t>
+              <w:t>–0.65</w:t>
             </w:r>
           </w:p>
         </w:tc>
@@ -7816,10 +7794,7 @@
               <w:jc w:val="right"/>
             </w:pPr>
             <w:r>
-              <w:t>–</w:t>
-            </w:r>
-            <w:r>
-              <w:t>0.90</w:t>
+              <w:t>–0.90</w:t>
             </w:r>
           </w:p>
         </w:tc>
@@ -7901,10 +7876,7 @@
               <w:jc w:val="right"/>
             </w:pPr>
             <w:r>
-              <w:t>+0.8</w:t>
-            </w:r>
-            <w:r>
-              <w:t>5</w:t>
+              <w:t>+0.85</w:t>
             </w:r>
           </w:p>
         </w:tc>
@@ -7922,12 +7894,15 @@
             <w:pPr>
               <w:pStyle w:val="BodyText"/>
               <w:spacing w:before="0" w:after="0"/>
+              <w:rPr>
+                <w:color w:val="A6A6A6" w:themeColor="background1" w:themeShade="A6"/>
+              </w:rPr>
             </w:pPr>
             <w:r>
-              <w:t>lclRH+0.00</w:t>
-            </w:r>
-            <w:r>
-              <w:t>6</w:t>
+              <w:rPr>
+                <w:color w:val="A6A6A6" w:themeColor="background1" w:themeShade="A6"/>
+              </w:rPr>
+              <w:t>lclRH+0.006</w:t>
             </w:r>
           </w:p>
         </w:tc>
@@ -7940,12 +7915,15 @@
               <w:pStyle w:val="BodyText"/>
               <w:spacing w:before="0" w:after="0"/>
               <w:jc w:val="right"/>
+              <w:rPr>
+                <w:color w:val="A6A6A6" w:themeColor="background1" w:themeShade="A6"/>
+              </w:rPr>
             </w:pPr>
             <w:r>
-              <w:t>–</w:t>
-            </w:r>
-            <w:r>
-              <w:t>0.62</w:t>
+              <w:rPr>
+                <w:color w:val="A6A6A6" w:themeColor="background1" w:themeShade="A6"/>
+              </w:rPr>
+              <w:t>–0.62</w:t>
             </w:r>
           </w:p>
         </w:tc>
@@ -7958,8 +7936,14 @@
               <w:pStyle w:val="BodyText"/>
               <w:spacing w:before="0" w:after="0"/>
               <w:jc w:val="right"/>
+              <w:rPr>
+                <w:color w:val="A6A6A6" w:themeColor="background1" w:themeShade="A6"/>
+              </w:rPr>
             </w:pPr>
             <w:r>
+              <w:rPr>
+                <w:color w:val="A6A6A6" w:themeColor="background1" w:themeShade="A6"/>
+              </w:rPr>
               <w:t>2.66</w:t>
             </w:r>
           </w:p>
@@ -7974,18 +7958,15 @@
               <w:pStyle w:val="BodyText"/>
               <w:spacing w:before="0" w:after="0"/>
               <w:jc w:val="right"/>
+              <w:rPr>
+                <w:color w:val="A6A6A6" w:themeColor="background1" w:themeShade="A6"/>
+              </w:rPr>
             </w:pPr>
             <w:r>
-              <w:t>–</w:t>
-            </w:r>
-            <w:r>
-              <w:t>2</w:t>
-            </w:r>
-            <w:r>
-              <w:t>.</w:t>
-            </w:r>
-            <w:r>
-              <w:t>17</w:t>
+              <w:rPr>
+                <w:color w:val="A6A6A6" w:themeColor="background1" w:themeShade="A6"/>
+              </w:rPr>
+              <w:t>–2.17</w:t>
             </w:r>
           </w:p>
         </w:tc>
@@ -7998,8 +7979,14 @@
               <w:pStyle w:val="BodyText"/>
               <w:spacing w:before="0" w:after="0"/>
               <w:jc w:val="right"/>
+              <w:rPr>
+                <w:color w:val="A6A6A6" w:themeColor="background1" w:themeShade="A6"/>
+              </w:rPr>
             </w:pPr>
             <w:r>
+              <w:rPr>
+                <w:color w:val="A6A6A6" w:themeColor="background1" w:themeShade="A6"/>
+              </w:rPr>
               <w:t>+0.45</w:t>
             </w:r>
           </w:p>
@@ -8013,12 +8000,15 @@
               <w:pStyle w:val="BodyText"/>
               <w:spacing w:before="0" w:after="0"/>
               <w:jc w:val="right"/>
+              <w:rPr>
+                <w:color w:val="A6A6A6" w:themeColor="background1" w:themeShade="A6"/>
+              </w:rPr>
             </w:pPr>
             <w:r>
-              <w:t>–</w:t>
-            </w:r>
-            <w:r>
-              <w:t>0.08</w:t>
+              <w:rPr>
+                <w:color w:val="A6A6A6" w:themeColor="background1" w:themeShade="A6"/>
+              </w:rPr>
+              <w:t>–0.08</w:t>
             </w:r>
           </w:p>
         </w:tc>
@@ -8031,9 +8021,184 @@
               <w:pStyle w:val="BodyText"/>
               <w:spacing w:before="0" w:after="0"/>
               <w:jc w:val="right"/>
+              <w:rPr>
+                <w:color w:val="A6A6A6" w:themeColor="background1" w:themeShade="A6"/>
+              </w:rPr>
             </w:pPr>
             <w:r>
+              <w:rPr>
+                <w:color w:val="A6A6A6" w:themeColor="background1" w:themeShade="A6"/>
+              </w:rPr>
               <w:t>+0.37</w:t>
+            </w:r>
+          </w:p>
+        </w:tc>
+      </w:tr>
+      <w:tr>
+        <w:trPr>
+          <w:tblCellSpacing w:w="15" w:type="dxa"/>
+        </w:trPr>
+        <w:tc>
+          <w:tcPr>
+            <w:tcW w:w="1935" w:type="dxa"/>
+          </w:tcPr>
+          <w:p>
+            <w:pPr>
+              <w:pStyle w:val="BodyText"/>
+              <w:spacing w:before="0" w:after="0"/>
+              <w:rPr>
+                <w:color w:val="A6A6A6" w:themeColor="background1" w:themeShade="A6"/>
+              </w:rPr>
+            </w:pPr>
+            <w:r>
+              <w:rPr>
+                <w:color w:val="A6A6A6" w:themeColor="background1" w:themeShade="A6"/>
+              </w:rPr>
+              <w:t>x=0.635</w:t>
+            </w:r>
+          </w:p>
+        </w:tc>
+        <w:tc>
+          <w:tcPr>
+            <w:tcW w:w="1200" w:type="dxa"/>
+          </w:tcPr>
+          <w:p>
+            <w:pPr>
+              <w:pStyle w:val="BodyText"/>
+              <w:spacing w:before="0" w:after="0"/>
+              <w:jc w:val="right"/>
+              <w:rPr>
+                <w:color w:val="A6A6A6" w:themeColor="background1" w:themeShade="A6"/>
+              </w:rPr>
+            </w:pPr>
+            <w:r>
+              <w:rPr>
+                <w:color w:val="A6A6A6" w:themeColor="background1" w:themeShade="A6"/>
+              </w:rPr>
+              <w:t>+</w:t>
+            </w:r>
+            <w:r>
+              <w:rPr>
+                <w:color w:val="A6A6A6" w:themeColor="background1" w:themeShade="A6"/>
+              </w:rPr>
+              <w:t>0.16</w:t>
+            </w:r>
+          </w:p>
+        </w:tc>
+        <w:tc>
+          <w:tcPr>
+            <w:tcW w:w="1200" w:type="dxa"/>
+          </w:tcPr>
+          <w:p>
+            <w:pPr>
+              <w:pStyle w:val="BodyText"/>
+              <w:spacing w:before="0" w:after="0"/>
+              <w:jc w:val="right"/>
+              <w:rPr>
+                <w:color w:val="A6A6A6" w:themeColor="background1" w:themeShade="A6"/>
+              </w:rPr>
+            </w:pPr>
+            <w:r>
+              <w:rPr>
+                <w:color w:val="A6A6A6" w:themeColor="background1" w:themeShade="A6"/>
+              </w:rPr>
+              <w:t>+</w:t>
+            </w:r>
+            <w:r>
+              <w:rPr>
+                <w:color w:val="A6A6A6" w:themeColor="background1" w:themeShade="A6"/>
+              </w:rPr>
+              <w:t>1.84</w:t>
+            </w:r>
+          </w:p>
+        </w:tc>
+        <w:tc>
+          <w:tcPr>
+            <w:tcW w:w="1200" w:type="dxa"/>
+          </w:tcPr>
+          <w:p>
+            <w:pPr>
+              <w:pStyle w:val="BodyText"/>
+              <w:spacing w:before="0" w:after="0"/>
+              <w:jc w:val="right"/>
+              <w:rPr>
+                <w:color w:val="A6A6A6" w:themeColor="background1" w:themeShade="A6"/>
+              </w:rPr>
+            </w:pPr>
+            <w:r>
+              <w:rPr>
+                <w:color w:val="A6A6A6" w:themeColor="background1" w:themeShade="A6"/>
+              </w:rPr>
+              <w:t>+0.62</w:t>
+            </w:r>
+          </w:p>
+        </w:tc>
+        <w:tc>
+          <w:tcPr>
+            <w:tcW w:w="1200" w:type="dxa"/>
+          </w:tcPr>
+          <w:p>
+            <w:pPr>
+              <w:pStyle w:val="BodyText"/>
+              <w:spacing w:before="0" w:after="0"/>
+              <w:jc w:val="right"/>
+              <w:rPr>
+                <w:color w:val="A6A6A6" w:themeColor="background1" w:themeShade="A6"/>
+              </w:rPr>
+            </w:pPr>
+            <w:r>
+              <w:rPr>
+                <w:color w:val="A6A6A6" w:themeColor="background1" w:themeShade="A6"/>
+              </w:rPr>
+              <w:t>–0.13</w:t>
+            </w:r>
+          </w:p>
+        </w:tc>
+        <w:tc>
+          <w:tcPr>
+            <w:tcW w:w="1200" w:type="dxa"/>
+          </w:tcPr>
+          <w:p>
+            <w:pPr>
+              <w:pStyle w:val="BodyText"/>
+              <w:spacing w:before="0" w:after="0"/>
+              <w:jc w:val="right"/>
+              <w:rPr>
+                <w:color w:val="A6A6A6" w:themeColor="background1" w:themeShade="A6"/>
+              </w:rPr>
+            </w:pPr>
+            <w:r>
+              <w:rPr>
+                <w:color w:val="A6A6A6" w:themeColor="background1" w:themeShade="A6"/>
+              </w:rPr>
+              <w:t>+</w:t>
+            </w:r>
+            <w:r>
+              <w:rPr>
+                <w:color w:val="A6A6A6" w:themeColor="background1" w:themeShade="A6"/>
+              </w:rPr>
+              <w:t>0.02</w:t>
+            </w:r>
+          </w:p>
+        </w:tc>
+        <w:tc>
+          <w:tcPr>
+            <w:tcW w:w="1185" w:type="dxa"/>
+          </w:tcPr>
+          <w:p>
+            <w:pPr>
+              <w:pStyle w:val="BodyText"/>
+              <w:spacing w:before="0" w:after="0"/>
+              <w:jc w:val="right"/>
+              <w:rPr>
+                <w:color w:val="A6A6A6" w:themeColor="background1" w:themeShade="A6"/>
+              </w:rPr>
+            </w:pPr>
+            <w:r>
+              <w:rPr>
+                <w:color w:val="A6A6A6" w:themeColor="background1" w:themeShade="A6"/>
+              </w:rPr>
+              <w:t>–0.10</w:t>
             </w:r>
           </w:p>
         </w:tc>
@@ -8052,7 +8217,7 @@
               <w:spacing w:before="0" w:after="0"/>
             </w:pPr>
             <w:r>
-              <w:t>x=0.635</w:t>
+              <w:t>x=0.64, +1.6%</w:t>
             </w:r>
           </w:p>
         </w:tc>
@@ -8067,7 +8232,7 @@
               <w:jc w:val="right"/>
             </w:pPr>
             <w:r>
-              <w:t>0.16</w:t>
+              <w:t>+0.36</w:t>
             </w:r>
           </w:p>
         </w:tc>
@@ -8082,7 +8247,7 @@
               <w:jc w:val="right"/>
             </w:pPr>
             <w:r>
-              <w:t>1.84</w:t>
+              <w:t>+3.76</w:t>
             </w:r>
           </w:p>
         </w:tc>
@@ -8097,10 +8262,7 @@
               <w:jc w:val="right"/>
             </w:pPr>
             <w:r>
-              <w:t>+</w:t>
-            </w:r>
-            <w:r>
-              <w:t>0.62</w:t>
+              <w:t>+0.88</w:t>
             </w:r>
           </w:p>
         </w:tc>
@@ -8115,10 +8277,7 @@
               <w:jc w:val="right"/>
             </w:pPr>
             <w:r>
-              <w:t>–</w:t>
-            </w:r>
-            <w:r>
-              <w:t>0.13</w:t>
+              <w:t>–0.18</w:t>
             </w:r>
           </w:p>
         </w:tc>
@@ -8133,7 +8292,7 @@
               <w:jc w:val="right"/>
             </w:pPr>
             <w:r>
-              <w:t>0.02</w:t>
+              <w:t>+0.03</w:t>
             </w:r>
           </w:p>
         </w:tc>
@@ -8148,10 +8307,7 @@
               <w:jc w:val="right"/>
             </w:pPr>
             <w:r>
-              <w:t>–</w:t>
-            </w:r>
-            <w:r>
-              <w:t>0.10</w:t>
+              <w:t>–0.15</w:t>
             </w:r>
           </w:p>
         </w:tc>
@@ -8169,6 +8325,9 @@
               <w:pStyle w:val="BodyText"/>
               <w:spacing w:before="0" w:after="0"/>
             </w:pPr>
+            <w:r>
+              <w:t>DIM, x=0.64</w:t>
+            </w:r>
           </w:p>
         </w:tc>
         <w:tc>
@@ -8181,6 +8340,9 @@
               <w:spacing w:before="0" w:after="0"/>
               <w:jc w:val="right"/>
             </w:pPr>
+            <w:r>
+              <w:t>–0.77</w:t>
+            </w:r>
           </w:p>
         </w:tc>
         <w:tc>
@@ -8193,6 +8355,9 @@
               <w:spacing w:before="0" w:after="0"/>
               <w:jc w:val="right"/>
             </w:pPr>
+            <w:r>
+              <w:t>+3.08</w:t>
+            </w:r>
           </w:p>
         </w:tc>
         <w:tc>
@@ -8205,6 +8370,9 @@
               <w:spacing w:before="0" w:after="0"/>
               <w:jc w:val="right"/>
             </w:pPr>
+            <w:r>
+              <w:t>–6.88</w:t>
+            </w:r>
           </w:p>
         </w:tc>
         <w:tc>
@@ -8217,6 +8385,9 @@
               <w:spacing w:before="0" w:after="0"/>
               <w:jc w:val="right"/>
             </w:pPr>
+            <w:r>
+              <w:t>+1.42</w:t>
+            </w:r>
           </w:p>
         </w:tc>
         <w:tc>
@@ -8229,6 +8400,9 @@
               <w:spacing w:before="0" w:after="0"/>
               <w:jc w:val="right"/>
             </w:pPr>
+            <w:r>
+              <w:t>-0.25</w:t>
+            </w:r>
           </w:p>
         </w:tc>
         <w:tc>
@@ -8241,6 +8415,9 @@
               <w:spacing w:before="0" w:after="0"/>
               <w:jc w:val="right"/>
             </w:pPr>
+            <w:r>
+              <w:t>+1.16</w:t>
+            </w:r>
           </w:p>
         </w:tc>
       </w:tr>
@@ -8256,7 +8433,6 @@
         <w:rPr>
           <w:rFonts w:eastAsiaTheme="minorEastAsia"/>
         </w:rPr>
-        <w:lastRenderedPageBreak/>
         <w:t>Mass flux and cloud albedo</w:t>
       </w:r>
     </w:p>
@@ -8397,8 +8573,8 @@
         </w:rPr>
         <w:t xml:space="preserve"> </w:t>
       </w:r>
+      <w:commentRangeStart w:id="19"/>
       <w:commentRangeStart w:id="20"/>
-      <w:commentRangeStart w:id="21"/>
       <w:r>
         <w:t xml:space="preserve">The slope </w:t>
       </w:r>
@@ -8460,23 +8636,23 @@
       <w:r>
         <w:t>; Vogel et al. 2022).</w:t>
       </w:r>
-      <w:commentRangeEnd w:id="20"/>
+      <w:commentRangeEnd w:id="19"/>
       <w:r>
         <w:rPr>
           <w:rStyle w:val="CommentReference"/>
           <w:sz w:val="24"/>
           <w:szCs w:val="24"/>
         </w:rPr>
-        <w:commentReference w:id="20"/>
-      </w:r>
-      <w:commentRangeEnd w:id="21"/>
+        <w:commentReference w:id="19"/>
+      </w:r>
+      <w:commentRangeEnd w:id="20"/>
       <w:r>
         <w:rPr>
           <w:rStyle w:val="CommentReference"/>
           <w:sz w:val="24"/>
           <w:szCs w:val="24"/>
         </w:rPr>
-        <w:commentReference w:id="21"/>
+        <w:commentReference w:id="20"/>
       </w:r>
       <w:r>
         <w:t xml:space="preserve">  This is likely because the lidar-radar cloud fraction </w:t>
@@ -8503,8 +8679,8 @@
       <w:r>
         <w:t>. O</w:t>
       </w:r>
+      <w:commentRangeStart w:id="21"/>
       <w:commentRangeStart w:id="22"/>
-      <w:commentRangeStart w:id="23"/>
       <w:r>
         <w:t>nly about half (</w:t>
       </w:r>
@@ -8524,23 +8700,23 @@
       <w:r>
         <w:t xml:space="preserve"> = 0.52) of the observed mass flux variance is correlated with the clouds</w:t>
       </w:r>
-      <w:commentRangeEnd w:id="22"/>
+      <w:commentRangeEnd w:id="21"/>
       <w:r>
         <w:rPr>
           <w:rStyle w:val="CommentReference"/>
           <w:sz w:val="24"/>
           <w:szCs w:val="24"/>
         </w:rPr>
-        <w:commentReference w:id="22"/>
-      </w:r>
-      <w:commentRangeEnd w:id="23"/>
+        <w:commentReference w:id="21"/>
+      </w:r>
+      <w:commentRangeEnd w:id="22"/>
       <w:r>
         <w:rPr>
           <w:rStyle w:val="CommentReference"/>
           <w:sz w:val="24"/>
           <w:szCs w:val="24"/>
         </w:rPr>
-        <w:commentReference w:id="23"/>
+        <w:commentReference w:id="22"/>
       </w:r>
       <w:r>
         <w:t xml:space="preserve">, additionally increasing the observational </w:t>
@@ -8632,32 +8808,12 @@
           </w:rPr>
           <m:t>/dA=0.54+1.2</m:t>
         </m:r>
-        <m:sSub>
-          <m:sSubPr>
-            <m:ctrlPr>
-              <w:rPr>
-                <w:rFonts w:ascii="Cambria Math" w:eastAsiaTheme="minorEastAsia" w:hAnsi="Cambria Math"/>
-                <w:i/>
-              </w:rPr>
-            </m:ctrlPr>
-          </m:sSubPr>
-          <m:e>
-            <m:r>
-              <w:rPr>
-                <w:rFonts w:ascii="Cambria Math" w:eastAsiaTheme="minorEastAsia" w:hAnsi="Cambria Math"/>
-              </w:rPr>
-              <m:t>C</m:t>
-            </m:r>
-          </m:e>
-          <m:sub>
-            <m:r>
-              <w:rPr>
-                <w:rFonts w:ascii="Cambria Math" w:eastAsiaTheme="minorEastAsia" w:hAnsi="Cambria Math"/>
-              </w:rPr>
-              <m:t>A</m:t>
-            </m:r>
-          </m:sub>
-        </m:sSub>
+        <m:r>
+          <w:rPr>
+            <w:rFonts w:ascii="Cambria Math" w:eastAsiaTheme="minorEastAsia" w:hAnsi="Cambria Math"/>
+          </w:rPr>
+          <m:t>A</m:t>
+        </m:r>
       </m:oMath>
       <w:r>
         <w:rPr>
@@ -8693,14 +8849,14 @@
         </w:rPr>
         <w:t>. Stratocumulus clouds, coupled to subcloud turbulence, are</w:t>
       </w:r>
-      <w:commentRangeStart w:id="24"/>
+      <w:commentRangeStart w:id="23"/>
       <w:r>
         <w:rPr>
           <w:rFonts w:eastAsiaTheme="minorEastAsia"/>
         </w:rPr>
         <w:t xml:space="preserve"> not expected to be correlated to the mass flux.</w:t>
       </w:r>
-      <w:commentRangeEnd w:id="24"/>
+      <w:commentRangeEnd w:id="23"/>
       <w:r>
         <w:rPr>
           <w:rStyle w:val="CommentReference"/>
@@ -8708,7 +8864,7 @@
           <w:sz w:val="24"/>
           <w:szCs w:val="24"/>
         </w:rPr>
-        <w:commentReference w:id="24"/>
+        <w:commentReference w:id="23"/>
       </w:r>
     </w:p>
     <w:p>
@@ -8724,6 +8880,7 @@
           <w:noProof/>
           <w14:ligatures w14:val="standardContextual"/>
         </w:rPr>
+        <w:lastRenderedPageBreak/>
         <w:drawing>
           <wp:inline distT="0" distB="0" distL="0" distR="0" wp14:anchorId="6E45698B" wp14:editId="77EEE8B0">
             <wp:extent cx="3322921" cy="2631302"/>
@@ -8777,15 +8934,15 @@
           <w:rFonts w:ascii="Times New Roman" w:eastAsiaTheme="minorEastAsia" w:hAnsi="Times New Roman" w:cs="Times New Roman"/>
         </w:rPr>
       </w:pPr>
+      <w:commentRangeStart w:id="24"/>
       <w:commentRangeStart w:id="25"/>
-      <w:commentRangeStart w:id="26"/>
       <w:r>
         <w:rPr>
           <w:rFonts w:ascii="Aptos Narrow" w:eastAsiaTheme="minorEastAsia" w:hAnsi="Aptos Narrow" w:cs="Times New Roman"/>
         </w:rPr>
         <w:t>Figure REFLMASSFL.</w:t>
       </w:r>
-      <w:commentRangeEnd w:id="25"/>
+      <w:commentRangeEnd w:id="24"/>
       <w:r>
         <w:rPr>
           <w:rStyle w:val="CommentReference"/>
@@ -8793,9 +8950,9 @@
           <w:sz w:val="24"/>
           <w:szCs w:val="24"/>
         </w:rPr>
-        <w:commentReference w:id="25"/>
-      </w:r>
-      <w:commentRangeEnd w:id="26"/>
+        <w:commentReference w:id="24"/>
+      </w:r>
+      <w:commentRangeEnd w:id="25"/>
       <w:r>
         <w:rPr>
           <w:rStyle w:val="CommentReference"/>
@@ -8803,7 +8960,7 @@
           <w:sz w:val="24"/>
           <w:szCs w:val="24"/>
         </w:rPr>
-        <w:commentReference w:id="26"/>
+        <w:commentReference w:id="25"/>
       </w:r>
       <w:r>
         <w:rPr>
@@ -8986,14 +9143,7 @@
         <w:rPr>
           <w:rFonts w:ascii="Aptos Narrow" w:eastAsiaTheme="minorEastAsia" w:hAnsi="Aptos Narrow" w:cs="Times New Roman"/>
         </w:rPr>
-        <w:t xml:space="preserve">Thin lines show relative number </w:t>
-      </w:r>
-      <w:r>
-        <w:rPr>
-          <w:rFonts w:ascii="Aptos Narrow" w:eastAsiaTheme="minorEastAsia" w:hAnsi="Aptos Narrow" w:cs="Times New Roman"/>
-        </w:rPr>
-        <w:lastRenderedPageBreak/>
-        <w:t xml:space="preserve">of scenes per bin. Clouds above 4 km are excluded. </w:t>
+        <w:t xml:space="preserve">Thin lines show relative number of scenes per bin. Clouds above 4 km are excluded. </w:t>
       </w:r>
       <w:r>
         <w:rPr>
@@ -9039,7 +9189,13 @@
         <w:pStyle w:val="Heading2"/>
       </w:pPr>
       <w:r>
-        <w:t>LCL clouds</w:t>
+        <w:t>Cloud-base</w:t>
+      </w:r>
+      <w:r>
+        <w:t xml:space="preserve"> cloud</w:t>
+      </w:r>
+      <w:r>
+        <w:t xml:space="preserve"> fraction</w:t>
       </w:r>
     </w:p>
     <w:p>
@@ -9047,10 +9203,7 @@
         <w:spacing w:line="240" w:lineRule="auto"/>
       </w:pPr>
       <w:r>
-        <w:t>Climate feedbacks depend on changes in clouds</w:t>
-      </w:r>
-      <w:r>
-        <w:t xml:space="preserve"> found in a transition layer near the shallow cumulus cloud base, where they are directly </w:t>
+        <w:t xml:space="preserve">Climate feedbacks depend on changes in clouds found in a transition layer near the shallow cumulus cloud base, where they are directly </w:t>
       </w:r>
       <w:r>
         <w:t xml:space="preserve">coupled to the subcloud </w:t>
@@ -9059,30 +9212,57 @@
         <w:t>turbulence and moisture</w:t>
       </w:r>
       <w:r>
-        <w:t xml:space="preserve"> (Albright et al. 2023). </w:t>
-      </w:r>
-      <w:r>
-        <w:t xml:space="preserve">The </w:t>
-      </w:r>
-      <w:r>
-        <w:rPr>
-          <w:rFonts w:ascii="Aptos" w:hAnsi="Aptos"/>
-        </w:rPr>
-        <w:t>cloud-base clouds are modeled from the distribution subcloud relative humidity fluctuations produced and dissipated by turbulence (Methods: LCL clouds).</w:t>
-      </w:r>
-      <w:r>
-        <w:rPr>
-          <w:rFonts w:ascii="Aptos" w:hAnsi="Aptos"/>
-        </w:rPr>
+        <w:t xml:space="preserve"> (Albright</w:t>
+      </w:r>
+      <w:r>
+        <w:t>,</w:t>
+      </w:r>
+      <w:r>
+        <w:t xml:space="preserve"> et al. 2023). </w:t>
+      </w:r>
+      <w:r>
+        <w:t>The</w:t>
+      </w:r>
+      <w:r>
+        <w:t>se</w:t>
+      </w:r>
+      <w:r>
         <w:t xml:space="preserve"> </w:t>
       </w:r>
+      <w:r>
+        <w:rPr>
+          <w:rFonts w:ascii="Aptos" w:hAnsi="Aptos"/>
+        </w:rPr>
+        <w:t xml:space="preserve">cloud-base clouds are modeled from the distribution </w:t>
+      </w:r>
+      <w:r>
+        <w:rPr>
+          <w:rFonts w:ascii="Aptos" w:hAnsi="Aptos"/>
+        </w:rPr>
+        <w:t xml:space="preserve">of </w:t>
+      </w:r>
+      <w:r>
+        <w:rPr>
+          <w:rFonts w:ascii="Aptos" w:hAnsi="Aptos"/>
+        </w:rPr>
+        <w:t xml:space="preserve">subcloud relative humidity fluctuations produced and dissipated by turbulence (Methods: LCL clouds). </w:t>
+      </w:r>
+      <w:r>
+        <w:t>Cloud-base c</w:t>
+      </w:r>
+      <w:commentRangeStart w:id="26"/>
       <w:commentRangeStart w:id="27"/>
-      <w:commentRangeStart w:id="28"/>
-      <w:r>
-        <w:t>C</w:t>
-      </w:r>
-      <w:r>
-        <w:t xml:space="preserve">loud fraction changes of </w:t>
+      <w:r>
+        <w:t>loud fraction change</w:t>
+      </w:r>
+      <w:r>
+        <w:t>s relatively</w:t>
+      </w:r>
+      <w:r>
+        <w:t xml:space="preserve"> </w:t>
+      </w:r>
+      <w:r>
+        <w:t xml:space="preserve">by </w:t>
       </w:r>
       <w:r>
         <w:rPr>
@@ -9098,13 +9278,7 @@
         <w:t>–1</w:t>
       </w:r>
       <w:r>
-        <w:t xml:space="preserve"> </w:t>
-      </w:r>
-      <w:r>
-        <w:t>result from reasonable</w:t>
-      </w:r>
-      <w:r>
-        <w:t xml:space="preserve"> </w:t>
+        <w:t xml:space="preserve">  from </w:t>
       </w:r>
       <w:r>
         <w:t xml:space="preserve">surface </w:t>
@@ -9112,23 +9286,23 @@
       <w:r>
         <w:t xml:space="preserve">relative humidity (RH) and turbulent moisture fluxes. </w:t>
       </w:r>
-      <w:commentRangeEnd w:id="27"/>
+      <w:commentRangeEnd w:id="26"/>
       <w:r>
         <w:rPr>
           <w:rStyle w:val="CommentReference"/>
           <w:sz w:val="24"/>
           <w:szCs w:val="24"/>
         </w:rPr>
-        <w:commentReference w:id="27"/>
-      </w:r>
-      <w:commentRangeEnd w:id="28"/>
+        <w:commentReference w:id="26"/>
+      </w:r>
+      <w:commentRangeEnd w:id="27"/>
       <w:r>
         <w:rPr>
           <w:rStyle w:val="CommentReference"/>
           <w:sz w:val="24"/>
           <w:szCs w:val="24"/>
         </w:rPr>
-        <w:commentReference w:id="28"/>
+        <w:commentReference w:id="27"/>
       </w:r>
       <w:r>
         <w:t>These c</w:t>
@@ -9150,6 +9324,37 @@
           <w:rFonts w:ascii="Aptos" w:hAnsi="Aptos"/>
         </w:rPr>
       </w:pPr>
+      <w:r>
+        <w:rPr>
+          <w:rFonts w:ascii="Aptos" w:hAnsi="Aptos"/>
+        </w:rPr>
+        <w:t>Surface evaporation is assumed to increase +2% K</w:t>
+      </w:r>
+      <w:r>
+        <w:rPr>
+          <w:rFonts w:ascii="Aptos" w:hAnsi="Aptos"/>
+          <w:vertAlign w:val="superscript"/>
+        </w:rPr>
+        <w:t>–1</w:t>
+      </w:r>
+      <w:r>
+        <w:rPr>
+          <w:rFonts w:ascii="Aptos" w:hAnsi="Aptos"/>
+        </w:rPr>
+        <w:t xml:space="preserve"> (Richter and Xie, 2008; Lorenz et al. 2010), in proportion to precipitation</w:t>
+      </w:r>
+      <w:r>
+        <w:rPr>
+          <w:rFonts w:ascii="Aptos" w:hAnsi="Aptos"/>
+        </w:rPr>
+        <w:t>, due to a combination of increasing relative humidity and decreasing wind speed with temperature.</w:t>
+      </w:r>
+      <w:r>
+        <w:rPr>
+          <w:rFonts w:ascii="Aptos" w:hAnsi="Aptos"/>
+        </w:rPr>
+        <w:t xml:space="preserve"> </w:t>
+      </w:r>
       <w:r>
         <w:rPr>
           <w:rFonts w:ascii="Aptos" w:hAnsi="Aptos"/>
@@ -9263,55 +9468,26 @@
         </w:rPr>
         <w:t xml:space="preserve">saturation deficit </w:t>
       </w:r>
-      <m:oMath>
-        <m:r>
-          <w:rPr>
-            <w:rFonts w:ascii="Cambria Math" w:hAnsi="Cambria Math"/>
-          </w:rPr>
-          <m:t>1-</m:t>
-        </m:r>
-        <m:bar>
-          <m:barPr>
-            <m:pos m:val="top"/>
-            <m:ctrlPr>
-              <w:rPr>
-                <w:rFonts w:ascii="Cambria Math" w:hAnsi="Cambria Math"/>
-                <w:iCs/>
-              </w:rPr>
-            </m:ctrlPr>
-          </m:barPr>
-          <m:e>
-            <m:r>
-              <m:rPr>
-                <m:sty m:val="p"/>
-              </m:rPr>
-              <w:rPr>
-                <w:rFonts w:ascii="Cambria Math" w:hAnsi="Cambria Math"/>
-              </w:rPr>
-              <m:t>RH</m:t>
-            </m:r>
-          </m:e>
-        </m:bar>
-      </m:oMath>
       <w:r>
         <w:rPr>
           <w:rFonts w:ascii="Aptos" w:eastAsiaTheme="minorEastAsia" w:hAnsi="Aptos"/>
           <w:iCs/>
         </w:rPr>
-        <w:t xml:space="preserve"> </w:t>
-      </w:r>
-      <w:r>
-        <w:rPr>
-          <w:rFonts w:ascii="Aptos" w:hAnsi="Aptos"/>
-        </w:rPr>
-        <w:t>decreases</w:t>
+        <w:t xml:space="preserve">versus </w:t>
       </w:r>
       <w:r>
         <w:rPr>
           <w:rFonts w:ascii="Aptos" w:eastAsiaTheme="minorEastAsia" w:hAnsi="Aptos"/>
           <w:iCs/>
         </w:rPr>
-        <w:t>, compared to wind speed,</w:t>
+        <w:t>wind speed</w:t>
+      </w:r>
+      <w:r>
+        <w:rPr>
+          <w:rFonts w:ascii="Aptos" w:eastAsiaTheme="minorEastAsia" w:hAnsi="Aptos"/>
+          <w:iCs/>
+        </w:rPr>
+        <w:t xml:space="preserve"> decreases</w:t>
       </w:r>
       <w:r>
         <w:rPr>
@@ -9377,19 +9553,7 @@
         <w:rPr>
           <w:rFonts w:ascii="Aptos" w:hAnsi="Aptos"/>
         </w:rPr>
-        <w:t>cloud</w:t>
-      </w:r>
-      <w:r>
-        <w:rPr>
-          <w:rFonts w:ascii="Aptos" w:hAnsi="Aptos"/>
-        </w:rPr>
-        <w:t>-</w:t>
-      </w:r>
-      <w:r>
-        <w:rPr>
-          <w:rFonts w:ascii="Aptos" w:hAnsi="Aptos"/>
-        </w:rPr>
-        <w:t>base saturation deficit</w:t>
+        <w:t>cloud-base saturation deficit</w:t>
       </w:r>
       <w:r>
         <w:rPr>
@@ -9455,7 +9619,7 @@
         <w:rPr>
           <w:rFonts w:ascii="Aptos" w:hAnsi="Aptos"/>
         </w:rPr>
-        <w:t xml:space="preserve">. </w:t>
+        <w:t>.</w:t>
       </w:r>
     </w:p>
     <w:p>
@@ -9495,8 +9659,8 @@
         </w:rPr>
         <w:t xml:space="preserve">.  </w:t>
       </w:r>
+      <w:commentRangeStart w:id="28"/>
       <w:commentRangeStart w:id="29"/>
-      <w:commentRangeStart w:id="30"/>
       <w:r>
         <w:rPr>
           <w:rFonts w:ascii="Aptos" w:hAnsi="Aptos"/>
@@ -9527,7 +9691,7 @@
         </w:rPr>
         <w:t xml:space="preserve"> clouds</w:t>
       </w:r>
-      <w:commentRangeEnd w:id="29"/>
+      <w:commentRangeEnd w:id="28"/>
       <w:r>
         <w:rPr>
           <w:rStyle w:val="CommentReference"/>
@@ -9535,9 +9699,9 @@
           <w:sz w:val="24"/>
           <w:szCs w:val="24"/>
         </w:rPr>
-        <w:commentReference w:id="29"/>
-      </w:r>
-      <w:commentRangeEnd w:id="30"/>
+        <w:commentReference w:id="28"/>
+      </w:r>
+      <w:commentRangeEnd w:id="29"/>
       <w:r>
         <w:rPr>
           <w:rStyle w:val="CommentReference"/>
@@ -9545,7 +9709,7 @@
           <w:sz w:val="24"/>
           <w:szCs w:val="24"/>
         </w:rPr>
-        <w:commentReference w:id="30"/>
+        <w:commentReference w:id="29"/>
       </w:r>
       <w:r>
         <w:rPr>
@@ -9594,7 +9758,7 @@
         <w:rPr>
           <w:rFonts w:ascii="Aptos" w:hAnsi="Aptos"/>
         </w:rPr>
-        <w:t>8</w:t>
+        <w:t>7</w:t>
       </w:r>
       <w:r>
         <w:rPr>
@@ -9613,13 +9777,32 @@
         <w:rPr>
           <w:rFonts w:ascii="Aptos" w:hAnsi="Aptos"/>
         </w:rPr>
-        <w:t xml:space="preserve">, the total effect </w:t>
-      </w:r>
-      <w:r>
-        <w:rPr>
-          <w:rFonts w:ascii="Aptos" w:hAnsi="Aptos"/>
-        </w:rPr>
-        <w:t>of</w:t>
+        <w:t xml:space="preserve">, </w:t>
+      </w:r>
+      <w:r>
+        <w:rPr>
+          <w:rFonts w:ascii="Aptos" w:hAnsi="Aptos"/>
+        </w:rPr>
+        <w:t xml:space="preserve">the total cloud fraction </w:t>
+      </w:r>
+      <w:r>
+        <w:rPr>
+          <w:rFonts w:ascii="Aptos" w:hAnsi="Aptos"/>
+        </w:rPr>
+        <w:t xml:space="preserve">below 4 km </w:t>
+      </w:r>
+      <w:r>
+        <w:rPr>
+          <w:rFonts w:ascii="Aptos" w:hAnsi="Aptos"/>
+        </w:rPr>
+        <w:lastRenderedPageBreak/>
+        <w:t>decrease</w:t>
+      </w:r>
+      <w:r>
+        <w:rPr>
+          <w:rFonts w:ascii="Aptos" w:hAnsi="Aptos"/>
+        </w:rPr>
+        <w:t>s</w:t>
       </w:r>
       <w:r>
         <w:rPr>
@@ -9627,31 +9810,17 @@
         </w:rPr>
         <w:t xml:space="preserve"> </w:t>
       </w:r>
-      <w:ins w:id="31" w:author="Andrea Jenney" w:date="2026-08-07T18:24:00Z" w16du:dateUtc="2026-08-07T18:24:54Z">
-        <w:r>
-          <w:rPr>
-            <w:rFonts w:ascii="Aptos" w:hAnsi="Aptos"/>
-          </w:rPr>
-          <w:t xml:space="preserve">all </w:t>
-        </w:r>
-      </w:ins>
-      <w:r>
-        <w:rPr>
-          <w:rFonts w:ascii="Aptos" w:hAnsi="Aptos"/>
-        </w:rPr>
-        <w:t xml:space="preserve">clouds </w:t>
-      </w:r>
-      <w:r>
-        <w:rPr>
-          <w:rFonts w:ascii="Aptos" w:hAnsi="Aptos"/>
-        </w:rPr>
-        <w:t xml:space="preserve">below 4 km </w:t>
-      </w:r>
-      <w:r>
-        <w:rPr>
-          <w:rFonts w:ascii="Aptos" w:hAnsi="Aptos"/>
-        </w:rPr>
-        <w:t>to decrease with a range of –7.7 to –2.4 % K</w:t>
+      <w:r>
+        <w:rPr>
+          <w:rFonts w:ascii="Aptos" w:hAnsi="Aptos"/>
+        </w:rPr>
+        <w:t xml:space="preserve">by </w:t>
+      </w:r>
+      <w:r>
+        <w:rPr>
+          <w:rFonts w:ascii="Aptos" w:hAnsi="Aptos"/>
+        </w:rPr>
+        <w:t xml:space="preserve"> –7.7 to –2.4 % K</w:t>
       </w:r>
       <w:r>
         <w:rPr>
@@ -9753,7 +9922,7 @@
         <w:rPr>
           <w:rFonts w:ascii="Aptos" w:hAnsi="Aptos"/>
         </w:rPr>
-        <w:t>.</w:t>
+        <w:t xml:space="preserve">. </w:t>
       </w:r>
     </w:p>
     <w:p>
@@ -9948,7 +10117,7 @@
         </w:rPr>
         <w:t xml:space="preserve">consistent with the </w:t>
       </w:r>
-      <w:commentRangeStart w:id="32"/>
+      <w:commentRangeStart w:id="30"/>
       <w:r>
         <w:rPr>
           <w:rFonts w:eastAsiaTheme="minorEastAsia"/>
@@ -9963,7 +10132,7 @@
         </w:rPr>
         <w:t>observed in EUREC4A</w:t>
       </w:r>
-      <w:commentRangeEnd w:id="32"/>
+      <w:commentRangeEnd w:id="30"/>
       <w:r>
         <w:rPr>
           <w:rStyle w:val="CommentReference"/>
@@ -9972,7 +10141,7 @@
           <w:sz w:val="24"/>
           <w:szCs w:val="24"/>
         </w:rPr>
-        <w:commentReference w:id="32"/>
+        <w:commentReference w:id="30"/>
       </w:r>
       <w:r>
         <w:rPr>
@@ -10433,7 +10602,6 @@
           <w:rFonts w:eastAsiaTheme="minorEastAsia"/>
           <w:iCs/>
         </w:rPr>
-        <w:lastRenderedPageBreak/>
         <w:t xml:space="preserve">Our model closure is to distribute the frequency of cloud </w:t>
       </w:r>
       <w:r>
@@ -10648,8 +10816,8 @@
         </w:rPr>
         <w:t>V</w:t>
       </w:r>
-      <w:commentRangeStart w:id="33"/>
-      <w:commentRangeStart w:id="34"/>
+      <w:commentRangeStart w:id="31"/>
+      <w:commentRangeStart w:id="32"/>
       <w:r>
         <w:rPr>
           <w:rFonts w:eastAsiaTheme="minorEastAsia"/>
@@ -11319,7 +11487,7 @@
         <w:t>.</w:t>
       </w:r>
     </w:p>
-    <w:commentRangeEnd w:id="33"/>
+    <w:commentRangeEnd w:id="31"/>
     <w:p>
       <w:pPr>
         <w:spacing w:line="240" w:lineRule="auto"/>
@@ -11335,9 +11503,9 @@
           <w:sz w:val="24"/>
           <w:szCs w:val="24"/>
         </w:rPr>
-        <w:commentReference w:id="33"/>
-      </w:r>
-      <w:commentRangeEnd w:id="34"/>
+        <w:commentReference w:id="31"/>
+      </w:r>
+      <w:commentRangeEnd w:id="32"/>
       <w:r>
         <w:rPr>
           <w:rStyle w:val="CommentReference"/>
@@ -11345,7 +11513,7 @@
           <w:sz w:val="24"/>
           <w:szCs w:val="24"/>
         </w:rPr>
-        <w:commentReference w:id="34"/>
+        <w:commentReference w:id="32"/>
       </w:r>
       <w:r>
         <w:rPr>
@@ -11444,6 +11612,7 @@
         <w:t xml:space="preserve"> this </w:t>
       </w:r>
       <w:r>
+        <w:lastRenderedPageBreak/>
         <w:t>compensation</w:t>
       </w:r>
       <w:r>
@@ -11452,7 +11621,7 @@
       <w:r>
         <w:t>Though subsidence is a common precondition for stratocumulus clouds, a</w:t>
       </w:r>
-      <w:commentRangeStart w:id="35"/>
+      <w:commentRangeStart w:id="33"/>
       <w:r>
         <w:t xml:space="preserve">ll else </w:t>
       </w:r>
@@ -11483,7 +11652,7 @@
       <w:r>
         <w:t>stratocumulus clouds (Myers and Norris, 2014).</w:t>
       </w:r>
-      <w:commentRangeEnd w:id="35"/>
+      <w:commentRangeEnd w:id="33"/>
       <w:r>
         <w:rPr>
           <w:rStyle w:val="CommentReference"/>
@@ -11492,7 +11661,7 @@
           <w:sz w:val="24"/>
           <w:szCs w:val="24"/>
         </w:rPr>
-        <w:commentReference w:id="35"/>
+        <w:commentReference w:id="33"/>
       </w:r>
     </w:p>
     <w:p>
@@ -11793,14 +11962,7 @@
         <w:rPr>
           <w:rFonts w:ascii="Aptos" w:hAnsi="Aptos"/>
         </w:rPr>
-        <w:t xml:space="preserve"> (Fig. </w:t>
-      </w:r>
-      <w:r>
-        <w:rPr>
-          <w:rFonts w:ascii="Aptos" w:hAnsi="Aptos"/>
-        </w:rPr>
-        <w:lastRenderedPageBreak/>
-        <w:t>GOESISCCP a)</w:t>
+        <w:t xml:space="preserve"> (Fig. GOESISCCP a)</w:t>
       </w:r>
       <w:r>
         <w:rPr>
@@ -12303,7 +12465,14 @@
         <w:rPr>
           <w:rFonts w:ascii="Aptos" w:hAnsi="Aptos"/>
         </w:rPr>
-        <w:t xml:space="preserve"> FBCT radiative fluxes in each bin minus clear-sky radiative flux (Fig. GOESISCCP d). CRE changes </w:t>
+        <w:t xml:space="preserve"> FBCT radiative fluxes in each bin minus </w:t>
+      </w:r>
+      <w:r>
+        <w:rPr>
+          <w:rFonts w:ascii="Aptos" w:hAnsi="Aptos"/>
+        </w:rPr>
+        <w:lastRenderedPageBreak/>
+        <w:t xml:space="preserve">clear-sky radiative flux (Fig. GOESISCCP d). CRE changes </w:t>
       </w:r>
       <w:r>
         <w:rPr>
@@ -12803,7 +12972,6 @@
         <w:rPr>
           <w:noProof/>
         </w:rPr>
-        <w:lastRenderedPageBreak/>
         <w:drawing>
           <wp:inline distT="0" distB="0" distL="0" distR="0" wp14:anchorId="240CC29C" wp14:editId="414FC780">
             <wp:extent cx="5657108" cy="4242831"/>
@@ -13094,6 +13262,7 @@
         <w:rPr>
           <w:noProof/>
         </w:rPr>
+        <w:lastRenderedPageBreak/>
         <w:drawing>
           <wp:inline distT="0" distB="0" distL="0" distR="0" wp14:anchorId="7951895A" wp14:editId="480F3097">
             <wp:extent cx="2527733" cy="1470853"/>
@@ -13279,7 +13448,6 @@
         <w:pStyle w:val="Heading2"/>
       </w:pPr>
       <w:r>
-        <w:lastRenderedPageBreak/>
         <w:t>The l</w:t>
       </w:r>
       <w:r>
@@ -13391,13 +13559,7 @@
           <w:rPr>
             <w:rFonts w:ascii="Cambria Math" w:hAnsi="Cambria Math"/>
           </w:rPr>
-          <m:t>G</m:t>
-        </m:r>
-        <m:r>
-          <w:rPr>
-            <w:rFonts w:ascii="Cambria Math" w:hAnsi="Cambria Math"/>
-          </w:rPr>
-          <m:t>=aF</m:t>
+          <m:t>G=aF</m:t>
         </m:r>
       </m:oMath>
       <w:r>
@@ -13510,10 +13672,7 @@
         <w:t>high optical thickness.</w:t>
       </w:r>
       <w:r>
-        <w:t xml:space="preserve"> </w:t>
-      </w:r>
-      <w:r>
-        <w:t xml:space="preserve">The all-sky mean eddy flux of moisture </w:t>
+        <w:t xml:space="preserve"> The all-sky mean eddy flux of moisture </w:t>
       </w:r>
       <m:oMath>
         <m:r>
@@ -13838,13 +13997,7 @@
         <w:rPr>
           <w:rFonts w:eastAsiaTheme="minorEastAsia"/>
         </w:rPr>
-        <w:t xml:space="preserve"> is drying due to subsidence and horizontal advection</w:t>
-      </w:r>
-      <w:r>
-        <w:rPr>
-          <w:rFonts w:eastAsiaTheme="minorEastAsia"/>
-        </w:rPr>
-        <w:t>.</w:t>
+        <w:t xml:space="preserve"> is drying due to subsidence and horizontal advection.</w:t>
       </w:r>
       <w:r>
         <w:rPr>
@@ -13947,7 +14100,14 @@
         <w:rPr>
           <w:rFonts w:ascii="Aptos Narrow" w:hAnsi="Aptos Narrow"/>
         </w:rPr>
-        <w:t>specific humidity advection prescribed for the shallow cumulus model experiments</w:t>
+        <w:t xml:space="preserve">specific humidity advection </w:t>
+      </w:r>
+      <w:r>
+        <w:rPr>
+          <w:rFonts w:ascii="Aptos Narrow" w:hAnsi="Aptos Narrow"/>
+        </w:rPr>
+        <w:lastRenderedPageBreak/>
+        <w:t>prescribed for the shallow cumulus model experiments</w:t>
       </w:r>
       <w:r>
         <w:rPr>
@@ -15832,6 +15992,7 @@
           <w:rFonts w:ascii="Times New Roman" w:hAnsi="Times New Roman" w:cs="Times New Roman"/>
           <w:noProof/>
         </w:rPr>
+        <w:lastRenderedPageBreak/>
         <w:drawing>
           <wp:inline distT="0" distB="0" distL="0" distR="0" wp14:anchorId="16AEB97E" wp14:editId="480EE214">
             <wp:extent cx="3619500" cy="2908300"/>
@@ -16878,14 +17039,7 @@
         <w:rPr>
           <w:rFonts w:ascii="Aptos" w:eastAsiaTheme="minorEastAsia" w:hAnsi="Aptos" w:cs="Times New Roman"/>
         </w:rPr>
-        <w:t xml:space="preserve"> is the moist adiabatic </w:t>
-      </w:r>
-      <w:r>
-        <w:rPr>
-          <w:rFonts w:ascii="Aptos" w:eastAsiaTheme="minorEastAsia" w:hAnsi="Aptos" w:cs="Times New Roman"/>
-        </w:rPr>
-        <w:lastRenderedPageBreak/>
-        <w:t>condensation rate of</w:t>
+        <w:t xml:space="preserve"> is the moist adiabatic condensation rate of</w:t>
       </w:r>
       <w:r>
         <w:rPr>
@@ -17976,7 +18130,16 @@
           <w:i/>
           <w:iCs/>
         </w:rPr>
-        <w:t>precipitation efficiency</w:t>
+        <w:t xml:space="preserve">precipitation </w:t>
+      </w:r>
+      <w:r>
+        <w:rPr>
+          <w:rFonts w:ascii="Aptos" w:eastAsiaTheme="minorEastAsia" w:hAnsi="Aptos" w:cs="Times New Roman"/>
+          <w:i/>
+          <w:iCs/>
+        </w:rPr>
+        <w:lastRenderedPageBreak/>
+        <w:t>efficiency</w:t>
       </w:r>
       <w:r>
         <w:rPr>
@@ -19667,14 +19830,7 @@
         <w:rPr>
           <w:rFonts w:ascii="Aptos" w:eastAsiaTheme="minorEastAsia" w:hAnsi="Aptos" w:cs="Times New Roman"/>
         </w:rPr>
-        <w:t xml:space="preserve">(Fig. QMASSFLX). Most of the flux </w:t>
-      </w:r>
-      <w:r>
-        <w:rPr>
-          <w:rFonts w:ascii="Aptos" w:eastAsiaTheme="minorEastAsia" w:hAnsi="Aptos" w:cs="Times New Roman"/>
-        </w:rPr>
-        <w:lastRenderedPageBreak/>
-        <w:t>(</w:t>
+        <w:t>(Fig. QMASSFLX). Most of the flux (</w:t>
       </w:r>
       <w:r>
         <w:rPr>
@@ -19903,6 +20059,7 @@
           <w:noProof/>
           <w:color w:val="323130"/>
         </w:rPr>
+        <w:lastRenderedPageBreak/>
         <w:drawing>
           <wp:inline distT="0" distB="0" distL="0" distR="0" wp14:anchorId="32923E84" wp14:editId="40B94D8C">
             <wp:extent cx="1840079" cy="3296537"/>
@@ -21959,13 +22116,7 @@
         <w:rPr>
           <w:rFonts w:ascii="Aptos" w:hAnsi="Aptos"/>
         </w:rPr>
-        <w:t xml:space="preserve"> </w:t>
-      </w:r>
-      <w:r>
-        <w:rPr>
-          <w:rFonts w:ascii="Aptos" w:hAnsi="Aptos"/>
-        </w:rPr>
-        <w:t>(Minnis et al. 2008)</w:t>
+        <w:t xml:space="preserve"> (Minnis et al. 2008)</w:t>
       </w:r>
       <w:r>
         <w:rPr>
@@ -22908,7 +23059,7 @@
           <w:lang w:val="fr-FR"/>
         </w:rPr>
       </w:pPr>
-      <w:bookmarkStart w:id="36" w:name="cloud-base-clouds"/>
+      <w:bookmarkStart w:id="34" w:name="cloud-base-clouds"/>
       <w:r>
         <w:rPr>
           <w:lang w:val="fr-FR"/>
@@ -25763,7 +25914,7 @@
         </w:rPr>
         <w:br/>
       </w:r>
-      <w:bookmarkStart w:id="37" w:name="scaling-subcloud-humidity-with-warming"/>
+      <w:bookmarkStart w:id="35" w:name="scaling-subcloud-humidity-with-warming"/>
       <m:oMathPara>
         <m:oMath>
           <m:r>
@@ -30493,8 +30644,8 @@
         <w:t>.</w:t>
       </w:r>
     </w:p>
-    <w:bookmarkEnd w:id="36"/>
-    <w:bookmarkEnd w:id="37"/>
+    <w:bookmarkEnd w:id="34"/>
+    <w:bookmarkEnd w:id="35"/>
     <w:p>
       <w:pPr>
         <w:pStyle w:val="BodyText"/>
@@ -30597,7 +30748,7 @@
 </file>
 
 <file path=word/comments.xml><?xml version="1.0" encoding="utf-8"?>
-<w:comments xmlns:wpc="http://schemas.microsoft.com/office/word/2010/wordprocessingCanvas" xmlns:cx="http://schemas.microsoft.com/office/drawing/2014/chartex" xmlns:cx1="http://schemas.microsoft.com/office/drawing/2015/9/8/chartex" xmlns:cx2="http://schemas.microsoft.com/office/drawing/2015/10/21/chartex" xmlns:cx3="http://schemas.microsoft.com/office/drawing/2016/5/9/chartex" xmlns:cx4="http://schemas.microsoft.com/office/drawing/2016/5/10/chartex" xmlns:cx5="http://schemas.microsoft.com/office/drawing/2016/5/11/chartex" xmlns:cx6="http://schemas.microsoft.com/office/drawing/2016/5/12/chartex" xmlns:cx7="http://schemas.microsoft.com/office/drawing/2016/5/13/chartex" xmlns:cx8="http://schemas.microsoft.com/office/drawing/2016/5/14/chartex" xmlns:mc="http://schemas.openxmlformats.org/markup-compatibility/2006" xmlns:aink="http://schemas.microsoft.com/office/drawing/2016/ink" xmlns:am3d="http://schemas.microsoft.com/office/drawing/2017/model3d" xmlns:o="urn:schemas-microsoft-com:office:office" xmlns:oel="http://schemas.microsoft.com/office/2019/extlst" xmlns:r="http://schemas.openxmlformats.org/officeDocument/2006/relationships" xmlns:m="http://schemas.openxmlformats.org/officeDocument/2006/math" xmlns:v="urn:schemas-microsoft-com:vml" xmlns:wp14="http://schemas.microsoft.com/office/word/2010/wordprocessingDrawing" xmlns:wp="http://schemas.openxmlformats.org/drawingml/2006/wordprocessingDrawing" xmlns:w10="urn:schemas-microsoft-com:office:word" xmlns:w="http://schemas.openxmlformats.org/wordprocessingml/2006/main" xmlns:w14="http://schemas.microsoft.com/office/word/2010/wordml" xmlns:w15="http://schemas.microsoft.com/office/word/2012/wordml" xmlns:w16cei="http://schemas.microsoft.com/office/word/2026/wordml/cei" xmlns:w16cex="http://schemas.microsoft.com/office/word/2018/wordml/cex" xmlns:w16cid="http://schemas.microsoft.com/office/word/2016/wordml/cid" xmlns:w16="http://schemas.microsoft.com/office/word/2018/wordml" xmlns:w16du="http://schemas.microsoft.com/office/word/2023/wordml/word16du" xmlns:w16sdtdh="http://schemas.microsoft.com/office/word/2020/wordml/sdtdatahash" xmlns:w16sdtfl="http://schemas.microsoft.com/office/word/2024/wordml/sdtformatlock" xmlns:w16se="http://schemas.microsoft.com/office/word/2015/wordml/symex" xmlns:wpg="http://schemas.microsoft.com/office/word/2010/wordprocessingGroup" xmlns:wpi="http://schemas.microsoft.com/office/word/2010/wordprocessingInk" xmlns:wne="http://schemas.microsoft.com/office/word/2006/wordml" xmlns:wps="http://schemas.microsoft.com/office/word/2010/wordprocessingShape" mc:Ignorable="w14 w15 w16se w16cid w16 w16cex w16sdtdh w16sdtfl w16du wp14">
+<w:comments xmlns:wpc="http://schemas.microsoft.com/office/word/2010/wordprocessingCanvas" xmlns:cx="http://schemas.microsoft.com/office/drawing/2014/chartex" xmlns:cx1="http://schemas.microsoft.com/office/drawing/2015/9/8/chartex" xmlns:cx2="http://schemas.microsoft.com/office/drawing/2015/10/21/chartex" xmlns:cx3="http://schemas.microsoft.com/office/drawing/2016/5/9/chartex" xmlns:cx4="http://schemas.microsoft.com/office/drawing/2016/5/10/chartex" xmlns:cx5="http://schemas.microsoft.com/office/drawing/2016/5/11/chartex" xmlns:cx6="http://schemas.microsoft.com/office/drawing/2016/5/12/chartex" xmlns:cx7="http://schemas.microsoft.com/office/drawing/2016/5/13/chartex" xmlns:cx8="http://schemas.microsoft.com/office/drawing/2016/5/14/chartex" xmlns:mc="http://schemas.openxmlformats.org/markup-compatibility/2006" xmlns:m="http://schemas.openxmlformats.org/officeDocument/2006/math" xmlns:aink="http://schemas.microsoft.com/office/drawing/2016/ink" xmlns:am3d="http://schemas.microsoft.com/office/drawing/2017/model3d" xmlns:oel="http://schemas.microsoft.com/office/2019/extlst" xmlns:r="http://schemas.openxmlformats.org/officeDocument/2006/relationships" xmlns:wp14="http://schemas.microsoft.com/office/word/2010/wordprocessingDrawing" xmlns:wp="http://schemas.openxmlformats.org/drawingml/2006/wordprocessingDrawing" xmlns:wpg="http://schemas.microsoft.com/office/word/2010/wordprocessingGroup" xmlns:wpi="http://schemas.microsoft.com/office/word/2010/wordprocessingInk" xmlns:wps="http://schemas.microsoft.com/office/word/2010/wordprocessingShape" xmlns:o="urn:schemas-microsoft-com:office:office" xmlns:v="urn:schemas-microsoft-com:vml" xmlns:w10="urn:schemas-microsoft-com:office:word" xmlns:w="http://schemas.openxmlformats.org/wordprocessingml/2006/main" xmlns:w14="http://schemas.microsoft.com/office/word/2010/wordml" xmlns:w15="http://schemas.microsoft.com/office/word/2012/wordml" xmlns:w16cex="http://schemas.microsoft.com/office/word/2018/wordml/cex" xmlns:w16cid="http://schemas.microsoft.com/office/word/2016/wordml/cid" xmlns:w16="http://schemas.microsoft.com/office/word/2018/wordml" xmlns:w16sdtdh="http://schemas.microsoft.com/office/word/2020/wordml/sdtdatahash" xmlns:w16sdtfl="http://schemas.microsoft.com/office/word/2024/wordml/sdtformatlock" xmlns:w16se="http://schemas.microsoft.com/office/word/2015/wordml/symex" xmlns:w16du="http://schemas.microsoft.com/office/word/2023/wordml/word16du" xmlns:wne="http://schemas.microsoft.com/office/word/2006/wordml" mc:Ignorable="w14 w15 w16se w16cid w16 w16cex w16sdtdh w16sdtfl w16du wp14">
   <w:comment w:id="4" w:author="Andrea Jenney" w:date="2026-08-06T10:00:00Z" w:initials="AJ">
     <w:p>
       <w:r>
@@ -30816,7 +30967,7 @@
       </w:r>
     </w:p>
   </w:comment>
-  <w:comment w:id="20" w:author="Andrea Jenney" w:date="2026-08-07T10:44:00Z" w:initials="AJ">
+  <w:comment w:id="19" w:author="Andrea Jenney" w:date="2026-08-07T10:44:00Z" w:initials="AJ">
     <w:p>
       <w:r>
         <w:annotationRef/>
@@ -30826,7 +30977,7 @@
       </w:r>
     </w:p>
   </w:comment>
-  <w:comment w:id="21" w:author="de Szoeke, Simon" w:date="2026-08-12T15:27:00Z" w:initials="dSS">
+  <w:comment w:id="20" w:author="de Szoeke, Simon" w:date="2026-08-12T15:27:00Z" w:initials="dSS">
     <w:p>
       <w:r>
         <w:rPr>
@@ -30843,7 +30994,7 @@
       </w:r>
     </w:p>
   </w:comment>
-  <w:comment w:id="22" w:author="Andrea Jenney" w:date="2026-08-07T10:47:00Z" w:initials="AJ">
+  <w:comment w:id="21" w:author="Andrea Jenney" w:date="2026-08-07T10:47:00Z" w:initials="AJ">
     <w:p>
       <w:r>
         <w:annotationRef/>
@@ -30853,7 +31004,7 @@
       </w:r>
     </w:p>
   </w:comment>
-  <w:comment w:id="23" w:author="de Szoeke, Simon" w:date="2026-08-12T15:36:00Z" w:initials="dSS">
+  <w:comment w:id="22" w:author="de Szoeke, Simon" w:date="2026-08-12T15:36:00Z" w:initials="dSS">
     <w:p>
       <w:r>
         <w:rPr>
@@ -30870,7 +31021,7 @@
       </w:r>
     </w:p>
   </w:comment>
-  <w:comment w:id="24" w:author="Andrea Jenney" w:date="2026-08-07T10:49:00Z" w:initials="AJ">
+  <w:comment w:id="23" w:author="Andrea Jenney" w:date="2026-08-07T10:49:00Z" w:initials="AJ">
     <w:p>
       <w:r>
         <w:annotationRef/>
@@ -30880,7 +31031,7 @@
       </w:r>
     </w:p>
   </w:comment>
-  <w:comment w:id="25" w:author="Andrea Jenney" w:date="2026-08-07T10:40:00Z" w:initials="AJ">
+  <w:comment w:id="24" w:author="Andrea Jenney" w:date="2026-08-07T10:40:00Z" w:initials="AJ">
     <w:p>
       <w:r>
         <w:annotationRef/>
@@ -30890,7 +31041,7 @@
       </w:r>
     </w:p>
   </w:comment>
-  <w:comment w:id="26" w:author="de Szoeke, Simon" w:date="2026-08-12T15:50:00Z" w:initials="dSS">
+  <w:comment w:id="25" w:author="de Szoeke, Simon" w:date="2026-08-12T15:50:00Z" w:initials="dSS">
     <w:p>
       <w:r>
         <w:rPr>
@@ -30907,7 +31058,7 @@
       </w:r>
     </w:p>
   </w:comment>
-  <w:comment w:id="27" w:author="Andrea Jenney" w:date="2026-08-07T10:37:00Z" w:initials="AJ">
+  <w:comment w:id="26" w:author="Andrea Jenney" w:date="2026-08-07T10:37:00Z" w:initials="AJ">
     <w:p>
       <w:r>
         <w:annotationRef/>
@@ -30917,7 +31068,7 @@
       </w:r>
     </w:p>
   </w:comment>
-  <w:comment w:id="28" w:author="de Szoeke, Simon" w:date="2026-08-12T15:10:00Z" w:initials="dSS">
+  <w:comment w:id="27" w:author="de Szoeke, Simon" w:date="2026-08-12T15:10:00Z" w:initials="dSS">
     <w:p>
       <w:r>
         <w:rPr>
@@ -30934,7 +31085,7 @@
       </w:r>
     </w:p>
   </w:comment>
-  <w:comment w:id="29" w:author="Andrea Jenney" w:date="2026-08-07T11:24:00Z" w:initials="AJ">
+  <w:comment w:id="28" w:author="Andrea Jenney" w:date="2026-08-07T11:24:00Z" w:initials="AJ">
     <w:p>
       <w:pPr>
         <w:pStyle w:val="CommentText"/>
@@ -30947,7 +31098,7 @@
       </w:r>
     </w:p>
   </w:comment>
-  <w:comment w:id="30" w:author="de Szoeke, Simon" w:date="2026-08-21T13:22:00Z" w:initials="Sd">
+  <w:comment w:id="29" w:author="de Szoeke, Simon" w:date="2026-08-21T13:22:00Z" w:initials="Sd">
     <w:p>
       <w:pPr>
         <w:pStyle w:val="CommentText"/>
@@ -30963,7 +31114,7 @@
       </w:r>
     </w:p>
   </w:comment>
-  <w:comment w:id="32" w:author="Andrea Jenney" w:date="2026-08-07T11:26:00Z" w:initials="AJ">
+  <w:comment w:id="30" w:author="Andrea Jenney" w:date="2026-08-07T11:26:00Z" w:initials="AJ">
     <w:p>
       <w:r>
         <w:annotationRef/>
@@ -30973,7 +31124,7 @@
       </w:r>
     </w:p>
   </w:comment>
-  <w:comment w:id="33" w:author="Andrea Jenney" w:date="2026-08-07T11:30:00Z" w:initials="AJ">
+  <w:comment w:id="31" w:author="Andrea Jenney" w:date="2026-08-07T11:30:00Z" w:initials="AJ">
     <w:p>
       <w:r>
         <w:annotationRef/>
@@ -30983,7 +31134,7 @@
       </w:r>
     </w:p>
   </w:comment>
-  <w:comment w:id="34" w:author="de Szoeke, Simon" w:date="2026-08-13T10:55:00Z" w:initials="dSS">
+  <w:comment w:id="32" w:author="de Szoeke, Simon" w:date="2026-08-13T10:55:00Z" w:initials="dSS">
     <w:p>
       <w:r>
         <w:rPr>
@@ -31000,7 +31151,7 @@
       </w:r>
     </w:p>
   </w:comment>
-  <w:comment w:id="35" w:author="Andrea Jenney" w:date="2026-08-07T11:31:00Z" w:initials="AJ">
+  <w:comment w:id="33" w:author="Andrea Jenney" w:date="2026-08-07T11:31:00Z" w:initials="AJ">
     <w:p>
       <w:r>
         <w:annotationRef/>
@@ -31014,7 +31165,7 @@
 </file>
 
 <file path=word/commentsExtended.xml><?xml version="1.0" encoding="utf-8"?>
-<w15:commentsEx xmlns:wpc="http://schemas.microsoft.com/office/word/2010/wordprocessingCanvas" xmlns:cx="http://schemas.microsoft.com/office/drawing/2014/chartex" xmlns:cx1="http://schemas.microsoft.com/office/drawing/2015/9/8/chartex" xmlns:cx2="http://schemas.microsoft.com/office/drawing/2015/10/21/chartex" xmlns:cx3="http://schemas.microsoft.com/office/drawing/2016/5/9/chartex" xmlns:cx4="http://schemas.microsoft.com/office/drawing/2016/5/10/chartex" xmlns:cx5="http://schemas.microsoft.com/office/drawing/2016/5/11/chartex" xmlns:cx6="http://schemas.microsoft.com/office/drawing/2016/5/12/chartex" xmlns:cx7="http://schemas.microsoft.com/office/drawing/2016/5/13/chartex" xmlns:cx8="http://schemas.microsoft.com/office/drawing/2016/5/14/chartex" xmlns:mc="http://schemas.openxmlformats.org/markup-compatibility/2006" xmlns:aink="http://schemas.microsoft.com/office/drawing/2016/ink" xmlns:am3d="http://schemas.microsoft.com/office/drawing/2017/model3d" xmlns:o="urn:schemas-microsoft-com:office:office" xmlns:oel="http://schemas.microsoft.com/office/2019/extlst" xmlns:r="http://schemas.openxmlformats.org/officeDocument/2006/relationships" xmlns:m="http://schemas.openxmlformats.org/officeDocument/2006/math" xmlns:v="urn:schemas-microsoft-com:vml" xmlns:wp14="http://schemas.microsoft.com/office/word/2010/wordprocessingDrawing" xmlns:wp="http://schemas.openxmlformats.org/drawingml/2006/wordprocessingDrawing" xmlns:w10="urn:schemas-microsoft-com:office:word" xmlns:w="http://schemas.openxmlformats.org/wordprocessingml/2006/main" xmlns:w14="http://schemas.microsoft.com/office/word/2010/wordml" xmlns:w15="http://schemas.microsoft.com/office/word/2012/wordml" xmlns:w16cei="http://schemas.microsoft.com/office/word/2026/wordml/cei" xmlns:w16cex="http://schemas.microsoft.com/office/word/2018/wordml/cex" xmlns:w16cid="http://schemas.microsoft.com/office/word/2016/wordml/cid" xmlns:w16="http://schemas.microsoft.com/office/word/2018/wordml" xmlns:w16du="http://schemas.microsoft.com/office/word/2023/wordml/word16du" xmlns:w16sdtdh="http://schemas.microsoft.com/office/word/2020/wordml/sdtdatahash" xmlns:w16sdtfl="http://schemas.microsoft.com/office/word/2024/wordml/sdtformatlock" xmlns:w16se="http://schemas.microsoft.com/office/word/2015/wordml/symex" xmlns:wpg="http://schemas.microsoft.com/office/word/2010/wordprocessingGroup" xmlns:wpi="http://schemas.microsoft.com/office/word/2010/wordprocessingInk" xmlns:wne="http://schemas.microsoft.com/office/word/2006/wordml" xmlns:wps="http://schemas.microsoft.com/office/word/2010/wordprocessingShape" mc:Ignorable="w14 w15 w16se w16cid w16 w16cex w16sdtdh w16sdtfl w16du wp14">
+<w15:commentsEx xmlns:wpc="http://schemas.microsoft.com/office/word/2010/wordprocessingCanvas" xmlns:cx="http://schemas.microsoft.com/office/drawing/2014/chartex" xmlns:cx1="http://schemas.microsoft.com/office/drawing/2015/9/8/chartex" xmlns:cx2="http://schemas.microsoft.com/office/drawing/2015/10/21/chartex" xmlns:cx3="http://schemas.microsoft.com/office/drawing/2016/5/9/chartex" xmlns:cx4="http://schemas.microsoft.com/office/drawing/2016/5/10/chartex" xmlns:cx5="http://schemas.microsoft.com/office/drawing/2016/5/11/chartex" xmlns:cx6="http://schemas.microsoft.com/office/drawing/2016/5/12/chartex" xmlns:cx7="http://schemas.microsoft.com/office/drawing/2016/5/13/chartex" xmlns:cx8="http://schemas.microsoft.com/office/drawing/2016/5/14/chartex" xmlns:mc="http://schemas.openxmlformats.org/markup-compatibility/2006" xmlns:m="http://schemas.openxmlformats.org/officeDocument/2006/math" xmlns:aink="http://schemas.microsoft.com/office/drawing/2016/ink" xmlns:am3d="http://schemas.microsoft.com/office/drawing/2017/model3d" xmlns:oel="http://schemas.microsoft.com/office/2019/extlst" xmlns:r="http://schemas.openxmlformats.org/officeDocument/2006/relationships" xmlns:wp14="http://schemas.microsoft.com/office/word/2010/wordprocessingDrawing" xmlns:wp="http://schemas.openxmlformats.org/drawingml/2006/wordprocessingDrawing" xmlns:wpg="http://schemas.microsoft.com/office/word/2010/wordprocessingGroup" xmlns:wpi="http://schemas.microsoft.com/office/word/2010/wordprocessingInk" xmlns:wps="http://schemas.microsoft.com/office/word/2010/wordprocessingShape" xmlns:o="urn:schemas-microsoft-com:office:office" xmlns:v="urn:schemas-microsoft-com:vml" xmlns:w10="urn:schemas-microsoft-com:office:word" xmlns:w="http://schemas.openxmlformats.org/wordprocessingml/2006/main" xmlns:w14="http://schemas.microsoft.com/office/word/2010/wordml" xmlns:w15="http://schemas.microsoft.com/office/word/2012/wordml" xmlns:w16cex="http://schemas.microsoft.com/office/word/2018/wordml/cex" xmlns:w16cid="http://schemas.microsoft.com/office/word/2016/wordml/cid" xmlns:w16="http://schemas.microsoft.com/office/word/2018/wordml" xmlns:w16sdtdh="http://schemas.microsoft.com/office/word/2020/wordml/sdtdatahash" xmlns:w16sdtfl="http://schemas.microsoft.com/office/word/2024/wordml/sdtformatlock" xmlns:w16se="http://schemas.microsoft.com/office/word/2015/wordml/symex" xmlns:w16du="http://schemas.microsoft.com/office/word/2023/wordml/word16du" xmlns:wne="http://schemas.microsoft.com/office/word/2006/wordml" mc:Ignorable="w14 w15 w16se w16cid w16 w16cex w16sdtdh w16sdtfl w16du wp14">
   <w15:commentEx w15:paraId="7A99665A" w15:done="1"/>
   <w15:commentEx w15:paraId="20C58034" w15:done="1"/>
   <w15:commentEx w15:paraId="63826704" w15:paraIdParent="20C58034" w15:done="1"/>
@@ -31039,8 +31190,8 @@
   <w15:commentEx w15:paraId="343173DC" w15:paraIdParent="2AD122D1" w15:done="1"/>
   <w15:commentEx w15:paraId="400AD120" w15:done="0"/>
   <w15:commentEx w15:paraId="7A057DC8" w15:paraIdParent="400AD120" w15:done="0"/>
-  <w15:commentEx w15:paraId="2F462A0C" w15:done="0"/>
-  <w15:commentEx w15:paraId="55E5D180" w15:paraIdParent="2F462A0C" w15:done="0"/>
+  <w15:commentEx w15:paraId="2F462A0C" w15:done="1"/>
+  <w15:commentEx w15:paraId="55E5D180" w15:paraIdParent="2F462A0C" w15:done="1"/>
   <w15:commentEx w15:paraId="30B6F2AC" w15:done="0"/>
   <w15:commentEx w15:paraId="51BEA61F" w15:done="1"/>
   <w15:commentEx w15:paraId="3B4FEE6E" w15:paraIdParent="51BEA61F" w15:done="1"/>
@@ -31049,7 +31200,7 @@
 </file>
 
 <file path=word/commentsExtensible.xml><?xml version="1.0" encoding="utf-8"?>
-<w16cex:commentsExtensible xmlns:wpc="http://schemas.microsoft.com/office/word/2010/wordprocessingCanvas" xmlns:cx="http://schemas.microsoft.com/office/drawing/2014/chartex" xmlns:cx1="http://schemas.microsoft.com/office/drawing/2015/9/8/chartex" xmlns:cx2="http://schemas.microsoft.com/office/drawing/2015/10/21/chartex" xmlns:cx3="http://schemas.microsoft.com/office/drawing/2016/5/9/chartex" xmlns:cx4="http://schemas.microsoft.com/office/drawing/2016/5/10/chartex" xmlns:cx5="http://schemas.microsoft.com/office/drawing/2016/5/11/chartex" xmlns:cx6="http://schemas.microsoft.com/office/drawing/2016/5/12/chartex" xmlns:cx7="http://schemas.microsoft.com/office/drawing/2016/5/13/chartex" xmlns:cx8="http://schemas.microsoft.com/office/drawing/2016/5/14/chartex" xmlns:cr="http://schemas.microsoft.com/office/comments/2020/reactions" xmlns:mc="http://schemas.openxmlformats.org/markup-compatibility/2006" xmlns:aink="http://schemas.microsoft.com/office/drawing/2016/ink" xmlns:am3d="http://schemas.microsoft.com/office/drawing/2017/model3d" xmlns:o="urn:schemas-microsoft-com:office:office" xmlns:oel="http://schemas.microsoft.com/office/2019/extlst" xmlns:r="http://schemas.openxmlformats.org/officeDocument/2006/relationships" xmlns:m="http://schemas.openxmlformats.org/officeDocument/2006/math" xmlns:v="urn:schemas-microsoft-com:vml" xmlns:wp14="http://schemas.microsoft.com/office/word/2010/wordprocessingDrawing" xmlns:wp="http://schemas.openxmlformats.org/drawingml/2006/wordprocessingDrawing" xmlns:w10="urn:schemas-microsoft-com:office:word" xmlns:w="http://schemas.openxmlformats.org/wordprocessingml/2006/main" xmlns:w14="http://schemas.microsoft.com/office/word/2010/wordml" xmlns:w15="http://schemas.microsoft.com/office/word/2012/wordml" xmlns:w16cei="http://schemas.microsoft.com/office/word/2026/wordml/cei" xmlns:w16cex="http://schemas.microsoft.com/office/word/2018/wordml/cex" xmlns:w16cid="http://schemas.microsoft.com/office/word/2016/wordml/cid" xmlns:w16="http://schemas.microsoft.com/office/word/2018/wordml" xmlns:w16du="http://schemas.microsoft.com/office/word/2023/wordml/word16du" xmlns:w16sdtdh="http://schemas.microsoft.com/office/word/2020/wordml/sdtdatahash" xmlns:w16sdtfl="http://schemas.microsoft.com/office/word/2024/wordml/sdtformatlock" xmlns:w16se="http://schemas.microsoft.com/office/word/2015/wordml/symex" xmlns:wpg="http://schemas.microsoft.com/office/word/2010/wordprocessingGroup" xmlns:wpi="http://schemas.microsoft.com/office/word/2010/wordprocessingInk" xmlns:wne="http://schemas.microsoft.com/office/word/2006/wordml" xmlns:wps="http://schemas.microsoft.com/office/word/2010/wordprocessingShape" mc:Ignorable="w14 w15 w16se w16cid w16 w16cex w16sdtdh w16sdtfl cr w16du wp14">
+<w16cex:commentsExtensible xmlns:wpc="http://schemas.microsoft.com/office/word/2010/wordprocessingCanvas" xmlns:cx="http://schemas.microsoft.com/office/drawing/2014/chartex" xmlns:cx1="http://schemas.microsoft.com/office/drawing/2015/9/8/chartex" xmlns:cx2="http://schemas.microsoft.com/office/drawing/2015/10/21/chartex" xmlns:cx3="http://schemas.microsoft.com/office/drawing/2016/5/9/chartex" xmlns:cx4="http://schemas.microsoft.com/office/drawing/2016/5/10/chartex" xmlns:cx5="http://schemas.microsoft.com/office/drawing/2016/5/11/chartex" xmlns:cx6="http://schemas.microsoft.com/office/drawing/2016/5/12/chartex" xmlns:cx7="http://schemas.microsoft.com/office/drawing/2016/5/13/chartex" xmlns:cx8="http://schemas.microsoft.com/office/drawing/2016/5/14/chartex" xmlns:cr="http://schemas.microsoft.com/office/comments/2020/reactions" xmlns:mc="http://schemas.openxmlformats.org/markup-compatibility/2006" xmlns:m="http://schemas.openxmlformats.org/officeDocument/2006/math" xmlns:aink="http://schemas.microsoft.com/office/drawing/2016/ink" xmlns:am3d="http://schemas.microsoft.com/office/drawing/2017/model3d" xmlns:oel="http://schemas.microsoft.com/office/2019/extlst" xmlns:r="http://schemas.openxmlformats.org/officeDocument/2006/relationships" xmlns:wp14="http://schemas.microsoft.com/office/word/2010/wordprocessingDrawing" xmlns:wp="http://schemas.openxmlformats.org/drawingml/2006/wordprocessingDrawing" xmlns:wpg="http://schemas.microsoft.com/office/word/2010/wordprocessingGroup" xmlns:wpi="http://schemas.microsoft.com/office/word/2010/wordprocessingInk" xmlns:wps="http://schemas.microsoft.com/office/word/2010/wordprocessingShape" xmlns:o="urn:schemas-microsoft-com:office:office" xmlns:v="urn:schemas-microsoft-com:vml" xmlns:w10="urn:schemas-microsoft-com:office:word" xmlns:w="http://schemas.openxmlformats.org/wordprocessingml/2006/main" xmlns:w14="http://schemas.microsoft.com/office/word/2010/wordml" xmlns:w15="http://schemas.microsoft.com/office/word/2012/wordml" xmlns:w16cex="http://schemas.microsoft.com/office/word/2018/wordml/cex" xmlns:w16cid="http://schemas.microsoft.com/office/word/2016/wordml/cid" xmlns:w16="http://schemas.microsoft.com/office/word/2018/wordml" xmlns:w16sdtdh="http://schemas.microsoft.com/office/word/2020/wordml/sdtdatahash" xmlns:w16sdtfl="http://schemas.microsoft.com/office/word/2024/wordml/sdtformatlock" xmlns:w16se="http://schemas.microsoft.com/office/word/2015/wordml/symex" xmlns:w16du="http://schemas.microsoft.com/office/word/2023/wordml/word16du" xmlns:wne="http://schemas.microsoft.com/office/word/2006/wordml" mc:Ignorable="w14 w15 w16se w16cid w16 w16cex w16sdtdh w16sdtfl cr w16du wp14">
   <w16cex:commentExtensible w16cex:durableId="0DAECF79" w16cex:dateUtc="2026-08-06T17:00:00Z">
     <w16cex:extLst>
       <w16:ext w16:uri="{CE6994B0-6A32-4C9F-8C6B-6E91EDA988CE}">
@@ -31096,7 +31247,7 @@
 </file>
 
 <file path=word/commentsIds.xml><?xml version="1.0" encoding="utf-8"?>
-<w16cid:commentsIds xmlns:wpc="http://schemas.microsoft.com/office/word/2010/wordprocessingCanvas" xmlns:cx="http://schemas.microsoft.com/office/drawing/2014/chartex" xmlns:cx1="http://schemas.microsoft.com/office/drawing/2015/9/8/chartex" xmlns:cx2="http://schemas.microsoft.com/office/drawing/2015/10/21/chartex" xmlns:cx3="http://schemas.microsoft.com/office/drawing/2016/5/9/chartex" xmlns:cx4="http://schemas.microsoft.com/office/drawing/2016/5/10/chartex" xmlns:cx5="http://schemas.microsoft.com/office/drawing/2016/5/11/chartex" xmlns:cx6="http://schemas.microsoft.com/office/drawing/2016/5/12/chartex" xmlns:cx7="http://schemas.microsoft.com/office/drawing/2016/5/13/chartex" xmlns:cx8="http://schemas.microsoft.com/office/drawing/2016/5/14/chartex" xmlns:mc="http://schemas.openxmlformats.org/markup-compatibility/2006" xmlns:aink="http://schemas.microsoft.com/office/drawing/2016/ink" xmlns:am3d="http://schemas.microsoft.com/office/drawing/2017/model3d" xmlns:o="urn:schemas-microsoft-com:office:office" xmlns:oel="http://schemas.microsoft.com/office/2019/extlst" xmlns:r="http://schemas.openxmlformats.org/officeDocument/2006/relationships" xmlns:m="http://schemas.openxmlformats.org/officeDocument/2006/math" xmlns:v="urn:schemas-microsoft-com:vml" xmlns:wp14="http://schemas.microsoft.com/office/word/2010/wordprocessingDrawing" xmlns:wp="http://schemas.openxmlformats.org/drawingml/2006/wordprocessingDrawing" xmlns:w10="urn:schemas-microsoft-com:office:word" xmlns:w="http://schemas.openxmlformats.org/wordprocessingml/2006/main" xmlns:w14="http://schemas.microsoft.com/office/word/2010/wordml" xmlns:w15="http://schemas.microsoft.com/office/word/2012/wordml" xmlns:w16cei="http://schemas.microsoft.com/office/word/2026/wordml/cei" xmlns:w16cex="http://schemas.microsoft.com/office/word/2018/wordml/cex" xmlns:w16cid="http://schemas.microsoft.com/office/word/2016/wordml/cid" xmlns:w16="http://schemas.microsoft.com/office/word/2018/wordml" xmlns:w16du="http://schemas.microsoft.com/office/word/2023/wordml/word16du" xmlns:w16sdtdh="http://schemas.microsoft.com/office/word/2020/wordml/sdtdatahash" xmlns:w16sdtfl="http://schemas.microsoft.com/office/word/2024/wordml/sdtformatlock" xmlns:w16se="http://schemas.microsoft.com/office/word/2015/wordml/symex" xmlns:wpg="http://schemas.microsoft.com/office/word/2010/wordprocessingGroup" xmlns:wpi="http://schemas.microsoft.com/office/word/2010/wordprocessingInk" xmlns:wne="http://schemas.microsoft.com/office/word/2006/wordml" xmlns:wps="http://schemas.microsoft.com/office/word/2010/wordprocessingShape" mc:Ignorable="w14 w15 w16se w16cid w16 w16cex w16sdtdh w16sdtfl w16du wp14">
+<w16cid:commentsIds xmlns:wpc="http://schemas.microsoft.com/office/word/2010/wordprocessingCanvas" xmlns:cx="http://schemas.microsoft.com/office/drawing/2014/chartex" xmlns:cx1="http://schemas.microsoft.com/office/drawing/2015/9/8/chartex" xmlns:cx2="http://schemas.microsoft.com/office/drawing/2015/10/21/chartex" xmlns:cx3="http://schemas.microsoft.com/office/drawing/2016/5/9/chartex" xmlns:cx4="http://schemas.microsoft.com/office/drawing/2016/5/10/chartex" xmlns:cx5="http://schemas.microsoft.com/office/drawing/2016/5/11/chartex" xmlns:cx6="http://schemas.microsoft.com/office/drawing/2016/5/12/chartex" xmlns:cx7="http://schemas.microsoft.com/office/drawing/2016/5/13/chartex" xmlns:cx8="http://schemas.microsoft.com/office/drawing/2016/5/14/chartex" xmlns:mc="http://schemas.openxmlformats.org/markup-compatibility/2006" xmlns:m="http://schemas.openxmlformats.org/officeDocument/2006/math" xmlns:aink="http://schemas.microsoft.com/office/drawing/2016/ink" xmlns:am3d="http://schemas.microsoft.com/office/drawing/2017/model3d" xmlns:oel="http://schemas.microsoft.com/office/2019/extlst" xmlns:r="http://schemas.openxmlformats.org/officeDocument/2006/relationships" xmlns:wp14="http://schemas.microsoft.com/office/word/2010/wordprocessingDrawing" xmlns:wp="http://schemas.openxmlformats.org/drawingml/2006/wordprocessingDrawing" xmlns:wpg="http://schemas.microsoft.com/office/word/2010/wordprocessingGroup" xmlns:wpi="http://schemas.microsoft.com/office/word/2010/wordprocessingInk" xmlns:wps="http://schemas.microsoft.com/office/word/2010/wordprocessingShape" xmlns:o="urn:schemas-microsoft-com:office:office" xmlns:v="urn:schemas-microsoft-com:vml" xmlns:w10="urn:schemas-microsoft-com:office:word" xmlns:w="http://schemas.openxmlformats.org/wordprocessingml/2006/main" xmlns:w14="http://schemas.microsoft.com/office/word/2010/wordml" xmlns:w15="http://schemas.microsoft.com/office/word/2012/wordml" xmlns:w16cex="http://schemas.microsoft.com/office/word/2018/wordml/cex" xmlns:w16cid="http://schemas.microsoft.com/office/word/2016/wordml/cid" xmlns:w16="http://schemas.microsoft.com/office/word/2018/wordml" xmlns:w16sdtdh="http://schemas.microsoft.com/office/word/2020/wordml/sdtdatahash" xmlns:w16sdtfl="http://schemas.microsoft.com/office/word/2024/wordml/sdtformatlock" xmlns:w16se="http://schemas.microsoft.com/office/word/2015/wordml/symex" xmlns:w16du="http://schemas.microsoft.com/office/word/2023/wordml/word16du" xmlns:wne="http://schemas.microsoft.com/office/word/2006/wordml" mc:Ignorable="w14 w15 w16se w16cid w16 w16cex w16sdtdh w16sdtfl w16du wp14">
   <w16cid:commentId w16cid:paraId="7A99665A" w16cid:durableId="0DAECF79"/>
   <w16cid:commentId w16cid:paraId="20C58034" w16cid:durableId="2546D5B5"/>
   <w16cid:commentId w16cid:paraId="63826704" w16cid:durableId="48A902C4"/>
@@ -31131,7 +31282,7 @@
 </file>
 
 <file path=word/endnotes.xml><?xml version="1.0" encoding="utf-8"?>
-<w:endnotes xmlns:wpc="http://schemas.microsoft.com/office/word/2010/wordprocessingCanvas" xmlns:cx="http://schemas.microsoft.com/office/drawing/2014/chartex" xmlns:cx1="http://schemas.microsoft.com/office/drawing/2015/9/8/chartex" xmlns:cx2="http://schemas.microsoft.com/office/drawing/2015/10/21/chartex" xmlns:cx3="http://schemas.microsoft.com/office/drawing/2016/5/9/chartex" xmlns:cx4="http://schemas.microsoft.com/office/drawing/2016/5/10/chartex" xmlns:cx5="http://schemas.microsoft.com/office/drawing/2016/5/11/chartex" xmlns:cx6="http://schemas.microsoft.com/office/drawing/2016/5/12/chartex" xmlns:cx7="http://schemas.microsoft.com/office/drawing/2016/5/13/chartex" xmlns:cx8="http://schemas.microsoft.com/office/drawing/2016/5/14/chartex" xmlns:mc="http://schemas.openxmlformats.org/markup-compatibility/2006" xmlns:aink="http://schemas.microsoft.com/office/drawing/2016/ink" xmlns:am3d="http://schemas.microsoft.com/office/drawing/2017/model3d" xmlns:o="urn:schemas-microsoft-com:office:office" xmlns:oel="http://schemas.microsoft.com/office/2019/extlst" xmlns:r="http://schemas.openxmlformats.org/officeDocument/2006/relationships" xmlns:m="http://schemas.openxmlformats.org/officeDocument/2006/math" xmlns:v="urn:schemas-microsoft-com:vml" xmlns:wp14="http://schemas.microsoft.com/office/word/2010/wordprocessingDrawing" xmlns:wp="http://schemas.openxmlformats.org/drawingml/2006/wordprocessingDrawing" xmlns:w10="urn:schemas-microsoft-com:office:word" xmlns:w="http://schemas.openxmlformats.org/wordprocessingml/2006/main" xmlns:w14="http://schemas.microsoft.com/office/word/2010/wordml" xmlns:w15="http://schemas.microsoft.com/office/word/2012/wordml" xmlns:w16cei="http://schemas.microsoft.com/office/word/2026/wordml/cei" xmlns:w16cex="http://schemas.microsoft.com/office/word/2018/wordml/cex" xmlns:w16cid="http://schemas.microsoft.com/office/word/2016/wordml/cid" xmlns:w16="http://schemas.microsoft.com/office/word/2018/wordml" xmlns:w16du="http://schemas.microsoft.com/office/word/2023/wordml/word16du" xmlns:w16sdtdh="http://schemas.microsoft.com/office/word/2020/wordml/sdtdatahash" xmlns:w16sdtfl="http://schemas.microsoft.com/office/word/2024/wordml/sdtformatlock" xmlns:w16se="http://schemas.microsoft.com/office/word/2015/wordml/symex" xmlns:wpg="http://schemas.microsoft.com/office/word/2010/wordprocessingGroup" xmlns:wpi="http://schemas.microsoft.com/office/word/2010/wordprocessingInk" xmlns:wne="http://schemas.microsoft.com/office/word/2006/wordml" xmlns:wps="http://schemas.microsoft.com/office/word/2010/wordprocessingShape" mc:Ignorable="w14 w15 w16se w16cid w16 w16cex w16sdtdh w16sdtfl w16du wp14">
+<w:endnotes xmlns:wpc="http://schemas.microsoft.com/office/word/2010/wordprocessingCanvas" xmlns:cx="http://schemas.microsoft.com/office/drawing/2014/chartex" xmlns:cx1="http://schemas.microsoft.com/office/drawing/2015/9/8/chartex" xmlns:cx2="http://schemas.microsoft.com/office/drawing/2015/10/21/chartex" xmlns:cx3="http://schemas.microsoft.com/office/drawing/2016/5/9/chartex" xmlns:cx4="http://schemas.microsoft.com/office/drawing/2016/5/10/chartex" xmlns:cx5="http://schemas.microsoft.com/office/drawing/2016/5/11/chartex" xmlns:cx6="http://schemas.microsoft.com/office/drawing/2016/5/12/chartex" xmlns:cx7="http://schemas.microsoft.com/office/drawing/2016/5/13/chartex" xmlns:cx8="http://schemas.microsoft.com/office/drawing/2016/5/14/chartex" xmlns:mc="http://schemas.openxmlformats.org/markup-compatibility/2006" xmlns:m="http://schemas.openxmlformats.org/officeDocument/2006/math" xmlns:aink="http://schemas.microsoft.com/office/drawing/2016/ink" xmlns:am3d="http://schemas.microsoft.com/office/drawing/2017/model3d" xmlns:oel="http://schemas.microsoft.com/office/2019/extlst" xmlns:r="http://schemas.openxmlformats.org/officeDocument/2006/relationships" xmlns:wp14="http://schemas.microsoft.com/office/word/2010/wordprocessingDrawing" xmlns:wp="http://schemas.openxmlformats.org/drawingml/2006/wordprocessingDrawing" xmlns:wpg="http://schemas.microsoft.com/office/word/2010/wordprocessingGroup" xmlns:wpi="http://schemas.microsoft.com/office/word/2010/wordprocessingInk" xmlns:wps="http://schemas.microsoft.com/office/word/2010/wordprocessingShape" xmlns:o="urn:schemas-microsoft-com:office:office" xmlns:v="urn:schemas-microsoft-com:vml" xmlns:w10="urn:schemas-microsoft-com:office:word" xmlns:w="http://schemas.openxmlformats.org/wordprocessingml/2006/main" xmlns:w14="http://schemas.microsoft.com/office/word/2010/wordml" xmlns:w15="http://schemas.microsoft.com/office/word/2012/wordml" xmlns:w16cex="http://schemas.microsoft.com/office/word/2018/wordml/cex" xmlns:w16cid="http://schemas.microsoft.com/office/word/2016/wordml/cid" xmlns:w16="http://schemas.microsoft.com/office/word/2018/wordml" xmlns:w16sdtdh="http://schemas.microsoft.com/office/word/2020/wordml/sdtdatahash" xmlns:w16sdtfl="http://schemas.microsoft.com/office/word/2024/wordml/sdtformatlock" xmlns:w16se="http://schemas.microsoft.com/office/word/2015/wordml/symex" xmlns:w16du="http://schemas.microsoft.com/office/word/2023/wordml/word16du" xmlns:wne="http://schemas.microsoft.com/office/word/2006/wordml" mc:Ignorable="w14 w15 w16se w16cid w16 w16cex w16sdtdh w16sdtfl w16du wp14">
   <w:endnote w:type="separator" w:id="-1">
     <w:p>
       <w:pPr>
@@ -31156,7 +31307,7 @@
 </file>
 
 <file path=word/footer1.xml><?xml version="1.0" encoding="utf-8"?>
-<w:ftr xmlns:wpc="http://schemas.microsoft.com/office/word/2010/wordprocessingCanvas" xmlns:cx="http://schemas.microsoft.com/office/drawing/2014/chartex" xmlns:cx1="http://schemas.microsoft.com/office/drawing/2015/9/8/chartex" xmlns:cx2="http://schemas.microsoft.com/office/drawing/2015/10/21/chartex" xmlns:cx3="http://schemas.microsoft.com/office/drawing/2016/5/9/chartex" xmlns:cx4="http://schemas.microsoft.com/office/drawing/2016/5/10/chartex" xmlns:cx5="http://schemas.microsoft.com/office/drawing/2016/5/11/chartex" xmlns:cx6="http://schemas.microsoft.com/office/drawing/2016/5/12/chartex" xmlns:cx7="http://schemas.microsoft.com/office/drawing/2016/5/13/chartex" xmlns:cx8="http://schemas.microsoft.com/office/drawing/2016/5/14/chartex" xmlns:mc="http://schemas.openxmlformats.org/markup-compatibility/2006" xmlns:aink="http://schemas.microsoft.com/office/drawing/2016/ink" xmlns:am3d="http://schemas.microsoft.com/office/drawing/2017/model3d" xmlns:o="urn:schemas-microsoft-com:office:office" xmlns:oel="http://schemas.microsoft.com/office/2019/extlst" xmlns:r="http://schemas.openxmlformats.org/officeDocument/2006/relationships" xmlns:m="http://schemas.openxmlformats.org/officeDocument/2006/math" xmlns:v="urn:schemas-microsoft-com:vml" xmlns:wp14="http://schemas.microsoft.com/office/word/2010/wordprocessingDrawing" xmlns:wp="http://schemas.openxmlformats.org/drawingml/2006/wordprocessingDrawing" xmlns:w10="urn:schemas-microsoft-com:office:word" xmlns:w="http://schemas.openxmlformats.org/wordprocessingml/2006/main" xmlns:w14="http://schemas.microsoft.com/office/word/2010/wordml" xmlns:w15="http://schemas.microsoft.com/office/word/2012/wordml" xmlns:w16cei="http://schemas.microsoft.com/office/word/2026/wordml/cei" xmlns:w16cex="http://schemas.microsoft.com/office/word/2018/wordml/cex" xmlns:w16cid="http://schemas.microsoft.com/office/word/2016/wordml/cid" xmlns:w16="http://schemas.microsoft.com/office/word/2018/wordml" xmlns:w16du="http://schemas.microsoft.com/office/word/2023/wordml/word16du" xmlns:w16sdtdh="http://schemas.microsoft.com/office/word/2020/wordml/sdtdatahash" xmlns:w16sdtfl="http://schemas.microsoft.com/office/word/2024/wordml/sdtformatlock" xmlns:w16se="http://schemas.microsoft.com/office/word/2015/wordml/symex" xmlns:wpg="http://schemas.microsoft.com/office/word/2010/wordprocessingGroup" xmlns:wpi="http://schemas.microsoft.com/office/word/2010/wordprocessingInk" xmlns:wne="http://schemas.microsoft.com/office/word/2006/wordml" xmlns:wps="http://schemas.microsoft.com/office/word/2010/wordprocessingShape" mc:Ignorable="w14 w15 w16se w16cid w16 w16cex w16sdtdh w16sdtfl w16du wp14">
+<w:ftr xmlns:wpc="http://schemas.microsoft.com/office/word/2010/wordprocessingCanvas" xmlns:cx="http://schemas.microsoft.com/office/drawing/2014/chartex" xmlns:cx1="http://schemas.microsoft.com/office/drawing/2015/9/8/chartex" xmlns:cx2="http://schemas.microsoft.com/office/drawing/2015/10/21/chartex" xmlns:cx3="http://schemas.microsoft.com/office/drawing/2016/5/9/chartex" xmlns:cx4="http://schemas.microsoft.com/office/drawing/2016/5/10/chartex" xmlns:cx5="http://schemas.microsoft.com/office/drawing/2016/5/11/chartex" xmlns:cx6="http://schemas.microsoft.com/office/drawing/2016/5/12/chartex" xmlns:cx7="http://schemas.microsoft.com/office/drawing/2016/5/13/chartex" xmlns:cx8="http://schemas.microsoft.com/office/drawing/2016/5/14/chartex" xmlns:mc="http://schemas.openxmlformats.org/markup-compatibility/2006" xmlns:m="http://schemas.openxmlformats.org/officeDocument/2006/math" xmlns:aink="http://schemas.microsoft.com/office/drawing/2016/ink" xmlns:am3d="http://schemas.microsoft.com/office/drawing/2017/model3d" xmlns:oel="http://schemas.microsoft.com/office/2019/extlst" xmlns:r="http://schemas.openxmlformats.org/officeDocument/2006/relationships" xmlns:wp14="http://schemas.microsoft.com/office/word/2010/wordprocessingDrawing" xmlns:wp="http://schemas.openxmlformats.org/drawingml/2006/wordprocessingDrawing" xmlns:wpg="http://schemas.microsoft.com/office/word/2010/wordprocessingGroup" xmlns:wpi="http://schemas.microsoft.com/office/word/2010/wordprocessingInk" xmlns:wps="http://schemas.microsoft.com/office/word/2010/wordprocessingShape" xmlns:o="urn:schemas-microsoft-com:office:office" xmlns:v="urn:schemas-microsoft-com:vml" xmlns:w10="urn:schemas-microsoft-com:office:word" xmlns:w="http://schemas.openxmlformats.org/wordprocessingml/2006/main" xmlns:w14="http://schemas.microsoft.com/office/word/2010/wordml" xmlns:w15="http://schemas.microsoft.com/office/word/2012/wordml" xmlns:w16cex="http://schemas.microsoft.com/office/word/2018/wordml/cex" xmlns:w16cid="http://schemas.microsoft.com/office/word/2016/wordml/cid" xmlns:w16="http://schemas.microsoft.com/office/word/2018/wordml" xmlns:w16sdtdh="http://schemas.microsoft.com/office/word/2020/wordml/sdtdatahash" xmlns:w16sdtfl="http://schemas.microsoft.com/office/word/2024/wordml/sdtformatlock" xmlns:w16se="http://schemas.microsoft.com/office/word/2015/wordml/symex" xmlns:w16du="http://schemas.microsoft.com/office/word/2023/wordml/word16du" xmlns:wne="http://schemas.microsoft.com/office/word/2006/wordml" mc:Ignorable="w14 w15 w16se w16cid w16 w16cex w16sdtdh w16sdtfl w16du wp14">
   <w:sdt>
     <w:sdtPr>
       <w:id w:val="1090047267"/>
@@ -31209,7 +31360,7 @@
 </file>
 
 <file path=word/footnotes.xml><?xml version="1.0" encoding="utf-8"?>
-<w:footnotes xmlns:wpc="http://schemas.microsoft.com/office/word/2010/wordprocessingCanvas" xmlns:cx="http://schemas.microsoft.com/office/drawing/2014/chartex" xmlns:cx1="http://schemas.microsoft.com/office/drawing/2015/9/8/chartex" xmlns:cx2="http://schemas.microsoft.com/office/drawing/2015/10/21/chartex" xmlns:cx3="http://schemas.microsoft.com/office/drawing/2016/5/9/chartex" xmlns:cx4="http://schemas.microsoft.com/office/drawing/2016/5/10/chartex" xmlns:cx5="http://schemas.microsoft.com/office/drawing/2016/5/11/chartex" xmlns:cx6="http://schemas.microsoft.com/office/drawing/2016/5/12/chartex" xmlns:cx7="http://schemas.microsoft.com/office/drawing/2016/5/13/chartex" xmlns:cx8="http://schemas.microsoft.com/office/drawing/2016/5/14/chartex" xmlns:mc="http://schemas.openxmlformats.org/markup-compatibility/2006" xmlns:aink="http://schemas.microsoft.com/office/drawing/2016/ink" xmlns:am3d="http://schemas.microsoft.com/office/drawing/2017/model3d" xmlns:o="urn:schemas-microsoft-com:office:office" xmlns:oel="http://schemas.microsoft.com/office/2019/extlst" xmlns:r="http://schemas.openxmlformats.org/officeDocument/2006/relationships" xmlns:m="http://schemas.openxmlformats.org/officeDocument/2006/math" xmlns:v="urn:schemas-microsoft-com:vml" xmlns:wp14="http://schemas.microsoft.com/office/word/2010/wordprocessingDrawing" xmlns:wp="http://schemas.openxmlformats.org/drawingml/2006/wordprocessingDrawing" xmlns:w10="urn:schemas-microsoft-com:office:word" xmlns:w="http://schemas.openxmlformats.org/wordprocessingml/2006/main" xmlns:w14="http://schemas.microsoft.com/office/word/2010/wordml" xmlns:w15="http://schemas.microsoft.com/office/word/2012/wordml" xmlns:w16cei="http://schemas.microsoft.com/office/word/2026/wordml/cei" xmlns:w16cex="http://schemas.microsoft.com/office/word/2018/wordml/cex" xmlns:w16cid="http://schemas.microsoft.com/office/word/2016/wordml/cid" xmlns:w16="http://schemas.microsoft.com/office/word/2018/wordml" xmlns:w16du="http://schemas.microsoft.com/office/word/2023/wordml/word16du" xmlns:w16sdtdh="http://schemas.microsoft.com/office/word/2020/wordml/sdtdatahash" xmlns:w16sdtfl="http://schemas.microsoft.com/office/word/2024/wordml/sdtformatlock" xmlns:w16se="http://schemas.microsoft.com/office/word/2015/wordml/symex" xmlns:wpg="http://schemas.microsoft.com/office/word/2010/wordprocessingGroup" xmlns:wpi="http://schemas.microsoft.com/office/word/2010/wordprocessingInk" xmlns:wne="http://schemas.microsoft.com/office/word/2006/wordml" xmlns:wps="http://schemas.microsoft.com/office/word/2010/wordprocessingShape" mc:Ignorable="w14 w15 w16se w16cid w16 w16cex w16sdtdh w16sdtfl w16du wp14">
+<w:footnotes xmlns:wpc="http://schemas.microsoft.com/office/word/2010/wordprocessingCanvas" xmlns:cx="http://schemas.microsoft.com/office/drawing/2014/chartex" xmlns:cx1="http://schemas.microsoft.com/office/drawing/2015/9/8/chartex" xmlns:cx2="http://schemas.microsoft.com/office/drawing/2015/10/21/chartex" xmlns:cx3="http://schemas.microsoft.com/office/drawing/2016/5/9/chartex" xmlns:cx4="http://schemas.microsoft.com/office/drawing/2016/5/10/chartex" xmlns:cx5="http://schemas.microsoft.com/office/drawing/2016/5/11/chartex" xmlns:cx6="http://schemas.microsoft.com/office/drawing/2016/5/12/chartex" xmlns:cx7="http://schemas.microsoft.com/office/drawing/2016/5/13/chartex" xmlns:cx8="http://schemas.microsoft.com/office/drawing/2016/5/14/chartex" xmlns:mc="http://schemas.openxmlformats.org/markup-compatibility/2006" xmlns:m="http://schemas.openxmlformats.org/officeDocument/2006/math" xmlns:aink="http://schemas.microsoft.com/office/drawing/2016/ink" xmlns:am3d="http://schemas.microsoft.com/office/drawing/2017/model3d" xmlns:oel="http://schemas.microsoft.com/office/2019/extlst" xmlns:r="http://schemas.openxmlformats.org/officeDocument/2006/relationships" xmlns:wp14="http://schemas.microsoft.com/office/word/2010/wordprocessingDrawing" xmlns:wp="http://schemas.openxmlformats.org/drawingml/2006/wordprocessingDrawing" xmlns:wpg="http://schemas.microsoft.com/office/word/2010/wordprocessingGroup" xmlns:wpi="http://schemas.microsoft.com/office/word/2010/wordprocessingInk" xmlns:wps="http://schemas.microsoft.com/office/word/2010/wordprocessingShape" xmlns:o="urn:schemas-microsoft-com:office:office" xmlns:v="urn:schemas-microsoft-com:vml" xmlns:w10="urn:schemas-microsoft-com:office:word" xmlns:w="http://schemas.openxmlformats.org/wordprocessingml/2006/main" xmlns:w14="http://schemas.microsoft.com/office/word/2010/wordml" xmlns:w15="http://schemas.microsoft.com/office/word/2012/wordml" xmlns:w16cex="http://schemas.microsoft.com/office/word/2018/wordml/cex" xmlns:w16cid="http://schemas.microsoft.com/office/word/2016/wordml/cid" xmlns:w16="http://schemas.microsoft.com/office/word/2018/wordml" xmlns:w16sdtdh="http://schemas.microsoft.com/office/word/2020/wordml/sdtdatahash" xmlns:w16sdtfl="http://schemas.microsoft.com/office/word/2024/wordml/sdtformatlock" xmlns:w16se="http://schemas.microsoft.com/office/word/2015/wordml/symex" xmlns:w16du="http://schemas.microsoft.com/office/word/2023/wordml/word16du" xmlns:wne="http://schemas.microsoft.com/office/word/2006/wordml" mc:Ignorable="w14 w15 w16se w16cid w16 w16cex w16sdtdh w16sdtfl w16du wp14">
   <w:footnote w:type="separator" w:id="-1">
     <w:p>
       <w:pPr>
@@ -31234,7 +31385,7 @@
 </file>
 
 <file path=word/header1.xml><?xml version="1.0" encoding="utf-8"?>
-<w:hdr xmlns:wpc="http://schemas.microsoft.com/office/word/2010/wordprocessingCanvas" xmlns:cx="http://schemas.microsoft.com/office/drawing/2014/chartex" xmlns:cx1="http://schemas.microsoft.com/office/drawing/2015/9/8/chartex" xmlns:cx2="http://schemas.microsoft.com/office/drawing/2015/10/21/chartex" xmlns:cx3="http://schemas.microsoft.com/office/drawing/2016/5/9/chartex" xmlns:cx4="http://schemas.microsoft.com/office/drawing/2016/5/10/chartex" xmlns:cx5="http://schemas.microsoft.com/office/drawing/2016/5/11/chartex" xmlns:cx6="http://schemas.microsoft.com/office/drawing/2016/5/12/chartex" xmlns:cx7="http://schemas.microsoft.com/office/drawing/2016/5/13/chartex" xmlns:cx8="http://schemas.microsoft.com/office/drawing/2016/5/14/chartex" xmlns:mc="http://schemas.openxmlformats.org/markup-compatibility/2006" xmlns:aink="http://schemas.microsoft.com/office/drawing/2016/ink" xmlns:am3d="http://schemas.microsoft.com/office/drawing/2017/model3d" xmlns:o="urn:schemas-microsoft-com:office:office" xmlns:oel="http://schemas.microsoft.com/office/2019/extlst" xmlns:r="http://schemas.openxmlformats.org/officeDocument/2006/relationships" xmlns:m="http://schemas.openxmlformats.org/officeDocument/2006/math" xmlns:v="urn:schemas-microsoft-com:vml" xmlns:wp14="http://schemas.microsoft.com/office/word/2010/wordprocessingDrawing" xmlns:wp="http://schemas.openxmlformats.org/drawingml/2006/wordprocessingDrawing" xmlns:w10="urn:schemas-microsoft-com:office:word" xmlns:w="http://schemas.openxmlformats.org/wordprocessingml/2006/main" xmlns:w14="http://schemas.microsoft.com/office/word/2010/wordml" xmlns:w15="http://schemas.microsoft.com/office/word/2012/wordml" xmlns:w16cei="http://schemas.microsoft.com/office/word/2026/wordml/cei" xmlns:w16cex="http://schemas.microsoft.com/office/word/2018/wordml/cex" xmlns:w16cid="http://schemas.microsoft.com/office/word/2016/wordml/cid" xmlns:w16="http://schemas.microsoft.com/office/word/2018/wordml" xmlns:w16du="http://schemas.microsoft.com/office/word/2023/wordml/word16du" xmlns:w16sdtdh="http://schemas.microsoft.com/office/word/2020/wordml/sdtdatahash" xmlns:w16sdtfl="http://schemas.microsoft.com/office/word/2024/wordml/sdtformatlock" xmlns:w16se="http://schemas.microsoft.com/office/word/2015/wordml/symex" xmlns:wpg="http://schemas.microsoft.com/office/word/2010/wordprocessingGroup" xmlns:wpi="http://schemas.microsoft.com/office/word/2010/wordprocessingInk" xmlns:wne="http://schemas.microsoft.com/office/word/2006/wordml" xmlns:wps="http://schemas.microsoft.com/office/word/2010/wordprocessingShape" mc:Ignorable="w14 w15 w16se w16cid w16 w16cex w16sdtdh w16sdtfl w16du wp14">
+<w:hdr xmlns:wpc="http://schemas.microsoft.com/office/word/2010/wordprocessingCanvas" xmlns:cx="http://schemas.microsoft.com/office/drawing/2014/chartex" xmlns:cx1="http://schemas.microsoft.com/office/drawing/2015/9/8/chartex" xmlns:cx2="http://schemas.microsoft.com/office/drawing/2015/10/21/chartex" xmlns:cx3="http://schemas.microsoft.com/office/drawing/2016/5/9/chartex" xmlns:cx4="http://schemas.microsoft.com/office/drawing/2016/5/10/chartex" xmlns:cx5="http://schemas.microsoft.com/office/drawing/2016/5/11/chartex" xmlns:cx6="http://schemas.microsoft.com/office/drawing/2016/5/12/chartex" xmlns:cx7="http://schemas.microsoft.com/office/drawing/2016/5/13/chartex" xmlns:cx8="http://schemas.microsoft.com/office/drawing/2016/5/14/chartex" xmlns:mc="http://schemas.openxmlformats.org/markup-compatibility/2006" xmlns:m="http://schemas.openxmlformats.org/officeDocument/2006/math" xmlns:aink="http://schemas.microsoft.com/office/drawing/2016/ink" xmlns:am3d="http://schemas.microsoft.com/office/drawing/2017/model3d" xmlns:oel="http://schemas.microsoft.com/office/2019/extlst" xmlns:r="http://schemas.openxmlformats.org/officeDocument/2006/relationships" xmlns:wp14="http://schemas.microsoft.com/office/word/2010/wordprocessingDrawing" xmlns:wp="http://schemas.openxmlformats.org/drawingml/2006/wordprocessingDrawing" xmlns:wpg="http://schemas.microsoft.com/office/word/2010/wordprocessingGroup" xmlns:wpi="http://schemas.microsoft.com/office/word/2010/wordprocessingInk" xmlns:wps="http://schemas.microsoft.com/office/word/2010/wordprocessingShape" xmlns:o="urn:schemas-microsoft-com:office:office" xmlns:v="urn:schemas-microsoft-com:vml" xmlns:w10="urn:schemas-microsoft-com:office:word" xmlns:w="http://schemas.openxmlformats.org/wordprocessingml/2006/main" xmlns:w14="http://schemas.microsoft.com/office/word/2010/wordml" xmlns:w15="http://schemas.microsoft.com/office/word/2012/wordml" xmlns:w16cex="http://schemas.microsoft.com/office/word/2018/wordml/cex" xmlns:w16cid="http://schemas.microsoft.com/office/word/2016/wordml/cid" xmlns:w16="http://schemas.microsoft.com/office/word/2018/wordml" xmlns:w16sdtdh="http://schemas.microsoft.com/office/word/2020/wordml/sdtdatahash" xmlns:w16sdtfl="http://schemas.microsoft.com/office/word/2024/wordml/sdtformatlock" xmlns:w16se="http://schemas.microsoft.com/office/word/2015/wordml/symex" xmlns:w16du="http://schemas.microsoft.com/office/word/2023/wordml/word16du" xmlns:wne="http://schemas.microsoft.com/office/word/2006/wordml" mc:Ignorable="w14 w15 w16se w16cid w16 w16cex w16sdtdh w16sdtfl w16du wp14">
   <w:p>
     <w:pPr>
       <w:pStyle w:val="Header"/>
@@ -31244,7 +31395,7 @@
 </file>
 
 <file path=word/numbering.xml><?xml version="1.0" encoding="utf-8"?>
-<w:numbering xmlns:wpc="http://schemas.microsoft.com/office/word/2010/wordprocessingCanvas" xmlns:cx="http://schemas.microsoft.com/office/drawing/2014/chartex" xmlns:cx1="http://schemas.microsoft.com/office/drawing/2015/9/8/chartex" xmlns:cx2="http://schemas.microsoft.com/office/drawing/2015/10/21/chartex" xmlns:cx3="http://schemas.microsoft.com/office/drawing/2016/5/9/chartex" xmlns:cx4="http://schemas.microsoft.com/office/drawing/2016/5/10/chartex" xmlns:cx5="http://schemas.microsoft.com/office/drawing/2016/5/11/chartex" xmlns:cx6="http://schemas.microsoft.com/office/drawing/2016/5/12/chartex" xmlns:cx7="http://schemas.microsoft.com/office/drawing/2016/5/13/chartex" xmlns:cx8="http://schemas.microsoft.com/office/drawing/2016/5/14/chartex" xmlns:mc="http://schemas.openxmlformats.org/markup-compatibility/2006" xmlns:aink="http://schemas.microsoft.com/office/drawing/2016/ink" xmlns:am3d="http://schemas.microsoft.com/office/drawing/2017/model3d" xmlns:o="urn:schemas-microsoft-com:office:office" xmlns:oel="http://schemas.microsoft.com/office/2019/extlst" xmlns:r="http://schemas.openxmlformats.org/officeDocument/2006/relationships" xmlns:m="http://schemas.openxmlformats.org/officeDocument/2006/math" xmlns:v="urn:schemas-microsoft-com:vml" xmlns:wp14="http://schemas.microsoft.com/office/word/2010/wordprocessingDrawing" xmlns:wp="http://schemas.openxmlformats.org/drawingml/2006/wordprocessingDrawing" xmlns:w10="urn:schemas-microsoft-com:office:word" xmlns:w="http://schemas.openxmlformats.org/wordprocessingml/2006/main" xmlns:w14="http://schemas.microsoft.com/office/word/2010/wordml" xmlns:w15="http://schemas.microsoft.com/office/word/2012/wordml" xmlns:w16cei="http://schemas.microsoft.com/office/word/2026/wordml/cei" xmlns:w16cex="http://schemas.microsoft.com/office/word/2018/wordml/cex" xmlns:w16cid="http://schemas.microsoft.com/office/word/2016/wordml/cid" xmlns:w16="http://schemas.microsoft.com/office/word/2018/wordml" xmlns:w16du="http://schemas.microsoft.com/office/word/2023/wordml/word16du" xmlns:w16sdtdh="http://schemas.microsoft.com/office/word/2020/wordml/sdtdatahash" xmlns:w16sdtfl="http://schemas.microsoft.com/office/word/2024/wordml/sdtformatlock" xmlns:w16se="http://schemas.microsoft.com/office/word/2015/wordml/symex" xmlns:wpg="http://schemas.microsoft.com/office/word/2010/wordprocessingGroup" xmlns:wpi="http://schemas.microsoft.com/office/word/2010/wordprocessingInk" xmlns:wne="http://schemas.microsoft.com/office/word/2006/wordml" xmlns:wps="http://schemas.microsoft.com/office/word/2010/wordprocessingShape" mc:Ignorable="w14 w15 w16se w16cid w16 w16cex w16sdtdh w16sdtfl w16du wp14">
+<w:numbering xmlns:wpc="http://schemas.microsoft.com/office/word/2010/wordprocessingCanvas" xmlns:cx="http://schemas.microsoft.com/office/drawing/2014/chartex" xmlns:cx1="http://schemas.microsoft.com/office/drawing/2015/9/8/chartex" xmlns:cx2="http://schemas.microsoft.com/office/drawing/2015/10/21/chartex" xmlns:cx3="http://schemas.microsoft.com/office/drawing/2016/5/9/chartex" xmlns:cx4="http://schemas.microsoft.com/office/drawing/2016/5/10/chartex" xmlns:cx5="http://schemas.microsoft.com/office/drawing/2016/5/11/chartex" xmlns:cx6="http://schemas.microsoft.com/office/drawing/2016/5/12/chartex" xmlns:cx7="http://schemas.microsoft.com/office/drawing/2016/5/13/chartex" xmlns:cx8="http://schemas.microsoft.com/office/drawing/2016/5/14/chartex" xmlns:mc="http://schemas.openxmlformats.org/markup-compatibility/2006" xmlns:m="http://schemas.openxmlformats.org/officeDocument/2006/math" xmlns:aink="http://schemas.microsoft.com/office/drawing/2016/ink" xmlns:am3d="http://schemas.microsoft.com/office/drawing/2017/model3d" xmlns:oel="http://schemas.microsoft.com/office/2019/extlst" xmlns:r="http://schemas.openxmlformats.org/officeDocument/2006/relationships" xmlns:wp14="http://schemas.microsoft.com/office/word/2010/wordprocessingDrawing" xmlns:wp="http://schemas.openxmlformats.org/drawingml/2006/wordprocessingDrawing" xmlns:wpg="http://schemas.microsoft.com/office/word/2010/wordprocessingGroup" xmlns:wpi="http://schemas.microsoft.com/office/word/2010/wordprocessingInk" xmlns:wps="http://schemas.microsoft.com/office/word/2010/wordprocessingShape" xmlns:o="urn:schemas-microsoft-com:office:office" xmlns:v="urn:schemas-microsoft-com:vml" xmlns:w10="urn:schemas-microsoft-com:office:word" xmlns:w="http://schemas.openxmlformats.org/wordprocessingml/2006/main" xmlns:w14="http://schemas.microsoft.com/office/word/2010/wordml" xmlns:w15="http://schemas.microsoft.com/office/word/2012/wordml" xmlns:w16cex="http://schemas.microsoft.com/office/word/2018/wordml/cex" xmlns:w16cid="http://schemas.microsoft.com/office/word/2016/wordml/cid" xmlns:w16="http://schemas.microsoft.com/office/word/2018/wordml" xmlns:w16sdtdh="http://schemas.microsoft.com/office/word/2020/wordml/sdtdatahash" xmlns:w16sdtfl="http://schemas.microsoft.com/office/word/2024/wordml/sdtformatlock" xmlns:w16se="http://schemas.microsoft.com/office/word/2015/wordml/symex" xmlns:w16du="http://schemas.microsoft.com/office/word/2023/wordml/word16du" xmlns:wne="http://schemas.microsoft.com/office/word/2006/wordml" mc:Ignorable="w14 w15 w16se w16cid w16 w16cex w16sdtdh w16sdtfl w16du wp14">
   <w:abstractNum w:abstractNumId="0" w15:restartNumberingAfterBreak="0">
     <w:nsid w:val="018F7683"/>
     <w:multiLevelType w:val="hybridMultilevel"/>
@@ -31795,7 +31946,7 @@
 </file>
 
 <file path=word/people.xml><?xml version="1.0" encoding="utf-8"?>
-<w15:people xmlns:wpc="http://schemas.microsoft.com/office/word/2010/wordprocessingCanvas" xmlns:cx="http://schemas.microsoft.com/office/drawing/2014/chartex" xmlns:cx1="http://schemas.microsoft.com/office/drawing/2015/9/8/chartex" xmlns:cx2="http://schemas.microsoft.com/office/drawing/2015/10/21/chartex" xmlns:cx3="http://schemas.microsoft.com/office/drawing/2016/5/9/chartex" xmlns:cx4="http://schemas.microsoft.com/office/drawing/2016/5/10/chartex" xmlns:cx5="http://schemas.microsoft.com/office/drawing/2016/5/11/chartex" xmlns:cx6="http://schemas.microsoft.com/office/drawing/2016/5/12/chartex" xmlns:cx7="http://schemas.microsoft.com/office/drawing/2016/5/13/chartex" xmlns:cx8="http://schemas.microsoft.com/office/drawing/2016/5/14/chartex" xmlns:mc="http://schemas.openxmlformats.org/markup-compatibility/2006" xmlns:aink="http://schemas.microsoft.com/office/drawing/2016/ink" xmlns:am3d="http://schemas.microsoft.com/office/drawing/2017/model3d" xmlns:o="urn:schemas-microsoft-com:office:office" xmlns:oel="http://schemas.microsoft.com/office/2019/extlst" xmlns:r="http://schemas.openxmlformats.org/officeDocument/2006/relationships" xmlns:m="http://schemas.openxmlformats.org/officeDocument/2006/math" xmlns:v="urn:schemas-microsoft-com:vml" xmlns:wp14="http://schemas.microsoft.com/office/word/2010/wordprocessingDrawing" xmlns:wp="http://schemas.openxmlformats.org/drawingml/2006/wordprocessingDrawing" xmlns:w10="urn:schemas-microsoft-com:office:word" xmlns:w="http://schemas.openxmlformats.org/wordprocessingml/2006/main" xmlns:w14="http://schemas.microsoft.com/office/word/2010/wordml" xmlns:w15="http://schemas.microsoft.com/office/word/2012/wordml" xmlns:w16cei="http://schemas.microsoft.com/office/word/2026/wordml/cei" xmlns:w16cex="http://schemas.microsoft.com/office/word/2018/wordml/cex" xmlns:w16cid="http://schemas.microsoft.com/office/word/2016/wordml/cid" xmlns:w16="http://schemas.microsoft.com/office/word/2018/wordml" xmlns:w16du="http://schemas.microsoft.com/office/word/2023/wordml/word16du" xmlns:w16sdtdh="http://schemas.microsoft.com/office/word/2020/wordml/sdtdatahash" xmlns:w16sdtfl="http://schemas.microsoft.com/office/word/2024/wordml/sdtformatlock" xmlns:w16se="http://schemas.microsoft.com/office/word/2015/wordml/symex" xmlns:wpg="http://schemas.microsoft.com/office/word/2010/wordprocessingGroup" xmlns:wpi="http://schemas.microsoft.com/office/word/2010/wordprocessingInk" xmlns:wne="http://schemas.microsoft.com/office/word/2006/wordml" xmlns:wps="http://schemas.microsoft.com/office/word/2010/wordprocessingShape" mc:Ignorable="w14 w15 w16se w16cid w16 w16cex w16sdtdh w16sdtfl w16du wp14">
+<w15:people xmlns:wpc="http://schemas.microsoft.com/office/word/2010/wordprocessingCanvas" xmlns:cx="http://schemas.microsoft.com/office/drawing/2014/chartex" xmlns:cx1="http://schemas.microsoft.com/office/drawing/2015/9/8/chartex" xmlns:cx2="http://schemas.microsoft.com/office/drawing/2015/10/21/chartex" xmlns:cx3="http://schemas.microsoft.com/office/drawing/2016/5/9/chartex" xmlns:cx4="http://schemas.microsoft.com/office/drawing/2016/5/10/chartex" xmlns:cx5="http://schemas.microsoft.com/office/drawing/2016/5/11/chartex" xmlns:cx6="http://schemas.microsoft.com/office/drawing/2016/5/12/chartex" xmlns:cx7="http://schemas.microsoft.com/office/drawing/2016/5/13/chartex" xmlns:cx8="http://schemas.microsoft.com/office/drawing/2016/5/14/chartex" xmlns:mc="http://schemas.openxmlformats.org/markup-compatibility/2006" xmlns:m="http://schemas.openxmlformats.org/officeDocument/2006/math" xmlns:aink="http://schemas.microsoft.com/office/drawing/2016/ink" xmlns:am3d="http://schemas.microsoft.com/office/drawing/2017/model3d" xmlns:oel="http://schemas.microsoft.com/office/2019/extlst" xmlns:r="http://schemas.openxmlformats.org/officeDocument/2006/relationships" xmlns:wp14="http://schemas.microsoft.com/office/word/2010/wordprocessingDrawing" xmlns:wp="http://schemas.openxmlformats.org/drawingml/2006/wordprocessingDrawing" xmlns:wpg="http://schemas.microsoft.com/office/word/2010/wordprocessingGroup" xmlns:wpi="http://schemas.microsoft.com/office/word/2010/wordprocessingInk" xmlns:wps="http://schemas.microsoft.com/office/word/2010/wordprocessingShape" xmlns:o="urn:schemas-microsoft-com:office:office" xmlns:v="urn:schemas-microsoft-com:vml" xmlns:w10="urn:schemas-microsoft-com:office:word" xmlns:w="http://schemas.openxmlformats.org/wordprocessingml/2006/main" xmlns:w14="http://schemas.microsoft.com/office/word/2010/wordml" xmlns:w15="http://schemas.microsoft.com/office/word/2012/wordml" xmlns:w16cex="http://schemas.microsoft.com/office/word/2018/wordml/cex" xmlns:w16cid="http://schemas.microsoft.com/office/word/2016/wordml/cid" xmlns:w16="http://schemas.microsoft.com/office/word/2018/wordml" xmlns:w16sdtdh="http://schemas.microsoft.com/office/word/2020/wordml/sdtdatahash" xmlns:w16sdtfl="http://schemas.microsoft.com/office/word/2024/wordml/sdtformatlock" xmlns:w16se="http://schemas.microsoft.com/office/word/2015/wordml/symex" xmlns:w16du="http://schemas.microsoft.com/office/word/2023/wordml/word16du" xmlns:wne="http://schemas.microsoft.com/office/word/2006/wordml" mc:Ignorable="w14 w15 w16se w16cid w16 w16cex w16sdtdh w16sdtfl w16du wp14">
   <w15:person w15:author="de Szoeke, Simon">
     <w15:presenceInfo w15:providerId="AD" w15:userId="S::deszoeks@oregonstate.edu::2a772c8a-8ee4-4018-9aea-1f1b0a725b5f"/>
   </w15:person>
@@ -31803,7 +31954,7 @@
 </file>
 
 <file path=word/styles.xml><?xml version="1.0" encoding="utf-8"?>
-<w:styles xmlns:mc="http://schemas.openxmlformats.org/markup-compatibility/2006" xmlns:r="http://schemas.openxmlformats.org/officeDocument/2006/relationships" xmlns:w="http://schemas.openxmlformats.org/wordprocessingml/2006/main" xmlns:w14="http://schemas.microsoft.com/office/word/2010/wordml" xmlns:w15="http://schemas.microsoft.com/office/word/2012/wordml" xmlns:w16cex="http://schemas.microsoft.com/office/word/2018/wordml/cex" xmlns:w16cid="http://schemas.microsoft.com/office/word/2016/wordml/cid" xmlns:w16="http://schemas.microsoft.com/office/word/2018/wordml" xmlns:w16du="http://schemas.microsoft.com/office/word/2023/wordml/word16du" xmlns:w16sdtdh="http://schemas.microsoft.com/office/word/2020/wordml/sdtdatahash" xmlns:w16sdtfl="http://schemas.microsoft.com/office/word/2024/wordml/sdtformatlock" xmlns:w16se="http://schemas.microsoft.com/office/word/2015/wordml/symex" mc:Ignorable="w14 w15 w16se w16cid w16 w16cex w16sdtdh w16sdtfl w16du">
+<w:styles xmlns:mc="http://schemas.openxmlformats.org/markup-compatibility/2006" xmlns:r="http://schemas.openxmlformats.org/officeDocument/2006/relationships" xmlns:w="http://schemas.openxmlformats.org/wordprocessingml/2006/main" xmlns:w14="http://schemas.microsoft.com/office/word/2010/wordml" xmlns:w15="http://schemas.microsoft.com/office/word/2012/wordml" xmlns:w16cex="http://schemas.microsoft.com/office/word/2018/wordml/cex" xmlns:w16cid="http://schemas.microsoft.com/office/word/2016/wordml/cid" xmlns:w16="http://schemas.microsoft.com/office/word/2018/wordml" xmlns:w16sdtdh="http://schemas.microsoft.com/office/word/2020/wordml/sdtdatahash" xmlns:w16sdtfl="http://schemas.microsoft.com/office/word/2024/wordml/sdtformatlock" xmlns:w16se="http://schemas.microsoft.com/office/word/2015/wordml/symex" xmlns:w16du="http://schemas.microsoft.com/office/word/2023/wordml/word16du" mc:Ignorable="w14 w15 w16se w16cid w16 w16cex w16sdtdh w16sdtfl w16du">
   <w:docDefaults>
     <w:rPrDefault>
       <w:rPr>
@@ -32404,6 +32555,7 @@
   <w:style w:type="character" w:default="1" w:styleId="DefaultParagraphFont">
     <w:name w:val="Default Paragraph Font"/>
     <w:uiPriority w:val="1"/>
+    <w:semiHidden/>
     <w:unhideWhenUsed/>
   </w:style>
   <w:style w:type="table" w:default="1" w:styleId="TableNormal">

--- a/doc/DIMms20260821.docx
+++ b/doc/DIMms20260821.docx
@@ -175,7 +175,7 @@
         <w:rPr>
           <w:rFonts w:ascii="Aptos" w:hAnsi="Aptos"/>
         </w:rPr>
-        <w:t>ing</w:t>
+        <w:t>ed</w:t>
       </w:r>
       <w:r>
         <w:rPr>
@@ -205,37 +205,31 @@
         <w:rPr>
           <w:rFonts w:ascii="Aptos" w:hAnsi="Aptos"/>
         </w:rPr>
-        <w:t>clouds, but r</w:t>
-      </w:r>
-      <w:r>
-        <w:rPr>
-          <w:rFonts w:ascii="Aptos" w:hAnsi="Aptos"/>
-        </w:rPr>
-        <w:t xml:space="preserve">ecent </w:t>
-      </w:r>
-      <w:r>
-        <w:rPr>
-          <w:rFonts w:ascii="Aptos" w:hAnsi="Aptos"/>
-        </w:rPr>
-        <w:t xml:space="preserve">observations </w:t>
-      </w:r>
-      <w:r>
-        <w:rPr>
-          <w:rFonts w:ascii="Aptos" w:hAnsi="Aptos"/>
-        </w:rPr>
-        <w:t xml:space="preserve">of mesoscale variability </w:t>
-      </w:r>
-      <w:r>
-        <w:rPr>
-          <w:rFonts w:ascii="Aptos" w:hAnsi="Aptos"/>
-        </w:rPr>
-        <w:t>show that</w:t>
-      </w:r>
-      <w:r>
-        <w:rPr>
-          <w:rFonts w:ascii="Aptos" w:hAnsi="Aptos"/>
-        </w:rPr>
-        <w:t xml:space="preserve">, rather than humidity, </w:t>
+        <w:t>clouds</w:t>
+      </w:r>
+      <w:r>
+        <w:rPr>
+          <w:rFonts w:ascii="Aptos" w:hAnsi="Aptos"/>
+        </w:rPr>
+        <w:t>, but recent</w:t>
+      </w:r>
+      <w:r>
+        <w:rPr>
+          <w:rFonts w:ascii="Aptos" w:hAnsi="Aptos"/>
+        </w:rPr>
+        <w:t xml:space="preserve"> </w:t>
+      </w:r>
+      <w:r>
+        <w:rPr>
+          <w:rFonts w:ascii="Aptos" w:hAnsi="Aptos"/>
+        </w:rPr>
+        <w:t>observations show that</w:t>
+      </w:r>
+      <w:r>
+        <w:rPr>
+          <w:rFonts w:ascii="Aptos" w:hAnsi="Aptos"/>
+        </w:rPr>
+        <w:t xml:space="preserve"> </w:t>
       </w:r>
       <w:r>
         <w:rPr>
@@ -259,7 +253,19 @@
         <w:rPr>
           <w:rFonts w:ascii="Aptos" w:hAnsi="Aptos"/>
         </w:rPr>
-        <w:t xml:space="preserve"> clou</w:t>
+        <w:t xml:space="preserve"> </w:t>
+      </w:r>
+      <w:r>
+        <w:rPr>
+          <w:rFonts w:ascii="Aptos" w:hAnsi="Aptos"/>
+        </w:rPr>
+        <w:t xml:space="preserve">mesoscale </w:t>
+      </w:r>
+      <w:r>
+        <w:rPr>
+          <w:rFonts w:ascii="Aptos" w:hAnsi="Aptos"/>
+        </w:rPr>
+        <w:t>clou</w:t>
       </w:r>
       <w:r>
         <w:rPr>
@@ -271,6 +277,12 @@
         <w:rPr>
           <w:rFonts w:ascii="Aptos" w:hAnsi="Aptos"/>
         </w:rPr>
+        <w:t xml:space="preserve"> better than relative humidity</w:t>
+      </w:r>
+      <w:r>
+        <w:rPr>
+          <w:rFonts w:ascii="Aptos" w:hAnsi="Aptos"/>
+        </w:rPr>
         <w:t>.</w:t>
       </w:r>
       <w:r>
@@ -283,7 +295,67 @@
         <w:rPr>
           <w:rFonts w:ascii="Aptos" w:hAnsi="Aptos"/>
         </w:rPr>
-        <w:t>To balance precipitation with radiative cooling, the tropospheric circulation</w:t>
+        <w:t>Here w</w:t>
+      </w:r>
+      <w:r>
+        <w:rPr>
+          <w:rFonts w:ascii="Aptos" w:hAnsi="Aptos"/>
+        </w:rPr>
+        <w:t>e</w:t>
+      </w:r>
+      <w:r>
+        <w:rPr>
+          <w:rFonts w:ascii="Aptos" w:hAnsi="Aptos"/>
+        </w:rPr>
+        <w:t xml:space="preserve"> estimate the effect of mean surface temperature changes on </w:t>
+      </w:r>
+      <w:r>
+        <w:rPr>
+          <w:rFonts w:ascii="Aptos" w:hAnsi="Aptos"/>
+        </w:rPr>
+        <w:t xml:space="preserve">the fraction of </w:t>
+      </w:r>
+      <w:r>
+        <w:rPr>
+          <w:rFonts w:ascii="Aptos" w:hAnsi="Aptos"/>
+        </w:rPr>
+        <w:t>shallow cumulus clouds</w:t>
+      </w:r>
+      <w:r>
+        <w:rPr>
+          <w:rFonts w:ascii="Aptos" w:hAnsi="Aptos"/>
+        </w:rPr>
+        <w:t xml:space="preserve">, </w:t>
+      </w:r>
+      <w:r>
+        <w:rPr>
+          <w:rFonts w:ascii="Aptos" w:hAnsi="Aptos"/>
+        </w:rPr>
+        <w:t>where</w:t>
+      </w:r>
+      <w:r>
+        <w:rPr>
+          <w:rFonts w:ascii="Aptos" w:hAnsi="Aptos"/>
+        </w:rPr>
+        <w:t xml:space="preserve">, </w:t>
+      </w:r>
+      <w:r>
+        <w:rPr>
+          <w:rFonts w:ascii="Aptos" w:hAnsi="Aptos"/>
+        </w:rPr>
+        <w:t xml:space="preserve">by hydrological balance, </w:t>
+      </w:r>
+      <w:r>
+        <w:rPr>
+          <w:rFonts w:ascii="Aptos" w:hAnsi="Aptos"/>
+        </w:rPr>
+        <w:t>the</w:t>
+      </w:r>
+      <w:r>
+        <w:rPr>
+          <w:rFonts w:ascii="Aptos" w:hAnsi="Aptos"/>
+        </w:rPr>
+        <w:t xml:space="preserve"> tropospheric circulation decreases</w:t>
       </w:r>
       <w:r>
         <w:rPr>
@@ -295,31 +367,7 @@
         <w:rPr>
           <w:rFonts w:ascii="Aptos" w:hAnsi="Aptos"/>
         </w:rPr>
-        <w:t xml:space="preserve">decreases </w:t>
-      </w:r>
-      <w:r>
-        <w:rPr>
-          <w:rFonts w:ascii="Aptos" w:hAnsi="Aptos"/>
-        </w:rPr>
-        <w:t xml:space="preserve">–5 % per K mean surface temperature. </w:t>
-      </w:r>
-      <w:r>
-        <w:rPr>
-          <w:rFonts w:ascii="Aptos" w:hAnsi="Aptos"/>
-        </w:rPr>
-        <w:t>Here w</w:t>
-      </w:r>
-      <w:r>
-        <w:rPr>
-          <w:rFonts w:ascii="Aptos" w:hAnsi="Aptos"/>
-        </w:rPr>
-        <w:t>e</w:t>
-      </w:r>
-      <w:r>
-        <w:rPr>
-          <w:rFonts w:ascii="Aptos" w:hAnsi="Aptos"/>
-        </w:rPr>
-        <w:t xml:space="preserve"> estimate the effect of mean surface temperature changes on shallow cumulus clouds</w:t>
+        <w:t>–5 % per K mean surface temperature</w:t>
       </w:r>
       <w:r>
         <w:rPr>
@@ -331,13 +379,31 @@
         <w:rPr>
           <w:rFonts w:ascii="Aptos" w:hAnsi="Aptos"/>
         </w:rPr>
-        <w:t>M</w:t>
-      </w:r>
-      <w:r>
-        <w:rPr>
-          <w:rFonts w:ascii="Aptos" w:hAnsi="Aptos"/>
-        </w:rPr>
-        <w:t>oisture balance of the lower troposphere</w:t>
+        <w:t>L</w:t>
+      </w:r>
+      <w:r>
+        <w:rPr>
+          <w:rFonts w:ascii="Aptos" w:hAnsi="Aptos"/>
+        </w:rPr>
+        <w:t>o</w:t>
+      </w:r>
+      <w:r>
+        <w:rPr>
+          <w:rFonts w:ascii="Aptos" w:hAnsi="Aptos"/>
+        </w:rPr>
+        <w:t>cal lo</w:t>
+      </w:r>
+      <w:r>
+        <w:rPr>
+          <w:rFonts w:ascii="Aptos" w:hAnsi="Aptos"/>
+        </w:rPr>
+        <w:t>wer tropospher</w:t>
+      </w:r>
+      <w:r>
+        <w:rPr>
+          <w:rFonts w:ascii="Aptos" w:hAnsi="Aptos"/>
+        </w:rPr>
+        <w:t>ic</w:t>
       </w:r>
       <w:r>
         <w:rPr>
@@ -349,6 +415,12 @@
         <w:rPr>
           <w:rFonts w:ascii="Aptos" w:hAnsi="Aptos"/>
         </w:rPr>
+        <w:t xml:space="preserve">moisture balance </w:t>
+      </w:r>
+      <w:r>
+        <w:rPr>
+          <w:rFonts w:ascii="Aptos" w:hAnsi="Aptos"/>
+        </w:rPr>
         <w:t>predict</w:t>
       </w:r>
       <w:r>
@@ -379,7 +451,7 @@
         <w:rPr>
           <w:rFonts w:ascii="Aptos" w:hAnsi="Aptos"/>
         </w:rPr>
-        <w:t>albedo</w:t>
+        <w:t>fraction</w:t>
       </w:r>
       <w:r>
         <w:rPr>
@@ -470,13 +542,13 @@
         <w:rPr>
           <w:rFonts w:ascii="Aptos" w:hAnsi="Aptos"/>
         </w:rPr>
-        <w:t xml:space="preserve"> for the same moisture flux</w:t>
-      </w:r>
-      <w:r>
-        <w:rPr>
-          <w:rFonts w:ascii="Aptos" w:hAnsi="Aptos"/>
-        </w:rPr>
-        <w:t xml:space="preserve"> further </w:t>
+        <w:t xml:space="preserve"> </w:t>
+      </w:r>
+      <w:r>
+        <w:rPr>
+          <w:rFonts w:ascii="Aptos" w:hAnsi="Aptos"/>
+        </w:rPr>
+        <w:t xml:space="preserve">further </w:t>
       </w:r>
       <w:r>
         <w:rPr>
@@ -488,13 +560,7 @@
         <w:rPr>
           <w:rFonts w:ascii="Aptos" w:hAnsi="Aptos"/>
         </w:rPr>
-        <w:t xml:space="preserve">cumulus </w:t>
-      </w:r>
-      <w:r>
-        <w:rPr>
-          <w:rFonts w:ascii="Aptos" w:hAnsi="Aptos"/>
-        </w:rPr>
-        <w:t>mass flux</w:t>
+        <w:t>the</w:t>
       </w:r>
       <w:r>
         <w:rPr>
@@ -506,6 +572,18 @@
         <w:rPr>
           <w:rFonts w:ascii="Aptos" w:hAnsi="Aptos"/>
         </w:rPr>
+        <w:t>cloud fraction</w:t>
+      </w:r>
+      <w:r>
+        <w:rPr>
+          <w:rFonts w:ascii="Aptos" w:hAnsi="Aptos"/>
+        </w:rPr>
+        <w:t xml:space="preserve"> </w:t>
+      </w:r>
+      <w:r>
+        <w:rPr>
+          <w:rFonts w:ascii="Aptos" w:hAnsi="Aptos"/>
+        </w:rPr>
         <w:t>(–2.</w:t>
       </w:r>
       <w:r>
@@ -518,7 +596,19 @@
         <w:rPr>
           <w:rFonts w:ascii="Aptos" w:hAnsi="Aptos"/>
         </w:rPr>
-        <w:t xml:space="preserve">%). Subcloud mean and turbulent </w:t>
+        <w:t>%).</w:t>
+      </w:r>
+      <w:r>
+        <w:rPr>
+          <w:rFonts w:ascii="Aptos" w:hAnsi="Aptos"/>
+        </w:rPr>
+        <w:t xml:space="preserve"> Increasing precipitation at the expense of moisture detrainment, increases clouds, consistent with hypothesized effect of mesoscale organization on cloud fraction. In addition to these shallow cumulus cloud fraction changes, s</w:t>
+      </w:r>
+      <w:r>
+        <w:rPr>
+          <w:rFonts w:ascii="Aptos" w:hAnsi="Aptos"/>
+        </w:rPr>
+        <w:t xml:space="preserve">ubcloud </w:t>
       </w:r>
       <w:r>
         <w:rPr>
@@ -554,7 +644,19 @@
         <w:rPr>
           <w:rFonts w:ascii="Aptos" w:hAnsi="Aptos"/>
         </w:rPr>
-        <w:t>oud base cloud fraction</w:t>
+        <w:t>oud</w:t>
+      </w:r>
+      <w:r>
+        <w:rPr>
+          <w:rFonts w:ascii="Aptos" w:hAnsi="Aptos"/>
+        </w:rPr>
+        <w:t>-</w:t>
+      </w:r>
+      <w:r>
+        <w:rPr>
+          <w:rFonts w:ascii="Aptos" w:hAnsi="Aptos"/>
+        </w:rPr>
+        <w:t>base cloud fraction</w:t>
       </w:r>
       <w:r>
         <w:rPr>
@@ -809,7 +911,7 @@
         <w:rPr>
           <w:rFonts w:ascii="Aptos" w:hAnsi="Aptos"/>
         </w:rPr>
-        <w:t>The s</w:t>
+        <w:t>S</w:t>
       </w:r>
       <w:r>
         <w:rPr>
@@ -821,7 +923,19 @@
         <w:rPr>
           <w:rFonts w:ascii="Aptos" w:hAnsi="Aptos"/>
         </w:rPr>
-        <w:t>cloud regime, with</w:t>
+        <w:t>clou</w:t>
+      </w:r>
+      <w:r>
+        <w:rPr>
+          <w:rFonts w:ascii="Aptos" w:hAnsi="Aptos"/>
+        </w:rPr>
+        <w:t>ds</w:t>
+      </w:r>
+      <w:r>
+        <w:rPr>
+          <w:rFonts w:ascii="Aptos" w:hAnsi="Aptos"/>
+        </w:rPr>
+        <w:t>, with</w:t>
       </w:r>
       <w:r>
         <w:rPr>
@@ -833,7 +947,19 @@
         <w:rPr>
           <w:rFonts w:ascii="Aptos" w:hAnsi="Aptos"/>
         </w:rPr>
-        <w:t>0.2-0.4</w:t>
+        <w:t>0.</w:t>
+      </w:r>
+      <w:r>
+        <w:rPr>
+          <w:rFonts w:ascii="Aptos" w:hAnsi="Aptos"/>
+        </w:rPr>
+        <w:t>1</w:t>
+      </w:r>
+      <w:r>
+        <w:rPr>
+          <w:rFonts w:ascii="Aptos" w:hAnsi="Aptos"/>
+        </w:rPr>
+        <w:t>-0.4</w:t>
       </w:r>
       <w:r>
         <w:rPr>
@@ -845,7 +971,19 @@
         <w:rPr>
           <w:rFonts w:ascii="Aptos" w:hAnsi="Aptos"/>
         </w:rPr>
-        <w:t xml:space="preserve"> covers </w:t>
+        <w:t xml:space="preserve"> </w:t>
+      </w:r>
+      <w:r>
+        <w:rPr>
+          <w:rFonts w:ascii="Aptos" w:hAnsi="Aptos"/>
+        </w:rPr>
+        <w:t>occur over</w:t>
+      </w:r>
+      <w:r>
+        <w:rPr>
+          <w:rFonts w:ascii="Aptos" w:hAnsi="Aptos"/>
+        </w:rPr>
+        <w:t xml:space="preserve"> </w:t>
       </w:r>
       <w:r>
         <w:rPr>
@@ -875,7 +1013,7 @@
         <w:rPr>
           <w:rFonts w:ascii="Aptos" w:hAnsi="Aptos"/>
         </w:rPr>
-        <w:t>Satellite observations of the last decades show clearing of optically thin low clouds represents the strongest contribution to shortwave cloud feedback (Jin et al. 2026), and in models, clearing of shallow cumulus</w:t>
+        <w:t>Satellite observations of the last decades show clearing of optically thin low clouds represents the strongest contribution to shortwave cloud feedback (Jin et al. 2026), and in models, shallow cumulus</w:t>
       </w:r>
       <w:r>
         <w:rPr>
@@ -887,7 +1025,13 @@
         <w:rPr>
           <w:rFonts w:ascii="Aptos" w:hAnsi="Aptos"/>
         </w:rPr>
-        <w:t>cloud</w:t>
+        <w:t xml:space="preserve">clearing </w:t>
+      </w:r>
+      <w:r>
+        <w:rPr>
+          <w:rFonts w:ascii="Aptos" w:hAnsi="Aptos"/>
+        </w:rPr>
+        <w:t>dominate</w:t>
       </w:r>
       <w:r>
         <w:rPr>
@@ -899,37 +1043,43 @@
         <w:rPr>
           <w:rFonts w:ascii="Aptos" w:hAnsi="Aptos"/>
         </w:rPr>
+        <w:t xml:space="preserve"> changes in </w:t>
+      </w:r>
+      <w:r>
+        <w:rPr>
+          <w:rFonts w:ascii="Aptos" w:hAnsi="Aptos"/>
+        </w:rPr>
+        <w:t xml:space="preserve">the occurrence </w:t>
+      </w:r>
+      <w:r>
+        <w:rPr>
+          <w:rFonts w:ascii="Aptos" w:hAnsi="Aptos"/>
+        </w:rPr>
+        <w:t>of</w:t>
+      </w:r>
+      <w:r>
+        <w:rPr>
+          <w:rFonts w:ascii="Aptos" w:hAnsi="Aptos"/>
+        </w:rPr>
         <w:t xml:space="preserve"> </w:t>
       </w:r>
       <w:r>
         <w:rPr>
           <w:rFonts w:ascii="Aptos" w:hAnsi="Aptos"/>
         </w:rPr>
-        <w:t>dominate</w:t>
-      </w:r>
-      <w:r>
-        <w:rPr>
-          <w:rFonts w:ascii="Aptos" w:hAnsi="Aptos"/>
-        </w:rPr>
-        <w:t>s</w:t>
-      </w:r>
-      <w:r>
-        <w:rPr>
-          <w:rFonts w:ascii="Aptos" w:hAnsi="Aptos"/>
-        </w:rPr>
-        <w:t xml:space="preserve"> changes in </w:t>
-      </w:r>
-      <w:r>
-        <w:rPr>
-          <w:rFonts w:ascii="Aptos" w:hAnsi="Aptos"/>
-        </w:rPr>
-        <w:t xml:space="preserve">the frequency of occurrence </w:t>
-      </w:r>
-      <w:r>
-        <w:rPr>
-          <w:rFonts w:ascii="Aptos" w:hAnsi="Aptos"/>
-        </w:rPr>
-        <w:t>across</w:t>
+        <w:t xml:space="preserve">different </w:t>
+      </w:r>
+      <w:r>
+        <w:rPr>
+          <w:rFonts w:ascii="Aptos" w:hAnsi="Aptos"/>
+        </w:rPr>
+        <w:t xml:space="preserve">cloud </w:t>
+      </w:r>
+      <w:r>
+        <w:rPr>
+          <w:rFonts w:ascii="Aptos" w:hAnsi="Aptos"/>
+        </w:rPr>
+        <w:t>regimes</w:t>
       </w:r>
       <w:r>
         <w:rPr>
@@ -941,13 +1091,37 @@
         <w:rPr>
           <w:rFonts w:ascii="Aptos" w:hAnsi="Aptos"/>
         </w:rPr>
-        <w:t xml:space="preserve">different </w:t>
-      </w:r>
-      <w:r>
-        <w:rPr>
-          <w:rFonts w:ascii="Aptos" w:hAnsi="Aptos"/>
-        </w:rPr>
-        <w:t>regimes</w:t>
+        <w:t>(Zelinka et al. 2023)</w:t>
+      </w:r>
+      <w:r>
+        <w:rPr>
+          <w:rFonts w:ascii="Aptos" w:hAnsi="Aptos"/>
+        </w:rPr>
+        <w:t xml:space="preserve">. </w:t>
+      </w:r>
+      <w:r>
+        <w:rPr>
+          <w:rFonts w:ascii="Aptos" w:hAnsi="Aptos"/>
+        </w:rPr>
+        <w:t xml:space="preserve">Low </w:t>
+      </w:r>
+      <w:r>
+        <w:rPr>
+          <w:rFonts w:ascii="Aptos" w:hAnsi="Aptos"/>
+        </w:rPr>
+        <w:t>cloud amounts</w:t>
+      </w:r>
+      <w:r>
+        <w:rPr>
+          <w:rFonts w:ascii="Aptos" w:hAnsi="Aptos"/>
+        </w:rPr>
+        <w:t>, especially in subsiding regions</w:t>
+      </w:r>
+      <w:r>
+        <w:rPr>
+          <w:rFonts w:ascii="Aptos" w:hAnsi="Aptos"/>
+        </w:rPr>
+        <w:t>,</w:t>
       </w:r>
       <w:r>
         <w:rPr>
@@ -959,37 +1133,19 @@
         <w:rPr>
           <w:rFonts w:ascii="Aptos" w:hAnsi="Aptos"/>
         </w:rPr>
-        <w:t>(Zelinka et al. 2023)</w:t>
-      </w:r>
-      <w:r>
-        <w:rPr>
-          <w:rFonts w:ascii="Aptos" w:hAnsi="Aptos"/>
-        </w:rPr>
-        <w:t xml:space="preserve">. </w:t>
-      </w:r>
-      <w:r>
-        <w:rPr>
-          <w:rFonts w:ascii="Aptos" w:hAnsi="Aptos"/>
-        </w:rPr>
-        <w:t xml:space="preserve">Low </w:t>
-      </w:r>
-      <w:r>
-        <w:rPr>
-          <w:rFonts w:ascii="Aptos" w:hAnsi="Aptos"/>
-        </w:rPr>
-        <w:t>cloud amounts</w:t>
-      </w:r>
-      <w:r>
-        <w:rPr>
-          <w:rFonts w:ascii="Aptos" w:hAnsi="Aptos"/>
-        </w:rPr>
-        <w:t>, especially in subsiding regions</w:t>
-      </w:r>
-      <w:r>
-        <w:rPr>
-          <w:rFonts w:ascii="Aptos" w:hAnsi="Aptos"/>
-        </w:rPr>
-        <w:t>,</w:t>
+        <w:t>mostly</w:t>
+      </w:r>
+      <w:r>
+        <w:rPr>
+          <w:rFonts w:ascii="Aptos" w:hAnsi="Aptos"/>
+        </w:rPr>
+        <w:t xml:space="preserve"> decrease with warming </w:t>
+      </w:r>
+      <w:r>
+        <w:rPr>
+          <w:rFonts w:ascii="Aptos" w:hAnsi="Aptos"/>
+        </w:rPr>
+        <w:t>in climate models</w:t>
       </w:r>
       <w:r>
         <w:rPr>
@@ -1001,30 +1157,6 @@
         <w:rPr>
           <w:rFonts w:ascii="Aptos" w:hAnsi="Aptos"/>
         </w:rPr>
-        <w:t>mostly</w:t>
-      </w:r>
-      <w:r>
-        <w:rPr>
-          <w:rFonts w:ascii="Aptos" w:hAnsi="Aptos"/>
-        </w:rPr>
-        <w:t xml:space="preserve"> decrease with warming </w:t>
-      </w:r>
-      <w:r>
-        <w:rPr>
-          <w:rFonts w:ascii="Aptos" w:hAnsi="Aptos"/>
-        </w:rPr>
-        <w:t>in climate models</w:t>
-      </w:r>
-      <w:r>
-        <w:rPr>
-          <w:rFonts w:ascii="Aptos" w:hAnsi="Aptos"/>
-        </w:rPr>
-        <w:t xml:space="preserve"> </w:t>
-      </w:r>
-      <w:r>
-        <w:rPr>
-          <w:rFonts w:ascii="Aptos" w:hAnsi="Aptos"/>
-        </w:rPr>
         <w:t>(ISCCP, Zelinka</w:t>
       </w:r>
       <w:r>
@@ -1073,7 +1205,14 @@
         <w:rPr>
           <w:rFonts w:ascii="Aptos" w:hAnsi="Aptos"/>
         </w:rPr>
-        <w:t xml:space="preserve">, Jin et al. 2026). </w:t>
+        <w:t xml:space="preserve">, Jin et al. </w:t>
+      </w:r>
+      <w:r>
+        <w:rPr>
+          <w:rFonts w:ascii="Aptos" w:hAnsi="Aptos"/>
+        </w:rPr>
+        <w:lastRenderedPageBreak/>
+        <w:t xml:space="preserve">2026). </w:t>
       </w:r>
       <w:r>
         <w:rPr>
@@ -1141,14 +1280,7 @@
         <w:rPr>
           <w:rFonts w:ascii="Aptos" w:hAnsi="Aptos"/>
         </w:rPr>
-        <w:t xml:space="preserve">, </w:t>
-      </w:r>
-      <w:r>
-        <w:rPr>
-          <w:rFonts w:ascii="Aptos" w:hAnsi="Aptos"/>
-        </w:rPr>
-        <w:lastRenderedPageBreak/>
-        <w:t>widening</w:t>
+        <w:t>, widening</w:t>
       </w:r>
       <w:r>
         <w:rPr>
@@ -1251,173 +1383,243 @@
           <w:szCs w:val="24"/>
         </w:rPr>
         <w:commentReference w:id="4"/>
+      </w:r>
+    </w:p>
+    <w:p>
+      <w:pPr>
+        <w:pStyle w:val="BodyText"/>
+        <w:rPr>
+          <w:rFonts w:ascii="Aptos" w:hAnsi="Aptos"/>
+        </w:rPr>
+      </w:pPr>
+      <w:r>
+        <w:rPr>
+          <w:rFonts w:ascii="Aptos" w:hAnsi="Aptos"/>
+        </w:rPr>
+        <w:t>In the mixing-induced low cloud mechanism,</w:t>
+      </w:r>
+      <w:r>
+        <w:rPr>
+          <w:rFonts w:ascii="Aptos" w:hAnsi="Aptos"/>
+        </w:rPr>
+        <w:t xml:space="preserve"> </w:t>
+      </w:r>
+      <w:r>
+        <w:rPr>
+          <w:rFonts w:ascii="Aptos" w:hAnsi="Aptos"/>
+        </w:rPr>
+        <w:t>i</w:t>
+      </w:r>
+      <w:r>
+        <w:rPr>
+          <w:rFonts w:ascii="Aptos" w:hAnsi="Aptos"/>
+        </w:rPr>
+        <w:t xml:space="preserve">ncreased vertical mixing reduces </w:t>
+      </w:r>
+      <w:r>
+        <w:rPr>
+          <w:rFonts w:ascii="Aptos" w:hAnsi="Aptos"/>
+        </w:rPr>
+        <w:t xml:space="preserve">relative humidity and </w:t>
+      </w:r>
+      <w:r>
+        <w:rPr>
+          <w:rFonts w:ascii="Aptos" w:hAnsi="Aptos"/>
+        </w:rPr>
+        <w:t xml:space="preserve">cloud fraction </w:t>
+      </w:r>
+      <w:r>
+        <w:rPr>
+          <w:rFonts w:ascii="Aptos" w:hAnsi="Aptos"/>
+        </w:rPr>
+        <w:t xml:space="preserve">in a warmer climate </w:t>
+      </w:r>
+      <w:r>
+        <w:t>(Sherwood et al. 2014; Brient et al. 2016; Vial et al. 2017</w:t>
+      </w:r>
+      <w:r>
+        <w:t>)</w:t>
+      </w:r>
+      <w:r>
+        <w:rPr>
+          <w:rFonts w:ascii="Aptos" w:hAnsi="Aptos"/>
+        </w:rPr>
+        <w:t xml:space="preserve">. </w:t>
+      </w:r>
+      <w:r>
+        <w:t>CMIP3 models with more convective mixing were found to export more moisture from the boundary layer under warming, with the strength of this cloud desiccation explaining variations in their temperature sensitivity (Sherwood et al. 2014)</w:t>
+      </w:r>
+      <w:r>
+        <w:t xml:space="preserve">. Yet </w:t>
+      </w:r>
+      <w:r>
+        <w:rPr>
+          <w:rFonts w:ascii="Aptos" w:hAnsi="Aptos"/>
+        </w:rPr>
+        <w:t>EUREC4A f</w:t>
+      </w:r>
+      <w:r>
+        <w:rPr>
+          <w:rFonts w:ascii="Aptos" w:hAnsi="Aptos"/>
+        </w:rPr>
+        <w:t xml:space="preserve">ield observations </w:t>
+      </w:r>
+      <w:r>
+        <w:rPr>
+          <w:rFonts w:ascii="Aptos" w:hAnsi="Aptos"/>
+        </w:rPr>
+        <w:t>of</w:t>
+      </w:r>
+      <w:r>
+        <w:rPr>
+          <w:rFonts w:ascii="Aptos" w:hAnsi="Aptos"/>
+        </w:rPr>
+        <w:t xml:space="preserve"> trade</w:t>
+      </w:r>
+      <w:r>
+        <w:rPr>
+          <w:rFonts w:ascii="Aptos" w:hAnsi="Aptos"/>
+        </w:rPr>
+        <w:t xml:space="preserve"> </w:t>
+      </w:r>
+      <w:r>
+        <w:rPr>
+          <w:rFonts w:ascii="Aptos" w:hAnsi="Aptos"/>
+        </w:rPr>
+        <w:t>wind shallow cumulus</w:t>
+      </w:r>
+      <w:r>
+        <w:rPr>
+          <w:rFonts w:ascii="Aptos" w:hAnsi="Aptos"/>
+        </w:rPr>
+        <w:t xml:space="preserve"> cloud</w:t>
+      </w:r>
+      <w:r>
+        <w:rPr>
+          <w:rFonts w:ascii="Aptos" w:hAnsi="Aptos"/>
+        </w:rPr>
+        <w:t xml:space="preserve"> fraction</w:t>
+      </w:r>
+      <w:r>
+        <w:rPr>
+          <w:rFonts w:ascii="Aptos" w:hAnsi="Aptos"/>
+        </w:rPr>
+        <w:t xml:space="preserve"> correlated more strongly </w:t>
+      </w:r>
+      <w:r>
+        <w:rPr>
+          <w:rFonts w:ascii="Aptos" w:hAnsi="Aptos"/>
+        </w:rPr>
+        <w:t>(</w:t>
+      </w:r>
+      <w:r>
+        <w:rPr>
+          <w:rFonts w:ascii="Aptos" w:hAnsi="Aptos"/>
+          <w:i/>
+          <w:iCs/>
+        </w:rPr>
+        <w:t>r</w:t>
+      </w:r>
+      <w:r>
+        <w:rPr>
+          <w:rFonts w:ascii="Aptos" w:hAnsi="Aptos"/>
+        </w:rPr>
+        <w:t xml:space="preserve"> = 0.72) </w:t>
+      </w:r>
+      <w:r>
+        <w:rPr>
+          <w:rFonts w:ascii="Aptos" w:hAnsi="Aptos"/>
+        </w:rPr>
+        <w:t xml:space="preserve">to </w:t>
+      </w:r>
+      <w:r>
+        <w:rPr>
+          <w:rFonts w:ascii="Aptos" w:hAnsi="Aptos"/>
+        </w:rPr>
+        <w:t xml:space="preserve">cloud-base </w:t>
+      </w:r>
+      <w:r>
+        <w:rPr>
+          <w:rFonts w:ascii="Aptos" w:hAnsi="Aptos"/>
+        </w:rPr>
+        <w:t>mass flux than to relative humidity</w:t>
+      </w:r>
+      <w:r>
+        <w:rPr>
+          <w:rFonts w:ascii="Aptos" w:hAnsi="Aptos"/>
+        </w:rPr>
+        <w:t xml:space="preserve"> </w:t>
+      </w:r>
+      <w:r>
+        <w:rPr>
+          <w:rFonts w:ascii="Aptos" w:hAnsi="Aptos"/>
+        </w:rPr>
+        <w:t>(Stevens et al. 2021; George et al. 2022)</w:t>
+      </w:r>
+      <w:r>
+        <w:rPr>
+          <w:rFonts w:ascii="Aptos" w:hAnsi="Aptos"/>
+        </w:rPr>
+        <w:t xml:space="preserve"> </w:t>
+      </w:r>
+      <w:r>
+        <w:rPr>
+          <w:rFonts w:ascii="Aptos" w:hAnsi="Aptos"/>
+        </w:rPr>
+        <w:t xml:space="preserve">suggest vertical mixing processes are </w:t>
+      </w:r>
+      <w:r>
+        <w:rPr>
+          <w:rFonts w:ascii="Aptos" w:hAnsi="Aptos"/>
+        </w:rPr>
+        <w:t xml:space="preserve">instead positively </w:t>
+      </w:r>
+      <w:r>
+        <w:rPr>
+          <w:rFonts w:ascii="Aptos" w:hAnsi="Aptos"/>
+        </w:rPr>
+        <w:t xml:space="preserve">correlated with </w:t>
+      </w:r>
+      <w:r>
+        <w:rPr>
+          <w:rFonts w:ascii="Aptos" w:hAnsi="Aptos"/>
+        </w:rPr>
+        <w:t xml:space="preserve">local shallow cumulus </w:t>
+      </w:r>
+      <w:r>
+        <w:rPr>
+          <w:rFonts w:ascii="Aptos" w:hAnsi="Aptos"/>
+        </w:rPr>
+        <w:t>clouds</w:t>
+      </w:r>
+      <w:r>
+        <w:rPr>
+          <w:rFonts w:ascii="Aptos" w:hAnsi="Aptos"/>
+        </w:rPr>
+        <w:t>.</w:t>
       </w:r>
     </w:p>
     <w:p>
       <w:pPr>
         <w:pStyle w:val="FirstParagraph"/>
+        <w:rPr>
+          <w:lang w:val="fr-FR"/>
+        </w:rPr>
       </w:pPr>
       <w:r>
-        <w:t>L</w:t>
-      </w:r>
-      <w:r>
-        <w:t>ow cloud</w:t>
-      </w:r>
-      <w:r>
-        <w:t xml:space="preserve"> </w:t>
-      </w:r>
-      <w:r>
-        <w:t>fraction</w:t>
-      </w:r>
-      <w:r>
-        <w:t xml:space="preserve"> </w:t>
-      </w:r>
-      <w:r>
-        <w:t>is</w:t>
-      </w:r>
-      <w:r>
-        <w:t xml:space="preserve"> sensitive to humidity at </w:t>
-      </w:r>
-      <w:r>
-        <w:t>cloud base</w:t>
-      </w:r>
-      <w:r>
-        <w:t xml:space="preserve"> (Sherwood et al. 2014; Brient et al. 2016; Vial et al. 2017). </w:t>
-      </w:r>
-      <w:r>
-        <w:t>In</w:t>
-      </w:r>
-      <w:r>
-        <w:t xml:space="preserve"> the </w:t>
-      </w:r>
-      <w:r>
-        <w:rPr>
-          <w:i/>
-          <w:iCs/>
-        </w:rPr>
-        <w:t>mixing-induced low cloud</w:t>
-      </w:r>
-      <w:r>
-        <w:t xml:space="preserve"> </w:t>
-      </w:r>
-      <w:r>
-        <w:t>feedback,</w:t>
-      </w:r>
-      <w:r>
-        <w:t xml:space="preserve"> </w:t>
-      </w:r>
-      <w:r>
-        <w:t xml:space="preserve">cumulus clouds </w:t>
-      </w:r>
-      <w:r>
-        <w:t xml:space="preserve">and shallow circulations </w:t>
-      </w:r>
-      <w:r>
-        <w:t xml:space="preserve">mix drier air </w:t>
-      </w:r>
-      <w:r>
-        <w:t>downward</w:t>
-      </w:r>
-      <w:r>
-        <w:t xml:space="preserve">, </w:t>
-      </w:r>
-      <w:r>
-        <w:t xml:space="preserve">desiccating </w:t>
-      </w:r>
-      <w:r>
-        <w:t>clouds</w:t>
-      </w:r>
-      <w:r>
-        <w:t xml:space="preserve"> near their lifting condensation level (LCL)</w:t>
-      </w:r>
-      <w:r>
-        <w:t xml:space="preserve">. </w:t>
-      </w:r>
-      <w:r>
-        <w:t>CMIP3 m</w:t>
-      </w:r>
-      <w:r>
-        <w:t>odels with</w:t>
-      </w:r>
-      <w:r>
-        <w:t xml:space="preserve"> more</w:t>
-      </w:r>
-      <w:r>
-        <w:t xml:space="preserve"> convective mixing</w:t>
-      </w:r>
-      <w:r>
-        <w:t xml:space="preserve"> </w:t>
-      </w:r>
-      <w:r>
-        <w:t xml:space="preserve">were found to </w:t>
-      </w:r>
-      <w:r>
-        <w:t xml:space="preserve">export more moisture from the boundary layer </w:t>
-      </w:r>
-      <w:r>
-        <w:t>under</w:t>
-      </w:r>
-      <w:r>
-        <w:t xml:space="preserve"> warming</w:t>
-      </w:r>
-      <w:r>
-        <w:t>, with the strength of this cloud desiccation explaining</w:t>
-      </w:r>
-      <w:r>
-        <w:t xml:space="preserve"> </w:t>
-      </w:r>
-      <w:r>
-        <w:t>variations in their</w:t>
-      </w:r>
-      <w:r>
-        <w:t xml:space="preserve"> </w:t>
-      </w:r>
-      <w:r>
-        <w:t>temperature</w:t>
-      </w:r>
-      <w:r>
-        <w:t xml:space="preserve"> sensitivity</w:t>
-      </w:r>
-      <w:r>
-        <w:t xml:space="preserve"> (Sherwood et al. 2014)</w:t>
-      </w:r>
-      <w:r>
-        <w:t>.</w:t>
-      </w:r>
-    </w:p>
-    <w:p>
-      <w:pPr>
-        <w:pStyle w:val="FirstParagraph"/>
-        <w:rPr>
-          <w:lang w:val="fr-FR"/>
-        </w:rPr>
-      </w:pPr>
-      <w:r>
-        <w:t xml:space="preserve">In </w:t>
-      </w:r>
-      <w:r>
-        <w:t xml:space="preserve">the </w:t>
-      </w:r>
-      <w:r>
-        <w:t>north</w:t>
-      </w:r>
-      <w:r>
-        <w:t>ern</w:t>
-      </w:r>
-      <w:r>
-        <w:t xml:space="preserve"> tropical </w:t>
-      </w:r>
-      <w:r>
-        <w:t>Atlantic in Jan-Feb 2020</w:t>
-      </w:r>
-      <w:r>
-        <w:t xml:space="preserve">, </w:t>
+        <w:rPr>
+          <w:rFonts w:ascii="Aptos" w:hAnsi="Aptos"/>
+        </w:rPr>
+        <w:t xml:space="preserve">The mixing-induced low cloud mechanism scales with the amount of clouds near cloud base. </w:t>
+      </w:r>
+      <w:r>
+        <w:t xml:space="preserve">In the northern tropical Atlantic in Jan-Feb 2020, </w:t>
       </w:r>
       <w:r>
         <w:t xml:space="preserve">airborne lidar and radar </w:t>
       </w:r>
       <w:r>
-        <w:t xml:space="preserve">observed </w:t>
+        <w:t xml:space="preserve">measured </w:t>
       </w:r>
       <w:r>
         <w:t xml:space="preserve">cloud-base cloud fraction </w:t>
@@ -1441,51 +1643,12 @@
         <w:t xml:space="preserve"> 2022)</w:t>
       </w:r>
       <w:r>
-        <w:t xml:space="preserve">. </w:t>
+        <w:t>. A</w:t>
       </w:r>
       <w:commentRangeStart w:id="5"/>
       <w:commentRangeStart w:id="6"/>
       <w:r>
-        <w:t>Satellite albedo from GOES shows</w:t>
-      </w:r>
-      <w:r>
-        <w:t xml:space="preserve"> shallow clouds have </w:t>
-      </w:r>
-      <w:r>
-        <w:t>3</w:t>
-      </w:r>
-      <w:r>
-        <w:t>-8</w:t>
-      </w:r>
-      <w:r>
-        <w:t>%</w:t>
-      </w:r>
-      <w:r>
-        <w:t xml:space="preserve"> cloud </w:t>
-      </w:r>
-      <w:r>
-        <w:t>albedo</w:t>
-      </w:r>
-      <w:r>
-        <w:t xml:space="preserve"> </w:t>
-      </w:r>
-      <w:r>
-        <w:t xml:space="preserve">due to clouds </w:t>
-      </w:r>
-      <w:r>
-        <w:t>below 1 km</w:t>
-      </w:r>
-      <w:r>
-        <w:t xml:space="preserve"> (depending on overlap, </w:t>
-      </w:r>
-      <w:r>
-        <w:t xml:space="preserve">Fig. </w:t>
-      </w:r>
-      <w:r>
-        <w:t>REFLALBEDO</w:t>
-      </w:r>
-      <w:r>
-        <w:t>).</w:t>
+        <w:t>lbedo due to clouds from the GOES satellite show clouds below 1 km are responsible for 3-8% albedo, depending on overlap (Fig. REFLALBEDO).</w:t>
       </w:r>
       <w:commentRangeEnd w:id="5"/>
       <w:r>
@@ -1506,21 +1669,12 @@
         <w:commentReference w:id="6"/>
       </w:r>
       <w:r>
-        <w:t xml:space="preserve"> </w:t>
-      </w:r>
-      <w:r>
-        <w:t>CMIP6 control simulations tend to have fewer and optically thicker clouds than observed over the northern tropical Atlantic in January-Februar</w:t>
+        <w:t xml:space="preserve"> CMIP6 models have fewer and optically thicker clouds than observed over the northern tropical Atlantic in January-Februar</w:t>
       </w:r>
       <w:commentRangeStart w:id="7"/>
       <w:commentRangeStart w:id="8"/>
       <w:r>
-        <w:t>y (</w:t>
-      </w:r>
-      <w:r>
-        <w:t xml:space="preserve">Methods </w:t>
-      </w:r>
-      <w:r>
-        <w:t>Fig. ALLCOSP)</w:t>
+        <w:t>y (Methods Fig. ALLCOSP)</w:t>
       </w:r>
       <w:commentRangeEnd w:id="7"/>
       <w:r>
@@ -1547,61 +1701,61 @@
         <w:rPr>
           <w:lang w:val="fr-FR"/>
         </w:rPr>
-        <w:t>O</w:t>
+        <w:t>S</w:t>
       </w:r>
       <w:r>
         <w:rPr>
           <w:lang w:val="fr-FR"/>
         </w:rPr>
-        <w:t>bservations</w:t>
+        <w:t xml:space="preserve">ubcloud turbulence moderates cloud base moisture and cloud fraction </w:t>
       </w:r>
       <w:r>
         <w:rPr>
           <w:lang w:val="fr-FR"/>
         </w:rPr>
-        <w:t xml:space="preserve"> </w:t>
+        <w:t>in o</w:t>
       </w:r>
       <w:r>
         <w:rPr>
           <w:lang w:val="fr-FR"/>
         </w:rPr>
-        <w:t xml:space="preserve">and LES </w:t>
+        <w:t>bservations and LES (Nuijens et al.</w:t>
       </w:r>
       <w:r>
         <w:rPr>
           <w:lang w:val="fr-FR"/>
         </w:rPr>
-        <w:t>show</w:t>
+        <w:t>,</w:t>
       </w:r>
       <w:r>
         <w:rPr>
           <w:lang w:val="fr-FR"/>
         </w:rPr>
-        <w:t xml:space="preserve"> that</w:t>
+        <w:t xml:space="preserve"> 2013; Bretherton et al.</w:t>
       </w:r>
       <w:r>
         <w:rPr>
           <w:lang w:val="fr-FR"/>
         </w:rPr>
-        <w:t xml:space="preserve"> subcloud turbulence moderates cloud base moisture</w:t>
+        <w:t>,</w:t>
       </w:r>
       <w:r>
         <w:rPr>
           <w:lang w:val="fr-FR"/>
         </w:rPr>
-        <w:t xml:space="preserve"> and </w:t>
+        <w:t xml:space="preserve"> 2013</w:t>
       </w:r>
       <w:r>
         <w:rPr>
           <w:lang w:val="fr-FR"/>
         </w:rPr>
-        <w:t xml:space="preserve">cloud fraction </w:t>
+        <w:t xml:space="preserve">; </w:t>
       </w:r>
       <w:r>
         <w:rPr>
           <w:lang w:val="fr-FR"/>
         </w:rPr>
-        <w:t>(Nuijens et al.</w:t>
+        <w:t>Brient et al.</w:t>
       </w:r>
       <w:r>
         <w:rPr>
@@ -1613,73 +1767,101 @@
         <w:rPr>
           <w:lang w:val="fr-FR"/>
         </w:rPr>
-        <w:t xml:space="preserve"> 2013; </w:t>
+        <w:t xml:space="preserve"> 2016; Vial et al.</w:t>
       </w:r>
       <w:r>
         <w:rPr>
           <w:lang w:val="fr-FR"/>
         </w:rPr>
-        <w:t>Bretherton et al.</w:t>
+        <w:t>,</w:t>
       </w:r>
       <w:r>
         <w:rPr>
           <w:lang w:val="fr-FR"/>
         </w:rPr>
-        <w:t>,</w:t>
-      </w:r>
-      <w:r>
-        <w:rPr>
-          <w:lang w:val="fr-FR"/>
-        </w:rPr>
-        <w:t xml:space="preserve"> 2013</w:t>
-      </w:r>
-      <w:r>
-        <w:rPr>
-          <w:lang w:val="fr-FR"/>
-        </w:rPr>
-        <w:t xml:space="preserve">; </w:t>
-      </w:r>
-      <w:r>
-        <w:rPr>
-          <w:lang w:val="fr-FR"/>
-        </w:rPr>
-        <w:t>Brient et al.</w:t>
-      </w:r>
-      <w:r>
-        <w:rPr>
-          <w:lang w:val="fr-FR"/>
-        </w:rPr>
-        <w:t>,</w:t>
-      </w:r>
-      <w:r>
-        <w:rPr>
-          <w:lang w:val="fr-FR"/>
-        </w:rPr>
-        <w:t xml:space="preserve"> 2016; Vial et al.</w:t>
-      </w:r>
-      <w:r>
-        <w:rPr>
-          <w:lang w:val="fr-FR"/>
-        </w:rPr>
-        <w:t>,</w:t>
-      </w:r>
-      <w:r>
-        <w:rPr>
-          <w:lang w:val="fr-FR"/>
-        </w:rPr>
-        <w:t xml:space="preserve"> 2017</w:t>
-      </w:r>
-      <w:r>
-        <w:rPr>
-          <w:lang w:val="fr-FR"/>
-        </w:rPr>
-        <w:t>).</w:t>
+        <w:t xml:space="preserve"> 2017).</w:t>
       </w:r>
     </w:p>
     <w:p>
       <w:pPr>
         <w:pStyle w:val="BodyText"/>
         <w:rPr>
+          <w:rFonts w:ascii="Aptos" w:hAnsi="Aptos"/>
+        </w:rPr>
+      </w:pPr>
+      <w:r>
+        <w:rPr>
+          <w:rFonts w:ascii="Aptos" w:hAnsi="Aptos"/>
+        </w:rPr>
+        <w:t>M</w:t>
+      </w:r>
+      <w:r>
+        <w:rPr>
+          <w:rFonts w:ascii="Aptos" w:hAnsi="Aptos"/>
+        </w:rPr>
+        <w:t>ost cloud tops are below 3 km, with a strong decrease of cloud tops between 2-3 km</w:t>
+      </w:r>
+      <w:r>
+        <w:rPr>
+          <w:rFonts w:ascii="Aptos" w:hAnsi="Aptos"/>
+        </w:rPr>
+        <w:t xml:space="preserve"> </w:t>
+      </w:r>
+      <w:r>
+        <w:rPr>
+          <w:rFonts w:ascii="Aptos" w:hAnsi="Aptos"/>
+        </w:rPr>
+        <w:t>(Fig. REFLALBEDO a,b), corresponding to the humidicline in specific humidity associated with the trade inversion</w:t>
+      </w:r>
+      <w:r>
+        <w:rPr>
+          <w:rFonts w:ascii="Aptos" w:hAnsi="Aptos"/>
+        </w:rPr>
+        <w:t xml:space="preserve">, observed by radiosondes in </w:t>
+      </w:r>
+      <w:r>
+        <w:rPr>
+          <w:rFonts w:ascii="Aptos" w:hAnsi="Aptos"/>
+        </w:rPr>
+        <w:t xml:space="preserve">Fig. REFLALBEDO c. This structure suggests </w:t>
+      </w:r>
+      <w:r>
+        <w:rPr>
+          <w:rFonts w:ascii="Aptos" w:hAnsi="Aptos"/>
+        </w:rPr>
+        <w:t>convergence</w:t>
+      </w:r>
+      <w:r>
+        <w:rPr>
+          <w:rFonts w:ascii="Aptos" w:hAnsi="Aptos"/>
+        </w:rPr>
+        <w:t xml:space="preserve"> of shallow cumulus moisture flux in the trade inversion</w:t>
+      </w:r>
+      <w:r>
+        <w:rPr>
+          <w:rFonts w:ascii="Aptos" w:hAnsi="Aptos"/>
+        </w:rPr>
+        <w:t xml:space="preserve">, where </w:t>
+      </w:r>
+      <w:r>
+        <w:rPr>
+          <w:rFonts w:ascii="Aptos" w:hAnsi="Aptos"/>
+        </w:rPr>
+        <w:t>subsidence advection of dry air from above 3 km.</w:t>
+      </w:r>
+    </w:p>
+    <w:p>
+      <w:pPr>
+        <w:pStyle w:val="BodyText"/>
+        <w:rPr>
+          <w:lang w:val="fr-FR"/>
+        </w:rPr>
+      </w:pPr>
+    </w:p>
+    <w:p>
+      <w:pPr>
+        <w:pStyle w:val="BodyText"/>
+        <w:rPr>
           <w:rFonts w:ascii="Times New Roman" w:eastAsiaTheme="minorEastAsia" w:hAnsi="Times New Roman" w:cs="Times New Roman"/>
         </w:rPr>
       </w:pPr>
@@ -1689,6 +1871,7 @@
           <w:noProof/>
           <w14:ligatures w14:val="standardContextual"/>
         </w:rPr>
+        <w:lastRenderedPageBreak/>
         <w:drawing>
           <wp:inline distT="0" distB="0" distL="0" distR="0" wp14:anchorId="265A54DB" wp14:editId="77C4D778">
             <wp:extent cx="5943600" cy="2731770"/>
@@ -2320,7 +2503,6 @@
         <w:rPr>
           <w:rFonts w:ascii="ComicShannsMono Nerd Font" w:eastAsiaTheme="minorEastAsia" w:hAnsi="ComicShannsMono Nerd Font" w:cs="Times New Roman"/>
         </w:rPr>
-        <w:lastRenderedPageBreak/>
         <w:t>[</w:t>
       </w:r>
       <w:r>
@@ -2397,12 +2579,17 @@
     </w:p>
     <w:p>
       <w:pPr>
-        <w:pStyle w:val="BodyText"/>
-        <w:rPr>
-          <w:rFonts w:ascii="Aptos Narrow" w:hAnsi="Aptos Narrow"/>
-          <w:lang w:val="es-ES"/>
+        <w:pStyle w:val="Heading2"/>
+        <w:rPr>
+          <w:rFonts w:eastAsiaTheme="minorEastAsia"/>
         </w:rPr>
       </w:pPr>
+      <w:r>
+        <w:rPr>
+          <w:rFonts w:eastAsiaTheme="minorEastAsia"/>
+        </w:rPr>
+        <w:t>The DIM mechanism</w:t>
+      </w:r>
     </w:p>
     <w:p>
       <w:pPr>
@@ -2412,370 +2599,63 @@
         </w:rPr>
       </w:pPr>
       <w:r>
-        <w:rPr>
-          <w:rFonts w:ascii="Aptos" w:hAnsi="Aptos"/>
-        </w:rPr>
-        <w:t>In the mixing-induced low cloud mechanism,</w:t>
-      </w:r>
-      <w:r>
-        <w:rPr>
-          <w:rFonts w:ascii="Aptos" w:hAnsi="Aptos"/>
-        </w:rPr>
-        <w:t xml:space="preserve"> </w:t>
-      </w:r>
-      <w:r>
-        <w:rPr>
-          <w:rFonts w:ascii="Aptos" w:hAnsi="Aptos"/>
-        </w:rPr>
-        <w:t>i</w:t>
-      </w:r>
-      <w:r>
-        <w:rPr>
-          <w:rFonts w:ascii="Aptos" w:hAnsi="Aptos"/>
-        </w:rPr>
-        <w:t xml:space="preserve">ncreased vertical mixing reduces cloud fraction </w:t>
-      </w:r>
-      <w:r>
-        <w:rPr>
-          <w:rFonts w:ascii="Aptos" w:hAnsi="Aptos"/>
-        </w:rPr>
-        <w:t xml:space="preserve">in a </w:t>
-      </w:r>
-      <w:r>
-        <w:rPr>
-          <w:rFonts w:ascii="Aptos" w:hAnsi="Aptos"/>
-        </w:rPr>
-        <w:t>warmer</w:t>
-      </w:r>
-      <w:r>
-        <w:rPr>
-          <w:rFonts w:ascii="Aptos" w:hAnsi="Aptos"/>
-        </w:rPr>
-        <w:t xml:space="preserve"> climate </w:t>
-      </w:r>
-      <w:r>
-        <w:rPr>
-          <w:rFonts w:ascii="Aptos" w:hAnsi="Aptos"/>
-        </w:rPr>
-        <w:t>by desiccating the shallow cumulus layer</w:t>
-      </w:r>
-      <w:r>
-        <w:rPr>
-          <w:rFonts w:ascii="Aptos" w:hAnsi="Aptos"/>
-        </w:rPr>
-        <w:t>. Yet EUREC4A f</w:t>
-      </w:r>
-      <w:r>
-        <w:rPr>
-          <w:rFonts w:ascii="Aptos" w:hAnsi="Aptos"/>
-        </w:rPr>
-        <w:t>ield observations (Stevens et al. 2021; George et al. 2022) show</w:t>
-      </w:r>
-      <w:r>
-        <w:rPr>
-          <w:rFonts w:ascii="Aptos" w:hAnsi="Aptos"/>
-        </w:rPr>
-        <w:t xml:space="preserve"> tradewind shallow cumulus</w:t>
-      </w:r>
-      <w:r>
-        <w:rPr>
-          <w:rFonts w:ascii="Aptos" w:hAnsi="Aptos"/>
-        </w:rPr>
-        <w:t xml:space="preserve"> clouds are correlated more strongly </w:t>
-      </w:r>
-      <w:r>
-        <w:rPr>
-          <w:rFonts w:ascii="Aptos" w:hAnsi="Aptos"/>
-        </w:rPr>
-        <w:t>(</w:t>
-      </w:r>
-      <w:r>
-        <w:rPr>
-          <w:rFonts w:ascii="Aptos" w:hAnsi="Aptos"/>
+        <w:t xml:space="preserve">The </w:t>
+      </w:r>
+      <w:r>
+        <w:rPr>
           <w:i/>
           <w:iCs/>
         </w:rPr>
-        <w:t>r</w:t>
-      </w:r>
-      <w:r>
-        <w:rPr>
-          <w:rFonts w:ascii="Aptos" w:hAnsi="Aptos"/>
-        </w:rPr>
-        <w:t xml:space="preserve"> = </w:t>
-      </w:r>
-      <w:r>
-        <w:rPr>
-          <w:rFonts w:ascii="Aptos" w:hAnsi="Aptos"/>
-        </w:rPr>
-        <w:t>0.</w:t>
-      </w:r>
-      <w:r>
-        <w:rPr>
-          <w:rFonts w:ascii="Aptos" w:hAnsi="Aptos"/>
-        </w:rPr>
-        <w:t>72</w:t>
-      </w:r>
-      <w:r>
-        <w:rPr>
-          <w:rFonts w:ascii="Aptos" w:hAnsi="Aptos"/>
-        </w:rPr>
-        <w:t xml:space="preserve">) </w:t>
-      </w:r>
-      <w:r>
-        <w:rPr>
-          <w:rFonts w:ascii="Aptos" w:hAnsi="Aptos"/>
-        </w:rPr>
-        <w:t xml:space="preserve">to </w:t>
-      </w:r>
-      <w:r>
-        <w:rPr>
-          <w:rFonts w:ascii="Aptos" w:hAnsi="Aptos"/>
-        </w:rPr>
-        <w:t xml:space="preserve">cloud-base </w:t>
-      </w:r>
-      <w:r>
-        <w:rPr>
-          <w:rFonts w:ascii="Aptos" w:hAnsi="Aptos"/>
-        </w:rPr>
-        <w:t>mass flux than to relative humidity</w:t>
-      </w:r>
-      <w:r>
-        <w:rPr>
-          <w:rFonts w:ascii="Aptos" w:hAnsi="Aptos"/>
-        </w:rPr>
-        <w:t xml:space="preserve">. This </w:t>
-      </w:r>
-      <w:r>
-        <w:rPr>
-          <w:rFonts w:ascii="Aptos" w:hAnsi="Aptos"/>
-        </w:rPr>
-        <w:t>challeng</w:t>
-      </w:r>
-      <w:r>
-        <w:rPr>
-          <w:rFonts w:ascii="Aptos" w:hAnsi="Aptos"/>
-        </w:rPr>
-        <w:t>es</w:t>
-      </w:r>
-      <w:r>
-        <w:rPr>
-          <w:rFonts w:ascii="Aptos" w:hAnsi="Aptos"/>
-        </w:rPr>
-        <w:t xml:space="preserve"> the importance of humidity</w:t>
-      </w:r>
-      <w:r>
-        <w:rPr>
-          <w:rFonts w:ascii="Aptos" w:hAnsi="Aptos"/>
-        </w:rPr>
-        <w:t xml:space="preserve"> and</w:t>
-      </w:r>
-      <w:r>
-        <w:rPr>
-          <w:rFonts w:ascii="Aptos" w:hAnsi="Aptos"/>
-        </w:rPr>
-        <w:t xml:space="preserve"> suggest</w:t>
-      </w:r>
-      <w:r>
-        <w:rPr>
-          <w:rFonts w:ascii="Aptos" w:hAnsi="Aptos"/>
-        </w:rPr>
-        <w:t>s</w:t>
-      </w:r>
-      <w:r>
-        <w:rPr>
-          <w:rFonts w:ascii="Aptos" w:hAnsi="Aptos"/>
-        </w:rPr>
-        <w:t xml:space="preserve"> that vertical mixing processes are </w:t>
-      </w:r>
-      <w:r>
-        <w:rPr>
-          <w:rFonts w:ascii="Aptos" w:hAnsi="Aptos"/>
-        </w:rPr>
-        <w:t xml:space="preserve">instead positively </w:t>
-      </w:r>
-      <w:r>
-        <w:rPr>
-          <w:rFonts w:ascii="Aptos" w:hAnsi="Aptos"/>
-        </w:rPr>
-        <w:t xml:space="preserve">correlated with </w:t>
-      </w:r>
-      <w:r>
-        <w:rPr>
-          <w:rFonts w:ascii="Aptos" w:hAnsi="Aptos"/>
-        </w:rPr>
-        <w:t xml:space="preserve">local shallow cumulus </w:t>
-      </w:r>
-      <w:r>
-        <w:rPr>
-          <w:rFonts w:ascii="Aptos" w:hAnsi="Aptos"/>
-        </w:rPr>
-        <w:t>clouds</w:t>
-      </w:r>
-      <w:r>
-        <w:rPr>
-          <w:rFonts w:ascii="Aptos" w:hAnsi="Aptos"/>
-        </w:rPr>
+        <w:t>decrease in mass flux</w:t>
+      </w:r>
+      <w:r>
+        <w:t xml:space="preserve"> (DIM)</w:t>
+      </w:r>
+      <w:r>
+        <w:t xml:space="preserve"> mechanism</w:t>
+      </w:r>
+      <w:r>
+        <w:t xml:space="preserve"> predicts shallow cumulus cloud</w:t>
+      </w:r>
+      <w:r>
+        <w:t xml:space="preserve">s </w:t>
+      </w:r>
+      <w:r>
+        <w:t xml:space="preserve">decrease in proportion to the </w:t>
+      </w:r>
+      <w:r>
+        <w:t>reduction</w:t>
+      </w:r>
+      <w:r>
+        <w:t xml:space="preserve"> </w:t>
+      </w:r>
+      <w:r>
+        <w:t>of</w:t>
+      </w:r>
+      <w:r>
+        <w:t xml:space="preserve"> </w:t>
+      </w:r>
+      <w:r>
+        <w:t xml:space="preserve">the </w:t>
+      </w:r>
+      <w:r>
+        <w:t xml:space="preserve">mean </w:t>
+      </w:r>
+      <w:r>
+        <w:t xml:space="preserve">tropical </w:t>
+      </w:r>
+      <w:r>
+        <w:t>large-scale circulation</w:t>
+      </w:r>
+      <w:r>
         <w:t>.</w:t>
       </w:r>
-    </w:p>
-    <w:p>
-      <w:pPr>
-        <w:pStyle w:val="BodyText"/>
-        <w:rPr>
-          <w:rFonts w:ascii="Aptos" w:hAnsi="Aptos"/>
-        </w:rPr>
-      </w:pPr>
-      <w:r>
-        <w:rPr>
-          <w:rFonts w:ascii="Aptos" w:hAnsi="Aptos"/>
-        </w:rPr>
-        <w:t>The vertical distribution of cloud top height (Fig. REFLALBEDO</w:t>
-      </w:r>
-      <w:r>
-        <w:rPr>
-          <w:rFonts w:ascii="Aptos" w:hAnsi="Aptos"/>
-        </w:rPr>
-        <w:t xml:space="preserve"> a,b</w:t>
-      </w:r>
-      <w:r>
-        <w:rPr>
-          <w:rFonts w:ascii="Aptos" w:hAnsi="Aptos"/>
-        </w:rPr>
-        <w:t>) shows most cloud tops are below 3 km, with a strong decrease of cloud top</w:t>
-      </w:r>
-      <w:r>
-        <w:rPr>
-          <w:rFonts w:ascii="Aptos" w:hAnsi="Aptos"/>
-        </w:rPr>
-        <w:t>s between 2-3 km, corresponding to the humidicline in the radiosonde specific humidity (Fig. REFLALBEDO c) associated with the trade inversion. This structure suggests divergence of shallow cumulus moisture flux in the trade inversion matches subsidence advection of dry air from above 3 km.</w:t>
-      </w:r>
-    </w:p>
-    <w:p>
-      <w:pPr>
-        <w:pStyle w:val="Heading2"/>
-        <w:rPr>
-          <w:rFonts w:eastAsiaTheme="minorEastAsia"/>
-        </w:rPr>
-      </w:pPr>
-      <w:r>
-        <w:rPr>
-          <w:rFonts w:eastAsiaTheme="minorEastAsia"/>
-        </w:rPr>
-        <w:t>The DIM mechanism</w:t>
-      </w:r>
-    </w:p>
-    <w:p>
-      <w:pPr>
-        <w:pStyle w:val="BodyText"/>
-        <w:rPr>
-          <w:rFonts w:ascii="Aptos" w:hAnsi="Aptos"/>
-        </w:rPr>
-      </w:pPr>
-      <w:r>
-        <w:t xml:space="preserve">The </w:t>
-      </w:r>
-      <w:r>
-        <w:rPr>
-          <w:i/>
-          <w:iCs/>
-        </w:rPr>
-        <w:t>decrease in mass flux</w:t>
-      </w:r>
-      <w:r>
-        <w:t xml:space="preserve"> (DIM)</w:t>
-      </w:r>
-      <w:r>
-        <w:t xml:space="preserve"> mechanism</w:t>
-      </w:r>
-      <w:r>
-        <w:t xml:space="preserve"> predicts shallow cumulus cloud</w:t>
-      </w:r>
-      <w:r>
-        <w:t xml:space="preserve">s </w:t>
-      </w:r>
-      <w:r>
-        <w:t xml:space="preserve">decrease in proportion to the </w:t>
-      </w:r>
-      <w:r>
-        <w:t>reduction</w:t>
-      </w:r>
-      <w:r>
-        <w:t xml:space="preserve"> </w:t>
-      </w:r>
-      <w:r>
-        <w:t>of</w:t>
-      </w:r>
-      <w:r>
-        <w:t xml:space="preserve"> </w:t>
-      </w:r>
-      <w:r>
-        <w:t xml:space="preserve">the </w:t>
-      </w:r>
-      <w:r>
-        <w:t xml:space="preserve">mean </w:t>
-      </w:r>
-      <w:r>
-        <w:t xml:space="preserve">tropical </w:t>
-      </w:r>
-      <w:r>
-        <w:t>large-scale circulation</w:t>
-      </w:r>
-      <w:r>
-        <w:t>.</w:t>
-      </w:r>
-      <w:r>
-        <w:rPr>
-          <w:rFonts w:ascii="Aptos" w:hAnsi="Aptos"/>
-        </w:rPr>
-        <w:t xml:space="preserve"> </w:t>
-      </w:r>
-      <w:r>
-        <w:rPr>
-          <w:rFonts w:ascii="Aptos" w:hAnsi="Aptos"/>
-        </w:rPr>
-        <w:t>It</w:t>
-      </w:r>
-      <w:r>
-        <w:rPr>
-          <w:rFonts w:ascii="Aptos" w:hAnsi="Aptos"/>
-        </w:rPr>
-        <w:t xml:space="preserve"> is </w:t>
-      </w:r>
-      <w:r>
-        <w:rPr>
-          <w:rFonts w:ascii="Aptos" w:hAnsi="Aptos"/>
-        </w:rPr>
-        <w:t>based on</w:t>
-      </w:r>
-      <w:r>
-        <w:rPr>
-          <w:rFonts w:ascii="Aptos" w:hAnsi="Aptos"/>
-        </w:rPr>
-        <w:t xml:space="preserve"> </w:t>
-      </w:r>
-      <w:r>
-        <w:rPr>
-          <w:rFonts w:ascii="Aptos" w:hAnsi="Aptos"/>
-        </w:rPr>
-        <w:t>four</w:t>
-      </w:r>
-      <w:r>
-        <w:rPr>
-          <w:rFonts w:ascii="Aptos" w:hAnsi="Aptos"/>
-        </w:rPr>
-        <w:t xml:space="preserve"> relationships</w:t>
-      </w:r>
-      <w:r>
-        <w:rPr>
-          <w:rFonts w:ascii="Aptos" w:hAnsi="Aptos"/>
-        </w:rPr>
-        <w:t>:</w:t>
-      </w:r>
-    </w:p>
-    <w:p>
-      <w:pPr>
-        <w:pStyle w:val="BodyText"/>
-      </w:pPr>
+      <w:r>
+        <w:rPr>
+          <w:rFonts w:ascii="Aptos" w:hAnsi="Aptos"/>
+        </w:rPr>
+        <w:t xml:space="preserve"> In the DIM mechanism: </w:t>
+      </w:r>
       <w:r>
         <w:t xml:space="preserve">(1) </w:t>
       </w:r>
@@ -2939,89 +2819,47 @@
         <w:rPr>
           <w:rFonts w:ascii="Aptos" w:hAnsi="Aptos"/>
         </w:rPr>
-        <w:t xml:space="preserve">: </w:t>
-      </w:r>
-      <w:r>
-        <w:t>large-scale</w:t>
-      </w:r>
-      <w:r>
-        <w:t xml:space="preserve"> </w:t>
-      </w:r>
-      <w:r>
-        <w:rPr>
-          <w:rFonts w:eastAsiaTheme="minorEastAsia"/>
-        </w:rPr>
-        <w:t xml:space="preserve">advection </w:t>
-      </w:r>
-      <w:r>
-        <w:rPr>
-          <w:rFonts w:eastAsiaTheme="minorEastAsia"/>
-        </w:rPr>
-        <w:t xml:space="preserve">(mostly subsidence) </w:t>
-      </w:r>
-      <w:r>
-        <w:rPr>
-          <w:rFonts w:eastAsiaTheme="minorEastAsia"/>
-        </w:rPr>
-        <w:t>dr</w:t>
-      </w:r>
-      <w:r>
-        <w:rPr>
-          <w:rFonts w:eastAsiaTheme="minorEastAsia"/>
-        </w:rPr>
-        <w:t>ies</w:t>
-      </w:r>
-      <w:r>
-        <w:rPr>
-          <w:rFonts w:eastAsiaTheme="minorEastAsia"/>
-        </w:rPr>
-        <w:t xml:space="preserve"> the lower troposphere </w:t>
-      </w:r>
-      <w:r>
-        <w:rPr>
-          <w:rFonts w:eastAsiaTheme="minorEastAsia"/>
-        </w:rPr>
-        <w:t xml:space="preserve">and </w:t>
-      </w:r>
-      <w:r>
-        <w:rPr>
-          <w:rFonts w:ascii="Aptos" w:hAnsi="Aptos"/>
-        </w:rPr>
-        <w:t>cumulus</w:t>
-      </w:r>
-      <w:r>
-        <w:rPr>
-          <w:rFonts w:ascii="Aptos" w:hAnsi="Aptos"/>
-        </w:rPr>
-        <w:t xml:space="preserve"> </w:t>
-      </w:r>
-      <w:r>
-        <w:rPr>
-          <w:rFonts w:ascii="Aptos" w:hAnsi="Aptos"/>
-        </w:rPr>
-        <w:t>moisture</w:t>
-      </w:r>
-      <w:r>
-        <w:rPr>
-          <w:rFonts w:ascii="Aptos" w:hAnsi="Aptos"/>
-        </w:rPr>
-        <w:t xml:space="preserve"> </w:t>
-      </w:r>
-      <w:r>
-        <w:rPr>
-          <w:rFonts w:ascii="Aptos" w:hAnsi="Aptos"/>
-        </w:rPr>
-        <w:t>flux</w:t>
-      </w:r>
-      <w:r>
-        <w:rPr>
-          <w:rFonts w:ascii="Aptos" w:hAnsi="Aptos"/>
-        </w:rPr>
-        <w:t xml:space="preserve"> moistens it</w:t>
-      </w:r>
-      <w:r>
-        <w:rPr>
-          <w:rFonts w:ascii="Aptos" w:hAnsi="Aptos"/>
+        <w:t>, with c</w:t>
+      </w:r>
+      <w:r>
+        <w:rPr>
+          <w:rFonts w:eastAsiaTheme="minorEastAsia"/>
+        </w:rPr>
+        <w:t>umulus m</w:t>
+      </w:r>
+      <w:r>
+        <w:rPr>
+          <w:rFonts w:eastAsiaTheme="minorEastAsia"/>
+        </w:rPr>
+        <w:t>oisture</w:t>
+      </w:r>
+      <w:r>
+        <w:rPr>
+          <w:rFonts w:eastAsiaTheme="minorEastAsia"/>
+        </w:rPr>
+        <w:t xml:space="preserve"> fluxes</w:t>
+      </w:r>
+      <w:r>
+        <w:rPr>
+          <w:rFonts w:eastAsiaTheme="minorEastAsia"/>
+        </w:rPr>
+        <w:t xml:space="preserve"> balanc</w:t>
+      </w:r>
+      <w:r>
+        <w:rPr>
+          <w:rFonts w:eastAsiaTheme="minorEastAsia"/>
+        </w:rPr>
+        <w:t>ing</w:t>
+      </w:r>
+      <w:r>
+        <w:rPr>
+          <w:rFonts w:eastAsiaTheme="minorEastAsia"/>
+        </w:rPr>
+        <w:t xml:space="preserve"> the large-scale drying</w:t>
+      </w:r>
+      <w:r>
+        <w:rPr>
+          <w:rFonts w:eastAsiaTheme="minorEastAsia"/>
         </w:rPr>
         <w:t>,</w:t>
       </w:r>
@@ -3029,19 +2867,8 @@
         <w:rPr>
           <w:rFonts w:ascii="Cambria Math" w:hAnsi="Cambria Math"/>
         </w:rPr>
-        <w:t xml:space="preserve"> </w:t>
-      </w:r>
-      <m:oMath>
-        <m:r>
-          <m:rPr>
-            <m:sty m:val="p"/>
-          </m:rPr>
-          <w:rPr>
-            <w:rFonts w:ascii="Cambria Math" w:hAnsi="Cambria Math"/>
-          </w:rPr>
-          <w:br/>
-        </m:r>
-      </m:oMath>
+        <w:br/>
+      </w:r>
       <m:oMathPara>
         <m:oMath>
           <m:r>
@@ -3203,13 +3030,7 @@
         <w:rPr>
           <w:rFonts w:ascii="Aptos" w:eastAsiaTheme="minorEastAsia" w:hAnsi="Aptos"/>
         </w:rPr>
-        <w:t>is the cumulus mass flux,</w:t>
-      </w:r>
-      <w:r>
-        <w:rPr>
-          <w:rFonts w:ascii="Aptos" w:eastAsiaTheme="minorEastAsia" w:hAnsi="Aptos"/>
-        </w:rPr>
-        <w:t xml:space="preserve"> </w:t>
+        <w:t xml:space="preserve">is the cumulus mass flux, </w:t>
       </w:r>
       <m:oMath>
         <m:r>
@@ -3223,13 +3044,7 @@
         <w:rPr>
           <w:rFonts w:ascii="Aptos" w:eastAsiaTheme="minorEastAsia" w:hAnsi="Aptos"/>
         </w:rPr>
-        <w:t xml:space="preserve"> is precipitation,</w:t>
-      </w:r>
-      <w:r>
-        <w:rPr>
-          <w:rFonts w:ascii="Aptos" w:eastAsiaTheme="minorEastAsia" w:hAnsi="Aptos"/>
-        </w:rPr>
-        <w:t xml:space="preserve"> </w:t>
+        <w:t xml:space="preserve"> is precipitation, </w:t>
       </w:r>
       <m:oMath>
         <m:sSub>
@@ -3263,19 +3078,7 @@
         <w:rPr>
           <w:rFonts w:ascii="Aptos" w:eastAsiaTheme="minorEastAsia" w:hAnsi="Aptos"/>
         </w:rPr>
-        <w:t xml:space="preserve"> is the cloud humidity,</w:t>
-      </w:r>
-      <w:r>
-        <w:rPr>
-          <w:rFonts w:ascii="Aptos" w:eastAsiaTheme="minorEastAsia" w:hAnsi="Aptos"/>
-        </w:rPr>
-        <w:t xml:space="preserve"> </w:t>
-      </w:r>
-      <w:r>
-        <w:rPr>
-          <w:rFonts w:ascii="Aptos" w:eastAsiaTheme="minorEastAsia" w:hAnsi="Aptos"/>
-        </w:rPr>
-        <w:t xml:space="preserve">and </w:t>
+        <w:t xml:space="preserve"> is the cloud humidity, and </w:t>
       </w:r>
       <m:oMath>
         <m:r>
@@ -3289,66 +3092,13 @@
         <w:rPr>
           <w:rFonts w:ascii="Aptos" w:eastAsiaTheme="minorEastAsia" w:hAnsi="Aptos"/>
         </w:rPr>
-        <w:t xml:space="preserve"> is the environmental humidity</w:t>
-      </w:r>
-      <w:r>
-        <w:rPr>
-          <w:rFonts w:ascii="Aptos" w:eastAsiaTheme="minorEastAsia" w:hAnsi="Aptos"/>
-        </w:rPr>
-        <w:t>.</w:t>
+        <w:t xml:space="preserve"> is the environmental humidity.</w:t>
       </w:r>
       <w:r>
         <w:t xml:space="preserve"> </w:t>
       </w:r>
       <w:r>
         <w:rPr>
-          <w:rFonts w:eastAsiaTheme="minorEastAsia"/>
-        </w:rPr>
-        <w:t>Cumulus m</w:t>
-      </w:r>
-      <w:r>
-        <w:rPr>
-          <w:rFonts w:eastAsiaTheme="minorEastAsia"/>
-        </w:rPr>
-        <w:t>oisture</w:t>
-      </w:r>
-      <w:r>
-        <w:rPr>
-          <w:rFonts w:eastAsiaTheme="minorEastAsia"/>
-        </w:rPr>
-        <w:t xml:space="preserve"> fluxes</w:t>
-      </w:r>
-      <w:r>
-        <w:rPr>
-          <w:rFonts w:eastAsiaTheme="minorEastAsia"/>
-        </w:rPr>
-        <w:t xml:space="preserve"> that balance the large-scale drying</w:t>
-      </w:r>
-      <w:r>
-        <w:rPr>
-          <w:rFonts w:eastAsiaTheme="minorEastAsia"/>
-        </w:rPr>
-        <w:t xml:space="preserve"> are modeled for </w:t>
-      </w:r>
-      <w:r>
-        <w:rPr>
-          <w:rFonts w:eastAsiaTheme="minorEastAsia"/>
-        </w:rPr>
-        <w:t>an</w:t>
-      </w:r>
-      <w:r>
-        <w:rPr>
-          <w:rFonts w:eastAsiaTheme="minorEastAsia"/>
-        </w:rPr>
-        <w:t xml:space="preserve"> ensemble of cumulus clouds.</w:t>
-      </w:r>
-    </w:p>
-    <w:p>
-      <w:pPr>
-        <w:pStyle w:val="BodyText"/>
-      </w:pPr>
-      <w:r>
-        <w:rPr>
           <w:rFonts w:ascii="Aptos" w:hAnsi="Aptos"/>
         </w:rPr>
         <w:t xml:space="preserve">Factoring out the </w:t>
@@ -3369,7 +3119,19 @@
         <w:rPr>
           <w:rFonts w:ascii="Aptos" w:hAnsi="Aptos"/>
         </w:rPr>
-        <w:t xml:space="preserve">the mass flux is proportional to the circulation, </w:t>
+        <w:t xml:space="preserve">the mass flux is proportional to the </w:t>
+      </w:r>
+      <w:r>
+        <w:rPr>
+          <w:rFonts w:ascii="Aptos" w:hAnsi="Aptos"/>
+        </w:rPr>
+        <w:t xml:space="preserve">large-scale </w:t>
+      </w:r>
+      <w:r>
+        <w:rPr>
+          <w:rFonts w:ascii="Aptos" w:hAnsi="Aptos"/>
+        </w:rPr>
+        <w:t xml:space="preserve">circulation, </w:t>
       </w:r>
       <m:oMath>
         <m:r>
@@ -3402,6 +3164,7 @@
           <w:rPr>
             <w:rFonts w:ascii="Cambria Math" w:hAnsi="Cambria Math"/>
           </w:rPr>
+          <w:lastRenderedPageBreak/>
           <m:t xml:space="preserve">C </m:t>
         </m:r>
       </m:oMath>
@@ -3652,6 +3415,12 @@
         <w:rPr>
           <w:rFonts w:eastAsiaTheme="minorEastAsia"/>
         </w:rPr>
+        <w:t xml:space="preserve">mean </w:t>
+      </w:r>
+      <w:r>
+        <w:rPr>
+          <w:rFonts w:eastAsiaTheme="minorEastAsia"/>
+        </w:rPr>
         <w:t xml:space="preserve">in-cloud optical depth, changes in </w:t>
       </w:r>
       <w:r>
@@ -3748,27 +3517,35 @@
         <w:rPr>
           <w:rFonts w:eastAsiaTheme="minorEastAsia"/>
         </w:rPr>
-        <w:t xml:space="preserve">(hereafter </w:t>
-      </w:r>
-      <w:r>
-        <w:rPr>
-          <w:rFonts w:eastAsiaTheme="minorEastAsia"/>
-          <w:i/>
-          <w:iCs/>
-        </w:rPr>
-        <w:t>cloud albedo</w:t>
-      </w:r>
-      <w:r>
-        <w:rPr>
-          <w:rFonts w:eastAsiaTheme="minorEastAsia"/>
-        </w:rPr>
-        <w:t>)</w:t>
-      </w:r>
-      <w:r>
-        <w:rPr>
-          <w:rFonts w:eastAsiaTheme="minorEastAsia"/>
-          <w:i/>
-          <w:iCs/>
+        <w:t xml:space="preserve">are </w:t>
+      </w:r>
+      <w:r>
+        <w:rPr>
+          <w:rFonts w:eastAsiaTheme="minorEastAsia"/>
+        </w:rPr>
+        <w:t>proportional</w:t>
+      </w:r>
+      <w:r>
+        <w:rPr>
+          <w:rFonts w:eastAsiaTheme="minorEastAsia"/>
+        </w:rPr>
+        <w:t xml:space="preserve"> to </w:t>
+      </w:r>
+      <w:r>
+        <w:rPr>
+          <w:rFonts w:eastAsiaTheme="minorEastAsia"/>
+        </w:rPr>
+        <w:t>cloud fraction</w:t>
+      </w:r>
+      <w:r>
+        <w:rPr>
+          <w:rFonts w:eastAsiaTheme="minorEastAsia"/>
+        </w:rPr>
+        <w:t>,</w:t>
+      </w:r>
+      <w:r>
+        <w:rPr>
+          <w:rFonts w:eastAsiaTheme="minorEastAsia"/>
         </w:rPr>
         <w:t xml:space="preserve"> </w:t>
       </w:r>
@@ -3776,42 +3553,6 @@
         <w:rPr>
           <w:rFonts w:eastAsiaTheme="minorEastAsia"/>
         </w:rPr>
-        <w:t xml:space="preserve">are </w:t>
-      </w:r>
-      <w:r>
-        <w:rPr>
-          <w:rFonts w:eastAsiaTheme="minorEastAsia"/>
-        </w:rPr>
-        <w:t>assumed proportional</w:t>
-      </w:r>
-      <w:r>
-        <w:rPr>
-          <w:rFonts w:eastAsiaTheme="minorEastAsia"/>
-        </w:rPr>
-        <w:t xml:space="preserve"> to </w:t>
-      </w:r>
-      <w:r>
-        <w:rPr>
-          <w:rFonts w:eastAsiaTheme="minorEastAsia"/>
-        </w:rPr>
-        <w:t>cloud fraction</w:t>
-      </w:r>
-      <w:r>
-        <w:rPr>
-          <w:rFonts w:eastAsiaTheme="minorEastAsia"/>
-        </w:rPr>
-        <w:t>,</w:t>
-      </w:r>
-      <w:r>
-        <w:rPr>
-          <w:rFonts w:eastAsiaTheme="minorEastAsia"/>
-        </w:rPr>
-        <w:t xml:space="preserve"> </w:t>
-      </w:r>
-      <w:r>
-        <w:rPr>
-          <w:rFonts w:eastAsiaTheme="minorEastAsia"/>
-        </w:rPr>
         <w:t>and hence</w:t>
       </w:r>
       <w:r>
@@ -3821,6 +3562,12 @@
         <w:t xml:space="preserve"> mass flux, </w:t>
       </w:r>
       <m:oMath>
+        <m:r>
+          <w:rPr>
+            <w:rFonts w:ascii="Cambria Math" w:eastAsiaTheme="minorEastAsia" w:hAnsi="Cambria Math"/>
+          </w:rPr>
+          <m:t>A∝</m:t>
+        </m:r>
         <m:r>
           <w:rPr>
             <w:rFonts w:ascii="Cambria Math" w:eastAsiaTheme="minorEastAsia" w:hAnsi="Cambria Math"/>
@@ -3832,70 +3579,6 @@
         <w:rPr>
           <w:rFonts w:eastAsiaTheme="minorEastAsia"/>
         </w:rPr>
-        <w:t xml:space="preserve">. </w:t>
-      </w:r>
-      <w:r>
-        <w:rPr>
-          <w:rFonts w:eastAsiaTheme="minorEastAsia"/>
-        </w:rPr>
-        <w:t xml:space="preserve">We </w:t>
-      </w:r>
-      <w:r>
-        <w:rPr>
-          <w:rFonts w:eastAsiaTheme="minorEastAsia"/>
-        </w:rPr>
-        <w:t>assume</w:t>
-      </w:r>
-      <w:r>
-        <w:rPr>
-          <w:rFonts w:eastAsiaTheme="minorEastAsia"/>
-        </w:rPr>
-        <w:t xml:space="preserve"> scene-mean cloud area fraction </w:t>
-      </w:r>
-      <m:oMath>
-        <m:r>
-          <w:rPr>
-            <w:rFonts w:ascii="Cambria Math" w:eastAsiaTheme="minorEastAsia" w:hAnsi="Cambria Math"/>
-          </w:rPr>
-          <m:t>C</m:t>
-        </m:r>
-      </m:oMath>
-      <w:r>
-        <w:rPr>
-          <w:rFonts w:eastAsiaTheme="minorEastAsia"/>
-        </w:rPr>
-        <w:t xml:space="preserve"> </w:t>
-      </w:r>
-      <w:r>
-        <w:rPr>
-          <w:rFonts w:eastAsiaTheme="minorEastAsia"/>
-        </w:rPr>
-        <w:t>is</w:t>
-      </w:r>
-      <w:r>
-        <w:rPr>
-          <w:rFonts w:eastAsiaTheme="minorEastAsia"/>
-        </w:rPr>
-        <w:t xml:space="preserve"> equal to the scene-mean albedo due to clouds</w:t>
-      </w:r>
-      <w:r>
-        <w:rPr>
-          <w:rFonts w:eastAsiaTheme="minorEastAsia"/>
-        </w:rPr>
-        <w:t xml:space="preserve"> </w:t>
-      </w:r>
-      <m:oMath>
-        <m:r>
-          <w:rPr>
-            <w:rFonts w:ascii="Cambria Math" w:eastAsiaTheme="minorEastAsia" w:hAnsi="Cambria Math"/>
-          </w:rPr>
-          <m:t>A</m:t>
-        </m:r>
-      </m:oMath>
-      <w:r>
-        <w:rPr>
-          <w:rFonts w:eastAsiaTheme="minorEastAsia"/>
-        </w:rPr>
         <w:t>.</w:t>
       </w:r>
     </w:p>
@@ -3907,7 +3590,6 @@
         <w:rPr>
           <w:rFonts w:ascii="Aptos" w:hAnsi="Aptos"/>
         </w:rPr>
-        <w:lastRenderedPageBreak/>
         <w:t>T</w:t>
       </w:r>
       <w:r>
@@ -4112,25 +3794,7 @@
         <w:rPr>
           <w:rFonts w:ascii="Aptos" w:hAnsi="Aptos"/>
         </w:rPr>
-        <w:t>explanation for the change of clouds with the climate</w:t>
-      </w:r>
-      <w:r>
-        <w:rPr>
-          <w:rFonts w:ascii="Aptos" w:hAnsi="Aptos"/>
-        </w:rPr>
-        <w:t xml:space="preserve"> that </w:t>
-      </w:r>
-      <w:r>
-        <w:rPr>
-          <w:rFonts w:ascii="Aptos" w:hAnsi="Aptos"/>
-        </w:rPr>
-        <w:t>predict</w:t>
-      </w:r>
-      <w:r>
-        <w:rPr>
-          <w:rFonts w:ascii="Aptos" w:hAnsi="Aptos"/>
-        </w:rPr>
-        <w:t>s</w:t>
+        <w:t>mechanism</w:t>
       </w:r>
       <w:r>
         <w:rPr>
@@ -4142,49 +3806,31 @@
         <w:rPr>
           <w:rFonts w:ascii="Aptos" w:hAnsi="Aptos"/>
         </w:rPr>
-        <w:t xml:space="preserve">how </w:t>
-      </w:r>
-      <w:r>
-        <w:rPr>
-          <w:rFonts w:ascii="Aptos" w:hAnsi="Aptos"/>
-        </w:rPr>
-        <w:t xml:space="preserve">the </w:t>
-      </w:r>
-      <w:r>
-        <w:rPr>
-          <w:rFonts w:ascii="Aptos" w:hAnsi="Aptos"/>
-        </w:rPr>
-        <w:t>average</w:t>
-      </w:r>
-      <w:r>
-        <w:rPr>
-          <w:rFonts w:ascii="Aptos" w:hAnsi="Aptos"/>
-        </w:rPr>
-        <w:t xml:space="preserve"> albedo due to</w:t>
-      </w:r>
-      <w:r>
-        <w:rPr>
-          <w:rFonts w:ascii="Aptos" w:hAnsi="Aptos"/>
-        </w:rPr>
-        <w:t xml:space="preserve"> </w:t>
-      </w:r>
-      <w:r>
-        <w:rPr>
-          <w:rFonts w:ascii="Aptos" w:hAnsi="Aptos"/>
-        </w:rPr>
-        <w:t>shallow cumulus cloud</w:t>
-      </w:r>
-      <w:r>
-        <w:rPr>
-          <w:rFonts w:ascii="Aptos" w:hAnsi="Aptos"/>
-        </w:rPr>
-        <w:t>s</w:t>
-      </w:r>
-      <w:r>
-        <w:rPr>
-          <w:rFonts w:ascii="Aptos" w:hAnsi="Aptos"/>
-        </w:rPr>
-        <w:t xml:space="preserve"> dims with warming</w:t>
+        <w:t>projecting</w:t>
+      </w:r>
+      <w:r>
+        <w:rPr>
+          <w:rFonts w:ascii="Aptos" w:hAnsi="Aptos"/>
+        </w:rPr>
+        <w:t xml:space="preserve"> the change of </w:t>
+      </w:r>
+      <w:r>
+        <w:rPr>
+          <w:rFonts w:ascii="Aptos" w:hAnsi="Aptos"/>
+        </w:rPr>
+        <w:t xml:space="preserve">low </w:t>
+      </w:r>
+      <w:r>
+        <w:rPr>
+          <w:rFonts w:ascii="Aptos" w:hAnsi="Aptos"/>
+        </w:rPr>
+        <w:t xml:space="preserve">clouds </w:t>
+      </w:r>
+      <w:r>
+        <w:rPr>
+          <w:rFonts w:ascii="Aptos" w:hAnsi="Aptos"/>
+        </w:rPr>
+        <w:t>in response to surface temperature</w:t>
       </w:r>
       <w:r>
         <w:rPr>
@@ -4251,89 +3897,148 @@
     </w:p>
     <w:p>
       <w:pPr>
-        <w:spacing w:line="240" w:lineRule="auto"/>
-        <w:rPr>
-          <w:rFonts w:eastAsiaTheme="minorEastAsia"/>
+        <w:pStyle w:val="BodyText"/>
+        <w:rPr>
+          <w:rFonts w:ascii="Aptos" w:hAnsi="Aptos"/>
         </w:rPr>
       </w:pPr>
       <w:r>
         <w:rPr>
-          <w:rFonts w:eastAsiaTheme="minorEastAsia"/>
-        </w:rPr>
-        <w:t xml:space="preserve">To predict the response of shallow cumulus clouds to climate, we separate the </w:t>
-      </w:r>
-      <w:r>
-        <w:rPr>
-          <w:rFonts w:eastAsiaTheme="minorEastAsia"/>
-        </w:rPr>
-        <w:t xml:space="preserve">expected thermodynamic and circulation </w:t>
-      </w:r>
-      <w:r>
-        <w:rPr>
-          <w:rFonts w:eastAsiaTheme="minorEastAsia"/>
-        </w:rPr>
-        <w:t>changes from the properties of cloud geometry,</w:t>
-      </w:r>
-      <w:r>
-        <w:rPr>
-          <w:rFonts w:eastAsiaTheme="minorEastAsia"/>
+          <w:rFonts w:ascii="Aptos" w:hAnsi="Aptos"/>
+        </w:rPr>
+        <w:t>E</w:t>
+      </w:r>
+      <w:r>
+        <w:rPr>
+          <w:rFonts w:ascii="Aptos" w:hAnsi="Aptos"/>
+        </w:rPr>
+        <w:t>ntraining and precipitating cloud plumes with different moisture sink rates simulate</w:t>
+      </w:r>
+      <w:r>
+        <w:rPr>
+          <w:rFonts w:ascii="Aptos" w:hAnsi="Aptos"/>
         </w:rPr>
         <w:t xml:space="preserve"> </w:t>
       </w:r>
       <w:r>
         <w:rPr>
-          <w:rFonts w:eastAsiaTheme="minorEastAsia"/>
-        </w:rPr>
-        <w:t>turbulence, and microphysics</w:t>
-      </w:r>
-      <w:r>
-        <w:rPr>
-          <w:rFonts w:eastAsiaTheme="minorEastAsia"/>
-        </w:rPr>
-        <w:t>, which we</w:t>
-      </w:r>
-      <w:r>
-        <w:rPr>
-          <w:rFonts w:eastAsiaTheme="minorEastAsia"/>
-        </w:rPr>
+          <w:rFonts w:ascii="Aptos" w:hAnsi="Aptos"/>
+        </w:rPr>
+        <w:t>cloud top height, humidity, mass- and moisture fluxes</w:t>
+      </w:r>
+      <w:r>
+        <w:rPr>
+          <w:rFonts w:ascii="Aptos" w:hAnsi="Aptos"/>
+        </w:rPr>
+        <w:t xml:space="preserve"> (section Methods)</w:t>
+      </w:r>
+      <w:r>
+        <w:rPr>
+          <w:rFonts w:ascii="Aptos" w:hAnsi="Aptos"/>
+        </w:rPr>
+        <w:t xml:space="preserve">. </w:t>
+      </w:r>
+      <w:r>
+        <w:t xml:space="preserve">Cloud total and liquid specific humidity are illustrated for several moisture sink rates in Fig. REFLALBEDO. The fraction of clouds at each moisture sink rate </w:t>
+      </w:r>
+      <w:r>
+        <w:t>is set to</w:t>
+      </w:r>
+      <w:r>
+        <w:t xml:space="preserve"> the cloud top</w:t>
+      </w:r>
+      <w:r>
+        <w:t xml:space="preserve"> height distribution </w:t>
+      </w:r>
+      <w:r>
+        <w:t>below 4 km (Fig. REFLALBEDO).</w:t>
+      </w:r>
+      <w:r>
         <w:t xml:space="preserve"> </w:t>
       </w:r>
       <w:r>
         <w:rPr>
           <w:rFonts w:eastAsiaTheme="minorEastAsia"/>
         </w:rPr>
-        <w:t xml:space="preserve">assume </w:t>
-      </w:r>
-      <w:r>
-        <w:rPr>
-          <w:rFonts w:eastAsiaTheme="minorEastAsia"/>
-        </w:rPr>
-        <w:t xml:space="preserve">not to change. </w:t>
-      </w:r>
-      <w:r>
-        <w:rPr>
-          <w:rFonts w:eastAsiaTheme="minorEastAsia"/>
-        </w:rPr>
-        <w:t xml:space="preserve">The autoconversion of cloud droplets to precipitation, the lateral entrainment rate, and the ratio of the area of active updraft to cloud area, are </w:t>
-      </w:r>
-      <w:r>
-        <w:rPr>
-          <w:rFonts w:eastAsiaTheme="minorEastAsia"/>
-        </w:rPr>
-        <w:t>parameterized</w:t>
-      </w:r>
-      <w:r>
-        <w:rPr>
-          <w:rFonts w:eastAsiaTheme="minorEastAsia"/>
-        </w:rPr>
-        <w:t xml:space="preserve"> to match emergent properties of the clouds in the present climate and are not expected to change with thermodynamic and circulation responses to CO</w:t>
-      </w:r>
-      <w:r>
-        <w:rPr>
-          <w:rFonts w:eastAsiaTheme="minorEastAsia"/>
-          <w:vertAlign w:val="subscript"/>
-        </w:rPr>
-        <w:t>2</w:t>
+        <w:t xml:space="preserve">To predict the response of shallow cumulus clouds to </w:t>
+      </w:r>
+      <w:r>
+        <w:rPr>
+          <w:rFonts w:eastAsiaTheme="minorEastAsia"/>
+        </w:rPr>
+        <w:t>surface temperature</w:t>
+      </w:r>
+      <w:r>
+        <w:rPr>
+          <w:rFonts w:eastAsiaTheme="minorEastAsia"/>
+        </w:rPr>
+        <w:t xml:space="preserve">, we separate the </w:t>
+      </w:r>
+      <w:r>
+        <w:rPr>
+          <w:rFonts w:eastAsiaTheme="minorEastAsia"/>
+        </w:rPr>
+        <w:t>projected</w:t>
+      </w:r>
+      <w:r>
+        <w:rPr>
+          <w:rFonts w:eastAsiaTheme="minorEastAsia"/>
+        </w:rPr>
+        <w:t xml:space="preserve"> thermodynamic and circulation </w:t>
+      </w:r>
+      <w:r>
+        <w:rPr>
+          <w:rFonts w:eastAsiaTheme="minorEastAsia"/>
+        </w:rPr>
+        <w:t xml:space="preserve">changes from </w:t>
+      </w:r>
+      <w:r>
+        <w:rPr>
+          <w:rFonts w:eastAsiaTheme="minorEastAsia"/>
+        </w:rPr>
+        <w:t xml:space="preserve">the unpredictable small scale processes, such as </w:t>
+      </w:r>
+      <w:r>
+        <w:rPr>
+          <w:rFonts w:eastAsiaTheme="minorEastAsia"/>
+        </w:rPr>
+        <w:t>turbulence and microphysics</w:t>
+      </w:r>
+      <w:r>
+        <w:rPr>
+          <w:rFonts w:eastAsiaTheme="minorEastAsia"/>
+        </w:rPr>
+        <w:t xml:space="preserve">, </w:t>
+      </w:r>
+      <w:r>
+        <w:rPr>
+          <w:rFonts w:eastAsiaTheme="minorEastAsia"/>
+        </w:rPr>
+        <w:t>assume</w:t>
+      </w:r>
+      <w:r>
+        <w:rPr>
+          <w:rFonts w:eastAsiaTheme="minorEastAsia"/>
+        </w:rPr>
+        <w:t>d</w:t>
+      </w:r>
+      <w:r>
+        <w:rPr>
+          <w:rFonts w:eastAsiaTheme="minorEastAsia"/>
+        </w:rPr>
+        <w:t xml:space="preserve"> </w:t>
+      </w:r>
+      <w:r>
+        <w:rPr>
+          <w:rFonts w:eastAsiaTheme="minorEastAsia"/>
+        </w:rPr>
+        <w:t>not to change</w:t>
+      </w:r>
+      <w:r>
+        <w:rPr>
+          <w:rFonts w:eastAsiaTheme="minorEastAsia"/>
+        </w:rPr>
+        <w:t xml:space="preserve"> with mean temperature</w:t>
       </w:r>
       <w:r>
         <w:rPr>
@@ -4341,261 +4046,38 @@
         </w:rPr>
         <w:t>.</w:t>
       </w:r>
-    </w:p>
-    <w:p>
-      <w:pPr>
-        <w:pStyle w:val="BodyText"/>
-        <w:rPr>
-          <w:rFonts w:ascii="Aptos" w:hAnsi="Aptos"/>
-        </w:rPr>
-      </w:pPr>
-      <w:r>
-        <w:rPr>
-          <w:rFonts w:ascii="Aptos" w:hAnsi="Aptos"/>
-        </w:rPr>
-        <w:t>A</w:t>
-      </w:r>
-      <w:r>
-        <w:rPr>
-          <w:rFonts w:ascii="Aptos" w:hAnsi="Aptos"/>
-        </w:rPr>
-        <w:t xml:space="preserve"> mass flux model</w:t>
-      </w:r>
-      <w:r>
-        <w:rPr>
-          <w:rFonts w:ascii="Aptos" w:hAnsi="Aptos"/>
+      <w:r>
+        <w:rPr>
+          <w:rFonts w:eastAsiaTheme="minorEastAsia"/>
         </w:rPr>
         <w:t xml:space="preserve"> </w:t>
       </w:r>
       <w:r>
-        <w:rPr>
-          <w:rFonts w:ascii="Aptos" w:hAnsi="Aptos"/>
-        </w:rPr>
-        <w:t xml:space="preserve">consisting of an ensemble of </w:t>
-      </w:r>
-      <w:r>
-        <w:rPr>
-          <w:rFonts w:ascii="Aptos" w:hAnsi="Aptos"/>
-        </w:rPr>
-        <w:t xml:space="preserve">entraining and precipitating cloud plumes </w:t>
-      </w:r>
-      <w:r>
-        <w:rPr>
-          <w:rFonts w:ascii="Aptos" w:hAnsi="Aptos"/>
-        </w:rPr>
-        <w:t xml:space="preserve">with different moisture sink rates </w:t>
-      </w:r>
-      <w:r>
-        <w:rPr>
-          <w:rFonts w:ascii="Aptos" w:hAnsi="Aptos"/>
-        </w:rPr>
-        <w:t>simulates</w:t>
-      </w:r>
-      <w:r>
-        <w:rPr>
-          <w:rFonts w:ascii="Aptos" w:hAnsi="Aptos"/>
-        </w:rPr>
-        <w:t xml:space="preserve"> cloud</w:t>
-      </w:r>
-      <w:r>
-        <w:rPr>
-          <w:rFonts w:ascii="Aptos" w:hAnsi="Aptos"/>
-        </w:rPr>
-        <w:t xml:space="preserve"> humidity, cloud top height, mass fluxes, and moisture fluxes (see Methods)</w:t>
-      </w:r>
-      <w:r>
-        <w:rPr>
-          <w:rFonts w:ascii="Aptos" w:hAnsi="Aptos"/>
-        </w:rPr>
-        <w:t xml:space="preserve">. </w:t>
-      </w:r>
-      <w:r>
-        <w:rPr>
-          <w:rFonts w:eastAsiaTheme="minorEastAsia"/>
-        </w:rPr>
-        <w:t>The moisture sink rate</w:t>
+        <w:t>R</w:t>
+      </w:r>
+      <w:r>
+        <w:rPr>
+          <w:rFonts w:ascii="Aptos" w:hAnsi="Aptos"/>
+        </w:rPr>
+        <w:t xml:space="preserve">equiring </w:t>
+      </w:r>
+      <w:r>
+        <w:rPr>
+          <w:rFonts w:ascii="Aptos" w:hAnsi="Aptos"/>
+        </w:rPr>
+        <w:t xml:space="preserve">balance between large scale advective drying </w:t>
+      </w:r>
+      <w:r>
+        <w:t>(methods Fig. LSADV)</w:t>
       </w:r>
       <w:r>
         <w:t xml:space="preserve"> </w:t>
       </w:r>
       <w:r>
         <w:rPr>
-          <w:rFonts w:eastAsiaTheme="minorEastAsia"/>
-        </w:rPr>
-        <w:t xml:space="preserve">parameterizes turbulence-scale </w:t>
-      </w:r>
-      <w:r>
-        <w:rPr>
-          <w:rFonts w:eastAsiaTheme="minorEastAsia"/>
-        </w:rPr>
-        <w:t xml:space="preserve">entrainment and precipitation conversion processes </w:t>
-      </w:r>
-      <w:r>
-        <w:rPr>
-          <w:rFonts w:eastAsiaTheme="minorEastAsia"/>
-        </w:rPr>
-        <w:t>within the clouds</w:t>
-      </w:r>
-      <w:r>
-        <w:t>. Plumes</w:t>
-      </w:r>
-      <w:r>
-        <w:t xml:space="preserve"> with weaker </w:t>
-      </w:r>
-      <w:r>
-        <w:t xml:space="preserve">moisture </w:t>
-      </w:r>
-      <w:r>
-        <w:t xml:space="preserve">sink rates </w:t>
-      </w:r>
-      <w:r>
-        <w:t>have</w:t>
-      </w:r>
-      <w:r>
-        <w:t xml:space="preserve"> higher</w:t>
-      </w:r>
-      <w:r>
-        <w:t xml:space="preserve"> cloud tops</w:t>
-      </w:r>
-      <w:r>
-        <w:t xml:space="preserve">. </w:t>
-      </w:r>
-      <w:r>
-        <w:t xml:space="preserve">Cloud specific humidity </w:t>
-      </w:r>
-      <m:oMath>
-        <m:sSub>
-          <m:sSubPr>
-            <m:ctrlPr>
-              <w:rPr>
-                <w:rFonts w:ascii="Cambria Math" w:hAnsi="Cambria Math"/>
-                <w:i/>
-              </w:rPr>
-            </m:ctrlPr>
-          </m:sSubPr>
-          <m:e>
-            <m:r>
-              <w:rPr>
-                <w:rFonts w:ascii="Cambria Math" w:hAnsi="Cambria Math"/>
-              </w:rPr>
-              <m:t>q</m:t>
-            </m:r>
-          </m:e>
-          <m:sub>
-            <m:r>
-              <w:rPr>
-                <w:rFonts w:ascii="Cambria Math" w:hAnsi="Cambria Math"/>
-              </w:rPr>
-              <m:t>c</m:t>
-            </m:r>
-          </m:sub>
-        </m:sSub>
-      </m:oMath>
-      <w:r>
-        <w:rPr>
-          <w:rFonts w:eastAsiaTheme="minorEastAsia"/>
-        </w:rPr>
-        <w:t xml:space="preserve"> </w:t>
-      </w:r>
-      <w:r>
-        <w:t xml:space="preserve">and liquid specific humidity </w:t>
-      </w:r>
-      <m:oMath>
-        <m:sSub>
-          <m:sSubPr>
-            <m:ctrlPr>
-              <w:rPr>
-                <w:rFonts w:ascii="Cambria Math" w:hAnsi="Cambria Math"/>
-                <w:i/>
-              </w:rPr>
-            </m:ctrlPr>
-          </m:sSubPr>
-          <m:e>
-            <m:r>
-              <w:rPr>
-                <w:rFonts w:ascii="Cambria Math" w:hAnsi="Cambria Math"/>
-              </w:rPr>
-              <m:t>q</m:t>
-            </m:r>
-          </m:e>
-          <m:sub>
-            <m:r>
-              <w:rPr>
-                <w:rFonts w:ascii="Cambria Math" w:hAnsi="Cambria Math"/>
-              </w:rPr>
-              <m:t>l</m:t>
-            </m:r>
-          </m:sub>
-        </m:sSub>
-      </m:oMath>
-      <w:r>
-        <w:t xml:space="preserve"> are illustrated with several moisture sink rates in Fig. </w:t>
-      </w:r>
-      <w:r>
-        <w:t>REFLALBEDO</w:t>
-      </w:r>
-      <w:r>
-        <w:t xml:space="preserve">. </w:t>
-      </w:r>
-      <w:r>
-        <w:t xml:space="preserve">The fraction of clouds at each moisture </w:t>
-      </w:r>
-      <w:r>
-        <w:t xml:space="preserve">sink rate is set to </w:t>
-      </w:r>
-      <w:r>
-        <w:t xml:space="preserve">match </w:t>
-      </w:r>
-      <w:r>
-        <w:t>the cloud top</w:t>
-      </w:r>
-      <w:r>
-        <w:t xml:space="preserve"> height distribution </w:t>
-      </w:r>
-      <w:r>
-        <w:t xml:space="preserve">of </w:t>
-      </w:r>
-      <w:r>
-        <w:t>satellite</w:t>
-      </w:r>
-      <w:r>
-        <w:t xml:space="preserve"> observations</w:t>
-      </w:r>
-      <w:r>
-        <w:t xml:space="preserve"> (Fig. REFLALBEDO) below 4 km</w:t>
-      </w:r>
-      <w:r>
-        <w:t xml:space="preserve">. </w:t>
-      </w:r>
-      <w:r>
-        <w:t xml:space="preserve">The large-scale subsiding branch of the tropical </w:t>
-      </w:r>
-      <w:r>
-        <w:t>circulation</w:t>
-      </w:r>
-      <w:r>
-        <w:t xml:space="preserve"> dries the shallow cumulus boundary layer (</w:t>
-      </w:r>
-      <w:r>
-        <w:t xml:space="preserve">methods </w:t>
-      </w:r>
-      <w:r>
-        <w:t xml:space="preserve">Fig. LSADV). </w:t>
-      </w:r>
-      <w:r>
-        <w:t>R</w:t>
-      </w:r>
-      <w:r>
-        <w:rPr>
-          <w:rFonts w:ascii="Aptos" w:hAnsi="Aptos"/>
-        </w:rPr>
-        <w:t xml:space="preserve">equiring </w:t>
-      </w:r>
-      <w:r>
-        <w:rPr>
-          <w:rFonts w:ascii="Aptos" w:hAnsi="Aptos"/>
-        </w:rPr>
-        <w:t xml:space="preserve">the </w:t>
+          <w:rFonts w:ascii="Aptos" w:hAnsi="Aptos"/>
+        </w:rPr>
+        <w:t xml:space="preserve">and moisture convergence from </w:t>
       </w:r>
       <w:r>
         <w:rPr>
@@ -4608,18 +4090,6 @@
           <w:rFonts w:ascii="Aptos" w:hAnsi="Aptos"/>
         </w:rPr>
         <w:t>s</w:t>
-      </w:r>
-      <w:r>
-        <w:rPr>
-          <w:rFonts w:ascii="Aptos" w:hAnsi="Aptos"/>
-        </w:rPr>
-        <w:t xml:space="preserve"> </w:t>
-      </w:r>
-      <w:r>
-        <w:rPr>
-          <w:rFonts w:ascii="Aptos" w:hAnsi="Aptos"/>
-        </w:rPr>
-        <w:t>to balance the large scale advective drying</w:t>
       </w:r>
       <w:r>
         <w:rPr>
@@ -5095,14 +4565,7 @@
         <w:rPr>
           <w:rFonts w:ascii="Aptos" w:hAnsi="Aptos"/>
         </w:rPr>
-        <w:t xml:space="preserve"> to </w:t>
-      </w:r>
-      <w:r>
-        <w:rPr>
-          <w:rFonts w:ascii="Aptos" w:hAnsi="Aptos"/>
-        </w:rPr>
-        <w:lastRenderedPageBreak/>
-        <w:t>the control experiment</w:t>
+        <w:t xml:space="preserve"> to the control experiment</w:t>
       </w:r>
       <w:r>
         <w:rPr>
@@ -5305,7 +4768,14 @@
         <w:rPr>
           <w:rFonts w:ascii="Aptos" w:eastAsiaTheme="minorEastAsia" w:hAnsi="Aptos"/>
         </w:rPr>
-        <w:t xml:space="preserve"> has no additional effect on the mass flux. </w:t>
+        <w:t xml:space="preserve"> has no additional effect </w:t>
+      </w:r>
+      <w:r>
+        <w:rPr>
+          <w:rFonts w:ascii="Aptos" w:eastAsiaTheme="minorEastAsia" w:hAnsi="Aptos"/>
+        </w:rPr>
+        <w:lastRenderedPageBreak/>
+        <w:t xml:space="preserve">on the mass flux. </w:t>
       </w:r>
       <w:r>
         <w:rPr>
@@ -6900,14 +6370,7 @@
         <w:rPr>
           <w:rFonts w:ascii="Aptos Narrow" w:hAnsi="Aptos Narrow"/>
         </w:rPr>
-        <w:t xml:space="preserve"> </w:t>
-      </w:r>
-      <w:r>
-        <w:rPr>
-          <w:rFonts w:ascii="Aptos Narrow" w:hAnsi="Aptos Narrow"/>
-        </w:rPr>
-        <w:lastRenderedPageBreak/>
-        <w:t xml:space="preserve">change of the </w:t>
+        <w:t xml:space="preserve"> change of the </w:t>
       </w:r>
       <w:r>
         <w:rPr>
@@ -7016,6 +6479,7 @@
                 <w:b/>
                 <w:bCs/>
               </w:rPr>
+              <w:lastRenderedPageBreak/>
               <w:t>experiment</w:t>
             </w:r>
           </w:p>
@@ -31167,10 +30631,10 @@
 <file path=word/commentsExtended.xml><?xml version="1.0" encoding="utf-8"?>
 <w15:commentsEx xmlns:wpc="http://schemas.microsoft.com/office/word/2010/wordprocessingCanvas" xmlns:cx="http://schemas.microsoft.com/office/drawing/2014/chartex" xmlns:cx1="http://schemas.microsoft.com/office/drawing/2015/9/8/chartex" xmlns:cx2="http://schemas.microsoft.com/office/drawing/2015/10/21/chartex" xmlns:cx3="http://schemas.microsoft.com/office/drawing/2016/5/9/chartex" xmlns:cx4="http://schemas.microsoft.com/office/drawing/2016/5/10/chartex" xmlns:cx5="http://schemas.microsoft.com/office/drawing/2016/5/11/chartex" xmlns:cx6="http://schemas.microsoft.com/office/drawing/2016/5/12/chartex" xmlns:cx7="http://schemas.microsoft.com/office/drawing/2016/5/13/chartex" xmlns:cx8="http://schemas.microsoft.com/office/drawing/2016/5/14/chartex" xmlns:mc="http://schemas.openxmlformats.org/markup-compatibility/2006" xmlns:m="http://schemas.openxmlformats.org/officeDocument/2006/math" xmlns:aink="http://schemas.microsoft.com/office/drawing/2016/ink" xmlns:am3d="http://schemas.microsoft.com/office/drawing/2017/model3d" xmlns:oel="http://schemas.microsoft.com/office/2019/extlst" xmlns:r="http://schemas.openxmlformats.org/officeDocument/2006/relationships" xmlns:wp14="http://schemas.microsoft.com/office/word/2010/wordprocessingDrawing" xmlns:wp="http://schemas.openxmlformats.org/drawingml/2006/wordprocessingDrawing" xmlns:wpg="http://schemas.microsoft.com/office/word/2010/wordprocessingGroup" xmlns:wpi="http://schemas.microsoft.com/office/word/2010/wordprocessingInk" xmlns:wps="http://schemas.microsoft.com/office/word/2010/wordprocessingShape" xmlns:o="urn:schemas-microsoft-com:office:office" xmlns:v="urn:schemas-microsoft-com:vml" xmlns:w10="urn:schemas-microsoft-com:office:word" xmlns:w="http://schemas.openxmlformats.org/wordprocessingml/2006/main" xmlns:w14="http://schemas.microsoft.com/office/word/2010/wordml" xmlns:w15="http://schemas.microsoft.com/office/word/2012/wordml" xmlns:w16cex="http://schemas.microsoft.com/office/word/2018/wordml/cex" xmlns:w16cid="http://schemas.microsoft.com/office/word/2016/wordml/cid" xmlns:w16="http://schemas.microsoft.com/office/word/2018/wordml" xmlns:w16sdtdh="http://schemas.microsoft.com/office/word/2020/wordml/sdtdatahash" xmlns:w16sdtfl="http://schemas.microsoft.com/office/word/2024/wordml/sdtformatlock" xmlns:w16se="http://schemas.microsoft.com/office/word/2015/wordml/symex" xmlns:w16du="http://schemas.microsoft.com/office/word/2023/wordml/word16du" xmlns:wne="http://schemas.microsoft.com/office/word/2006/wordml" mc:Ignorable="w14 w15 w16se w16cid w16 w16cex w16sdtdh w16sdtfl w16du wp14">
   <w15:commentEx w15:paraId="7A99665A" w15:done="1"/>
-  <w15:commentEx w15:paraId="20C58034" w15:done="1"/>
-  <w15:commentEx w15:paraId="63826704" w15:paraIdParent="20C58034" w15:done="1"/>
-  <w15:commentEx w15:paraId="5B934BAA" w15:done="0"/>
-  <w15:commentEx w15:paraId="6D760A8D" w15:paraIdParent="5B934BAA" w15:done="0"/>
+  <w15:commentEx w15:paraId="0A8CAEF5" w15:done="1"/>
+  <w15:commentEx w15:paraId="5220B2D6" w15:paraIdParent="0A8CAEF5" w15:done="1"/>
+  <w15:commentEx w15:paraId="4B79A0AC" w15:done="0"/>
+  <w15:commentEx w15:paraId="1415B3AA" w15:paraIdParent="4B79A0AC" w15:done="0"/>
   <w15:commentEx w15:paraId="6AADF733" w15:done="1"/>
   <w15:commentEx w15:paraId="3DF1CEC1" w15:done="1"/>
   <w15:commentEx w15:paraId="23CD85F8" w15:done="1"/>
@@ -31249,10 +30713,10 @@
 <file path=word/commentsIds.xml><?xml version="1.0" encoding="utf-8"?>
 <w16cid:commentsIds xmlns:wpc="http://schemas.microsoft.com/office/word/2010/wordprocessingCanvas" xmlns:cx="http://schemas.microsoft.com/office/drawing/2014/chartex" xmlns:cx1="http://schemas.microsoft.com/office/drawing/2015/9/8/chartex" xmlns:cx2="http://schemas.microsoft.com/office/drawing/2015/10/21/chartex" xmlns:cx3="http://schemas.microsoft.com/office/drawing/2016/5/9/chartex" xmlns:cx4="http://schemas.microsoft.com/office/drawing/2016/5/10/chartex" xmlns:cx5="http://schemas.microsoft.com/office/drawing/2016/5/11/chartex" xmlns:cx6="http://schemas.microsoft.com/office/drawing/2016/5/12/chartex" xmlns:cx7="http://schemas.microsoft.com/office/drawing/2016/5/13/chartex" xmlns:cx8="http://schemas.microsoft.com/office/drawing/2016/5/14/chartex" xmlns:mc="http://schemas.openxmlformats.org/markup-compatibility/2006" xmlns:m="http://schemas.openxmlformats.org/officeDocument/2006/math" xmlns:aink="http://schemas.microsoft.com/office/drawing/2016/ink" xmlns:am3d="http://schemas.microsoft.com/office/drawing/2017/model3d" xmlns:oel="http://schemas.microsoft.com/office/2019/extlst" xmlns:r="http://schemas.openxmlformats.org/officeDocument/2006/relationships" xmlns:wp14="http://schemas.microsoft.com/office/word/2010/wordprocessingDrawing" xmlns:wp="http://schemas.openxmlformats.org/drawingml/2006/wordprocessingDrawing" xmlns:wpg="http://schemas.microsoft.com/office/word/2010/wordprocessingGroup" xmlns:wpi="http://schemas.microsoft.com/office/word/2010/wordprocessingInk" xmlns:wps="http://schemas.microsoft.com/office/word/2010/wordprocessingShape" xmlns:o="urn:schemas-microsoft-com:office:office" xmlns:v="urn:schemas-microsoft-com:vml" xmlns:w10="urn:schemas-microsoft-com:office:word" xmlns:w="http://schemas.openxmlformats.org/wordprocessingml/2006/main" xmlns:w14="http://schemas.microsoft.com/office/word/2010/wordml" xmlns:w15="http://schemas.microsoft.com/office/word/2012/wordml" xmlns:w16cex="http://schemas.microsoft.com/office/word/2018/wordml/cex" xmlns:w16cid="http://schemas.microsoft.com/office/word/2016/wordml/cid" xmlns:w16="http://schemas.microsoft.com/office/word/2018/wordml" xmlns:w16sdtdh="http://schemas.microsoft.com/office/word/2020/wordml/sdtdatahash" xmlns:w16sdtfl="http://schemas.microsoft.com/office/word/2024/wordml/sdtformatlock" xmlns:w16se="http://schemas.microsoft.com/office/word/2015/wordml/symex" xmlns:w16du="http://schemas.microsoft.com/office/word/2023/wordml/word16du" xmlns:wne="http://schemas.microsoft.com/office/word/2006/wordml" mc:Ignorable="w14 w15 w16se w16cid w16 w16cex w16sdtdh w16sdtfl w16du wp14">
   <w16cid:commentId w16cid:paraId="7A99665A" w16cid:durableId="0DAECF79"/>
-  <w16cid:commentId w16cid:paraId="20C58034" w16cid:durableId="2546D5B5"/>
-  <w16cid:commentId w16cid:paraId="63826704" w16cid:durableId="48A902C4"/>
-  <w16cid:commentId w16cid:paraId="5B934BAA" w16cid:durableId="73706FC4"/>
-  <w16cid:commentId w16cid:paraId="6D760A8D" w16cid:durableId="44F9CE20"/>
+  <w16cid:commentId w16cid:paraId="0A8CAEF5" w16cid:durableId="2546D5B5"/>
+  <w16cid:commentId w16cid:paraId="5220B2D6" w16cid:durableId="48A902C4"/>
+  <w16cid:commentId w16cid:paraId="4B79A0AC" w16cid:durableId="73706FC4"/>
+  <w16cid:commentId w16cid:paraId="1415B3AA" w16cid:durableId="44F9CE20"/>
   <w16cid:commentId w16cid:paraId="6AADF733" w16cid:durableId="3A760EB8"/>
   <w16cid:commentId w16cid:paraId="3DF1CEC1" w16cid:durableId="12E8AEB6"/>
   <w16cid:commentId w16cid:paraId="23CD85F8" w16cid:durableId="37022CE4"/>

--- a/doc/DIMms20260821.docx
+++ b/doc/DIMms20260821.docx
@@ -1,6 +1,6 @@
 
 <file path=word/document.xml><?xml version="1.0" encoding="utf-8"?>
-<w:document xmlns:wpc="http://schemas.microsoft.com/office/word/2010/wordprocessingCanvas" xmlns:cx="http://schemas.microsoft.com/office/drawing/2014/chartex" xmlns:cx1="http://schemas.microsoft.com/office/drawing/2015/9/8/chartex" xmlns:cx2="http://schemas.microsoft.com/office/drawing/2015/10/21/chartex" xmlns:cx3="http://schemas.microsoft.com/office/drawing/2016/5/9/chartex" xmlns:cx4="http://schemas.microsoft.com/office/drawing/2016/5/10/chartex" xmlns:cx5="http://schemas.microsoft.com/office/drawing/2016/5/11/chartex" xmlns:cx6="http://schemas.microsoft.com/office/drawing/2016/5/12/chartex" xmlns:cx7="http://schemas.microsoft.com/office/drawing/2016/5/13/chartex" xmlns:cx8="http://schemas.microsoft.com/office/drawing/2016/5/14/chartex" xmlns:mc="http://schemas.openxmlformats.org/markup-compatibility/2006" xmlns:aink="http://schemas.microsoft.com/office/drawing/2016/ink" xmlns:am3d="http://schemas.microsoft.com/office/drawing/2017/model3d" xmlns:o="urn:schemas-microsoft-com:office:office" xmlns:oel="http://schemas.microsoft.com/office/2019/extlst" xmlns:r="http://schemas.openxmlformats.org/officeDocument/2006/relationships" xmlns:m="http://schemas.openxmlformats.org/officeDocument/2006/math" xmlns:v="urn:schemas-microsoft-com:vml" xmlns:wp14="http://schemas.microsoft.com/office/word/2010/wordprocessingDrawing" xmlns:wp="http://schemas.openxmlformats.org/drawingml/2006/wordprocessingDrawing" xmlns:w10="urn:schemas-microsoft-com:office:word" xmlns:w="http://schemas.openxmlformats.org/wordprocessingml/2006/main" xmlns:w14="http://schemas.microsoft.com/office/word/2010/wordml" xmlns:w15="http://schemas.microsoft.com/office/word/2012/wordml" xmlns:w16cex="http://schemas.microsoft.com/office/word/2018/wordml/cex" xmlns:w16cid="http://schemas.microsoft.com/office/word/2016/wordml/cid" xmlns:w16="http://schemas.microsoft.com/office/word/2018/wordml" xmlns:w16du="http://schemas.microsoft.com/office/word/2023/wordml/word16du" xmlns:w16sdtdh="http://schemas.microsoft.com/office/word/2020/wordml/sdtdatahash" xmlns:w16sdtfl="http://schemas.microsoft.com/office/word/2024/wordml/sdtformatlock" xmlns:w16se="http://schemas.microsoft.com/office/word/2015/wordml/symex" xmlns:wpg="http://schemas.microsoft.com/office/word/2010/wordprocessingGroup" xmlns:wpi="http://schemas.microsoft.com/office/word/2010/wordprocessingInk" xmlns:wne="http://schemas.microsoft.com/office/word/2006/wordml" xmlns:wps="http://schemas.microsoft.com/office/word/2010/wordprocessingShape" mc:Ignorable="w14 w15 w16se w16cid w16 w16cex w16sdtdh w16sdtfl w16du wp14">
+<w:document xmlns:wpc="http://schemas.microsoft.com/office/word/2010/wordprocessingCanvas" xmlns:cx="http://schemas.microsoft.com/office/drawing/2014/chartex" xmlns:cx1="http://schemas.microsoft.com/office/drawing/2015/9/8/chartex" xmlns:cx2="http://schemas.microsoft.com/office/drawing/2015/10/21/chartex" xmlns:cx3="http://schemas.microsoft.com/office/drawing/2016/5/9/chartex" xmlns:cx4="http://schemas.microsoft.com/office/drawing/2016/5/10/chartex" xmlns:cx5="http://schemas.microsoft.com/office/drawing/2016/5/11/chartex" xmlns:cx6="http://schemas.microsoft.com/office/drawing/2016/5/12/chartex" xmlns:cx7="http://schemas.microsoft.com/office/drawing/2016/5/13/chartex" xmlns:cx8="http://schemas.microsoft.com/office/drawing/2016/5/14/chartex" xmlns:mc="http://schemas.openxmlformats.org/markup-compatibility/2006" xmlns:m="http://schemas.openxmlformats.org/officeDocument/2006/math" xmlns:aink="http://schemas.microsoft.com/office/drawing/2016/ink" xmlns:am3d="http://schemas.microsoft.com/office/drawing/2017/model3d" xmlns:oel="http://schemas.microsoft.com/office/2019/extlst" xmlns:r="http://schemas.openxmlformats.org/officeDocument/2006/relationships" xmlns:wp14="http://schemas.microsoft.com/office/word/2010/wordprocessingDrawing" xmlns:wp="http://schemas.openxmlformats.org/drawingml/2006/wordprocessingDrawing" xmlns:wpg="http://schemas.microsoft.com/office/word/2010/wordprocessingGroup" xmlns:wpi="http://schemas.microsoft.com/office/word/2010/wordprocessingInk" xmlns:wps="http://schemas.microsoft.com/office/word/2010/wordprocessingShape" xmlns:o="urn:schemas-microsoft-com:office:office" xmlns:v="urn:schemas-microsoft-com:vml" xmlns:w10="urn:schemas-microsoft-com:office:word" xmlns:w="http://schemas.openxmlformats.org/wordprocessingml/2006/main" xmlns:w14="http://schemas.microsoft.com/office/word/2010/wordml" xmlns:w15="http://schemas.microsoft.com/office/word/2012/wordml" xmlns:w16cex="http://schemas.microsoft.com/office/word/2018/wordml/cex" xmlns:w16cid="http://schemas.microsoft.com/office/word/2016/wordml/cid" xmlns:w16="http://schemas.microsoft.com/office/word/2018/wordml" xmlns:w16sdtdh="http://schemas.microsoft.com/office/word/2020/wordml/sdtdatahash" xmlns:w16sdtfl="http://schemas.microsoft.com/office/word/2024/wordml/sdtformatlock" xmlns:w16se="http://schemas.microsoft.com/office/word/2015/wordml/symex" xmlns:w16du="http://schemas.microsoft.com/office/word/2023/wordml/word16du" xmlns:wne="http://schemas.microsoft.com/office/word/2006/wordml" mc:Ignorable="w14 w15 w16se w16cid w16 w16cex w16sdtdh w16sdtfl w16du wp14">
   <w:body>
     <w:p>
       <w:pPr>
@@ -1826,7 +1826,7 @@
         <w:rPr>
           <w:lang w:val="fr-FR"/>
         </w:rPr>
-        <w:t>bservations and LES (Nuijens et al.</w:t>
+        <w:t>bservations and LES (Bretherton et al.</w:t>
       </w:r>
       <w:r>
         <w:rPr>
@@ -1838,19 +1838,37 @@
         <w:rPr>
           <w:lang w:val="fr-FR"/>
         </w:rPr>
-        <w:t xml:space="preserve"> 2013; Bretherton et al.</w:t>
+        <w:t xml:space="preserve"> 2013</w:t>
       </w:r>
       <w:r>
         <w:rPr>
           <w:lang w:val="fr-FR"/>
         </w:rPr>
+        <w:t xml:space="preserve">; </w:t>
+      </w:r>
+      <w:r>
+        <w:rPr>
+          <w:lang w:val="fr-FR"/>
+        </w:rPr>
+        <w:t>Nuijens et al.</w:t>
+      </w:r>
+      <w:r>
+        <w:rPr>
+          <w:lang w:val="fr-FR"/>
+        </w:rPr>
         <w:t>,</w:t>
       </w:r>
       <w:r>
         <w:rPr>
           <w:lang w:val="fr-FR"/>
         </w:rPr>
-        <w:t xml:space="preserve"> 2013</w:t>
+        <w:t xml:space="preserve"> 201</w:t>
+      </w:r>
+      <w:r>
+        <w:rPr>
+          <w:lang w:val="fr-FR"/>
+        </w:rPr>
+        <w:t>4</w:t>
       </w:r>
       <w:r>
         <w:rPr>
@@ -1906,19 +1924,7 @@
         <w:rPr>
           <w:rFonts w:ascii="Aptos" w:hAnsi="Aptos"/>
         </w:rPr>
-        <w:t xml:space="preserve"> The</w:t>
-      </w:r>
-      <w:r>
-        <w:rPr>
-          <w:rFonts w:ascii="Aptos" w:hAnsi="Aptos"/>
-        </w:rPr>
-        <w:t xml:space="preserve"> moisture and the cloud profiles</w:t>
-      </w:r>
-      <w:r>
-        <w:rPr>
-          <w:rFonts w:ascii="Aptos" w:hAnsi="Aptos"/>
-        </w:rPr>
-        <w:t xml:space="preserve"> are key ingredients in a recipe for clouds and vertical moisture flux, and how they change with global surface temperature.</w:t>
+        <w:t xml:space="preserve"> The moisture and the cloud profiles are key ingredients in a recipe for clouds and vertical moisture flux, and how they change with global surface temperature.</w:t>
       </w:r>
     </w:p>
     <w:p>
@@ -3138,13 +3144,7 @@
             <w:rPr>
               <w:rFonts w:ascii="Cambria Math" w:hAnsi="Cambria Math"/>
             </w:rPr>
-            <m:t>q</m:t>
-          </m:r>
-          <m:r>
-            <w:rPr>
-              <w:rFonts w:ascii="Cambria Math" w:hAnsi="Cambria Math"/>
-            </w:rPr>
-            <m:t>,</m:t>
+            <m:t>q,</m:t>
           </m:r>
           <m:r>
             <m:rPr>
@@ -4329,19 +4329,7 @@
         <w:t>moisture flux divergence balancing the mean moisture budget</w:t>
       </w:r>
       <w:r>
-        <w:t xml:space="preserve"> does not constrain c</w:t>
-      </w:r>
-      <w:r>
-        <w:t>louds</w:t>
-      </w:r>
-      <w:r>
-        <w:t xml:space="preserve"> below 1 km. These clouds are </w:t>
-      </w:r>
-      <w:r>
-        <w:t xml:space="preserve">directly coupled to subcloud </w:t>
-      </w:r>
-      <w:r>
-        <w:t xml:space="preserve">moisture </w:t>
+        <w:t xml:space="preserve"> does not constrain clouds below 1 km. These clouds are directly coupled to subcloud moisture </w:t>
       </w:r>
       <w:r>
         <w:rPr>
@@ -4854,13 +4842,7 @@
         <w:rPr>
           <w:rFonts w:ascii="Aptos" w:eastAsiaTheme="minorEastAsia" w:hAnsi="Aptos"/>
         </w:rPr>
-        <w:t>in e</w:t>
-      </w:r>
-      <w:r>
-        <w:rPr>
-          <w:rFonts w:ascii="Aptos" w:eastAsiaTheme="minorEastAsia" w:hAnsi="Aptos"/>
-        </w:rPr>
-        <w:t xml:space="preserve">xperiment </w:t>
+        <w:t xml:space="preserve">in experiment </w:t>
       </w:r>
       <w:r>
         <w:rPr>
@@ -5451,10 +5433,7 @@
         <w:t>DIM</w:t>
       </w:r>
       <w:r>
-        <w:t xml:space="preserve">, also increasing cloud base RH </w:t>
-      </w:r>
-      <w:r>
-        <w:t>by</w:t>
+        <w:t>, also increasing cloud base RH by</w:t>
       </w:r>
       <w:r>
         <w:rPr>
@@ -5621,10 +5600,7 @@
         <w:t>lclRH+0.003</w:t>
       </w:r>
       <w:r>
-        <w:t xml:space="preserve"> results in</w:t>
-      </w:r>
-      <w:r>
-        <w:t xml:space="preserve"> +2.7% more clouds than the </w:t>
+        <w:t xml:space="preserve"> results in +2.7% more clouds than the </w:t>
       </w:r>
       <w:r>
         <w:rPr>
@@ -5633,16 +5609,7 @@
         <w:t>DIM</w:t>
       </w:r>
       <w:r>
-        <w:t xml:space="preserve"> experiment</w:t>
-      </w:r>
-      <w:r>
-        <w:t xml:space="preserve"> (</w:t>
-      </w:r>
-      <w:r>
-        <w:t>–5.03% less clouds than the control simulation</w:t>
-      </w:r>
-      <w:r>
-        <w:t xml:space="preserve">). Surface RH and wind speed both increase to damp the surface evaporation change to +2% </w:t>
+        <w:t xml:space="preserve"> experiment (–5.03% less clouds than the control simulation). Surface RH and wind speed both increase to damp the surface evaporation change to +2% </w:t>
       </w:r>
       <w:r>
         <w:rPr>
@@ -5877,13 +5844,7 @@
           <w:rPr>
             <w:rFonts w:ascii="Cambria Math" w:hAnsi="Cambria Math"/>
           </w:rPr>
-          <m:t>C/</m:t>
-        </m:r>
-        <m:r>
-          <w:rPr>
-            <w:rFonts w:ascii="Cambria Math" w:hAnsi="Cambria Math"/>
-          </w:rPr>
-          <m:t>C=</m:t>
+          <m:t>C/C=</m:t>
         </m:r>
         <m:r>
           <m:rPr>
@@ -6357,25 +6318,7 @@
                 <w:rPr>
                   <w:rFonts w:ascii="Cambria Math" w:hAnsi="Cambria Math"/>
                 </w:rPr>
-                <m:t>C</m:t>
-              </m:r>
-              <m:r>
-                <m:rPr>
-                  <m:sty m:val="bi"/>
-                </m:rPr>
-                <w:rPr>
-                  <w:rFonts w:ascii="Cambria Math" w:hAnsi="Cambria Math"/>
-                </w:rPr>
-                <m:t>/</m:t>
-              </m:r>
-              <m:r>
-                <m:rPr>
-                  <m:sty m:val="bi"/>
-                </m:rPr>
-                <w:rPr>
-                  <w:rFonts w:ascii="Cambria Math" w:hAnsi="Cambria Math"/>
-                </w:rPr>
-                <m:t>C</m:t>
+                <m:t>C/C</m:t>
               </m:r>
             </m:oMath>
             <w:r>
@@ -7935,19 +7878,7 @@
           <w:rPr>
             <w:rFonts w:ascii="Cambria Math" w:eastAsiaTheme="minorEastAsia" w:hAnsi="Cambria Math" w:cs="Times New Roman"/>
           </w:rPr>
-          <m:t>dM/d</m:t>
-        </m:r>
-        <m:r>
-          <w:rPr>
-            <w:rFonts w:ascii="Cambria Math" w:eastAsiaTheme="minorEastAsia" w:hAnsi="Cambria Math" w:cs="Times New Roman"/>
-          </w:rPr>
-          <m:t>A</m:t>
-        </m:r>
-        <m:r>
-          <w:rPr>
-            <w:rFonts w:ascii="Cambria Math" w:eastAsiaTheme="minorEastAsia" w:hAnsi="Cambria Math" w:cs="Times New Roman"/>
-          </w:rPr>
-          <m:t xml:space="preserve"> </m:t>
+          <m:t xml:space="preserve">dM/dA </m:t>
         </m:r>
       </m:oMath>
       <w:r>
@@ -8037,19 +7968,7 @@
           <w:rPr>
             <w:rFonts w:ascii="Cambria Math" w:eastAsiaTheme="minorEastAsia" w:hAnsi="Cambria Math"/>
           </w:rPr>
-          <m:t>d</m:t>
-        </m:r>
-        <m:r>
-          <w:rPr>
-            <w:rFonts w:ascii="Cambria Math" w:eastAsiaTheme="minorEastAsia" w:hAnsi="Cambria Math"/>
-          </w:rPr>
-          <m:t>M</m:t>
-        </m:r>
-        <m:r>
-          <w:rPr>
-            <w:rFonts w:ascii="Cambria Math" w:eastAsiaTheme="minorEastAsia" w:hAnsi="Cambria Math"/>
-          </w:rPr>
-          <m:t>/dA</m:t>
+          <m:t>dM/dA</m:t>
         </m:r>
       </m:oMath>
       <w:r>
@@ -8532,13 +8451,7 @@
         <w:rPr>
           <w:rFonts w:ascii="Aptos" w:hAnsi="Aptos"/>
         </w:rPr>
-        <w:t>–</w:t>
-      </w:r>
-      <w:r>
-        <w:rPr>
-          <w:rFonts w:ascii="Aptos" w:hAnsi="Aptos"/>
-        </w:rPr>
-        <w:t xml:space="preserve">8% </w:t>
+        <w:t xml:space="preserve">–8% </w:t>
       </w:r>
       <w:r>
         <w:rPr>
@@ -8840,13 +8753,7 @@
         <w:rPr>
           <w:rFonts w:ascii="Aptos" w:hAnsi="Aptos"/>
         </w:rPr>
-        <w:t>–4.7</w:t>
-      </w:r>
-      <w:r>
-        <w:rPr>
-          <w:rFonts w:ascii="Aptos" w:hAnsi="Aptos"/>
-        </w:rPr>
-        <w:t xml:space="preserve"> to </w:t>
+        <w:t xml:space="preserve">–4.7 to </w:t>
       </w:r>
       <w:r>
         <w:rPr>
@@ -9019,14 +8926,7 @@
           <w:rFonts w:eastAsiaTheme="minorEastAsia"/>
           <w:iCs/>
         </w:rPr>
-        <w:t>in the descending branch of the Hadley circulation</w:t>
-      </w:r>
-      <w:r>
-        <w:rPr>
-          <w:rFonts w:eastAsiaTheme="minorEastAsia"/>
-          <w:iCs/>
-        </w:rPr>
-        <w:t xml:space="preserve"> </w:t>
+        <w:t xml:space="preserve">in the descending branch of the Hadley circulation </w:t>
       </w:r>
       <w:r>
         <w:rPr>
@@ -9187,21 +9087,7 @@
           <w:rFonts w:eastAsiaTheme="minorEastAsia"/>
           <w:iCs/>
         </w:rPr>
-        <w:t xml:space="preserve"> (Vogel et al. 2022), and </w:t>
-      </w:r>
-      <w:r>
-        <w:rPr>
-          <w:rFonts w:eastAsiaTheme="minorEastAsia"/>
-          <w:iCs/>
-        </w:rPr>
-        <w:t>extends</w:t>
-      </w:r>
-      <w:r>
-        <w:rPr>
-          <w:rFonts w:eastAsiaTheme="minorEastAsia"/>
-          <w:iCs/>
-        </w:rPr>
-        <w:t xml:space="preserve"> it </w:t>
+        <w:t xml:space="preserve"> (Vogel et al. 2022), and extends it </w:t>
       </w:r>
       <w:r>
         <w:rPr>
@@ -10171,16 +10057,7 @@
           <w:rPr>
             <w:rFonts w:ascii="Cambria Math" w:hAnsi="Cambria Math"/>
           </w:rPr>
-          <m:t>[</m:t>
-        </m:r>
-        <m:r>
-          <m:rPr>
-            <m:sty m:val="p"/>
-          </m:rPr>
-          <w:rPr>
-            <w:rFonts w:ascii="Cambria Math" w:hAnsi="Cambria Math"/>
-          </w:rPr>
-          <m:t>Δ</m:t>
+          <m:t>[Δ</m:t>
         </m:r>
         <m:r>
           <w:rPr>
@@ -10304,13 +10181,7 @@
           <w:rPr>
             <w:rFonts w:ascii="Cambria Math" w:hAnsi="Cambria Math"/>
           </w:rPr>
-          <m:t>)</m:t>
-        </m:r>
-        <m:r>
-          <w:rPr>
-            <w:rFonts w:ascii="Cambria Math" w:hAnsi="Cambria Math"/>
-          </w:rPr>
-          <m:t>[</m:t>
+          <m:t>)[</m:t>
         </m:r>
         <m:r>
           <m:rPr>
@@ -10325,13 +10196,7 @@
           <w:rPr>
             <w:rFonts w:ascii="Cambria Math" w:hAnsi="Cambria Math"/>
           </w:rPr>
-          <m:t>q)/</m:t>
-        </m:r>
-        <m:r>
-          <w:rPr>
-            <w:rFonts w:ascii="Cambria Math" w:hAnsi="Cambria Math"/>
-          </w:rPr>
-          <m:t>(</m:t>
+          <m:t>q)/(</m:t>
         </m:r>
         <m:r>
           <m:rPr>
@@ -10346,13 +10211,7 @@
           <w:rPr>
             <w:rFonts w:ascii="Cambria Math" w:hAnsi="Cambria Math"/>
           </w:rPr>
-          <m:t>q)</m:t>
-        </m:r>
-        <m:r>
-          <w:rPr>
-            <w:rFonts w:ascii="Cambria Math" w:hAnsi="Cambria Math"/>
-          </w:rPr>
-          <m:t>]</m:t>
+          <m:t>q)]</m:t>
         </m:r>
       </m:oMath>
       <w:r>
@@ -10700,7 +10559,13 @@
         <w:t xml:space="preserve"> </w:t>
       </w:r>
       <w:r>
-        <w:t>stratocumulus clouds (Myers and Norris, 2014).</w:t>
+        <w:t>stratocumulus clouds (Myers and Norris, 201</w:t>
+      </w:r>
+      <w:r>
+        <w:t>3</w:t>
+      </w:r>
+      <w:r>
+        <w:t>).</w:t>
       </w:r>
       <w:commentRangeEnd w:id="31"/>
       <w:r>
@@ -10725,55 +10590,83 @@
           <w:rFonts w:eastAsiaTheme="minorEastAsia"/>
           <w:iCs/>
         </w:rPr>
-        <w:t>C</w:t>
+        <w:t>Convective plumes balancing large-scale drying do not accurately parameterize t</w:t>
       </w:r>
       <w:r>
         <w:rPr>
           <w:rFonts w:eastAsiaTheme="minorEastAsia"/>
           <w:iCs/>
         </w:rPr>
-        <w:t>onvective plumes balancing large-scale drying</w:t>
+        <w:t xml:space="preserve">he </w:t>
       </w:r>
       <w:r>
         <w:rPr>
           <w:rFonts w:eastAsiaTheme="minorEastAsia"/>
           <w:iCs/>
         </w:rPr>
-        <w:t xml:space="preserve"> do not accurately parameterize t</w:t>
+        <w:t>19%</w:t>
       </w:r>
       <w:r>
         <w:rPr>
           <w:rFonts w:eastAsiaTheme="minorEastAsia"/>
           <w:iCs/>
         </w:rPr>
-        <w:t xml:space="preserve">he </w:t>
+        <w:t xml:space="preserve"> of clouds with cloud tops below 1 km</w:t>
       </w:r>
       <w:r>
         <w:rPr>
           <w:rFonts w:eastAsiaTheme="minorEastAsia"/>
           <w:iCs/>
         </w:rPr>
-        <w:t>19%</w:t>
+        <w:t xml:space="preserve"> </w:t>
       </w:r>
       <w:r>
         <w:rPr>
           <w:rFonts w:eastAsiaTheme="minorEastAsia"/>
           <w:iCs/>
         </w:rPr>
-        <w:t xml:space="preserve"> of clouds </w:t>
+        <w:t>over the tropical Atlantic study</w:t>
       </w:r>
       <w:r>
         <w:rPr>
           <w:rFonts w:eastAsiaTheme="minorEastAsia"/>
           <w:iCs/>
         </w:rPr>
-        <w:t>with cloud tops below 1 km</w:t>
+        <w:t xml:space="preserve"> region</w:t>
       </w:r>
       <w:r>
         <w:rPr>
           <w:rFonts w:eastAsiaTheme="minorEastAsia"/>
           <w:iCs/>
         </w:rPr>
+        <w:t xml:space="preserve">. </w:t>
+      </w:r>
+      <w:r>
+        <w:rPr>
+          <w:rFonts w:eastAsiaTheme="minorEastAsia"/>
+          <w:iCs/>
+        </w:rPr>
+        <w:t xml:space="preserve">Rather, these cloud base clouds are </w:t>
+      </w:r>
+      <w:r>
+        <w:rPr>
+          <w:rFonts w:eastAsiaTheme="minorEastAsia"/>
+          <w:iCs/>
+        </w:rPr>
+        <w:t>coupled to subcloud humidity fluctuations</w:t>
+      </w:r>
+      <w:r>
+        <w:rPr>
+          <w:rFonts w:eastAsiaTheme="minorEastAsia"/>
+          <w:iCs/>
+        </w:rPr>
+        <w:t>.</w:t>
+      </w:r>
+      <w:r>
+        <w:rPr>
+          <w:rFonts w:eastAsiaTheme="minorEastAsia"/>
+          <w:iCs/>
+        </w:rPr>
         <w:t xml:space="preserve"> </w:t>
       </w:r>
       <w:r>
@@ -10781,84 +10674,28 @@
           <w:rFonts w:eastAsiaTheme="minorEastAsia"/>
           <w:iCs/>
         </w:rPr>
-        <w:t>over the tropical Atlantic study</w:t>
+        <w:t xml:space="preserve">The fraction of these </w:t>
       </w:r>
       <w:r>
         <w:rPr>
           <w:rFonts w:eastAsiaTheme="minorEastAsia"/>
           <w:iCs/>
         </w:rPr>
-        <w:t xml:space="preserve"> region</w:t>
+        <w:t>humidity fluctuations</w:t>
       </w:r>
       <w:r>
         <w:rPr>
           <w:rFonts w:eastAsiaTheme="minorEastAsia"/>
           <w:iCs/>
         </w:rPr>
-        <w:t xml:space="preserve">. </w:t>
+        <w:t xml:space="preserve"> resulting in clouds</w:t>
       </w:r>
       <w:r>
         <w:rPr>
           <w:rFonts w:eastAsiaTheme="minorEastAsia"/>
           <w:iCs/>
         </w:rPr>
-        <w:t xml:space="preserve">Rather, these cloud base clouds are </w:t>
-      </w:r>
-      <w:r>
-        <w:rPr>
-          <w:rFonts w:eastAsiaTheme="minorEastAsia"/>
-          <w:iCs/>
-        </w:rPr>
-        <w:t>coupled to subcloud humidity fluctuations</w:t>
-      </w:r>
-      <w:r>
-        <w:rPr>
-          <w:rFonts w:eastAsiaTheme="minorEastAsia"/>
-          <w:iCs/>
-        </w:rPr>
-        <w:t>.</w:t>
-      </w:r>
-      <w:r>
-        <w:rPr>
-          <w:rFonts w:eastAsiaTheme="minorEastAsia"/>
-          <w:iCs/>
-        </w:rPr>
-        <w:t xml:space="preserve"> </w:t>
-      </w:r>
-      <w:r>
-        <w:rPr>
-          <w:rFonts w:eastAsiaTheme="minorEastAsia"/>
-          <w:iCs/>
-        </w:rPr>
-        <w:t xml:space="preserve">The fraction of these </w:t>
-      </w:r>
-      <w:r>
-        <w:rPr>
-          <w:rFonts w:eastAsiaTheme="minorEastAsia"/>
-          <w:iCs/>
-        </w:rPr>
-        <w:t>humidity fluctuations</w:t>
-      </w:r>
-      <w:r>
-        <w:rPr>
-          <w:rFonts w:eastAsiaTheme="minorEastAsia"/>
-          <w:iCs/>
-        </w:rPr>
-        <w:t xml:space="preserve"> resulting in clouds</w:t>
-      </w:r>
-      <w:r>
-        <w:rPr>
-          <w:rFonts w:eastAsiaTheme="minorEastAsia"/>
-          <w:iCs/>
-        </w:rPr>
-        <w:t xml:space="preserve"> </w:t>
-      </w:r>
-      <w:r>
-        <w:rPr>
-          <w:rFonts w:eastAsiaTheme="minorEastAsia"/>
-          <w:iCs/>
-        </w:rPr>
-        <w:t>may increase or decrease</w:t>
+        <w:t xml:space="preserve"> may increase or decrease</w:t>
       </w:r>
       <w:r>
         <w:rPr>
@@ -10994,14 +10831,7 @@
           <w:rFonts w:eastAsiaTheme="minorEastAsia"/>
           <w:iCs/>
         </w:rPr>
-        <w:t>The present study is not suited to assess the effect of</w:t>
-      </w:r>
-      <w:r>
-        <w:rPr>
-          <w:rFonts w:eastAsiaTheme="minorEastAsia"/>
-          <w:iCs/>
-        </w:rPr>
-        <w:t xml:space="preserve"> m</w:t>
+        <w:t>The present study is not suited to assess the effect of m</w:t>
       </w:r>
       <w:r>
         <w:rPr>
@@ -12617,15 +12447,7 @@
           <w:kern w:val="0"/>
           <w14:ligatures w14:val="none"/>
         </w:rPr>
-        <w:t xml:space="preserve">, and </w:t>
-      </w:r>
-      <w:r>
-        <w:rPr>
-          <w:rFonts w:ascii="Aptos Narrow" w:eastAsiaTheme="minorEastAsia" w:hAnsi="Aptos Narrow" w:cs="Times New Roman"/>
-          <w:kern w:val="0"/>
-          <w14:ligatures w14:val="none"/>
-        </w:rPr>
-        <w:t xml:space="preserve">(c) </w:t>
+        <w:t xml:space="preserve">, and (c) </w:t>
       </w:r>
       <w:r>
         <w:rPr>
@@ -12643,7 +12465,19 @@
         <w:rPr>
           <w:rFonts w:ascii="Aptos Narrow" w:hAnsi="Aptos Narrow"/>
         </w:rPr>
-        <w:t xml:space="preserve"> Webb et al. 2012) Atmospheric (AMIP) preindustrial</w:t>
+        <w:t xml:space="preserve"> Webb et al. 201</w:t>
+      </w:r>
+      <w:r>
+        <w:rPr>
+          <w:rFonts w:ascii="Aptos Narrow" w:hAnsi="Aptos Narrow"/>
+        </w:rPr>
+        <w:t>7</w:t>
+      </w:r>
+      <w:r>
+        <w:rPr>
+          <w:rFonts w:ascii="Aptos Narrow" w:hAnsi="Aptos Narrow"/>
+        </w:rPr>
+        <w:t>) Atmospheric (AMIP) preindustrial</w:t>
       </w:r>
       <w:r>
         <w:rPr>
@@ -22290,7 +22124,21 @@
           <w:rFonts w:ascii="Aptos" w:hAnsi="Aptos"/>
           <w:lang w:val="fr-FR"/>
         </w:rPr>
-        <w:t xml:space="preserve">Large-eddy simulation (LES; (Bretherton et al. 2013, Blossey et al. 2013) and observations (Bony et al., 2021; Vogel et al., 2022; Fig. </w:t>
+        <w:t>Large-eddy simulation (LES; (Bretherton et al. 2013, Blossey et al. 2013) and observations (Bony et al., 202</w:t>
+      </w:r>
+      <w:r>
+        <w:rPr>
+          <w:rFonts w:ascii="Aptos" w:hAnsi="Aptos"/>
+          <w:lang w:val="fr-FR"/>
+        </w:rPr>
+        <w:t>2</w:t>
+      </w:r>
+      <w:r>
+        <w:rPr>
+          <w:rFonts w:ascii="Aptos" w:hAnsi="Aptos"/>
+          <w:lang w:val="fr-FR"/>
+        </w:rPr>
+        <w:t xml:space="preserve">; Vogel et al., 2022; Fig. </w:t>
       </w:r>
       <w:r>
         <w:rPr>
@@ -23086,13 +22934,7 @@
         <w:rPr>
           <w:rFonts w:ascii="Aptos" w:hAnsi="Aptos"/>
         </w:rPr>
-        <w:t xml:space="preserve"> </w:t>
-      </w:r>
-      <w:r>
-        <w:rPr>
-          <w:rFonts w:ascii="Aptos" w:hAnsi="Aptos"/>
-        </w:rPr>
-        <w:t>C</w:t>
+        <w:t xml:space="preserve"> C</w:t>
       </w:r>
       <w:r>
         <w:rPr>
@@ -23104,13 +22946,7 @@
         <w:rPr>
           <w:rFonts w:ascii="Aptos" w:hAnsi="Aptos"/>
         </w:rPr>
-        <w:t xml:space="preserve">loud fraction changes </w:t>
-      </w:r>
-      <w:r>
-        <w:rPr>
-          <w:rFonts w:ascii="Aptos" w:hAnsi="Aptos"/>
-        </w:rPr>
-        <w:t xml:space="preserve">as </w:t>
+        <w:t xml:space="preserve">loud fraction changes as </w:t>
       </w:r>
       <m:oMath>
         <m:sSub>
@@ -27306,19 +27142,7 @@
         <w:rPr>
           <w:rFonts w:ascii="Aptos" w:eastAsiaTheme="minorEastAsia" w:hAnsi="Aptos"/>
         </w:rPr>
-        <w:t xml:space="preserve"> </w:t>
-      </w:r>
-      <w:r>
-        <w:rPr>
-          <w:rFonts w:ascii="Aptos" w:eastAsiaTheme="minorEastAsia" w:hAnsi="Aptos"/>
-        </w:rPr>
-        <w:t>surface RH is constant</w:t>
-      </w:r>
-      <w:r>
-        <w:rPr>
-          <w:rFonts w:ascii="Aptos" w:eastAsiaTheme="minorEastAsia" w:hAnsi="Aptos"/>
-        </w:rPr>
-        <w:t xml:space="preserve"> and</w:t>
+        <w:t xml:space="preserve"> surface RH is constant and</w:t>
       </w:r>
       <w:r>
         <w:rPr>
@@ -27975,42 +27799,7 @@
           <w:rFonts w:ascii="Aptos" w:eastAsiaTheme="minorEastAsia" w:hAnsi="Aptos"/>
           <w:iCs/>
         </w:rPr>
-        <w:t xml:space="preserve"> </w:t>
-      </w:r>
-      <w:r>
-        <w:rPr>
-          <w:rFonts w:ascii="Aptos" w:eastAsiaTheme="minorEastAsia" w:hAnsi="Aptos"/>
-          <w:iCs/>
-        </w:rPr>
-        <w:t>a</w:t>
-      </w:r>
-      <w:r>
-        <w:rPr>
-          <w:rFonts w:ascii="Aptos" w:eastAsiaTheme="minorEastAsia" w:hAnsi="Aptos"/>
-          <w:iCs/>
-        </w:rPr>
-        <w:t>re</w:t>
-      </w:r>
-      <w:r>
-        <w:rPr>
-          <w:rFonts w:ascii="Aptos" w:eastAsiaTheme="minorEastAsia" w:hAnsi="Aptos"/>
-          <w:iCs/>
-        </w:rPr>
-        <w:t xml:space="preserve"> </w:t>
-      </w:r>
-      <w:r>
-        <w:rPr>
-          <w:rFonts w:ascii="Aptos" w:eastAsiaTheme="minorEastAsia" w:hAnsi="Aptos"/>
-          <w:iCs/>
-        </w:rPr>
-        <w:t xml:space="preserve">monotonic with </w:t>
-      </w:r>
-      <w:r>
-        <w:rPr>
-          <w:rFonts w:ascii="Aptos" w:eastAsiaTheme="minorEastAsia" w:hAnsi="Aptos"/>
-          <w:iCs/>
-        </w:rPr>
-        <w:t xml:space="preserve">the sensitivity </w:t>
+        <w:t xml:space="preserve"> are monotonic with the sensitivity </w:t>
       </w:r>
       <m:oMath>
         <m:r>
@@ -28025,41 +27814,14 @@
           <w:rFonts w:ascii="Aptos" w:eastAsiaTheme="minorEastAsia" w:hAnsi="Aptos"/>
           <w:iCs/>
         </w:rPr>
-        <w:t xml:space="preserve"> </w:t>
-      </w:r>
-      <w:r>
-        <w:rPr>
-          <w:rFonts w:ascii="Aptos" w:eastAsiaTheme="minorEastAsia" w:hAnsi="Aptos"/>
-          <w:iCs/>
-        </w:rPr>
-        <w:t>to cloud base saturation deficit</w:t>
-      </w:r>
-      <w:r>
-        <w:rPr>
-          <w:rFonts w:ascii="Aptos" w:eastAsiaTheme="minorEastAsia" w:hAnsi="Aptos"/>
-          <w:iCs/>
-        </w:rPr>
-        <w:t xml:space="preserve"> and symmetric about</w:t>
-      </w:r>
-      <w:r>
-        <w:rPr>
-          <w:rFonts w:ascii="Aptos" w:eastAsiaTheme="minorEastAsia" w:hAnsi="Aptos"/>
-          <w:iCs/>
-        </w:rPr>
-        <w:t xml:space="preserve"> </w:t>
+        <w:t xml:space="preserve"> to cloud base saturation deficit and symmetric about </w:t>
       </w:r>
       <m:oMath>
         <m:r>
           <w:rPr>
             <w:rFonts w:ascii="Cambria Math" w:eastAsiaTheme="minorEastAsia" w:hAnsi="Cambria Math"/>
           </w:rPr>
-          <m:t>b</m:t>
-        </m:r>
-        <m:r>
-          <w:rPr>
-            <w:rFonts w:ascii="Cambria Math" w:eastAsiaTheme="minorEastAsia" w:hAnsi="Cambria Math"/>
-          </w:rPr>
-          <m:t>=1/2</m:t>
+          <m:t>b=1/2</m:t>
         </m:r>
       </m:oMath>
       <w:r>
@@ -28106,19 +27868,7 @@
         <w:rPr>
           <w:rFonts w:ascii="Aptos" w:eastAsiaTheme="minorEastAsia" w:hAnsi="Aptos"/>
         </w:rPr>
-        <w:t>,</w:t>
-      </w:r>
-      <w:r>
-        <w:rPr>
-          <w:rFonts w:ascii="Aptos" w:eastAsiaTheme="minorEastAsia" w:hAnsi="Aptos"/>
-        </w:rPr>
-        <w:t xml:space="preserve"> </w:t>
-      </w:r>
-      <w:r>
-        <w:rPr>
-          <w:rFonts w:ascii="Aptos" w:eastAsiaTheme="minorEastAsia" w:hAnsi="Aptos"/>
-        </w:rPr>
-        <w:t xml:space="preserve">increasing mean RH and narrowing its standard deviation </w:t>
+        <w:t xml:space="preserve">, increasing mean RH and narrowing its standard deviation </w:t>
       </w:r>
       <m:oMath>
         <m:sSub>
@@ -28152,19 +27902,7 @@
         <w:rPr>
           <w:rFonts w:ascii="Aptos" w:eastAsiaTheme="minorEastAsia" w:hAnsi="Aptos"/>
         </w:rPr>
-        <w:t xml:space="preserve"> perfectly </w:t>
-      </w:r>
-      <w:r>
-        <w:rPr>
-          <w:rFonts w:ascii="Aptos" w:eastAsiaTheme="minorEastAsia" w:hAnsi="Aptos"/>
-        </w:rPr>
-        <w:t>balance</w:t>
-      </w:r>
-      <w:r>
-        <w:rPr>
-          <w:rFonts w:ascii="Aptos" w:eastAsiaTheme="minorEastAsia" w:hAnsi="Aptos"/>
-        </w:rPr>
-        <w:t>, and there is no change in cloud base cloud fraction.</w:t>
+        <w:t xml:space="preserve"> perfectly balance, and there is no change in cloud base cloud fraction.</w:t>
       </w:r>
     </w:p>
     <w:p>
@@ -28383,13 +28121,7 @@
           <w:rPr>
             <w:rFonts w:ascii="Cambria Math" w:eastAsiaTheme="minorEastAsia" w:hAnsi="Cambria Math"/>
           </w:rPr>
-          <m:t>=-3.2</m:t>
-        </m:r>
-        <m:r>
-          <w:rPr>
-            <w:rFonts w:ascii="Cambria Math" w:eastAsiaTheme="minorEastAsia" w:hAnsi="Cambria Math"/>
-          </w:rPr>
-          <m:t>d</m:t>
+          <m:t>=-3.2d</m:t>
         </m:r>
         <m:func>
           <m:funcPr>
@@ -28427,21 +28159,7 @@
           <w:rFonts w:ascii="Aptos" w:eastAsiaTheme="minorEastAsia" w:hAnsi="Aptos"/>
           <w:iCs/>
         </w:rPr>
-        <w:t xml:space="preserve"> </w:t>
-      </w:r>
-      <w:r>
-        <w:rPr>
-          <w:rFonts w:ascii="Aptos" w:eastAsiaTheme="minorEastAsia" w:hAnsi="Aptos"/>
-          <w:iCs/>
-        </w:rPr>
-        <w:t>(Fig. BCSENS</w:t>
-      </w:r>
-      <w:r>
-        <w:rPr>
-          <w:rFonts w:ascii="Aptos" w:eastAsiaTheme="minorEastAsia" w:hAnsi="Aptos"/>
-          <w:iCs/>
-        </w:rPr>
-        <w:t>)</w:t>
+        <w:t xml:space="preserve"> (Fig. BCSENS)</w:t>
       </w:r>
       <w:r>
         <w:rPr>
@@ -29342,13 +29060,7 @@
           <w:rPr>
             <w:rFonts w:ascii="Cambria Math" w:eastAsiaTheme="minorEastAsia" w:hAnsi="Cambria Math"/>
           </w:rPr>
-          <m:t>c=</m:t>
-        </m:r>
-        <m:r>
-          <w:rPr>
-            <w:rFonts w:ascii="Cambria Math" w:eastAsiaTheme="minorEastAsia" w:hAnsi="Cambria Math"/>
-          </w:rPr>
-          <m:t>0</m:t>
+          <m:t>c=0</m:t>
         </m:r>
       </m:oMath>
       <w:r>
@@ -30023,6 +29735,2384 @@
         <w:t>ferences</w:t>
       </w:r>
     </w:p>
+    <w:p>
+      <w:pPr>
+        <w:tabs>
+          <w:tab w:val="left" w:pos="504"/>
+        </w:tabs>
+        <w:autoSpaceDE w:val="0"/>
+        <w:autoSpaceDN w:val="0"/>
+        <w:adjustRightInd w:val="0"/>
+        <w:spacing w:after="240" w:line="240" w:lineRule="auto"/>
+        <w:ind w:left="504" w:hanging="504"/>
+        <w:rPr>
+          <w:rFonts w:ascii="Aptos" w:hAnsi="Aptos" w:cs="Helvetica"/>
+          <w:kern w:val="0"/>
+        </w:rPr>
+      </w:pPr>
+      <w:r>
+        <w:rPr>
+          <w:rFonts w:ascii="Aptos" w:hAnsi="Aptos" w:cs="Helvetica"/>
+          <w:kern w:val="0"/>
+        </w:rPr>
+        <w:t xml:space="preserve">1. </w:t>
+      </w:r>
+      <w:r>
+        <w:rPr>
+          <w:rFonts w:ascii="Aptos" w:hAnsi="Aptos" w:cs="Helvetica"/>
+          <w:kern w:val="0"/>
+        </w:rPr>
+        <w:tab/>
+        <w:t xml:space="preserve">A. L. Albright, B. Stevens, S. Bony, R. Vogel, A New Conceptual Picture of the Trade Wind Transition Layer. </w:t>
+      </w:r>
+      <w:r>
+        <w:rPr>
+          <w:rFonts w:ascii="Aptos" w:hAnsi="Aptos" w:cs="Helvetica"/>
+          <w:i/>
+          <w:iCs/>
+          <w:kern w:val="0"/>
+        </w:rPr>
+        <w:t>Journal of the Atmospheric Sciences</w:t>
+      </w:r>
+      <w:r>
+        <w:rPr>
+          <w:rFonts w:ascii="Aptos" w:hAnsi="Aptos" w:cs="Helvetica"/>
+          <w:kern w:val="0"/>
+        </w:rPr>
+        <w:t xml:space="preserve"> </w:t>
+      </w:r>
+      <w:r>
+        <w:rPr>
+          <w:rFonts w:ascii="Aptos" w:hAnsi="Aptos" w:cs="Helvetica"/>
+          <w:b/>
+          <w:bCs/>
+          <w:kern w:val="0"/>
+        </w:rPr>
+        <w:t>80</w:t>
+      </w:r>
+      <w:r>
+        <w:rPr>
+          <w:rFonts w:ascii="Aptos" w:hAnsi="Aptos" w:cs="Helvetica"/>
+          <w:kern w:val="0"/>
+        </w:rPr>
+        <w:t>, 1547–1563 (2023).</w:t>
+      </w:r>
+    </w:p>
+    <w:p>
+      <w:pPr>
+        <w:tabs>
+          <w:tab w:val="left" w:pos="504"/>
+        </w:tabs>
+        <w:autoSpaceDE w:val="0"/>
+        <w:autoSpaceDN w:val="0"/>
+        <w:adjustRightInd w:val="0"/>
+        <w:spacing w:after="240" w:line="240" w:lineRule="auto"/>
+        <w:ind w:left="504" w:hanging="504"/>
+        <w:rPr>
+          <w:rFonts w:ascii="Aptos" w:hAnsi="Aptos" w:cs="Helvetica"/>
+          <w:kern w:val="0"/>
+        </w:rPr>
+      </w:pPr>
+      <w:r>
+        <w:rPr>
+          <w:rFonts w:ascii="Aptos" w:hAnsi="Aptos" w:cs="Helvetica"/>
+          <w:kern w:val="0"/>
+        </w:rPr>
+        <w:t xml:space="preserve">2. </w:t>
+      </w:r>
+      <w:r>
+        <w:rPr>
+          <w:rFonts w:ascii="Aptos" w:hAnsi="Aptos" w:cs="Helvetica"/>
+          <w:kern w:val="0"/>
+        </w:rPr>
+        <w:tab/>
+        <w:t xml:space="preserve">S. Bony, R. Colman, V. M. Kattsov, R. P. Allan, C. S. Bretherton, J.-L. Dufresne, A. Hall, S. Hallegatte, M. M. Holland, W. Ingram, D. A. Randall, B. J. Soden, G. Tselioudis, M. J. Webb, How Well Do We Understand and Evaluate Climate Change Feedback Processes? </w:t>
+      </w:r>
+      <w:r>
+        <w:rPr>
+          <w:rFonts w:ascii="Aptos" w:hAnsi="Aptos" w:cs="Helvetica"/>
+          <w:i/>
+          <w:iCs/>
+          <w:kern w:val="0"/>
+        </w:rPr>
+        <w:t>Journal of Climate</w:t>
+      </w:r>
+      <w:r>
+        <w:rPr>
+          <w:rFonts w:ascii="Aptos" w:hAnsi="Aptos" w:cs="Helvetica"/>
+          <w:kern w:val="0"/>
+        </w:rPr>
+        <w:t xml:space="preserve"> </w:t>
+      </w:r>
+      <w:r>
+        <w:rPr>
+          <w:rFonts w:ascii="Aptos" w:hAnsi="Aptos" w:cs="Helvetica"/>
+          <w:b/>
+          <w:bCs/>
+          <w:kern w:val="0"/>
+        </w:rPr>
+        <w:t>19</w:t>
+      </w:r>
+      <w:r>
+        <w:rPr>
+          <w:rFonts w:ascii="Aptos" w:hAnsi="Aptos" w:cs="Helvetica"/>
+          <w:kern w:val="0"/>
+        </w:rPr>
+        <w:t>, 3445–3482 (2006).</w:t>
+      </w:r>
+    </w:p>
+    <w:p>
+      <w:pPr>
+        <w:tabs>
+          <w:tab w:val="left" w:pos="504"/>
+        </w:tabs>
+        <w:autoSpaceDE w:val="0"/>
+        <w:autoSpaceDN w:val="0"/>
+        <w:adjustRightInd w:val="0"/>
+        <w:spacing w:after="240" w:line="240" w:lineRule="auto"/>
+        <w:ind w:left="504" w:hanging="504"/>
+        <w:rPr>
+          <w:rFonts w:ascii="Aptos" w:hAnsi="Aptos" w:cs="Helvetica"/>
+          <w:kern w:val="0"/>
+        </w:rPr>
+      </w:pPr>
+      <w:r>
+        <w:rPr>
+          <w:rFonts w:ascii="Aptos" w:hAnsi="Aptos" w:cs="Helvetica"/>
+          <w:kern w:val="0"/>
+        </w:rPr>
+        <w:t xml:space="preserve">3. </w:t>
+      </w:r>
+      <w:r>
+        <w:rPr>
+          <w:rFonts w:ascii="Aptos" w:hAnsi="Aptos" w:cs="Helvetica"/>
+          <w:kern w:val="0"/>
+        </w:rPr>
+        <w:tab/>
+        <w:t xml:space="preserve">S. Bony, J.-L. Dufresne, Marine boundary layer clouds at the heart of tropical cloud feedback uncertainties in climate models. </w:t>
+      </w:r>
+      <w:r>
+        <w:rPr>
+          <w:rFonts w:ascii="Aptos" w:hAnsi="Aptos" w:cs="Helvetica"/>
+          <w:i/>
+          <w:iCs/>
+          <w:kern w:val="0"/>
+        </w:rPr>
+        <w:t>Geophysical Research Letters</w:t>
+      </w:r>
+      <w:r>
+        <w:rPr>
+          <w:rFonts w:ascii="Aptos" w:hAnsi="Aptos" w:cs="Helvetica"/>
+          <w:kern w:val="0"/>
+        </w:rPr>
+        <w:t xml:space="preserve"> </w:t>
+      </w:r>
+      <w:r>
+        <w:rPr>
+          <w:rFonts w:ascii="Aptos" w:hAnsi="Aptos" w:cs="Helvetica"/>
+          <w:b/>
+          <w:bCs/>
+          <w:kern w:val="0"/>
+        </w:rPr>
+        <w:t>32</w:t>
+      </w:r>
+      <w:r>
+        <w:rPr>
+          <w:rFonts w:ascii="Aptos" w:hAnsi="Aptos" w:cs="Helvetica"/>
+          <w:kern w:val="0"/>
+        </w:rPr>
+        <w:t xml:space="preserve"> (2005).</w:t>
+      </w:r>
+    </w:p>
+    <w:p>
+      <w:pPr>
+        <w:tabs>
+          <w:tab w:val="left" w:pos="504"/>
+        </w:tabs>
+        <w:autoSpaceDE w:val="0"/>
+        <w:autoSpaceDN w:val="0"/>
+        <w:adjustRightInd w:val="0"/>
+        <w:spacing w:after="240" w:line="240" w:lineRule="auto"/>
+        <w:ind w:left="504" w:hanging="504"/>
+        <w:rPr>
+          <w:rFonts w:ascii="Aptos" w:hAnsi="Aptos" w:cs="Helvetica"/>
+          <w:kern w:val="0"/>
+        </w:rPr>
+      </w:pPr>
+      <w:r>
+        <w:rPr>
+          <w:rFonts w:ascii="Aptos" w:hAnsi="Aptos" w:cs="Helvetica"/>
+          <w:kern w:val="0"/>
+        </w:rPr>
+        <w:t xml:space="preserve">4. </w:t>
+      </w:r>
+      <w:r>
+        <w:rPr>
+          <w:rFonts w:ascii="Aptos" w:hAnsi="Aptos" w:cs="Helvetica"/>
+          <w:kern w:val="0"/>
+        </w:rPr>
+        <w:tab/>
+        <w:t>S. Bony, M. Lothon, J. Delanoë, P. Coutris, J.-C. Etienne, F. Aemisegger, A. L. Albright, T. André, H. Bellec, A. Baron, J.-F. Bourdinot, P.-E. Brilouet, A. Bourdon, J.-C. Canonici, C. Caudoux, P. Chazette, M. Cluzeau, C. Cornet, J.-P. Desbios, D. Duchanoy, C. Flamant, B. Fildier, C. Gourbeyre, L. Guiraud, T. Jiang, C. Lainard, C. Le Gac, C. Lendroit, J. Lernould, T. Perrin, F. Pouvesle, P. Richard, N. Rochetin, K. Salaün, A. Schwarzenboeck, G. Seurat, B. Stevens, J. Totems, L. Touzé-Peiffer, G. Vergez, J. Vial, L. Villiger, R. Vogel, EUREC</w:t>
+      </w:r>
+      <w:r>
+        <w:rPr>
+          <w:rFonts w:ascii="Aptos" w:hAnsi="Aptos" w:cs="Helvetica"/>
+          <w:kern w:val="0"/>
+          <w:vertAlign w:val="superscript"/>
+        </w:rPr>
+        <w:t>4</w:t>
+      </w:r>
+      <w:r>
+        <w:rPr>
+          <w:rFonts w:ascii="Aptos" w:hAnsi="Aptos" w:cs="Helvetica"/>
+          <w:kern w:val="0"/>
+        </w:rPr>
+        <w:t xml:space="preserve">A observations from the SAFIRE ATR42 aircraft. </w:t>
+      </w:r>
+      <w:r>
+        <w:rPr>
+          <w:rFonts w:ascii="Aptos" w:hAnsi="Aptos" w:cs="Helvetica"/>
+          <w:i/>
+          <w:iCs/>
+          <w:kern w:val="0"/>
+        </w:rPr>
+        <w:t>Earth System Science Data</w:t>
+      </w:r>
+      <w:r>
+        <w:rPr>
+          <w:rFonts w:ascii="Aptos" w:hAnsi="Aptos" w:cs="Helvetica"/>
+          <w:kern w:val="0"/>
+        </w:rPr>
+        <w:t xml:space="preserve"> </w:t>
+      </w:r>
+      <w:r>
+        <w:rPr>
+          <w:rFonts w:ascii="Aptos" w:hAnsi="Aptos" w:cs="Helvetica"/>
+          <w:b/>
+          <w:bCs/>
+          <w:kern w:val="0"/>
+        </w:rPr>
+        <w:t>14</w:t>
+      </w:r>
+      <w:r>
+        <w:rPr>
+          <w:rFonts w:ascii="Aptos" w:hAnsi="Aptos" w:cs="Helvetica"/>
+          <w:kern w:val="0"/>
+        </w:rPr>
+        <w:t>, 2021–2064 (2022).</w:t>
+      </w:r>
+    </w:p>
+    <w:p>
+      <w:pPr>
+        <w:tabs>
+          <w:tab w:val="left" w:pos="504"/>
+        </w:tabs>
+        <w:autoSpaceDE w:val="0"/>
+        <w:autoSpaceDN w:val="0"/>
+        <w:adjustRightInd w:val="0"/>
+        <w:spacing w:after="240" w:line="240" w:lineRule="auto"/>
+        <w:ind w:left="504" w:hanging="504"/>
+        <w:rPr>
+          <w:rFonts w:ascii="Aptos" w:hAnsi="Aptos" w:cs="Helvetica"/>
+          <w:kern w:val="0"/>
+        </w:rPr>
+      </w:pPr>
+      <w:r>
+        <w:rPr>
+          <w:rFonts w:ascii="Aptos" w:hAnsi="Aptos" w:cs="Helvetica"/>
+          <w:kern w:val="0"/>
+        </w:rPr>
+        <w:t xml:space="preserve">5. </w:t>
+      </w:r>
+      <w:r>
+        <w:rPr>
+          <w:rFonts w:ascii="Aptos" w:hAnsi="Aptos" w:cs="Helvetica"/>
+          <w:kern w:val="0"/>
+        </w:rPr>
+        <w:tab/>
+        <w:t xml:space="preserve">C. S. Bretherton, P. N. Blossey, C. R. Jones, Mechanisms of marine low cloud sensitivity to idealized climate perturbations: A single-LES exploration extending the CGILS cases. </w:t>
+      </w:r>
+      <w:r>
+        <w:rPr>
+          <w:rFonts w:ascii="Aptos" w:hAnsi="Aptos" w:cs="Helvetica"/>
+          <w:i/>
+          <w:iCs/>
+          <w:kern w:val="0"/>
+        </w:rPr>
+        <w:t>Journal of Advances in Modeling Earth Systems</w:t>
+      </w:r>
+      <w:r>
+        <w:rPr>
+          <w:rFonts w:ascii="Aptos" w:hAnsi="Aptos" w:cs="Helvetica"/>
+          <w:kern w:val="0"/>
+        </w:rPr>
+        <w:t xml:space="preserve"> </w:t>
+      </w:r>
+      <w:r>
+        <w:rPr>
+          <w:rFonts w:ascii="Aptos" w:hAnsi="Aptos" w:cs="Helvetica"/>
+          <w:b/>
+          <w:bCs/>
+          <w:kern w:val="0"/>
+        </w:rPr>
+        <w:t>5</w:t>
+      </w:r>
+      <w:r>
+        <w:rPr>
+          <w:rFonts w:ascii="Aptos" w:hAnsi="Aptos" w:cs="Helvetica"/>
+          <w:kern w:val="0"/>
+        </w:rPr>
+        <w:t>, 316–337 (2013).</w:t>
+      </w:r>
+    </w:p>
+    <w:p>
+      <w:pPr>
+        <w:tabs>
+          <w:tab w:val="left" w:pos="504"/>
+        </w:tabs>
+        <w:autoSpaceDE w:val="0"/>
+        <w:autoSpaceDN w:val="0"/>
+        <w:adjustRightInd w:val="0"/>
+        <w:spacing w:after="240" w:line="240" w:lineRule="auto"/>
+        <w:ind w:left="504" w:hanging="504"/>
+        <w:rPr>
+          <w:rFonts w:ascii="Aptos" w:hAnsi="Aptos" w:cs="Helvetica"/>
+          <w:kern w:val="0"/>
+        </w:rPr>
+      </w:pPr>
+      <w:r>
+        <w:rPr>
+          <w:rFonts w:ascii="Aptos" w:hAnsi="Aptos" w:cs="Helvetica"/>
+          <w:kern w:val="0"/>
+        </w:rPr>
+        <w:t xml:space="preserve">6. </w:t>
+      </w:r>
+      <w:r>
+        <w:rPr>
+          <w:rFonts w:ascii="Aptos" w:hAnsi="Aptos" w:cs="Helvetica"/>
+          <w:kern w:val="0"/>
+        </w:rPr>
+        <w:tab/>
+        <w:t xml:space="preserve">F. Brient, T. Schneider, Z. Tan, S. Bony, X. Qu, A. Hall, Shallowness of tropical low clouds as a predictor of climate models’ response to warming. </w:t>
+      </w:r>
+      <w:r>
+        <w:rPr>
+          <w:rFonts w:ascii="Aptos" w:hAnsi="Aptos" w:cs="Helvetica"/>
+          <w:i/>
+          <w:iCs/>
+          <w:kern w:val="0"/>
+        </w:rPr>
+        <w:t>Clim Dyn</w:t>
+      </w:r>
+      <w:r>
+        <w:rPr>
+          <w:rFonts w:ascii="Aptos" w:hAnsi="Aptos" w:cs="Helvetica"/>
+          <w:kern w:val="0"/>
+        </w:rPr>
+        <w:t xml:space="preserve"> </w:t>
+      </w:r>
+      <w:r>
+        <w:rPr>
+          <w:rFonts w:ascii="Aptos" w:hAnsi="Aptos" w:cs="Helvetica"/>
+          <w:b/>
+          <w:bCs/>
+          <w:kern w:val="0"/>
+        </w:rPr>
+        <w:t>47</w:t>
+      </w:r>
+      <w:r>
+        <w:rPr>
+          <w:rFonts w:ascii="Aptos" w:hAnsi="Aptos" w:cs="Helvetica"/>
+          <w:kern w:val="0"/>
+        </w:rPr>
+        <w:t>, 433–449 (2016).</w:t>
+      </w:r>
+    </w:p>
+    <w:p>
+      <w:pPr>
+        <w:tabs>
+          <w:tab w:val="left" w:pos="504"/>
+        </w:tabs>
+        <w:autoSpaceDE w:val="0"/>
+        <w:autoSpaceDN w:val="0"/>
+        <w:adjustRightInd w:val="0"/>
+        <w:spacing w:after="240" w:line="240" w:lineRule="auto"/>
+        <w:ind w:left="504" w:hanging="504"/>
+        <w:rPr>
+          <w:rFonts w:ascii="Aptos" w:hAnsi="Aptos" w:cs="Helvetica"/>
+          <w:kern w:val="0"/>
+        </w:rPr>
+      </w:pPr>
+      <w:r>
+        <w:rPr>
+          <w:rFonts w:ascii="Aptos" w:hAnsi="Aptos" w:cs="Helvetica"/>
+          <w:kern w:val="0"/>
+        </w:rPr>
+        <w:t xml:space="preserve">7. </w:t>
+      </w:r>
+      <w:r>
+        <w:rPr>
+          <w:rFonts w:ascii="Aptos" w:hAnsi="Aptos" w:cs="Helvetica"/>
+          <w:kern w:val="0"/>
+        </w:rPr>
+        <w:tab/>
+        <w:t xml:space="preserve">J. A. Coakley, P. Chylek, The Two-Stream Approximation in Radiative Transfer: Including the Angle of the Incident Radiation. </w:t>
+      </w:r>
+      <w:r>
+        <w:rPr>
+          <w:rFonts w:ascii="Aptos" w:hAnsi="Aptos" w:cs="Helvetica"/>
+          <w:i/>
+          <w:iCs/>
+          <w:kern w:val="0"/>
+        </w:rPr>
+        <w:t>Journal of the Atmospheric Sciences</w:t>
+      </w:r>
+      <w:r>
+        <w:rPr>
+          <w:rFonts w:ascii="Aptos" w:hAnsi="Aptos" w:cs="Helvetica"/>
+          <w:kern w:val="0"/>
+        </w:rPr>
+        <w:t xml:space="preserve"> </w:t>
+      </w:r>
+      <w:r>
+        <w:rPr>
+          <w:rFonts w:ascii="Aptos" w:hAnsi="Aptos" w:cs="Helvetica"/>
+          <w:b/>
+          <w:bCs/>
+          <w:kern w:val="0"/>
+        </w:rPr>
+        <w:t>32</w:t>
+      </w:r>
+      <w:r>
+        <w:rPr>
+          <w:rFonts w:ascii="Aptos" w:hAnsi="Aptos" w:cs="Helvetica"/>
+          <w:kern w:val="0"/>
+        </w:rPr>
+        <w:t>, 409–418 (1975).</w:t>
+      </w:r>
+    </w:p>
+    <w:p>
+      <w:pPr>
+        <w:tabs>
+          <w:tab w:val="left" w:pos="504"/>
+        </w:tabs>
+        <w:autoSpaceDE w:val="0"/>
+        <w:autoSpaceDN w:val="0"/>
+        <w:adjustRightInd w:val="0"/>
+        <w:spacing w:after="240" w:line="240" w:lineRule="auto"/>
+        <w:ind w:left="504" w:hanging="504"/>
+        <w:rPr>
+          <w:rFonts w:ascii="Aptos" w:hAnsi="Aptos" w:cs="Helvetica"/>
+          <w:kern w:val="0"/>
+        </w:rPr>
+      </w:pPr>
+      <w:r>
+        <w:rPr>
+          <w:rFonts w:ascii="Aptos" w:hAnsi="Aptos" w:cs="Helvetica"/>
+          <w:kern w:val="0"/>
+        </w:rPr>
+        <w:t xml:space="preserve">8. </w:t>
+      </w:r>
+      <w:r>
+        <w:rPr>
+          <w:rFonts w:ascii="Aptos" w:hAnsi="Aptos" w:cs="Helvetica"/>
+          <w:kern w:val="0"/>
+        </w:rPr>
+        <w:tab/>
+        <w:t xml:space="preserve">I. M. Held, B. J. Soden, Robust Responses of the Hydrological Cycle to Global Warming. </w:t>
+      </w:r>
+      <w:r>
+        <w:rPr>
+          <w:rFonts w:ascii="Aptos" w:hAnsi="Aptos" w:cs="Helvetica"/>
+          <w:i/>
+          <w:iCs/>
+          <w:kern w:val="0"/>
+        </w:rPr>
+        <w:t>J. Climate</w:t>
+      </w:r>
+      <w:r>
+        <w:rPr>
+          <w:rFonts w:ascii="Aptos" w:hAnsi="Aptos" w:cs="Helvetica"/>
+          <w:kern w:val="0"/>
+        </w:rPr>
+        <w:t xml:space="preserve"> </w:t>
+      </w:r>
+      <w:r>
+        <w:rPr>
+          <w:rFonts w:ascii="Aptos" w:hAnsi="Aptos" w:cs="Helvetica"/>
+          <w:b/>
+          <w:bCs/>
+          <w:kern w:val="0"/>
+        </w:rPr>
+        <w:t>19</w:t>
+      </w:r>
+      <w:r>
+        <w:rPr>
+          <w:rFonts w:ascii="Aptos" w:hAnsi="Aptos" w:cs="Helvetica"/>
+          <w:kern w:val="0"/>
+        </w:rPr>
+        <w:t>, 5686–5699 (2006).</w:t>
+      </w:r>
+    </w:p>
+    <w:p>
+      <w:pPr>
+        <w:tabs>
+          <w:tab w:val="left" w:pos="504"/>
+        </w:tabs>
+        <w:autoSpaceDE w:val="0"/>
+        <w:autoSpaceDN w:val="0"/>
+        <w:adjustRightInd w:val="0"/>
+        <w:spacing w:after="240" w:line="240" w:lineRule="auto"/>
+        <w:ind w:left="504" w:hanging="504"/>
+        <w:rPr>
+          <w:rFonts w:ascii="Aptos" w:hAnsi="Aptos" w:cs="Helvetica"/>
+          <w:kern w:val="0"/>
+        </w:rPr>
+      </w:pPr>
+      <w:r>
+        <w:rPr>
+          <w:rFonts w:ascii="Aptos" w:hAnsi="Aptos" w:cs="Helvetica"/>
+          <w:kern w:val="0"/>
+        </w:rPr>
+        <w:t xml:space="preserve">9. </w:t>
+      </w:r>
+      <w:r>
+        <w:rPr>
+          <w:rFonts w:ascii="Aptos" w:hAnsi="Aptos" w:cs="Helvetica"/>
+          <w:kern w:val="0"/>
+        </w:rPr>
+        <w:tab/>
+        <w:t xml:space="preserve">M. Jacob, P. Kollias, F. Ament, V. Schemann, S. Crewell, Multilayer cloud conditions in trade wind shallow cumulus – confronting two ICON model derivatives with airborne observations. </w:t>
+      </w:r>
+      <w:r>
+        <w:rPr>
+          <w:rFonts w:ascii="Aptos" w:hAnsi="Aptos" w:cs="Helvetica"/>
+          <w:i/>
+          <w:iCs/>
+          <w:kern w:val="0"/>
+        </w:rPr>
+        <w:t>Geoscientific Model Development</w:t>
+      </w:r>
+      <w:r>
+        <w:rPr>
+          <w:rFonts w:ascii="Aptos" w:hAnsi="Aptos" w:cs="Helvetica"/>
+          <w:kern w:val="0"/>
+        </w:rPr>
+        <w:t xml:space="preserve"> </w:t>
+      </w:r>
+      <w:r>
+        <w:rPr>
+          <w:rFonts w:ascii="Aptos" w:hAnsi="Aptos" w:cs="Helvetica"/>
+          <w:b/>
+          <w:bCs/>
+          <w:kern w:val="0"/>
+        </w:rPr>
+        <w:t>13</w:t>
+      </w:r>
+      <w:r>
+        <w:rPr>
+          <w:rFonts w:ascii="Aptos" w:hAnsi="Aptos" w:cs="Helvetica"/>
+          <w:kern w:val="0"/>
+        </w:rPr>
+        <w:t>, 5757–5777 (2020).</w:t>
+      </w:r>
+    </w:p>
+    <w:p>
+      <w:pPr>
+        <w:tabs>
+          <w:tab w:val="left" w:pos="504"/>
+        </w:tabs>
+        <w:autoSpaceDE w:val="0"/>
+        <w:autoSpaceDN w:val="0"/>
+        <w:adjustRightInd w:val="0"/>
+        <w:spacing w:after="240" w:line="240" w:lineRule="auto"/>
+        <w:ind w:left="504" w:hanging="504"/>
+        <w:rPr>
+          <w:rFonts w:ascii="Aptos" w:hAnsi="Aptos" w:cs="Helvetica"/>
+          <w:kern w:val="0"/>
+        </w:rPr>
+      </w:pPr>
+      <w:r>
+        <w:rPr>
+          <w:rFonts w:ascii="Aptos" w:hAnsi="Aptos" w:cs="Helvetica"/>
+          <w:kern w:val="0"/>
+        </w:rPr>
+        <w:lastRenderedPageBreak/>
+        <w:t xml:space="preserve">10. </w:t>
+      </w:r>
+      <w:r>
+        <w:rPr>
+          <w:rFonts w:ascii="Aptos" w:hAnsi="Aptos" w:cs="Helvetica"/>
+          <w:kern w:val="0"/>
+        </w:rPr>
+        <w:tab/>
+        <w:t xml:space="preserve">F. Jansson, M. Janssens, J. H. Grönqvist, A. P. Siebesma, F. Glassmeier, J. Attema, V. Azizi, M. Satoh, Y. Sato, H. Schulz, T. Kölling, Cloud Botany: Shallow Cumulus Clouds in an Ensemble of Idealized Large-Domain Large-Eddy Simulations of the Trades. </w:t>
+      </w:r>
+      <w:r>
+        <w:rPr>
+          <w:rFonts w:ascii="Aptos" w:hAnsi="Aptos" w:cs="Helvetica"/>
+          <w:i/>
+          <w:iCs/>
+          <w:kern w:val="0"/>
+        </w:rPr>
+        <w:t>Journal of Advances in Modeling Earth Systems</w:t>
+      </w:r>
+      <w:r>
+        <w:rPr>
+          <w:rFonts w:ascii="Aptos" w:hAnsi="Aptos" w:cs="Helvetica"/>
+          <w:kern w:val="0"/>
+        </w:rPr>
+        <w:t xml:space="preserve"> </w:t>
+      </w:r>
+      <w:r>
+        <w:rPr>
+          <w:rFonts w:ascii="Aptos" w:hAnsi="Aptos" w:cs="Helvetica"/>
+          <w:b/>
+          <w:bCs/>
+          <w:kern w:val="0"/>
+        </w:rPr>
+        <w:t>15</w:t>
+      </w:r>
+      <w:r>
+        <w:rPr>
+          <w:rFonts w:ascii="Aptos" w:hAnsi="Aptos" w:cs="Helvetica"/>
+          <w:kern w:val="0"/>
+        </w:rPr>
+        <w:t>, e2023MS003796 (2023).</w:t>
+      </w:r>
+    </w:p>
+    <w:p>
+      <w:pPr>
+        <w:tabs>
+          <w:tab w:val="left" w:pos="504"/>
+        </w:tabs>
+        <w:autoSpaceDE w:val="0"/>
+        <w:autoSpaceDN w:val="0"/>
+        <w:adjustRightInd w:val="0"/>
+        <w:spacing w:after="240" w:line="240" w:lineRule="auto"/>
+        <w:ind w:left="504" w:hanging="504"/>
+        <w:rPr>
+          <w:rFonts w:ascii="Aptos" w:hAnsi="Aptos" w:cs="Helvetica"/>
+          <w:kern w:val="0"/>
+        </w:rPr>
+      </w:pPr>
+      <w:r>
+        <w:rPr>
+          <w:rFonts w:ascii="Aptos" w:hAnsi="Aptos" w:cs="Helvetica"/>
+          <w:kern w:val="0"/>
+        </w:rPr>
+        <w:t xml:space="preserve">11. </w:t>
+      </w:r>
+      <w:r>
+        <w:rPr>
+          <w:rFonts w:ascii="Aptos" w:hAnsi="Aptos" w:cs="Helvetica"/>
+          <w:kern w:val="0"/>
+        </w:rPr>
+        <w:tab/>
+        <w:t xml:space="preserve">D. Jin, L. Oreopoulos, D. Lee, K.-M. Kim, Cloud Regime Contributions to Recent Changes in Outgoing Radiation: A 22-year Satellite Data Analysis. </w:t>
+      </w:r>
+      <w:r>
+        <w:rPr>
+          <w:rFonts w:ascii="Aptos" w:hAnsi="Aptos" w:cs="Helvetica"/>
+          <w:i/>
+          <w:iCs/>
+          <w:kern w:val="0"/>
+        </w:rPr>
+        <w:t>Journal of Geophysical Research: Atmospheres</w:t>
+      </w:r>
+      <w:r>
+        <w:rPr>
+          <w:rFonts w:ascii="Aptos" w:hAnsi="Aptos" w:cs="Helvetica"/>
+          <w:kern w:val="0"/>
+        </w:rPr>
+        <w:t xml:space="preserve"> </w:t>
+      </w:r>
+      <w:r>
+        <w:rPr>
+          <w:rFonts w:ascii="Aptos" w:hAnsi="Aptos" w:cs="Helvetica"/>
+          <w:b/>
+          <w:bCs/>
+          <w:kern w:val="0"/>
+        </w:rPr>
+        <w:t>131</w:t>
+      </w:r>
+      <w:r>
+        <w:rPr>
+          <w:rFonts w:ascii="Aptos" w:hAnsi="Aptos" w:cs="Helvetica"/>
+          <w:kern w:val="0"/>
+        </w:rPr>
+        <w:t>, e2025JD045207 (2026).</w:t>
+      </w:r>
+    </w:p>
+    <w:p>
+      <w:pPr>
+        <w:tabs>
+          <w:tab w:val="left" w:pos="504"/>
+        </w:tabs>
+        <w:autoSpaceDE w:val="0"/>
+        <w:autoSpaceDN w:val="0"/>
+        <w:adjustRightInd w:val="0"/>
+        <w:spacing w:after="240" w:line="240" w:lineRule="auto"/>
+        <w:ind w:left="504" w:hanging="504"/>
+        <w:rPr>
+          <w:rFonts w:ascii="Aptos" w:hAnsi="Aptos" w:cs="Helvetica"/>
+          <w:kern w:val="0"/>
+        </w:rPr>
+      </w:pPr>
+      <w:r>
+        <w:rPr>
+          <w:rFonts w:ascii="Aptos" w:hAnsi="Aptos" w:cs="Helvetica"/>
+          <w:kern w:val="0"/>
+        </w:rPr>
+        <w:t xml:space="preserve">12. </w:t>
+      </w:r>
+      <w:r>
+        <w:rPr>
+          <w:rFonts w:ascii="Aptos" w:hAnsi="Aptos" w:cs="Helvetica"/>
+          <w:kern w:val="0"/>
+        </w:rPr>
+        <w:tab/>
+        <w:t xml:space="preserve">D. J. Lorenz, E. T. DeWeaver, D. J. Vimont, Evaporation Change and Global Warming: The Role of Net Radiation and Relative Humidity. </w:t>
+      </w:r>
+      <w:r>
+        <w:rPr>
+          <w:rFonts w:ascii="Aptos" w:hAnsi="Aptos" w:cs="Helvetica"/>
+          <w:i/>
+          <w:iCs/>
+          <w:kern w:val="0"/>
+        </w:rPr>
+        <w:t>Journal of Geophysical Research: Atmospheres</w:t>
+      </w:r>
+      <w:r>
+        <w:rPr>
+          <w:rFonts w:ascii="Aptos" w:hAnsi="Aptos" w:cs="Helvetica"/>
+          <w:kern w:val="0"/>
+        </w:rPr>
+        <w:t xml:space="preserve"> </w:t>
+      </w:r>
+      <w:r>
+        <w:rPr>
+          <w:rFonts w:ascii="Aptos" w:hAnsi="Aptos" w:cs="Helvetica"/>
+          <w:b/>
+          <w:bCs/>
+          <w:kern w:val="0"/>
+        </w:rPr>
+        <w:t>115</w:t>
+      </w:r>
+      <w:r>
+        <w:rPr>
+          <w:rFonts w:ascii="Aptos" w:hAnsi="Aptos" w:cs="Helvetica"/>
+          <w:kern w:val="0"/>
+        </w:rPr>
+        <w:t xml:space="preserve"> (2010).</w:t>
+      </w:r>
+    </w:p>
+    <w:p>
+      <w:pPr>
+        <w:tabs>
+          <w:tab w:val="left" w:pos="504"/>
+        </w:tabs>
+        <w:autoSpaceDE w:val="0"/>
+        <w:autoSpaceDN w:val="0"/>
+        <w:adjustRightInd w:val="0"/>
+        <w:spacing w:after="240" w:line="240" w:lineRule="auto"/>
+        <w:ind w:left="504" w:hanging="504"/>
+        <w:rPr>
+          <w:rFonts w:ascii="Aptos" w:hAnsi="Aptos" w:cs="Helvetica"/>
+          <w:kern w:val="0"/>
+        </w:rPr>
+      </w:pPr>
+      <w:r>
+        <w:rPr>
+          <w:rFonts w:ascii="Aptos" w:hAnsi="Aptos" w:cs="Helvetica"/>
+          <w:kern w:val="0"/>
+        </w:rPr>
+        <w:t xml:space="preserve">13. </w:t>
+      </w:r>
+      <w:r>
+        <w:rPr>
+          <w:rFonts w:ascii="Aptos" w:hAnsi="Aptos" w:cs="Helvetica"/>
+          <w:kern w:val="0"/>
+        </w:rPr>
+        <w:tab/>
+        <w:t xml:space="preserve">G. L. Mellor, The Gaussian Cloud Model Relations. </w:t>
+      </w:r>
+      <w:r>
+        <w:rPr>
+          <w:rFonts w:ascii="Aptos" w:hAnsi="Aptos" w:cs="Helvetica"/>
+          <w:i/>
+          <w:iCs/>
+          <w:kern w:val="0"/>
+        </w:rPr>
+        <w:t>Journal of the Atmospheric Sciences</w:t>
+      </w:r>
+      <w:r>
+        <w:rPr>
+          <w:rFonts w:ascii="Aptos" w:hAnsi="Aptos" w:cs="Helvetica"/>
+          <w:kern w:val="0"/>
+        </w:rPr>
+        <w:t xml:space="preserve"> </w:t>
+      </w:r>
+      <w:r>
+        <w:rPr>
+          <w:rFonts w:ascii="Aptos" w:hAnsi="Aptos" w:cs="Helvetica"/>
+          <w:b/>
+          <w:bCs/>
+          <w:kern w:val="0"/>
+        </w:rPr>
+        <w:t>34</w:t>
+      </w:r>
+      <w:r>
+        <w:rPr>
+          <w:rFonts w:ascii="Aptos" w:hAnsi="Aptos" w:cs="Helvetica"/>
+          <w:kern w:val="0"/>
+        </w:rPr>
+        <w:t>, 356–358 (1977).</w:t>
+      </w:r>
+    </w:p>
+    <w:p>
+      <w:pPr>
+        <w:tabs>
+          <w:tab w:val="left" w:pos="504"/>
+        </w:tabs>
+        <w:autoSpaceDE w:val="0"/>
+        <w:autoSpaceDN w:val="0"/>
+        <w:adjustRightInd w:val="0"/>
+        <w:spacing w:after="240" w:line="240" w:lineRule="auto"/>
+        <w:ind w:left="504" w:hanging="504"/>
+        <w:rPr>
+          <w:rFonts w:ascii="Aptos" w:hAnsi="Aptos" w:cs="Helvetica"/>
+          <w:kern w:val="0"/>
+        </w:rPr>
+      </w:pPr>
+      <w:r>
+        <w:rPr>
+          <w:rFonts w:ascii="Aptos" w:hAnsi="Aptos" w:cs="Helvetica"/>
+          <w:kern w:val="0"/>
+        </w:rPr>
+        <w:t xml:space="preserve">14. </w:t>
+      </w:r>
+      <w:r>
+        <w:rPr>
+          <w:rFonts w:ascii="Aptos" w:hAnsi="Aptos" w:cs="Helvetica"/>
+          <w:kern w:val="0"/>
+        </w:rPr>
+        <w:tab/>
+        <w:t xml:space="preserve">Minnis, Patrick, Nguyen, Louis, Palikonda, Rabindra, Heck, Patrick W., Spangenberg, Douglas A., Doelling, David R., Ayers, J. Kirk, Smith, William L., Jr., Khaiyerb, Mandana M., Trepte, Qing Z., Avery, Lance A., Chang, Fu-Lung, Yost, Chris R., Chee, Thad L., Sun-Mack, Szedung, “Near-real time cloud retrievals from operational and research meteorological satellites” in </w:t>
+      </w:r>
+      <w:r>
+        <w:rPr>
+          <w:rFonts w:ascii="Aptos" w:hAnsi="Aptos" w:cs="Helvetica"/>
+          <w:i/>
+          <w:iCs/>
+          <w:kern w:val="0"/>
+        </w:rPr>
+        <w:t>SPIE Europe Remote Sensing 2008</w:t>
+      </w:r>
+      <w:r>
+        <w:rPr>
+          <w:rFonts w:ascii="Aptos" w:hAnsi="Aptos" w:cs="Helvetica"/>
+          <w:kern w:val="0"/>
+        </w:rPr>
+        <w:t xml:space="preserve"> (Cardiff, Wales, UK, 2008; http://satcorps.larc.nasa.gov/site/doc-library/99-Minnis.etal.SPIE.abs.08.pdf).</w:t>
+      </w:r>
+    </w:p>
+    <w:p>
+      <w:pPr>
+        <w:tabs>
+          <w:tab w:val="left" w:pos="504"/>
+        </w:tabs>
+        <w:autoSpaceDE w:val="0"/>
+        <w:autoSpaceDN w:val="0"/>
+        <w:adjustRightInd w:val="0"/>
+        <w:spacing w:after="240" w:line="240" w:lineRule="auto"/>
+        <w:ind w:left="504" w:hanging="504"/>
+        <w:rPr>
+          <w:rFonts w:ascii="Aptos" w:hAnsi="Aptos" w:cs="Helvetica"/>
+          <w:kern w:val="0"/>
+        </w:rPr>
+      </w:pPr>
+      <w:r>
+        <w:rPr>
+          <w:rFonts w:ascii="Aptos" w:hAnsi="Aptos" w:cs="Helvetica"/>
+          <w:kern w:val="0"/>
+        </w:rPr>
+        <w:t xml:space="preserve">15. </w:t>
+      </w:r>
+      <w:r>
+        <w:rPr>
+          <w:rFonts w:ascii="Aptos" w:hAnsi="Aptos" w:cs="Helvetica"/>
+          <w:kern w:val="0"/>
+        </w:rPr>
+        <w:tab/>
+        <w:t xml:space="preserve">T. A. Myers, J. R. Norris, Observational Evidence That Enhanced Subsidence Reduces Subtropical Marine Boundary Layer Cloudiness. </w:t>
+      </w:r>
+      <w:r>
+        <w:rPr>
+          <w:rFonts w:ascii="Aptos" w:hAnsi="Aptos" w:cs="Helvetica"/>
+          <w:i/>
+          <w:iCs/>
+          <w:kern w:val="0"/>
+        </w:rPr>
+        <w:t>Journal of Climate</w:t>
+      </w:r>
+      <w:r>
+        <w:rPr>
+          <w:rFonts w:ascii="Aptos" w:hAnsi="Aptos" w:cs="Helvetica"/>
+          <w:kern w:val="0"/>
+        </w:rPr>
+        <w:t xml:space="preserve"> </w:t>
+      </w:r>
+      <w:r>
+        <w:rPr>
+          <w:rFonts w:ascii="Aptos" w:hAnsi="Aptos" w:cs="Helvetica"/>
+          <w:b/>
+          <w:bCs/>
+          <w:kern w:val="0"/>
+        </w:rPr>
+        <w:t>26</w:t>
+      </w:r>
+      <w:r>
+        <w:rPr>
+          <w:rFonts w:ascii="Aptos" w:hAnsi="Aptos" w:cs="Helvetica"/>
+          <w:kern w:val="0"/>
+        </w:rPr>
+        <w:t>, 7507–7524 (2013).</w:t>
+      </w:r>
+    </w:p>
+    <w:p>
+      <w:pPr>
+        <w:tabs>
+          <w:tab w:val="left" w:pos="504"/>
+        </w:tabs>
+        <w:autoSpaceDE w:val="0"/>
+        <w:autoSpaceDN w:val="0"/>
+        <w:adjustRightInd w:val="0"/>
+        <w:spacing w:after="240" w:line="240" w:lineRule="auto"/>
+        <w:ind w:left="504" w:hanging="504"/>
+        <w:rPr>
+          <w:rFonts w:ascii="Aptos" w:hAnsi="Aptos" w:cs="Helvetica"/>
+          <w:kern w:val="0"/>
+        </w:rPr>
+      </w:pPr>
+      <w:r>
+        <w:rPr>
+          <w:rFonts w:ascii="Aptos" w:hAnsi="Aptos" w:cs="Helvetica"/>
+          <w:kern w:val="0"/>
+        </w:rPr>
+        <w:t xml:space="preserve">16. </w:t>
+      </w:r>
+      <w:r>
+        <w:rPr>
+          <w:rFonts w:ascii="Aptos" w:hAnsi="Aptos" w:cs="Helvetica"/>
+          <w:kern w:val="0"/>
+        </w:rPr>
+        <w:tab/>
+        <w:t xml:space="preserve">L. Nuijens, I. Serikov, L. Hirsch, K. Lonitz, B. Stevens, The distribution and variability of low-level cloud in the North Atlantic trades. </w:t>
+      </w:r>
+      <w:r>
+        <w:rPr>
+          <w:rFonts w:ascii="Aptos" w:hAnsi="Aptos" w:cs="Helvetica"/>
+          <w:i/>
+          <w:iCs/>
+          <w:kern w:val="0"/>
+        </w:rPr>
+        <w:t>Quarterly Journal of the Royal Meteorological Society</w:t>
+      </w:r>
+      <w:r>
+        <w:rPr>
+          <w:rFonts w:ascii="Aptos" w:hAnsi="Aptos" w:cs="Helvetica"/>
+          <w:kern w:val="0"/>
+        </w:rPr>
+        <w:t xml:space="preserve"> </w:t>
+      </w:r>
+      <w:r>
+        <w:rPr>
+          <w:rFonts w:ascii="Aptos" w:hAnsi="Aptos" w:cs="Helvetica"/>
+          <w:b/>
+          <w:bCs/>
+          <w:kern w:val="0"/>
+        </w:rPr>
+        <w:t>140</w:t>
+      </w:r>
+      <w:r>
+        <w:rPr>
+          <w:rFonts w:ascii="Aptos" w:hAnsi="Aptos" w:cs="Helvetica"/>
+          <w:kern w:val="0"/>
+        </w:rPr>
+        <w:t>, 2364–2374 (2014).</w:t>
+      </w:r>
+    </w:p>
+    <w:p>
+      <w:pPr>
+        <w:tabs>
+          <w:tab w:val="left" w:pos="504"/>
+        </w:tabs>
+        <w:autoSpaceDE w:val="0"/>
+        <w:autoSpaceDN w:val="0"/>
+        <w:adjustRightInd w:val="0"/>
+        <w:spacing w:after="240" w:line="240" w:lineRule="auto"/>
+        <w:ind w:left="504" w:hanging="504"/>
+        <w:rPr>
+          <w:rFonts w:ascii="Aptos" w:hAnsi="Aptos" w:cs="Helvetica"/>
+          <w:kern w:val="0"/>
+        </w:rPr>
+      </w:pPr>
+      <w:r>
+        <w:rPr>
+          <w:rFonts w:ascii="Aptos" w:hAnsi="Aptos" w:cs="Helvetica"/>
+          <w:kern w:val="0"/>
+        </w:rPr>
+        <w:t xml:space="preserve">17. </w:t>
+      </w:r>
+      <w:r>
+        <w:rPr>
+          <w:rFonts w:ascii="Aptos" w:hAnsi="Aptos" w:cs="Helvetica"/>
+          <w:kern w:val="0"/>
+        </w:rPr>
+        <w:tab/>
+        <w:t xml:space="preserve">L. Nuijens, B. Medeiros, I. Sandu, M. Ahlgrimm, Observed and modeled patterns of covariability between low-level cloudiness and the structure of the trade-wind layer. </w:t>
+      </w:r>
+      <w:r>
+        <w:rPr>
+          <w:rFonts w:ascii="Aptos" w:hAnsi="Aptos" w:cs="Helvetica"/>
+          <w:i/>
+          <w:iCs/>
+          <w:kern w:val="0"/>
+        </w:rPr>
+        <w:t>Journal of Advances in Modeling Earth Systems</w:t>
+      </w:r>
+      <w:r>
+        <w:rPr>
+          <w:rFonts w:ascii="Aptos" w:hAnsi="Aptos" w:cs="Helvetica"/>
+          <w:kern w:val="0"/>
+        </w:rPr>
+        <w:t xml:space="preserve"> </w:t>
+      </w:r>
+      <w:r>
+        <w:rPr>
+          <w:rFonts w:ascii="Aptos" w:hAnsi="Aptos" w:cs="Helvetica"/>
+          <w:b/>
+          <w:bCs/>
+          <w:kern w:val="0"/>
+        </w:rPr>
+        <w:t>7</w:t>
+      </w:r>
+      <w:r>
+        <w:rPr>
+          <w:rFonts w:ascii="Aptos" w:hAnsi="Aptos" w:cs="Helvetica"/>
+          <w:kern w:val="0"/>
+        </w:rPr>
+        <w:t>, 1741–1764 (2015).</w:t>
+      </w:r>
+    </w:p>
+    <w:p>
+      <w:pPr>
+        <w:tabs>
+          <w:tab w:val="left" w:pos="504"/>
+        </w:tabs>
+        <w:autoSpaceDE w:val="0"/>
+        <w:autoSpaceDN w:val="0"/>
+        <w:adjustRightInd w:val="0"/>
+        <w:spacing w:after="240" w:line="240" w:lineRule="auto"/>
+        <w:ind w:left="504" w:hanging="504"/>
+        <w:rPr>
+          <w:rFonts w:ascii="Aptos" w:hAnsi="Aptos" w:cs="Helvetica"/>
+          <w:kern w:val="0"/>
+        </w:rPr>
+      </w:pPr>
+      <w:r>
+        <w:rPr>
+          <w:rFonts w:ascii="Aptos" w:hAnsi="Aptos" w:cs="Helvetica"/>
+          <w:kern w:val="0"/>
+        </w:rPr>
+        <w:t xml:space="preserve">18. </w:t>
+      </w:r>
+      <w:r>
+        <w:rPr>
+          <w:rFonts w:ascii="Aptos" w:hAnsi="Aptos" w:cs="Helvetica"/>
+          <w:kern w:val="0"/>
+        </w:rPr>
+        <w:tab/>
+        <w:t xml:space="preserve">I. Richter, S.-P. Xie, On the origin of equatorial Atlantic biases in coupled general circulation models. </w:t>
+      </w:r>
+      <w:r>
+        <w:rPr>
+          <w:rFonts w:ascii="Aptos" w:hAnsi="Aptos" w:cs="Helvetica"/>
+          <w:i/>
+          <w:iCs/>
+          <w:kern w:val="0"/>
+        </w:rPr>
+        <w:t>Climate Dynamics</w:t>
+      </w:r>
+      <w:r>
+        <w:rPr>
+          <w:rFonts w:ascii="Aptos" w:hAnsi="Aptos" w:cs="Helvetica"/>
+          <w:kern w:val="0"/>
+        </w:rPr>
+        <w:t xml:space="preserve"> </w:t>
+      </w:r>
+      <w:r>
+        <w:rPr>
+          <w:rFonts w:ascii="Aptos" w:hAnsi="Aptos" w:cs="Helvetica"/>
+          <w:b/>
+          <w:bCs/>
+          <w:kern w:val="0"/>
+        </w:rPr>
+        <w:t>31</w:t>
+      </w:r>
+      <w:r>
+        <w:rPr>
+          <w:rFonts w:ascii="Aptos" w:hAnsi="Aptos" w:cs="Helvetica"/>
+          <w:kern w:val="0"/>
+        </w:rPr>
+        <w:t>, 587–598 (2008).</w:t>
+      </w:r>
+    </w:p>
+    <w:p>
+      <w:pPr>
+        <w:tabs>
+          <w:tab w:val="left" w:pos="504"/>
+        </w:tabs>
+        <w:autoSpaceDE w:val="0"/>
+        <w:autoSpaceDN w:val="0"/>
+        <w:adjustRightInd w:val="0"/>
+        <w:spacing w:after="240" w:line="240" w:lineRule="auto"/>
+        <w:ind w:left="504" w:hanging="504"/>
+        <w:rPr>
+          <w:rFonts w:ascii="Aptos" w:hAnsi="Aptos" w:cs="Helvetica"/>
+          <w:kern w:val="0"/>
+        </w:rPr>
+      </w:pPr>
+      <w:r>
+        <w:rPr>
+          <w:rFonts w:ascii="Aptos" w:hAnsi="Aptos" w:cs="Helvetica"/>
+          <w:kern w:val="0"/>
+        </w:rPr>
+        <w:t xml:space="preserve">19. </w:t>
+      </w:r>
+      <w:r>
+        <w:rPr>
+          <w:rFonts w:ascii="Aptos" w:hAnsi="Aptos" w:cs="Helvetica"/>
+          <w:kern w:val="0"/>
+        </w:rPr>
+        <w:tab/>
+        <w:t xml:space="preserve">S. C. Sherwood, S. Bony, J.-L. Dufresne, Spread in model climate sensitivity traced to atmospheric convective mixing. </w:t>
+      </w:r>
+      <w:r>
+        <w:rPr>
+          <w:rFonts w:ascii="Aptos" w:hAnsi="Aptos" w:cs="Helvetica"/>
+          <w:i/>
+          <w:iCs/>
+          <w:kern w:val="0"/>
+        </w:rPr>
+        <w:t>Nature</w:t>
+      </w:r>
+      <w:r>
+        <w:rPr>
+          <w:rFonts w:ascii="Aptos" w:hAnsi="Aptos" w:cs="Helvetica"/>
+          <w:kern w:val="0"/>
+        </w:rPr>
+        <w:t xml:space="preserve"> </w:t>
+      </w:r>
+      <w:r>
+        <w:rPr>
+          <w:rFonts w:ascii="Aptos" w:hAnsi="Aptos" w:cs="Helvetica"/>
+          <w:b/>
+          <w:bCs/>
+          <w:kern w:val="0"/>
+        </w:rPr>
+        <w:t>505</w:t>
+      </w:r>
+      <w:r>
+        <w:rPr>
+          <w:rFonts w:ascii="Aptos" w:hAnsi="Aptos" w:cs="Helvetica"/>
+          <w:kern w:val="0"/>
+        </w:rPr>
+        <w:t>, 37–42 (2014).</w:t>
+      </w:r>
+    </w:p>
+    <w:p>
+      <w:pPr>
+        <w:tabs>
+          <w:tab w:val="left" w:pos="504"/>
+        </w:tabs>
+        <w:autoSpaceDE w:val="0"/>
+        <w:autoSpaceDN w:val="0"/>
+        <w:adjustRightInd w:val="0"/>
+        <w:spacing w:after="240" w:line="240" w:lineRule="auto"/>
+        <w:ind w:left="504" w:hanging="504"/>
+        <w:rPr>
+          <w:rFonts w:ascii="Aptos" w:hAnsi="Aptos" w:cs="Helvetica"/>
+          <w:kern w:val="0"/>
+        </w:rPr>
+      </w:pPr>
+      <w:r>
+        <w:rPr>
+          <w:rFonts w:ascii="Aptos" w:hAnsi="Aptos" w:cs="Helvetica"/>
+          <w:kern w:val="0"/>
+        </w:rPr>
+        <w:t xml:space="preserve">20. </w:t>
+      </w:r>
+      <w:r>
+        <w:rPr>
+          <w:rFonts w:ascii="Aptos" w:hAnsi="Aptos" w:cs="Helvetica"/>
+          <w:kern w:val="0"/>
+        </w:rPr>
+        <w:tab/>
+        <w:t xml:space="preserve">A. P. Siebesma, C. S. Bretherton, A. Brown, A. Chlond, J. Cuxart, P. G. Duynkerke, H. Jiang, M. Khairoutdinov, D. Lewellen, C.-H. Moeng, E. Sanchez, B. Stevens, D. E. Stevens, A Large Eddy Simulation Intercomparison Study of Shallow Cumulus Convection. </w:t>
+      </w:r>
+      <w:r>
+        <w:rPr>
+          <w:rFonts w:ascii="Aptos" w:hAnsi="Aptos" w:cs="Helvetica"/>
+          <w:i/>
+          <w:iCs/>
+          <w:kern w:val="0"/>
+        </w:rPr>
+        <w:t>Journal of the Atmospheric Sciences</w:t>
+      </w:r>
+      <w:r>
+        <w:rPr>
+          <w:rFonts w:ascii="Aptos" w:hAnsi="Aptos" w:cs="Helvetica"/>
+          <w:kern w:val="0"/>
+        </w:rPr>
+        <w:t xml:space="preserve"> </w:t>
+      </w:r>
+      <w:r>
+        <w:rPr>
+          <w:rFonts w:ascii="Aptos" w:hAnsi="Aptos" w:cs="Helvetica"/>
+          <w:b/>
+          <w:bCs/>
+          <w:kern w:val="0"/>
+        </w:rPr>
+        <w:t>60</w:t>
+      </w:r>
+      <w:r>
+        <w:rPr>
+          <w:rFonts w:ascii="Aptos" w:hAnsi="Aptos" w:cs="Helvetica"/>
+          <w:kern w:val="0"/>
+        </w:rPr>
+        <w:t>, 1201–1219 (2003).</w:t>
+      </w:r>
+    </w:p>
+    <w:p>
+      <w:pPr>
+        <w:tabs>
+          <w:tab w:val="left" w:pos="504"/>
+        </w:tabs>
+        <w:autoSpaceDE w:val="0"/>
+        <w:autoSpaceDN w:val="0"/>
+        <w:adjustRightInd w:val="0"/>
+        <w:spacing w:after="240" w:line="240" w:lineRule="auto"/>
+        <w:ind w:left="504" w:hanging="504"/>
+        <w:rPr>
+          <w:rFonts w:ascii="Aptos" w:hAnsi="Aptos" w:cs="Helvetica"/>
+          <w:kern w:val="0"/>
+        </w:rPr>
+      </w:pPr>
+      <w:r>
+        <w:rPr>
+          <w:rFonts w:ascii="Aptos" w:hAnsi="Aptos" w:cs="Helvetica"/>
+          <w:kern w:val="0"/>
+        </w:rPr>
+        <w:lastRenderedPageBreak/>
+        <w:t xml:space="preserve">21. </w:t>
+      </w:r>
+      <w:r>
+        <w:rPr>
+          <w:rFonts w:ascii="Aptos" w:hAnsi="Aptos" w:cs="Helvetica"/>
+          <w:kern w:val="0"/>
+        </w:rPr>
+        <w:tab/>
+        <w:t xml:space="preserve">G. Sommeria, J. Deardorff, Subgrid-scale condensation in models of nonprecipitating clouds. </w:t>
+      </w:r>
+      <w:r>
+        <w:rPr>
+          <w:rFonts w:ascii="Aptos" w:hAnsi="Aptos" w:cs="Helvetica"/>
+          <w:i/>
+          <w:iCs/>
+          <w:kern w:val="0"/>
+        </w:rPr>
+        <w:t>Journal of the Atmospheric Sciences</w:t>
+      </w:r>
+      <w:r>
+        <w:rPr>
+          <w:rFonts w:ascii="Aptos" w:hAnsi="Aptos" w:cs="Helvetica"/>
+          <w:kern w:val="0"/>
+        </w:rPr>
+        <w:t xml:space="preserve"> </w:t>
+      </w:r>
+      <w:r>
+        <w:rPr>
+          <w:rFonts w:ascii="Aptos" w:hAnsi="Aptos" w:cs="Helvetica"/>
+          <w:b/>
+          <w:bCs/>
+          <w:kern w:val="0"/>
+        </w:rPr>
+        <w:t>34</w:t>
+      </w:r>
+      <w:r>
+        <w:rPr>
+          <w:rFonts w:ascii="Aptos" w:hAnsi="Aptos" w:cs="Helvetica"/>
+          <w:kern w:val="0"/>
+        </w:rPr>
+        <w:t>, 344–355 (1977).</w:t>
+      </w:r>
+    </w:p>
+    <w:p>
+      <w:pPr>
+        <w:tabs>
+          <w:tab w:val="left" w:pos="504"/>
+        </w:tabs>
+        <w:autoSpaceDE w:val="0"/>
+        <w:autoSpaceDN w:val="0"/>
+        <w:adjustRightInd w:val="0"/>
+        <w:spacing w:after="240" w:line="240" w:lineRule="auto"/>
+        <w:ind w:left="504" w:hanging="504"/>
+        <w:rPr>
+          <w:rFonts w:ascii="Aptos" w:hAnsi="Aptos" w:cs="Helvetica"/>
+          <w:kern w:val="0"/>
+        </w:rPr>
+      </w:pPr>
+      <w:r>
+        <w:rPr>
+          <w:rFonts w:ascii="Aptos" w:hAnsi="Aptos" w:cs="Helvetica"/>
+          <w:kern w:val="0"/>
+        </w:rPr>
+        <w:t xml:space="preserve">22. </w:t>
+      </w:r>
+      <w:r>
+        <w:rPr>
+          <w:rFonts w:ascii="Aptos" w:hAnsi="Aptos" w:cs="Helvetica"/>
+          <w:kern w:val="0"/>
+        </w:rPr>
+        <w:tab/>
+        <w:t xml:space="preserve">C. C. Stephan, Mechanism for the Formation of Arc-Shaped Cloud Lines over the Tropical Oceans. </w:t>
+      </w:r>
+      <w:r>
+        <w:rPr>
+          <w:rFonts w:ascii="Aptos" w:hAnsi="Aptos" w:cs="Helvetica"/>
+          <w:i/>
+          <w:iCs/>
+          <w:kern w:val="0"/>
+        </w:rPr>
+        <w:t>Journal of the Atmospheric Sciences</w:t>
+      </w:r>
+      <w:r>
+        <w:rPr>
+          <w:rFonts w:ascii="Aptos" w:hAnsi="Aptos" w:cs="Helvetica"/>
+          <w:kern w:val="0"/>
+        </w:rPr>
+        <w:t xml:space="preserve"> </w:t>
+      </w:r>
+      <w:r>
+        <w:rPr>
+          <w:rFonts w:ascii="Aptos" w:hAnsi="Aptos" w:cs="Helvetica"/>
+          <w:b/>
+          <w:bCs/>
+          <w:kern w:val="0"/>
+        </w:rPr>
+        <w:t>78</w:t>
+      </w:r>
+      <w:r>
+        <w:rPr>
+          <w:rFonts w:ascii="Aptos" w:hAnsi="Aptos" w:cs="Helvetica"/>
+          <w:kern w:val="0"/>
+        </w:rPr>
+        <w:t>, 817–824 (2021).</w:t>
+      </w:r>
+    </w:p>
+    <w:p>
+      <w:pPr>
+        <w:tabs>
+          <w:tab w:val="left" w:pos="504"/>
+        </w:tabs>
+        <w:autoSpaceDE w:val="0"/>
+        <w:autoSpaceDN w:val="0"/>
+        <w:adjustRightInd w:val="0"/>
+        <w:spacing w:after="240" w:line="240" w:lineRule="auto"/>
+        <w:ind w:left="504" w:hanging="504"/>
+        <w:rPr>
+          <w:rFonts w:ascii="Aptos" w:hAnsi="Aptos" w:cs="Helvetica"/>
+          <w:kern w:val="0"/>
+        </w:rPr>
+      </w:pPr>
+      <w:r>
+        <w:rPr>
+          <w:rFonts w:ascii="Aptos" w:hAnsi="Aptos" w:cs="Helvetica"/>
+          <w:kern w:val="0"/>
+        </w:rPr>
+        <w:t xml:space="preserve">23. </w:t>
+      </w:r>
+      <w:r>
+        <w:rPr>
+          <w:rFonts w:ascii="Aptos" w:hAnsi="Aptos" w:cs="Helvetica"/>
+          <w:kern w:val="0"/>
+        </w:rPr>
+        <w:tab/>
+        <w:t>C. C. Stephan, S. Schnitt, H. Schulz, H. Bellenger, S. P. de Szoeke, C. Acquistapace, K. Baier, T. Dauhut, R. Laxenaire, Y. Morfa-Avalos, R. Person, E. Quiñones Meléndez, G. Bagheri, T. Böck, A. Daley, J. Güttler, K. C. Helfer, S. A. Los, A. Neuberger, J. Röttenbacher, A. Raeke, M. Ringel, M. Ritschel, P. Sadoulet, I. Schirmacher, M. K. Stolla, E. Wright, B. Charpentier, A. Doerenbecher, R. Wilson, F. Jansen, S. Kinne, G. Reverdin, S. Speich, S. Bony, B. Stevens, Ship- and island-based atmospheric soundings from the 2020 EUREC</w:t>
+      </w:r>
+      <w:r>
+        <w:rPr>
+          <w:rFonts w:ascii="Aptos" w:hAnsi="Aptos" w:cs="Helvetica"/>
+          <w:kern w:val="0"/>
+          <w:vertAlign w:val="superscript"/>
+        </w:rPr>
+        <w:t>4</w:t>
+      </w:r>
+      <w:r>
+        <w:rPr>
+          <w:rFonts w:ascii="Aptos" w:hAnsi="Aptos" w:cs="Helvetica"/>
+          <w:kern w:val="0"/>
+        </w:rPr>
+        <w:t xml:space="preserve">A field campaign. </w:t>
+      </w:r>
+      <w:r>
+        <w:rPr>
+          <w:rFonts w:ascii="Aptos" w:hAnsi="Aptos" w:cs="Helvetica"/>
+          <w:i/>
+          <w:iCs/>
+          <w:kern w:val="0"/>
+        </w:rPr>
+        <w:t>Earth System Science Data</w:t>
+      </w:r>
+      <w:r>
+        <w:rPr>
+          <w:rFonts w:ascii="Aptos" w:hAnsi="Aptos" w:cs="Helvetica"/>
+          <w:kern w:val="0"/>
+        </w:rPr>
+        <w:t xml:space="preserve"> </w:t>
+      </w:r>
+      <w:r>
+        <w:rPr>
+          <w:rFonts w:ascii="Aptos" w:hAnsi="Aptos" w:cs="Helvetica"/>
+          <w:b/>
+          <w:bCs/>
+          <w:kern w:val="0"/>
+        </w:rPr>
+        <w:t>13</w:t>
+      </w:r>
+      <w:r>
+        <w:rPr>
+          <w:rFonts w:ascii="Aptos" w:hAnsi="Aptos" w:cs="Helvetica"/>
+          <w:kern w:val="0"/>
+        </w:rPr>
+        <w:t>, 491–514 (2021).</w:t>
+      </w:r>
+    </w:p>
+    <w:p>
+      <w:pPr>
+        <w:tabs>
+          <w:tab w:val="left" w:pos="504"/>
+        </w:tabs>
+        <w:autoSpaceDE w:val="0"/>
+        <w:autoSpaceDN w:val="0"/>
+        <w:adjustRightInd w:val="0"/>
+        <w:spacing w:after="240" w:line="240" w:lineRule="auto"/>
+        <w:ind w:left="504" w:hanging="504"/>
+        <w:rPr>
+          <w:rFonts w:ascii="Aptos" w:hAnsi="Aptos" w:cs="Helvetica"/>
+          <w:kern w:val="0"/>
+        </w:rPr>
+      </w:pPr>
+      <w:r>
+        <w:rPr>
+          <w:rFonts w:ascii="Aptos" w:hAnsi="Aptos" w:cs="Helvetica"/>
+          <w:kern w:val="0"/>
+        </w:rPr>
+        <w:t xml:space="preserve">24. </w:t>
+      </w:r>
+      <w:r>
+        <w:rPr>
+          <w:rFonts w:ascii="Aptos" w:hAnsi="Aptos" w:cs="Helvetica"/>
+          <w:kern w:val="0"/>
+        </w:rPr>
+        <w:tab/>
+        <w:t xml:space="preserve">B. Stevens, F. Ament, S. Bony, S. Crewell, F. Ewald, S. Gross, A. Hansen, L. Hirsch, M. Jacob, T. Kölling, H. Konow, B. Mayer, M. Wendisch, M. Wirth, K. Wolf, S. Bakan, M. Bauer-Pfundstein, M. Brueck, J. Delanoë, A. Ehrlich, D. Farrell, M. Forde, F. Gödde, H. Grob, M. Hagen, E. Jäkel, F. Jansen, C. Klepp, M. Klingebiel, M. Mech, G. Peters, M. Rapp, A. A. Wing, T. Zinner, A High-Altitude Long-Range Aircraft Configured as a Cloud Observatory: The NARVAL Expeditions. </w:t>
+      </w:r>
+      <w:r>
+        <w:rPr>
+          <w:rFonts w:ascii="Aptos" w:hAnsi="Aptos" w:cs="Helvetica"/>
+          <w:i/>
+          <w:iCs/>
+          <w:kern w:val="0"/>
+        </w:rPr>
+        <w:t>Bulletin of the American Meteorological Society</w:t>
+      </w:r>
+      <w:r>
+        <w:rPr>
+          <w:rFonts w:ascii="Aptos" w:hAnsi="Aptos" w:cs="Helvetica"/>
+          <w:kern w:val="0"/>
+        </w:rPr>
+        <w:t xml:space="preserve"> </w:t>
+      </w:r>
+      <w:r>
+        <w:rPr>
+          <w:rFonts w:ascii="Aptos" w:hAnsi="Aptos" w:cs="Helvetica"/>
+          <w:b/>
+          <w:bCs/>
+          <w:kern w:val="0"/>
+        </w:rPr>
+        <w:t>100</w:t>
+      </w:r>
+      <w:r>
+        <w:rPr>
+          <w:rFonts w:ascii="Aptos" w:hAnsi="Aptos" w:cs="Helvetica"/>
+          <w:kern w:val="0"/>
+        </w:rPr>
+        <w:t>, 1061–1077 (2019).</w:t>
+      </w:r>
+    </w:p>
+    <w:p>
+      <w:pPr>
+        <w:tabs>
+          <w:tab w:val="left" w:pos="504"/>
+        </w:tabs>
+        <w:autoSpaceDE w:val="0"/>
+        <w:autoSpaceDN w:val="0"/>
+        <w:adjustRightInd w:val="0"/>
+        <w:spacing w:after="240" w:line="240" w:lineRule="auto"/>
+        <w:ind w:left="504" w:hanging="504"/>
+        <w:rPr>
+          <w:rFonts w:ascii="Aptos" w:hAnsi="Aptos" w:cs="Helvetica"/>
+          <w:kern w:val="0"/>
+        </w:rPr>
+      </w:pPr>
+      <w:r>
+        <w:rPr>
+          <w:rFonts w:ascii="Aptos" w:hAnsi="Aptos" w:cs="Helvetica"/>
+          <w:kern w:val="0"/>
+        </w:rPr>
+        <w:t xml:space="preserve">25. </w:t>
+      </w:r>
+      <w:r>
+        <w:rPr>
+          <w:rFonts w:ascii="Aptos" w:hAnsi="Aptos" w:cs="Helvetica"/>
+          <w:kern w:val="0"/>
+        </w:rPr>
+        <w:tab/>
+        <w:t xml:space="preserve">B. Stevens, S. Bony, D. Farrell, F. Ament, A. Blyth, C. Fairall, J. Karstensen, P. K. Quinn, S. Speich, C. Acquistapace, F. Aemisegger, A. L. Albright, H. Bellenger, E. Bodenschatz, K.-A. Caesar, R. Chewitt-Lucas, G. de Boer, J. Delanoë, L. Denby, F. Ewald, B. Fildier, M. Forde, G. George, S. Gross, M. Hagen, A. Hausold, K. J. Heywood, L. Hirsch, M. Jacob, F. Jansen, S. Kinne, D. Klocke, T. Kölling, H. Konow, M. Lothon, W. Mohr, A. K. Naumann, L. Nuijens, L. Olivier, R. Pincus, M. Pöhlker, G. Reverdin, G. Roberts, S. Schnitt, H. Schulz, A. P. Siebesma, C. C. Stephan, P. Sullivan, L. Touzé-Peiffer, J. Vial, R. Vogel, P. Zuidema, N. Alexander, L. Alves, S. Arixi, H. Asmath, G. Bagheri, K. Baier, A. Bailey, D. Baranowski, A. Baron, S. Barrau, P. A. Barrett, F. Batier, A. Behrendt, A. Bendinger, F. Beucher, S. Bigorre, E. Blades, P. Blossey, O. Bock, S. Böing, P. Bosser, D. Bourras, P. Bouruet-Aubertot, K. Bower, P. Branellec, H. Branger, M. Brennek, A. Brewer, P.-E. Brilouet, B. Brügmann, S. A. Buehler, E. Burke, R. Burton, R. Calmer, J.-C. Canonici, X. Carton, G. Cato Jr., J. A. Charles, P. Chazette, Y. Chen, M. T. Chilinski, T. Choularton, P. Chuang, S. Clarke, H. Coe, C. Cornet, P. Coutris, F. Couvreux, S. Crewell, T. Cronin, Z. Cui, Y. Cuypers, A. Daley, G. M. Damerell, T. Dauhut, H. Deneke, J.-P. Desbios, S. Dörner, S. Donner, V. Douet, K. Drushka, M. Dütsch, A. Ehrlich, K. Emanuel, A. Emmanouilidis, J.-C. Etienne, S. Etienne-Leblanc, G. Faure, G. Feingold, L. Ferrero, A. Fix, C. Flamant, P. J. Flatau, G. R. Foltz, L. Forster, I. Furtuna, A. Gadian, J. Galewsky, M. Gallagher, P. Gallimore, C. Gaston, C. Gentemann, N. Geyskens, A. Giez, J. Gollop, I. Gouirand, C. Gourbeyre, D. de Graaf, G. E. de Groot, R. Grosz, J. Güttler, M. Gutleben, K. Hall, G. Harris, K. C. Helfer, D. </w:t>
+      </w:r>
+      <w:r>
+        <w:rPr>
+          <w:rFonts w:ascii="Aptos" w:hAnsi="Aptos" w:cs="Helvetica"/>
+          <w:kern w:val="0"/>
+        </w:rPr>
+        <w:lastRenderedPageBreak/>
+        <w:t>Henze, C. Herbert, B. Holanda, A. Ibanez-Landeta, J. Intrieri, S. Iyer, F. Julien, H. Kalesse, J. Kazil, A. Kellman, A. T. Kidane, U. Kirchner, M. Klingebiel, M. Körner, L. A. Kremper, J. Kretzschmar, O. Krüger, W. Kumala, A. Kurz, P. L’Hégaret, M. Labaste, T. Lachlan-Cope, A. Laing, P. Landschützer, T. Lang, D. Lange, I. Lange, C. Laplace, G. Lavik, R. Laxenaire, C. Le Bihan, M. Leandro, N. Lefevre, M. Lena, D. Lenschow, Q. Li, G. Lloyd, S. Los, N. Losi, O. Lovell, C. Luneau, P. Makuch, S. Malinowski, G. Manta, E. Marinou, N. Marsden, S. Masson, N. Maury, B. Mayer, M. Mayers-Als, C. Mazel, W. McGeary, J. C. McWilliams, M. Mech, M. Mehlmann, A. N. Meroni, T. Mieslinger, A. Minikin, P. Minnett, G. Möller, Y. Morfa Avalos, C. Muller, I. Musat, A. Napoli, A. Neuberger, C. Noisel, D. Noone, F. Nordsiek, J. L. Nowak, L. Oswald, D. J. Parker, C. Peck, R. Person, M. Philippi, A. Plueddemann, C. Pöhlker, V. Pörtge, U. Pöschl, L. Pologne, M. Posyniak, M. Prange, E. Quiñones Meléndez, J. Radtke, K. Ramage, J. Reimann, L. Renault, K. Reus, A. Reyes, J. Ribbe, M. Ringel, M. Ritschel, C. B. Rocha, N. Rochetin, J. Röttenbacher, C. Rollo, H. Royer, P. Sadoulet, L. Saffin, S. Sandiford, I. Sandu, M. Schäfer, V. Schemann, I. Schirmacher, O. Schlenczek, J. Schmidt, M. Schröder, A. Schwarzenboeck, A. Sealy, C. J. Senff, I. Serikov, S. Shohan, E. Siddle, A. Smirnov, F. Späth, B. Spooner, M. K. Stolla, W. Szkółka, S. P. de Szoeke, S. Tarot, E. Tetoni, E. Thompson, J. Thomson, L. Tomassini, J. Totems, A. A. Ubele, L. Villiger, J. von Arx, T. Wagner, A. Walther, B. Webber, M. Wendisch, S. Whitehall, A. Wiltshire, A. A. Wing, M. Wirth, J. Wiskandt, K. Wolf, L. Worbes, E. Wright, V. Wulfmeyer, S. Young, C. Zhang, D. Zhang, F. Ziemen, T. Zinner, M. Zöger, EUREC</w:t>
+      </w:r>
+      <w:r>
+        <w:rPr>
+          <w:rFonts w:ascii="Aptos" w:hAnsi="Aptos" w:cs="Helvetica"/>
+          <w:kern w:val="0"/>
+          <w:vertAlign w:val="superscript"/>
+        </w:rPr>
+        <w:t>4</w:t>
+      </w:r>
+      <w:r>
+        <w:rPr>
+          <w:rFonts w:ascii="Aptos" w:hAnsi="Aptos" w:cs="Helvetica"/>
+          <w:kern w:val="0"/>
+        </w:rPr>
+        <w:t xml:space="preserve">A. </w:t>
+      </w:r>
+      <w:r>
+        <w:rPr>
+          <w:rFonts w:ascii="Aptos" w:hAnsi="Aptos" w:cs="Helvetica"/>
+          <w:i/>
+          <w:iCs/>
+          <w:kern w:val="0"/>
+        </w:rPr>
+        <w:t>Earth System Science Data</w:t>
+      </w:r>
+      <w:r>
+        <w:rPr>
+          <w:rFonts w:ascii="Aptos" w:hAnsi="Aptos" w:cs="Helvetica"/>
+          <w:kern w:val="0"/>
+        </w:rPr>
+        <w:t xml:space="preserve"> </w:t>
+      </w:r>
+      <w:r>
+        <w:rPr>
+          <w:rFonts w:ascii="Aptos" w:hAnsi="Aptos" w:cs="Helvetica"/>
+          <w:b/>
+          <w:bCs/>
+          <w:kern w:val="0"/>
+        </w:rPr>
+        <w:t>13</w:t>
+      </w:r>
+      <w:r>
+        <w:rPr>
+          <w:rFonts w:ascii="Aptos" w:hAnsi="Aptos" w:cs="Helvetica"/>
+          <w:kern w:val="0"/>
+        </w:rPr>
+        <w:t>, 4067–4119 (2021).</w:t>
+      </w:r>
+    </w:p>
+    <w:p>
+      <w:pPr>
+        <w:tabs>
+          <w:tab w:val="left" w:pos="504"/>
+        </w:tabs>
+        <w:autoSpaceDE w:val="0"/>
+        <w:autoSpaceDN w:val="0"/>
+        <w:adjustRightInd w:val="0"/>
+        <w:spacing w:after="240" w:line="240" w:lineRule="auto"/>
+        <w:ind w:left="504" w:hanging="504"/>
+        <w:rPr>
+          <w:rFonts w:ascii="Aptos" w:hAnsi="Aptos" w:cs="Helvetica"/>
+          <w:kern w:val="0"/>
+        </w:rPr>
+      </w:pPr>
+      <w:r>
+        <w:rPr>
+          <w:rFonts w:ascii="Aptos" w:hAnsi="Aptos" w:cs="Helvetica"/>
+          <w:kern w:val="0"/>
+        </w:rPr>
+        <w:t xml:space="preserve">26. </w:t>
+      </w:r>
+      <w:r>
+        <w:rPr>
+          <w:rFonts w:ascii="Aptos" w:hAnsi="Aptos" w:cs="Helvetica"/>
+          <w:kern w:val="0"/>
+        </w:rPr>
+        <w:tab/>
+        <w:t xml:space="preserve">M. Sun, D. R. Doelling, N. G. Loeb, R. C. Scott, J. Wilkins, L. T. Nguyen, P. Mlynczak, Clouds and the Earth’s Radiant Energy System (CERES) FluxByCldTyp Edition 4 Data Product. </w:t>
+      </w:r>
+      <w:r>
+        <w:rPr>
+          <w:rFonts w:ascii="Aptos" w:hAnsi="Aptos" w:cs="Helvetica"/>
+          <w:i/>
+          <w:iCs/>
+          <w:kern w:val="0"/>
+        </w:rPr>
+        <w:t>Journal of Atmospheric and Oceanic Technology</w:t>
+      </w:r>
+      <w:r>
+        <w:rPr>
+          <w:rFonts w:ascii="Aptos" w:hAnsi="Aptos" w:cs="Helvetica"/>
+          <w:kern w:val="0"/>
+        </w:rPr>
+        <w:t xml:space="preserve"> </w:t>
+      </w:r>
+      <w:r>
+        <w:rPr>
+          <w:rFonts w:ascii="Aptos" w:hAnsi="Aptos" w:cs="Helvetica"/>
+          <w:b/>
+          <w:bCs/>
+          <w:kern w:val="0"/>
+        </w:rPr>
+        <w:t>39</w:t>
+      </w:r>
+      <w:r>
+        <w:rPr>
+          <w:rFonts w:ascii="Aptos" w:hAnsi="Aptos" w:cs="Helvetica"/>
+          <w:kern w:val="0"/>
+        </w:rPr>
+        <w:t>, 303–318 (2022).</w:t>
+      </w:r>
+    </w:p>
+    <w:p>
+      <w:pPr>
+        <w:tabs>
+          <w:tab w:val="left" w:pos="504"/>
+        </w:tabs>
+        <w:autoSpaceDE w:val="0"/>
+        <w:autoSpaceDN w:val="0"/>
+        <w:adjustRightInd w:val="0"/>
+        <w:spacing w:after="240" w:line="240" w:lineRule="auto"/>
+        <w:ind w:left="504" w:hanging="504"/>
+        <w:rPr>
+          <w:rFonts w:ascii="Aptos" w:hAnsi="Aptos" w:cs="Helvetica"/>
+          <w:kern w:val="0"/>
+        </w:rPr>
+      </w:pPr>
+      <w:r>
+        <w:rPr>
+          <w:rFonts w:ascii="Aptos" w:hAnsi="Aptos" w:cs="Helvetica"/>
+          <w:kern w:val="0"/>
+        </w:rPr>
+        <w:t xml:space="preserve">27. </w:t>
+      </w:r>
+      <w:r>
+        <w:rPr>
+          <w:rFonts w:ascii="Aptos" w:hAnsi="Aptos" w:cs="Helvetica"/>
+          <w:kern w:val="0"/>
+        </w:rPr>
+        <w:tab/>
+        <w:t xml:space="preserve">F. Tornow, C. Domenech, H. W. Barker, R. Preusker, J. Fischer, Using two-stream theory to capture fluctuations of satellite-perceived TOA SW radiances reflected from clouds over ocean. </w:t>
+      </w:r>
+      <w:r>
+        <w:rPr>
+          <w:rFonts w:ascii="Aptos" w:hAnsi="Aptos" w:cs="Helvetica"/>
+          <w:i/>
+          <w:iCs/>
+          <w:kern w:val="0"/>
+        </w:rPr>
+        <w:t>Atmospheric Measurement Techniques</w:t>
+      </w:r>
+      <w:r>
+        <w:rPr>
+          <w:rFonts w:ascii="Aptos" w:hAnsi="Aptos" w:cs="Helvetica"/>
+          <w:kern w:val="0"/>
+        </w:rPr>
+        <w:t xml:space="preserve"> </w:t>
+      </w:r>
+      <w:r>
+        <w:rPr>
+          <w:rFonts w:ascii="Aptos" w:hAnsi="Aptos" w:cs="Helvetica"/>
+          <w:b/>
+          <w:bCs/>
+          <w:kern w:val="0"/>
+        </w:rPr>
+        <w:t>13</w:t>
+      </w:r>
+      <w:r>
+        <w:rPr>
+          <w:rFonts w:ascii="Aptos" w:hAnsi="Aptos" w:cs="Helvetica"/>
+          <w:kern w:val="0"/>
+        </w:rPr>
+        <w:t>, 3909–3922 (2020).</w:t>
+      </w:r>
+    </w:p>
+    <w:p>
+      <w:pPr>
+        <w:tabs>
+          <w:tab w:val="left" w:pos="504"/>
+        </w:tabs>
+        <w:autoSpaceDE w:val="0"/>
+        <w:autoSpaceDN w:val="0"/>
+        <w:adjustRightInd w:val="0"/>
+        <w:spacing w:after="240" w:line="240" w:lineRule="auto"/>
+        <w:ind w:left="504" w:hanging="504"/>
+        <w:rPr>
+          <w:rFonts w:ascii="Aptos" w:hAnsi="Aptos" w:cs="Helvetica"/>
+          <w:kern w:val="0"/>
+        </w:rPr>
+      </w:pPr>
+      <w:r>
+        <w:rPr>
+          <w:rFonts w:ascii="Aptos" w:hAnsi="Aptos" w:cs="Helvetica"/>
+          <w:kern w:val="0"/>
+        </w:rPr>
+        <w:t xml:space="preserve">28. </w:t>
+      </w:r>
+      <w:r>
+        <w:rPr>
+          <w:rFonts w:ascii="Aptos" w:hAnsi="Aptos" w:cs="Helvetica"/>
+          <w:kern w:val="0"/>
+        </w:rPr>
+        <w:tab/>
+        <w:t xml:space="preserve">G. Tselioudis, W. B. Rossow, C. Jakob, J. Remillard, D. Tropf, Y. Zhang, Evaluation of Clouds, Radiation, and Precipitation in CMIP6 Models Using Global Weather States Derived from ISCCP-H Cloud Property Data. </w:t>
+      </w:r>
+      <w:r>
+        <w:rPr>
+          <w:rFonts w:ascii="Aptos" w:hAnsi="Aptos" w:cs="Helvetica"/>
+          <w:i/>
+          <w:iCs/>
+          <w:kern w:val="0"/>
+        </w:rPr>
+        <w:t>Journal of Climate</w:t>
+      </w:r>
+      <w:r>
+        <w:rPr>
+          <w:rFonts w:ascii="Aptos" w:hAnsi="Aptos" w:cs="Helvetica"/>
+          <w:kern w:val="0"/>
+        </w:rPr>
+        <w:t xml:space="preserve"> </w:t>
+      </w:r>
+      <w:r>
+        <w:rPr>
+          <w:rFonts w:ascii="Aptos" w:hAnsi="Aptos" w:cs="Helvetica"/>
+          <w:b/>
+          <w:bCs/>
+          <w:kern w:val="0"/>
+        </w:rPr>
+        <w:t>34</w:t>
+      </w:r>
+      <w:r>
+        <w:rPr>
+          <w:rFonts w:ascii="Aptos" w:hAnsi="Aptos" w:cs="Helvetica"/>
+          <w:kern w:val="0"/>
+        </w:rPr>
+        <w:t>, 7311–7324 (2021).</w:t>
+      </w:r>
+    </w:p>
+    <w:p>
+      <w:pPr>
+        <w:tabs>
+          <w:tab w:val="left" w:pos="504"/>
+        </w:tabs>
+        <w:autoSpaceDE w:val="0"/>
+        <w:autoSpaceDN w:val="0"/>
+        <w:adjustRightInd w:val="0"/>
+        <w:spacing w:after="240" w:line="240" w:lineRule="auto"/>
+        <w:ind w:left="504" w:hanging="504"/>
+        <w:rPr>
+          <w:rFonts w:ascii="Aptos" w:hAnsi="Aptos" w:cs="Helvetica"/>
+          <w:kern w:val="0"/>
+        </w:rPr>
+      </w:pPr>
+      <w:r>
+        <w:rPr>
+          <w:rFonts w:ascii="Aptos" w:hAnsi="Aptos" w:cs="Helvetica"/>
+          <w:kern w:val="0"/>
+        </w:rPr>
+        <w:t xml:space="preserve">29. </w:t>
+      </w:r>
+      <w:r>
+        <w:rPr>
+          <w:rFonts w:ascii="Aptos" w:hAnsi="Aptos" w:cs="Helvetica"/>
+          <w:kern w:val="0"/>
+        </w:rPr>
+        <w:tab/>
+        <w:t xml:space="preserve">G. A. Vecchi, B. J. Soden, Global Warming and the Weakening of the Tropical Circulation. </w:t>
+      </w:r>
+      <w:r>
+        <w:rPr>
+          <w:rFonts w:ascii="Aptos" w:hAnsi="Aptos" w:cs="Helvetica"/>
+          <w:i/>
+          <w:iCs/>
+          <w:kern w:val="0"/>
+        </w:rPr>
+        <w:t>Journal of Climate</w:t>
+      </w:r>
+      <w:r>
+        <w:rPr>
+          <w:rFonts w:ascii="Aptos" w:hAnsi="Aptos" w:cs="Helvetica"/>
+          <w:kern w:val="0"/>
+        </w:rPr>
+        <w:t xml:space="preserve"> </w:t>
+      </w:r>
+      <w:r>
+        <w:rPr>
+          <w:rFonts w:ascii="Aptos" w:hAnsi="Aptos" w:cs="Helvetica"/>
+          <w:b/>
+          <w:bCs/>
+          <w:kern w:val="0"/>
+        </w:rPr>
+        <w:t>20</w:t>
+      </w:r>
+      <w:r>
+        <w:rPr>
+          <w:rFonts w:ascii="Aptos" w:hAnsi="Aptos" w:cs="Helvetica"/>
+          <w:kern w:val="0"/>
+        </w:rPr>
+        <w:t>, 4316–4340 (2007).</w:t>
+      </w:r>
+    </w:p>
+    <w:p>
+      <w:pPr>
+        <w:tabs>
+          <w:tab w:val="left" w:pos="504"/>
+        </w:tabs>
+        <w:autoSpaceDE w:val="0"/>
+        <w:autoSpaceDN w:val="0"/>
+        <w:adjustRightInd w:val="0"/>
+        <w:spacing w:after="240" w:line="240" w:lineRule="auto"/>
+        <w:ind w:left="504" w:hanging="504"/>
+        <w:rPr>
+          <w:rFonts w:ascii="Aptos" w:hAnsi="Aptos" w:cs="Helvetica"/>
+          <w:kern w:val="0"/>
+        </w:rPr>
+      </w:pPr>
+      <w:r>
+        <w:rPr>
+          <w:rFonts w:ascii="Aptos" w:hAnsi="Aptos" w:cs="Helvetica"/>
+          <w:kern w:val="0"/>
+        </w:rPr>
+        <w:t xml:space="preserve">30. </w:t>
+      </w:r>
+      <w:r>
+        <w:rPr>
+          <w:rFonts w:ascii="Aptos" w:hAnsi="Aptos" w:cs="Helvetica"/>
+          <w:kern w:val="0"/>
+        </w:rPr>
+        <w:tab/>
+        <w:t xml:space="preserve">J. Vial, S. Bony, B. Stevens, R. Vogel, Mechanisms and Model Diversity of Trade-Wind Shallow Cumulus Cloud Feedbacks: A Review. </w:t>
+      </w:r>
+      <w:r>
+        <w:rPr>
+          <w:rFonts w:ascii="Aptos" w:hAnsi="Aptos" w:cs="Helvetica"/>
+          <w:i/>
+          <w:iCs/>
+          <w:kern w:val="0"/>
+        </w:rPr>
+        <w:t>Surv Geophys</w:t>
+      </w:r>
+      <w:r>
+        <w:rPr>
+          <w:rFonts w:ascii="Aptos" w:hAnsi="Aptos" w:cs="Helvetica"/>
+          <w:kern w:val="0"/>
+        </w:rPr>
+        <w:t xml:space="preserve"> </w:t>
+      </w:r>
+      <w:r>
+        <w:rPr>
+          <w:rFonts w:ascii="Aptos" w:hAnsi="Aptos" w:cs="Helvetica"/>
+          <w:b/>
+          <w:bCs/>
+          <w:kern w:val="0"/>
+        </w:rPr>
+        <w:t>38</w:t>
+      </w:r>
+      <w:r>
+        <w:rPr>
+          <w:rFonts w:ascii="Aptos" w:hAnsi="Aptos" w:cs="Helvetica"/>
+          <w:kern w:val="0"/>
+        </w:rPr>
+        <w:t>, 1331–1353 (2017).</w:t>
+      </w:r>
+    </w:p>
+    <w:p>
+      <w:pPr>
+        <w:tabs>
+          <w:tab w:val="left" w:pos="504"/>
+        </w:tabs>
+        <w:autoSpaceDE w:val="0"/>
+        <w:autoSpaceDN w:val="0"/>
+        <w:adjustRightInd w:val="0"/>
+        <w:spacing w:after="240" w:line="240" w:lineRule="auto"/>
+        <w:ind w:left="504" w:hanging="504"/>
+        <w:rPr>
+          <w:rFonts w:ascii="Aptos" w:hAnsi="Aptos" w:cs="Helvetica"/>
+          <w:kern w:val="0"/>
+        </w:rPr>
+      </w:pPr>
+      <w:r>
+        <w:rPr>
+          <w:rFonts w:ascii="Aptos" w:hAnsi="Aptos" w:cs="Helvetica"/>
+          <w:kern w:val="0"/>
+        </w:rPr>
+        <w:t xml:space="preserve">31. </w:t>
+      </w:r>
+      <w:r>
+        <w:rPr>
+          <w:rFonts w:ascii="Aptos" w:hAnsi="Aptos" w:cs="Helvetica"/>
+          <w:kern w:val="0"/>
+        </w:rPr>
+        <w:tab/>
+        <w:t xml:space="preserve">R. Vogel, A. L. Albright, J. Vial, G. George, B. Stevens, S. Bony, Strong cloud–circulation coupling explains weak trade cumulus feedback. </w:t>
+      </w:r>
+      <w:r>
+        <w:rPr>
+          <w:rFonts w:ascii="Aptos" w:hAnsi="Aptos" w:cs="Helvetica"/>
+          <w:i/>
+          <w:iCs/>
+          <w:kern w:val="0"/>
+        </w:rPr>
+        <w:t>Nature</w:t>
+      </w:r>
+      <w:r>
+        <w:rPr>
+          <w:rFonts w:ascii="Aptos" w:hAnsi="Aptos" w:cs="Helvetica"/>
+          <w:kern w:val="0"/>
+        </w:rPr>
+        <w:t xml:space="preserve"> </w:t>
+      </w:r>
+      <w:r>
+        <w:rPr>
+          <w:rFonts w:ascii="Aptos" w:hAnsi="Aptos" w:cs="Helvetica"/>
+          <w:b/>
+          <w:bCs/>
+          <w:kern w:val="0"/>
+        </w:rPr>
+        <w:t>612</w:t>
+      </w:r>
+      <w:r>
+        <w:rPr>
+          <w:rFonts w:ascii="Aptos" w:hAnsi="Aptos" w:cs="Helvetica"/>
+          <w:kern w:val="0"/>
+        </w:rPr>
+        <w:t>, 696–700 (2022).</w:t>
+      </w:r>
+    </w:p>
+    <w:p>
+      <w:pPr>
+        <w:tabs>
+          <w:tab w:val="left" w:pos="504"/>
+        </w:tabs>
+        <w:autoSpaceDE w:val="0"/>
+        <w:autoSpaceDN w:val="0"/>
+        <w:adjustRightInd w:val="0"/>
+        <w:spacing w:after="240" w:line="240" w:lineRule="auto"/>
+        <w:ind w:left="504" w:hanging="504"/>
+        <w:rPr>
+          <w:rFonts w:ascii="Aptos" w:hAnsi="Aptos" w:cs="Helvetica"/>
+          <w:kern w:val="0"/>
+        </w:rPr>
+      </w:pPr>
+      <w:r>
+        <w:rPr>
+          <w:rFonts w:ascii="Aptos" w:hAnsi="Aptos" w:cs="Helvetica"/>
+          <w:kern w:val="0"/>
+        </w:rPr>
+        <w:lastRenderedPageBreak/>
+        <w:t xml:space="preserve">32. </w:t>
+      </w:r>
+      <w:r>
+        <w:rPr>
+          <w:rFonts w:ascii="Aptos" w:hAnsi="Aptos" w:cs="Helvetica"/>
+          <w:kern w:val="0"/>
+        </w:rPr>
+        <w:tab/>
+        <w:t xml:space="preserve">R. Vogel, S. Bony, B. Stevens, Estimating the Shallow Convective Mass Flux from the Subcloud-Layer Mass Budget. </w:t>
+      </w:r>
+      <w:r>
+        <w:rPr>
+          <w:rFonts w:ascii="Aptos" w:hAnsi="Aptos" w:cs="Helvetica"/>
+          <w:i/>
+          <w:iCs/>
+          <w:kern w:val="0"/>
+        </w:rPr>
+        <w:t>Journal of the Atmospheric Sciences</w:t>
+      </w:r>
+      <w:r>
+        <w:rPr>
+          <w:rFonts w:ascii="Aptos" w:hAnsi="Aptos" w:cs="Helvetica"/>
+          <w:kern w:val="0"/>
+        </w:rPr>
+        <w:t xml:space="preserve"> </w:t>
+      </w:r>
+      <w:r>
+        <w:rPr>
+          <w:rFonts w:ascii="Aptos" w:hAnsi="Aptos" w:cs="Helvetica"/>
+          <w:b/>
+          <w:bCs/>
+          <w:kern w:val="0"/>
+        </w:rPr>
+        <w:t>77</w:t>
+      </w:r>
+      <w:r>
+        <w:rPr>
+          <w:rFonts w:ascii="Aptos" w:hAnsi="Aptos" w:cs="Helvetica"/>
+          <w:kern w:val="0"/>
+        </w:rPr>
+        <w:t>, 1559–1574 (2020).</w:t>
+      </w:r>
+    </w:p>
+    <w:p>
+      <w:pPr>
+        <w:tabs>
+          <w:tab w:val="left" w:pos="504"/>
+        </w:tabs>
+        <w:autoSpaceDE w:val="0"/>
+        <w:autoSpaceDN w:val="0"/>
+        <w:adjustRightInd w:val="0"/>
+        <w:spacing w:after="240" w:line="240" w:lineRule="auto"/>
+        <w:ind w:left="504" w:hanging="504"/>
+        <w:rPr>
+          <w:rFonts w:ascii="Aptos" w:hAnsi="Aptos" w:cs="Helvetica"/>
+          <w:kern w:val="0"/>
+        </w:rPr>
+      </w:pPr>
+      <w:r>
+        <w:rPr>
+          <w:rFonts w:ascii="Aptos" w:hAnsi="Aptos" w:cs="Helvetica"/>
+          <w:kern w:val="0"/>
+        </w:rPr>
+        <w:t xml:space="preserve">33. </w:t>
+      </w:r>
+      <w:r>
+        <w:rPr>
+          <w:rFonts w:ascii="Aptos" w:hAnsi="Aptos" w:cs="Helvetica"/>
+          <w:kern w:val="0"/>
+        </w:rPr>
+        <w:tab/>
+        <w:t xml:space="preserve">M. J. Webb, T. Andrews, A. Bodas-Salcedo, S. Bony, C. S. Bretherton, R. Chadwick, H. Chepfer, H. Douville, P. Good, J. E. Kay, S. A. Klein, R. Marchand, B. Medeiros, A. P. Siebesma, C. B. Skinner, B. Stevens, G. Tselioudis, Y. Tsushima, M. Watanabe, The Cloud Feedback Model Intercomparison Project (CFMIP) contribution to CMIP6. </w:t>
+      </w:r>
+      <w:r>
+        <w:rPr>
+          <w:rFonts w:ascii="Aptos" w:hAnsi="Aptos" w:cs="Helvetica"/>
+          <w:i/>
+          <w:iCs/>
+          <w:kern w:val="0"/>
+        </w:rPr>
+        <w:t>Geosci. Model Dev.</w:t>
+      </w:r>
+      <w:r>
+        <w:rPr>
+          <w:rFonts w:ascii="Aptos" w:hAnsi="Aptos" w:cs="Helvetica"/>
+          <w:kern w:val="0"/>
+        </w:rPr>
+        <w:t xml:space="preserve"> </w:t>
+      </w:r>
+      <w:r>
+        <w:rPr>
+          <w:rFonts w:ascii="Aptos" w:hAnsi="Aptos" w:cs="Helvetica"/>
+          <w:b/>
+          <w:bCs/>
+          <w:kern w:val="0"/>
+        </w:rPr>
+        <w:t>10</w:t>
+      </w:r>
+      <w:r>
+        <w:rPr>
+          <w:rFonts w:ascii="Aptos" w:hAnsi="Aptos" w:cs="Helvetica"/>
+          <w:kern w:val="0"/>
+        </w:rPr>
+        <w:t>, 359–384 (2017).</w:t>
+      </w:r>
+    </w:p>
+    <w:p>
+      <w:pPr>
+        <w:tabs>
+          <w:tab w:val="left" w:pos="504"/>
+        </w:tabs>
+        <w:autoSpaceDE w:val="0"/>
+        <w:autoSpaceDN w:val="0"/>
+        <w:adjustRightInd w:val="0"/>
+        <w:spacing w:after="240" w:line="240" w:lineRule="auto"/>
+        <w:ind w:left="504" w:hanging="504"/>
+        <w:rPr>
+          <w:rFonts w:ascii="Aptos" w:hAnsi="Aptos" w:cs="Helvetica"/>
+          <w:kern w:val="0"/>
+        </w:rPr>
+      </w:pPr>
+      <w:r>
+        <w:rPr>
+          <w:rFonts w:ascii="Aptos" w:hAnsi="Aptos" w:cs="Helvetica"/>
+          <w:kern w:val="0"/>
+        </w:rPr>
+        <w:t xml:space="preserve">34. </w:t>
+      </w:r>
+      <w:r>
+        <w:rPr>
+          <w:rFonts w:ascii="Aptos" w:hAnsi="Aptos" w:cs="Helvetica"/>
+          <w:kern w:val="0"/>
+        </w:rPr>
+        <w:tab/>
+        <w:t xml:space="preserve">M. J. Webb, T. Andrews, A. Bodas-Salcedo, S. Bony, C. S. Bretherton, R. Chadwick, H. Chepfer, H. Douville, P. Good, J. E. Kay, S. A. Klein, R. Marchand, B. Medeiros, A. P. Siebesma, C. B. Skinner, B. Stevens, G. Tselioudis, Y. Tsushima, M. Watanabe, The Cloud Feedback Model Intercomparison Project (CFMIP) contribution to CMIP6. </w:t>
+      </w:r>
+      <w:r>
+        <w:rPr>
+          <w:rFonts w:ascii="Aptos" w:hAnsi="Aptos" w:cs="Helvetica"/>
+          <w:i/>
+          <w:iCs/>
+          <w:kern w:val="0"/>
+        </w:rPr>
+        <w:t>Geoscientific Model Development</w:t>
+      </w:r>
+      <w:r>
+        <w:rPr>
+          <w:rFonts w:ascii="Aptos" w:hAnsi="Aptos" w:cs="Helvetica"/>
+          <w:kern w:val="0"/>
+        </w:rPr>
+        <w:t xml:space="preserve"> </w:t>
+      </w:r>
+      <w:r>
+        <w:rPr>
+          <w:rFonts w:ascii="Aptos" w:hAnsi="Aptos" w:cs="Helvetica"/>
+          <w:b/>
+          <w:bCs/>
+          <w:kern w:val="0"/>
+        </w:rPr>
+        <w:t>10</w:t>
+      </w:r>
+      <w:r>
+        <w:rPr>
+          <w:rFonts w:ascii="Aptos" w:hAnsi="Aptos" w:cs="Helvetica"/>
+          <w:kern w:val="0"/>
+        </w:rPr>
+        <w:t>, 359–384 (2017).</w:t>
+      </w:r>
+    </w:p>
+    <w:p>
+      <w:pPr>
+        <w:tabs>
+          <w:tab w:val="left" w:pos="504"/>
+        </w:tabs>
+        <w:autoSpaceDE w:val="0"/>
+        <w:autoSpaceDN w:val="0"/>
+        <w:adjustRightInd w:val="0"/>
+        <w:spacing w:after="240" w:line="240" w:lineRule="auto"/>
+        <w:ind w:left="504" w:hanging="504"/>
+        <w:rPr>
+          <w:rFonts w:ascii="Aptos" w:hAnsi="Aptos" w:cs="Helvetica"/>
+          <w:kern w:val="0"/>
+        </w:rPr>
+      </w:pPr>
+      <w:r>
+        <w:rPr>
+          <w:rFonts w:ascii="Aptos" w:hAnsi="Aptos" w:cs="Helvetica"/>
+          <w:kern w:val="0"/>
+        </w:rPr>
+        <w:t xml:space="preserve">35. </w:t>
+      </w:r>
+      <w:r>
+        <w:rPr>
+          <w:rFonts w:ascii="Aptos" w:hAnsi="Aptos" w:cs="Helvetica"/>
+          <w:kern w:val="0"/>
+        </w:rPr>
+        <w:tab/>
+        <w:t xml:space="preserve">Mark. J. Webb, A. P. Lock, Coupling between subtropical cloud feedback and the local hydrological cycle in a climate model. </w:t>
+      </w:r>
+      <w:r>
+        <w:rPr>
+          <w:rFonts w:ascii="Aptos" w:hAnsi="Aptos" w:cs="Helvetica"/>
+          <w:i/>
+          <w:iCs/>
+          <w:kern w:val="0"/>
+        </w:rPr>
+        <w:t>Clim Dyn</w:t>
+      </w:r>
+      <w:r>
+        <w:rPr>
+          <w:rFonts w:ascii="Aptos" w:hAnsi="Aptos" w:cs="Helvetica"/>
+          <w:kern w:val="0"/>
+        </w:rPr>
+        <w:t xml:space="preserve"> </w:t>
+      </w:r>
+      <w:r>
+        <w:rPr>
+          <w:rFonts w:ascii="Aptos" w:hAnsi="Aptos" w:cs="Helvetica"/>
+          <w:b/>
+          <w:bCs/>
+          <w:kern w:val="0"/>
+        </w:rPr>
+        <w:t>41</w:t>
+      </w:r>
+      <w:r>
+        <w:rPr>
+          <w:rFonts w:ascii="Aptos" w:hAnsi="Aptos" w:cs="Helvetica"/>
+          <w:kern w:val="0"/>
+        </w:rPr>
+        <w:t>, 1923–1939 (2013).</w:t>
+      </w:r>
+    </w:p>
+    <w:p>
+      <w:pPr>
+        <w:tabs>
+          <w:tab w:val="left" w:pos="504"/>
+        </w:tabs>
+        <w:autoSpaceDE w:val="0"/>
+        <w:autoSpaceDN w:val="0"/>
+        <w:adjustRightInd w:val="0"/>
+        <w:spacing w:after="240" w:line="240" w:lineRule="auto"/>
+        <w:ind w:left="504" w:hanging="504"/>
+        <w:rPr>
+          <w:rFonts w:ascii="Aptos" w:hAnsi="Aptos" w:cs="Helvetica"/>
+          <w:kern w:val="0"/>
+        </w:rPr>
+      </w:pPr>
+      <w:r>
+        <w:rPr>
+          <w:rFonts w:ascii="Aptos" w:hAnsi="Aptos" w:cs="Helvetica"/>
+          <w:kern w:val="0"/>
+        </w:rPr>
+        <w:t xml:space="preserve">36. </w:t>
+      </w:r>
+      <w:r>
+        <w:rPr>
+          <w:rFonts w:ascii="Aptos" w:hAnsi="Aptos" w:cs="Helvetica"/>
+          <w:kern w:val="0"/>
+        </w:rPr>
+        <w:tab/>
+        <w:t xml:space="preserve">M. D. Zelinka, S. A. Klein, D. L. Hartmann, Computing and Partitioning Cloud Feedbacks Using Cloud Property Histograms. Part II: Attribution to Changes in Cloud Amount, Altitude, and Optical Depth. </w:t>
+      </w:r>
+      <w:r>
+        <w:rPr>
+          <w:rFonts w:ascii="Aptos" w:hAnsi="Aptos" w:cs="Helvetica"/>
+          <w:i/>
+          <w:iCs/>
+          <w:kern w:val="0"/>
+        </w:rPr>
+        <w:t>Journal of Climate</w:t>
+      </w:r>
+      <w:r>
+        <w:rPr>
+          <w:rFonts w:ascii="Aptos" w:hAnsi="Aptos" w:cs="Helvetica"/>
+          <w:kern w:val="0"/>
+        </w:rPr>
+        <w:t xml:space="preserve"> </w:t>
+      </w:r>
+      <w:r>
+        <w:rPr>
+          <w:rFonts w:ascii="Aptos" w:hAnsi="Aptos" w:cs="Helvetica"/>
+          <w:b/>
+          <w:bCs/>
+          <w:kern w:val="0"/>
+        </w:rPr>
+        <w:t>25</w:t>
+      </w:r>
+      <w:r>
+        <w:rPr>
+          <w:rFonts w:ascii="Aptos" w:hAnsi="Aptos" w:cs="Helvetica"/>
+          <w:kern w:val="0"/>
+        </w:rPr>
+        <w:t>, 3736–3754 (2012).</w:t>
+      </w:r>
+    </w:p>
+    <w:p>
+      <w:pPr>
+        <w:tabs>
+          <w:tab w:val="left" w:pos="504"/>
+        </w:tabs>
+        <w:autoSpaceDE w:val="0"/>
+        <w:autoSpaceDN w:val="0"/>
+        <w:adjustRightInd w:val="0"/>
+        <w:spacing w:after="240" w:line="240" w:lineRule="auto"/>
+        <w:ind w:left="504" w:hanging="504"/>
+        <w:rPr>
+          <w:rFonts w:ascii="Aptos" w:hAnsi="Aptos" w:cs="Helvetica"/>
+          <w:kern w:val="0"/>
+        </w:rPr>
+      </w:pPr>
+      <w:r>
+        <w:rPr>
+          <w:rFonts w:ascii="Aptos" w:hAnsi="Aptos" w:cs="Helvetica"/>
+          <w:kern w:val="0"/>
+        </w:rPr>
+        <w:t xml:space="preserve">37. </w:t>
+      </w:r>
+      <w:r>
+        <w:rPr>
+          <w:rFonts w:ascii="Aptos" w:hAnsi="Aptos" w:cs="Helvetica"/>
+          <w:kern w:val="0"/>
+        </w:rPr>
+        <w:tab/>
+        <w:t xml:space="preserve">M. D. Zelinka, I. Tan, L. Oreopoulos, G. Tselioudis, Detailing cloud property feedbacks with a regime-based decomposition. </w:t>
+      </w:r>
+      <w:r>
+        <w:rPr>
+          <w:rFonts w:ascii="Aptos" w:hAnsi="Aptos" w:cs="Helvetica"/>
+          <w:i/>
+          <w:iCs/>
+          <w:kern w:val="0"/>
+        </w:rPr>
+        <w:t>Clim Dyn</w:t>
+      </w:r>
+      <w:r>
+        <w:rPr>
+          <w:rFonts w:ascii="Aptos" w:hAnsi="Aptos" w:cs="Helvetica"/>
+          <w:kern w:val="0"/>
+        </w:rPr>
+        <w:t xml:space="preserve"> </w:t>
+      </w:r>
+      <w:r>
+        <w:rPr>
+          <w:rFonts w:ascii="Aptos" w:hAnsi="Aptos" w:cs="Helvetica"/>
+          <w:b/>
+          <w:bCs/>
+          <w:kern w:val="0"/>
+        </w:rPr>
+        <w:t>60</w:t>
+      </w:r>
+      <w:r>
+        <w:rPr>
+          <w:rFonts w:ascii="Aptos" w:hAnsi="Aptos" w:cs="Helvetica"/>
+          <w:kern w:val="0"/>
+        </w:rPr>
+        <w:t>, 2983–3003 (2023).</w:t>
+      </w:r>
+    </w:p>
+    <w:p>
+      <w:pPr>
+        <w:rPr>
+          <w:rFonts w:ascii="Aptos" w:hAnsi="Aptos"/>
+        </w:rPr>
+      </w:pPr>
+    </w:p>
     <w:sectPr>
       <w:headerReference w:type="default" r:id="rId18"/>
       <w:footerReference w:type="default" r:id="rId19"/>
@@ -30036,7 +32126,7 @@
 </file>
 
 <file path=word/comments.xml><?xml version="1.0" encoding="utf-8"?>
-<w:comments xmlns:wpc="http://schemas.microsoft.com/office/word/2010/wordprocessingCanvas" xmlns:cx="http://schemas.microsoft.com/office/drawing/2014/chartex" xmlns:cx1="http://schemas.microsoft.com/office/drawing/2015/9/8/chartex" xmlns:cx2="http://schemas.microsoft.com/office/drawing/2015/10/21/chartex" xmlns:cx3="http://schemas.microsoft.com/office/drawing/2016/5/9/chartex" xmlns:cx4="http://schemas.microsoft.com/office/drawing/2016/5/10/chartex" xmlns:cx5="http://schemas.microsoft.com/office/drawing/2016/5/11/chartex" xmlns:cx6="http://schemas.microsoft.com/office/drawing/2016/5/12/chartex" xmlns:cx7="http://schemas.microsoft.com/office/drawing/2016/5/13/chartex" xmlns:cx8="http://schemas.microsoft.com/office/drawing/2016/5/14/chartex" xmlns:mc="http://schemas.openxmlformats.org/markup-compatibility/2006" xmlns:aink="http://schemas.microsoft.com/office/drawing/2016/ink" xmlns:am3d="http://schemas.microsoft.com/office/drawing/2017/model3d" xmlns:o="urn:schemas-microsoft-com:office:office" xmlns:oel="http://schemas.microsoft.com/office/2019/extlst" xmlns:r="http://schemas.openxmlformats.org/officeDocument/2006/relationships" xmlns:m="http://schemas.openxmlformats.org/officeDocument/2006/math" xmlns:v="urn:schemas-microsoft-com:vml" xmlns:wp14="http://schemas.microsoft.com/office/word/2010/wordprocessingDrawing" xmlns:wp="http://schemas.openxmlformats.org/drawingml/2006/wordprocessingDrawing" xmlns:w10="urn:schemas-microsoft-com:office:word" xmlns:w="http://schemas.openxmlformats.org/wordprocessingml/2006/main" xmlns:w14="http://schemas.microsoft.com/office/word/2010/wordml" xmlns:w15="http://schemas.microsoft.com/office/word/2012/wordml" xmlns:w16cex="http://schemas.microsoft.com/office/word/2018/wordml/cex" xmlns:w16cid="http://schemas.microsoft.com/office/word/2016/wordml/cid" xmlns:w16="http://schemas.microsoft.com/office/word/2018/wordml" xmlns:w16du="http://schemas.microsoft.com/office/word/2023/wordml/word16du" xmlns:w16sdtdh="http://schemas.microsoft.com/office/word/2020/wordml/sdtdatahash" xmlns:w16sdtfl="http://schemas.microsoft.com/office/word/2024/wordml/sdtformatlock" xmlns:w16se="http://schemas.microsoft.com/office/word/2015/wordml/symex" xmlns:wpg="http://schemas.microsoft.com/office/word/2010/wordprocessingGroup" xmlns:wpi="http://schemas.microsoft.com/office/word/2010/wordprocessingInk" xmlns:wne="http://schemas.microsoft.com/office/word/2006/wordml" xmlns:wps="http://schemas.microsoft.com/office/word/2010/wordprocessingShape" mc:Ignorable="w14 w15 w16se w16cid w16 w16cex w16sdtdh w16sdtfl w16du wp14">
+<w:comments xmlns:wpc="http://schemas.microsoft.com/office/word/2010/wordprocessingCanvas" xmlns:cx="http://schemas.microsoft.com/office/drawing/2014/chartex" xmlns:cx1="http://schemas.microsoft.com/office/drawing/2015/9/8/chartex" xmlns:cx2="http://schemas.microsoft.com/office/drawing/2015/10/21/chartex" xmlns:cx3="http://schemas.microsoft.com/office/drawing/2016/5/9/chartex" xmlns:cx4="http://schemas.microsoft.com/office/drawing/2016/5/10/chartex" xmlns:cx5="http://schemas.microsoft.com/office/drawing/2016/5/11/chartex" xmlns:cx6="http://schemas.microsoft.com/office/drawing/2016/5/12/chartex" xmlns:cx7="http://schemas.microsoft.com/office/drawing/2016/5/13/chartex" xmlns:cx8="http://schemas.microsoft.com/office/drawing/2016/5/14/chartex" xmlns:mc="http://schemas.openxmlformats.org/markup-compatibility/2006" xmlns:m="http://schemas.openxmlformats.org/officeDocument/2006/math" xmlns:aink="http://schemas.microsoft.com/office/drawing/2016/ink" xmlns:am3d="http://schemas.microsoft.com/office/drawing/2017/model3d" xmlns:oel="http://schemas.microsoft.com/office/2019/extlst" xmlns:r="http://schemas.openxmlformats.org/officeDocument/2006/relationships" xmlns:wp14="http://schemas.microsoft.com/office/word/2010/wordprocessingDrawing" xmlns:wp="http://schemas.openxmlformats.org/drawingml/2006/wordprocessingDrawing" xmlns:wpg="http://schemas.microsoft.com/office/word/2010/wordprocessingGroup" xmlns:wpi="http://schemas.microsoft.com/office/word/2010/wordprocessingInk" xmlns:wps="http://schemas.microsoft.com/office/word/2010/wordprocessingShape" xmlns:o="urn:schemas-microsoft-com:office:office" xmlns:v="urn:schemas-microsoft-com:vml" xmlns:w10="urn:schemas-microsoft-com:office:word" xmlns:w="http://schemas.openxmlformats.org/wordprocessingml/2006/main" xmlns:w14="http://schemas.microsoft.com/office/word/2010/wordml" xmlns:w15="http://schemas.microsoft.com/office/word/2012/wordml" xmlns:w16cex="http://schemas.microsoft.com/office/word/2018/wordml/cex" xmlns:w16cid="http://schemas.microsoft.com/office/word/2016/wordml/cid" xmlns:w16="http://schemas.microsoft.com/office/word/2018/wordml" xmlns:w16sdtdh="http://schemas.microsoft.com/office/word/2020/wordml/sdtdatahash" xmlns:w16sdtfl="http://schemas.microsoft.com/office/word/2024/wordml/sdtformatlock" xmlns:w16se="http://schemas.microsoft.com/office/word/2015/wordml/symex" xmlns:w16du="http://schemas.microsoft.com/office/word/2023/wordml/word16du" xmlns:wne="http://schemas.microsoft.com/office/word/2006/wordml" mc:Ignorable="w14 w15 w16se w16cid w16 w16cex w16sdtdh w16sdtfl w16du wp14">
   <w:comment w:id="4" w:author="Andrea Jenney" w:date="2026-08-06T10:00:00Z" w:initials="AJ">
     <w:p>
       <w:r>
@@ -30416,7 +32506,7 @@
 </file>
 
 <file path=word/commentsExtended.xml><?xml version="1.0" encoding="utf-8"?>
-<w15:commentsEx xmlns:wpc="http://schemas.microsoft.com/office/word/2010/wordprocessingCanvas" xmlns:cx="http://schemas.microsoft.com/office/drawing/2014/chartex" xmlns:cx1="http://schemas.microsoft.com/office/drawing/2015/9/8/chartex" xmlns:cx2="http://schemas.microsoft.com/office/drawing/2015/10/21/chartex" xmlns:cx3="http://schemas.microsoft.com/office/drawing/2016/5/9/chartex" xmlns:cx4="http://schemas.microsoft.com/office/drawing/2016/5/10/chartex" xmlns:cx5="http://schemas.microsoft.com/office/drawing/2016/5/11/chartex" xmlns:cx6="http://schemas.microsoft.com/office/drawing/2016/5/12/chartex" xmlns:cx7="http://schemas.microsoft.com/office/drawing/2016/5/13/chartex" xmlns:cx8="http://schemas.microsoft.com/office/drawing/2016/5/14/chartex" xmlns:mc="http://schemas.openxmlformats.org/markup-compatibility/2006" xmlns:aink="http://schemas.microsoft.com/office/drawing/2016/ink" xmlns:am3d="http://schemas.microsoft.com/office/drawing/2017/model3d" xmlns:o="urn:schemas-microsoft-com:office:office" xmlns:oel="http://schemas.microsoft.com/office/2019/extlst" xmlns:r="http://schemas.openxmlformats.org/officeDocument/2006/relationships" xmlns:m="http://schemas.openxmlformats.org/officeDocument/2006/math" xmlns:v="urn:schemas-microsoft-com:vml" xmlns:wp14="http://schemas.microsoft.com/office/word/2010/wordprocessingDrawing" xmlns:wp="http://schemas.openxmlformats.org/drawingml/2006/wordprocessingDrawing" xmlns:w10="urn:schemas-microsoft-com:office:word" xmlns:w="http://schemas.openxmlformats.org/wordprocessingml/2006/main" xmlns:w14="http://schemas.microsoft.com/office/word/2010/wordml" xmlns:w15="http://schemas.microsoft.com/office/word/2012/wordml" xmlns:w16cex="http://schemas.microsoft.com/office/word/2018/wordml/cex" xmlns:w16cid="http://schemas.microsoft.com/office/word/2016/wordml/cid" xmlns:w16="http://schemas.microsoft.com/office/word/2018/wordml" xmlns:w16du="http://schemas.microsoft.com/office/word/2023/wordml/word16du" xmlns:w16sdtdh="http://schemas.microsoft.com/office/word/2020/wordml/sdtdatahash" xmlns:w16sdtfl="http://schemas.microsoft.com/office/word/2024/wordml/sdtformatlock" xmlns:w16se="http://schemas.microsoft.com/office/word/2015/wordml/symex" xmlns:wpg="http://schemas.microsoft.com/office/word/2010/wordprocessingGroup" xmlns:wpi="http://schemas.microsoft.com/office/word/2010/wordprocessingInk" xmlns:wne="http://schemas.microsoft.com/office/word/2006/wordml" xmlns:wps="http://schemas.microsoft.com/office/word/2010/wordprocessingShape" mc:Ignorable="w14 w15 w16se w16cid w16 w16cex w16sdtdh w16sdtfl w16du wp14">
+<w15:commentsEx xmlns:wpc="http://schemas.microsoft.com/office/word/2010/wordprocessingCanvas" xmlns:cx="http://schemas.microsoft.com/office/drawing/2014/chartex" xmlns:cx1="http://schemas.microsoft.com/office/drawing/2015/9/8/chartex" xmlns:cx2="http://schemas.microsoft.com/office/drawing/2015/10/21/chartex" xmlns:cx3="http://schemas.microsoft.com/office/drawing/2016/5/9/chartex" xmlns:cx4="http://schemas.microsoft.com/office/drawing/2016/5/10/chartex" xmlns:cx5="http://schemas.microsoft.com/office/drawing/2016/5/11/chartex" xmlns:cx6="http://schemas.microsoft.com/office/drawing/2016/5/12/chartex" xmlns:cx7="http://schemas.microsoft.com/office/drawing/2016/5/13/chartex" xmlns:cx8="http://schemas.microsoft.com/office/drawing/2016/5/14/chartex" xmlns:mc="http://schemas.openxmlformats.org/markup-compatibility/2006" xmlns:m="http://schemas.openxmlformats.org/officeDocument/2006/math" xmlns:aink="http://schemas.microsoft.com/office/drawing/2016/ink" xmlns:am3d="http://schemas.microsoft.com/office/drawing/2017/model3d" xmlns:oel="http://schemas.microsoft.com/office/2019/extlst" xmlns:r="http://schemas.openxmlformats.org/officeDocument/2006/relationships" xmlns:wp14="http://schemas.microsoft.com/office/word/2010/wordprocessingDrawing" xmlns:wp="http://schemas.openxmlformats.org/drawingml/2006/wordprocessingDrawing" xmlns:wpg="http://schemas.microsoft.com/office/word/2010/wordprocessingGroup" xmlns:wpi="http://schemas.microsoft.com/office/word/2010/wordprocessingInk" xmlns:wps="http://schemas.microsoft.com/office/word/2010/wordprocessingShape" xmlns:o="urn:schemas-microsoft-com:office:office" xmlns:v="urn:schemas-microsoft-com:vml" xmlns:w10="urn:schemas-microsoft-com:office:word" xmlns:w="http://schemas.openxmlformats.org/wordprocessingml/2006/main" xmlns:w14="http://schemas.microsoft.com/office/word/2010/wordml" xmlns:w15="http://schemas.microsoft.com/office/word/2012/wordml" xmlns:w16cex="http://schemas.microsoft.com/office/word/2018/wordml/cex" xmlns:w16cid="http://schemas.microsoft.com/office/word/2016/wordml/cid" xmlns:w16="http://schemas.microsoft.com/office/word/2018/wordml" xmlns:w16sdtdh="http://schemas.microsoft.com/office/word/2020/wordml/sdtdatahash" xmlns:w16sdtfl="http://schemas.microsoft.com/office/word/2024/wordml/sdtformatlock" xmlns:w16se="http://schemas.microsoft.com/office/word/2015/wordml/symex" xmlns:w16du="http://schemas.microsoft.com/office/word/2023/wordml/word16du" xmlns:wne="http://schemas.microsoft.com/office/word/2006/wordml" mc:Ignorable="w14 w15 w16se w16cid w16 w16cex w16sdtdh w16sdtfl w16du wp14">
   <w15:commentEx w15:paraId="7A99665A" w15:done="1"/>
   <w15:commentEx w15:paraId="0A8CAEF5" w15:done="1"/>
   <w15:commentEx w15:paraId="5220B2D6" w15:paraIdParent="0A8CAEF5" w15:done="1"/>
@@ -30449,7 +32539,7 @@
 </file>
 
 <file path=word/commentsExtensible.xml><?xml version="1.0" encoding="utf-8"?>
-<w16cex:commentsExtensible xmlns:wpc="http://schemas.microsoft.com/office/word/2010/wordprocessingCanvas" xmlns:cx="http://schemas.microsoft.com/office/drawing/2014/chartex" xmlns:cx1="http://schemas.microsoft.com/office/drawing/2015/9/8/chartex" xmlns:cx2="http://schemas.microsoft.com/office/drawing/2015/10/21/chartex" xmlns:cx3="http://schemas.microsoft.com/office/drawing/2016/5/9/chartex" xmlns:cx4="http://schemas.microsoft.com/office/drawing/2016/5/10/chartex" xmlns:cx5="http://schemas.microsoft.com/office/drawing/2016/5/11/chartex" xmlns:cx6="http://schemas.microsoft.com/office/drawing/2016/5/12/chartex" xmlns:cx7="http://schemas.microsoft.com/office/drawing/2016/5/13/chartex" xmlns:cx8="http://schemas.microsoft.com/office/drawing/2016/5/14/chartex" xmlns:cr="http://schemas.microsoft.com/office/comments/2020/reactions" xmlns:mc="http://schemas.openxmlformats.org/markup-compatibility/2006" xmlns:aink="http://schemas.microsoft.com/office/drawing/2016/ink" xmlns:am3d="http://schemas.microsoft.com/office/drawing/2017/model3d" xmlns:o="urn:schemas-microsoft-com:office:office" xmlns:oel="http://schemas.microsoft.com/office/2019/extlst" xmlns:r="http://schemas.openxmlformats.org/officeDocument/2006/relationships" xmlns:m="http://schemas.openxmlformats.org/officeDocument/2006/math" xmlns:v="urn:schemas-microsoft-com:vml" xmlns:wp14="http://schemas.microsoft.com/office/word/2010/wordprocessingDrawing" xmlns:wp="http://schemas.openxmlformats.org/drawingml/2006/wordprocessingDrawing" xmlns:w10="urn:schemas-microsoft-com:office:word" xmlns:w="http://schemas.openxmlformats.org/wordprocessingml/2006/main" xmlns:w14="http://schemas.microsoft.com/office/word/2010/wordml" xmlns:w15="http://schemas.microsoft.com/office/word/2012/wordml" xmlns:w16cex="http://schemas.microsoft.com/office/word/2018/wordml/cex" xmlns:w16cid="http://schemas.microsoft.com/office/word/2016/wordml/cid" xmlns:w16="http://schemas.microsoft.com/office/word/2018/wordml" xmlns:w16du="http://schemas.microsoft.com/office/word/2023/wordml/word16du" xmlns:w16sdtdh="http://schemas.microsoft.com/office/word/2020/wordml/sdtdatahash" xmlns:w16sdtfl="http://schemas.microsoft.com/office/word/2024/wordml/sdtformatlock" xmlns:w16se="http://schemas.microsoft.com/office/word/2015/wordml/symex" xmlns:wpg="http://schemas.microsoft.com/office/word/2010/wordprocessingGroup" xmlns:wpi="http://schemas.microsoft.com/office/word/2010/wordprocessingInk" xmlns:wne="http://schemas.microsoft.com/office/word/2006/wordml" xmlns:wps="http://schemas.microsoft.com/office/word/2010/wordprocessingShape" mc:Ignorable="w14 w15 w16se w16cid w16 w16cex w16sdtdh w16sdtfl cr w16du wp14">
+<w16cex:commentsExtensible xmlns:wpc="http://schemas.microsoft.com/office/word/2010/wordprocessingCanvas" xmlns:cx="http://schemas.microsoft.com/office/drawing/2014/chartex" xmlns:cx1="http://schemas.microsoft.com/office/drawing/2015/9/8/chartex" xmlns:cx2="http://schemas.microsoft.com/office/drawing/2015/10/21/chartex" xmlns:cx3="http://schemas.microsoft.com/office/drawing/2016/5/9/chartex" xmlns:cx4="http://schemas.microsoft.com/office/drawing/2016/5/10/chartex" xmlns:cx5="http://schemas.microsoft.com/office/drawing/2016/5/11/chartex" xmlns:cx6="http://schemas.microsoft.com/office/drawing/2016/5/12/chartex" xmlns:cx7="http://schemas.microsoft.com/office/drawing/2016/5/13/chartex" xmlns:cx8="http://schemas.microsoft.com/office/drawing/2016/5/14/chartex" xmlns:cr="http://schemas.microsoft.com/office/comments/2020/reactions" xmlns:mc="http://schemas.openxmlformats.org/markup-compatibility/2006" xmlns:m="http://schemas.openxmlformats.org/officeDocument/2006/math" xmlns:aink="http://schemas.microsoft.com/office/drawing/2016/ink" xmlns:am3d="http://schemas.microsoft.com/office/drawing/2017/model3d" xmlns:oel="http://schemas.microsoft.com/office/2019/extlst" xmlns:r="http://schemas.openxmlformats.org/officeDocument/2006/relationships" xmlns:wp14="http://schemas.microsoft.com/office/word/2010/wordprocessingDrawing" xmlns:wp="http://schemas.openxmlformats.org/drawingml/2006/wordprocessingDrawing" xmlns:wpg="http://schemas.microsoft.com/office/word/2010/wordprocessingGroup" xmlns:wpi="http://schemas.microsoft.com/office/word/2010/wordprocessingInk" xmlns:wps="http://schemas.microsoft.com/office/word/2010/wordprocessingShape" xmlns:o="urn:schemas-microsoft-com:office:office" xmlns:v="urn:schemas-microsoft-com:vml" xmlns:w10="urn:schemas-microsoft-com:office:word" xmlns:w="http://schemas.openxmlformats.org/wordprocessingml/2006/main" xmlns:w14="http://schemas.microsoft.com/office/word/2010/wordml" xmlns:w15="http://schemas.microsoft.com/office/word/2012/wordml" xmlns:w16cex="http://schemas.microsoft.com/office/word/2018/wordml/cex" xmlns:w16cid="http://schemas.microsoft.com/office/word/2016/wordml/cid" xmlns:w16="http://schemas.microsoft.com/office/word/2018/wordml" xmlns:w16sdtdh="http://schemas.microsoft.com/office/word/2020/wordml/sdtdatahash" xmlns:w16sdtfl="http://schemas.microsoft.com/office/word/2024/wordml/sdtformatlock" xmlns:w16se="http://schemas.microsoft.com/office/word/2015/wordml/symex" xmlns:w16du="http://schemas.microsoft.com/office/word/2023/wordml/word16du" xmlns:wne="http://schemas.microsoft.com/office/word/2006/wordml" mc:Ignorable="w14 w15 w16se w16cid w16 w16cex w16sdtdh w16sdtfl cr w16du wp14">
   <w16cex:commentExtensible w16cex:durableId="0DAECF79" w16cex:dateUtc="2026-08-06T17:00:00Z">
     <w16cex:extLst>
       <w16:ext w16:uri="{CE6994B0-6A32-4C9F-8C6B-6E91EDA988CE}">
@@ -30494,7 +32584,7 @@
 </file>
 
 <file path=word/commentsIds.xml><?xml version="1.0" encoding="utf-8"?>
-<w16cid:commentsIds xmlns:wpc="http://schemas.microsoft.com/office/word/2010/wordprocessingCanvas" xmlns:cx="http://schemas.microsoft.com/office/drawing/2014/chartex" xmlns:cx1="http://schemas.microsoft.com/office/drawing/2015/9/8/chartex" xmlns:cx2="http://schemas.microsoft.com/office/drawing/2015/10/21/chartex" xmlns:cx3="http://schemas.microsoft.com/office/drawing/2016/5/9/chartex" xmlns:cx4="http://schemas.microsoft.com/office/drawing/2016/5/10/chartex" xmlns:cx5="http://schemas.microsoft.com/office/drawing/2016/5/11/chartex" xmlns:cx6="http://schemas.microsoft.com/office/drawing/2016/5/12/chartex" xmlns:cx7="http://schemas.microsoft.com/office/drawing/2016/5/13/chartex" xmlns:cx8="http://schemas.microsoft.com/office/drawing/2016/5/14/chartex" xmlns:mc="http://schemas.openxmlformats.org/markup-compatibility/2006" xmlns:aink="http://schemas.microsoft.com/office/drawing/2016/ink" xmlns:am3d="http://schemas.microsoft.com/office/drawing/2017/model3d" xmlns:o="urn:schemas-microsoft-com:office:office" xmlns:oel="http://schemas.microsoft.com/office/2019/extlst" xmlns:r="http://schemas.openxmlformats.org/officeDocument/2006/relationships" xmlns:m="http://schemas.openxmlformats.org/officeDocument/2006/math" xmlns:v="urn:schemas-microsoft-com:vml" xmlns:wp14="http://schemas.microsoft.com/office/word/2010/wordprocessingDrawing" xmlns:wp="http://schemas.openxmlformats.org/drawingml/2006/wordprocessingDrawing" xmlns:w10="urn:schemas-microsoft-com:office:word" xmlns:w="http://schemas.openxmlformats.org/wordprocessingml/2006/main" xmlns:w14="http://schemas.microsoft.com/office/word/2010/wordml" xmlns:w15="http://schemas.microsoft.com/office/word/2012/wordml" xmlns:w16cex="http://schemas.microsoft.com/office/word/2018/wordml/cex" xmlns:w16cid="http://schemas.microsoft.com/office/word/2016/wordml/cid" xmlns:w16="http://schemas.microsoft.com/office/word/2018/wordml" xmlns:w16du="http://schemas.microsoft.com/office/word/2023/wordml/word16du" xmlns:w16sdtdh="http://schemas.microsoft.com/office/word/2020/wordml/sdtdatahash" xmlns:w16sdtfl="http://schemas.microsoft.com/office/word/2024/wordml/sdtformatlock" xmlns:w16se="http://schemas.microsoft.com/office/word/2015/wordml/symex" xmlns:wpg="http://schemas.microsoft.com/office/word/2010/wordprocessingGroup" xmlns:wpi="http://schemas.microsoft.com/office/word/2010/wordprocessingInk" xmlns:wne="http://schemas.microsoft.com/office/word/2006/wordml" xmlns:wps="http://schemas.microsoft.com/office/word/2010/wordprocessingShape" mc:Ignorable="w14 w15 w16se w16cid w16 w16cex w16sdtdh w16sdtfl w16du wp14">
+<w16cid:commentsIds xmlns:wpc="http://schemas.microsoft.com/office/word/2010/wordprocessingCanvas" xmlns:cx="http://schemas.microsoft.com/office/drawing/2014/chartex" xmlns:cx1="http://schemas.microsoft.com/office/drawing/2015/9/8/chartex" xmlns:cx2="http://schemas.microsoft.com/office/drawing/2015/10/21/chartex" xmlns:cx3="http://schemas.microsoft.com/office/drawing/2016/5/9/chartex" xmlns:cx4="http://schemas.microsoft.com/office/drawing/2016/5/10/chartex" xmlns:cx5="http://schemas.microsoft.com/office/drawing/2016/5/11/chartex" xmlns:cx6="http://schemas.microsoft.com/office/drawing/2016/5/12/chartex" xmlns:cx7="http://schemas.microsoft.com/office/drawing/2016/5/13/chartex" xmlns:cx8="http://schemas.microsoft.com/office/drawing/2016/5/14/chartex" xmlns:mc="http://schemas.openxmlformats.org/markup-compatibility/2006" xmlns:m="http://schemas.openxmlformats.org/officeDocument/2006/math" xmlns:aink="http://schemas.microsoft.com/office/drawing/2016/ink" xmlns:am3d="http://schemas.microsoft.com/office/drawing/2017/model3d" xmlns:oel="http://schemas.microsoft.com/office/2019/extlst" xmlns:r="http://schemas.openxmlformats.org/officeDocument/2006/relationships" xmlns:wp14="http://schemas.microsoft.com/office/word/2010/wordprocessingDrawing" xmlns:wp="http://schemas.openxmlformats.org/drawingml/2006/wordprocessingDrawing" xmlns:wpg="http://schemas.microsoft.com/office/word/2010/wordprocessingGroup" xmlns:wpi="http://schemas.microsoft.com/office/word/2010/wordprocessingInk" xmlns:wps="http://schemas.microsoft.com/office/word/2010/wordprocessingShape" xmlns:o="urn:schemas-microsoft-com:office:office" xmlns:v="urn:schemas-microsoft-com:vml" xmlns:w10="urn:schemas-microsoft-com:office:word" xmlns:w="http://schemas.openxmlformats.org/wordprocessingml/2006/main" xmlns:w14="http://schemas.microsoft.com/office/word/2010/wordml" xmlns:w15="http://schemas.microsoft.com/office/word/2012/wordml" xmlns:w16cex="http://schemas.microsoft.com/office/word/2018/wordml/cex" xmlns:w16cid="http://schemas.microsoft.com/office/word/2016/wordml/cid" xmlns:w16="http://schemas.microsoft.com/office/word/2018/wordml" xmlns:w16sdtdh="http://schemas.microsoft.com/office/word/2020/wordml/sdtdatahash" xmlns:w16sdtfl="http://schemas.microsoft.com/office/word/2024/wordml/sdtformatlock" xmlns:w16se="http://schemas.microsoft.com/office/word/2015/wordml/symex" xmlns:w16du="http://schemas.microsoft.com/office/word/2023/wordml/word16du" xmlns:wne="http://schemas.microsoft.com/office/word/2006/wordml" mc:Ignorable="w14 w15 w16se w16cid w16 w16cex w16sdtdh w16sdtfl w16du wp14">
   <w16cid:commentId w16cid:paraId="7A99665A" w16cid:durableId="0DAECF79"/>
   <w16cid:commentId w16cid:paraId="0A8CAEF5" w16cid:durableId="2546D5B5"/>
   <w16cid:commentId w16cid:paraId="5220B2D6" w16cid:durableId="48A902C4"/>
@@ -30527,7 +32617,7 @@
 </file>
 
 <file path=word/endnotes.xml><?xml version="1.0" encoding="utf-8"?>
-<w:endnotes xmlns:wpc="http://schemas.microsoft.com/office/word/2010/wordprocessingCanvas" xmlns:cx="http://schemas.microsoft.com/office/drawing/2014/chartex" xmlns:cx1="http://schemas.microsoft.com/office/drawing/2015/9/8/chartex" xmlns:cx2="http://schemas.microsoft.com/office/drawing/2015/10/21/chartex" xmlns:cx3="http://schemas.microsoft.com/office/drawing/2016/5/9/chartex" xmlns:cx4="http://schemas.microsoft.com/office/drawing/2016/5/10/chartex" xmlns:cx5="http://schemas.microsoft.com/office/drawing/2016/5/11/chartex" xmlns:cx6="http://schemas.microsoft.com/office/drawing/2016/5/12/chartex" xmlns:cx7="http://schemas.microsoft.com/office/drawing/2016/5/13/chartex" xmlns:cx8="http://schemas.microsoft.com/office/drawing/2016/5/14/chartex" xmlns:mc="http://schemas.openxmlformats.org/markup-compatibility/2006" xmlns:aink="http://schemas.microsoft.com/office/drawing/2016/ink" xmlns:am3d="http://schemas.microsoft.com/office/drawing/2017/model3d" xmlns:o="urn:schemas-microsoft-com:office:office" xmlns:oel="http://schemas.microsoft.com/office/2019/extlst" xmlns:r="http://schemas.openxmlformats.org/officeDocument/2006/relationships" xmlns:m="http://schemas.openxmlformats.org/officeDocument/2006/math" xmlns:v="urn:schemas-microsoft-com:vml" xmlns:wp14="http://schemas.microsoft.com/office/word/2010/wordprocessingDrawing" xmlns:wp="http://schemas.openxmlformats.org/drawingml/2006/wordprocessingDrawing" xmlns:w10="urn:schemas-microsoft-com:office:word" xmlns:w="http://schemas.openxmlformats.org/wordprocessingml/2006/main" xmlns:w14="http://schemas.microsoft.com/office/word/2010/wordml" xmlns:w15="http://schemas.microsoft.com/office/word/2012/wordml" xmlns:w16cex="http://schemas.microsoft.com/office/word/2018/wordml/cex" xmlns:w16cid="http://schemas.microsoft.com/office/word/2016/wordml/cid" xmlns:w16="http://schemas.microsoft.com/office/word/2018/wordml" xmlns:w16du="http://schemas.microsoft.com/office/word/2023/wordml/word16du" xmlns:w16sdtdh="http://schemas.microsoft.com/office/word/2020/wordml/sdtdatahash" xmlns:w16sdtfl="http://schemas.microsoft.com/office/word/2024/wordml/sdtformatlock" xmlns:w16se="http://schemas.microsoft.com/office/word/2015/wordml/symex" xmlns:wpg="http://schemas.microsoft.com/office/word/2010/wordprocessingGroup" xmlns:wpi="http://schemas.microsoft.com/office/word/2010/wordprocessingInk" xmlns:wne="http://schemas.microsoft.com/office/word/2006/wordml" xmlns:wps="http://schemas.microsoft.com/office/word/2010/wordprocessingShape" mc:Ignorable="w14 w15 w16se w16cid w16 w16cex w16sdtdh w16sdtfl w16du wp14">
+<w:endnotes xmlns:wpc="http://schemas.microsoft.com/office/word/2010/wordprocessingCanvas" xmlns:cx="http://schemas.microsoft.com/office/drawing/2014/chartex" xmlns:cx1="http://schemas.microsoft.com/office/drawing/2015/9/8/chartex" xmlns:cx2="http://schemas.microsoft.com/office/drawing/2015/10/21/chartex" xmlns:cx3="http://schemas.microsoft.com/office/drawing/2016/5/9/chartex" xmlns:cx4="http://schemas.microsoft.com/office/drawing/2016/5/10/chartex" xmlns:cx5="http://schemas.microsoft.com/office/drawing/2016/5/11/chartex" xmlns:cx6="http://schemas.microsoft.com/office/drawing/2016/5/12/chartex" xmlns:cx7="http://schemas.microsoft.com/office/drawing/2016/5/13/chartex" xmlns:cx8="http://schemas.microsoft.com/office/drawing/2016/5/14/chartex" xmlns:mc="http://schemas.openxmlformats.org/markup-compatibility/2006" xmlns:m="http://schemas.openxmlformats.org/officeDocument/2006/math" xmlns:aink="http://schemas.microsoft.com/office/drawing/2016/ink" xmlns:am3d="http://schemas.microsoft.com/office/drawing/2017/model3d" xmlns:oel="http://schemas.microsoft.com/office/2019/extlst" xmlns:r="http://schemas.openxmlformats.org/officeDocument/2006/relationships" xmlns:wp14="http://schemas.microsoft.com/office/word/2010/wordprocessingDrawing" xmlns:wp="http://schemas.openxmlformats.org/drawingml/2006/wordprocessingDrawing" xmlns:wpg="http://schemas.microsoft.com/office/word/2010/wordprocessingGroup" xmlns:wpi="http://schemas.microsoft.com/office/word/2010/wordprocessingInk" xmlns:wps="http://schemas.microsoft.com/office/word/2010/wordprocessingShape" xmlns:o="urn:schemas-microsoft-com:office:office" xmlns:v="urn:schemas-microsoft-com:vml" xmlns:w10="urn:schemas-microsoft-com:office:word" xmlns:w="http://schemas.openxmlformats.org/wordprocessingml/2006/main" xmlns:w14="http://schemas.microsoft.com/office/word/2010/wordml" xmlns:w15="http://schemas.microsoft.com/office/word/2012/wordml" xmlns:w16cex="http://schemas.microsoft.com/office/word/2018/wordml/cex" xmlns:w16cid="http://schemas.microsoft.com/office/word/2016/wordml/cid" xmlns:w16="http://schemas.microsoft.com/office/word/2018/wordml" xmlns:w16sdtdh="http://schemas.microsoft.com/office/word/2020/wordml/sdtdatahash" xmlns:w16sdtfl="http://schemas.microsoft.com/office/word/2024/wordml/sdtformatlock" xmlns:w16se="http://schemas.microsoft.com/office/word/2015/wordml/symex" xmlns:w16du="http://schemas.microsoft.com/office/word/2023/wordml/word16du" xmlns:wne="http://schemas.microsoft.com/office/word/2006/wordml" mc:Ignorable="w14 w15 w16se w16cid w16 w16cex w16sdtdh w16sdtfl w16du wp14">
   <w:endnote w:type="separator" w:id="-1">
     <w:p>
       <w:pPr>
@@ -30552,7 +32642,7 @@
 </file>
 
 <file path=word/footer1.xml><?xml version="1.0" encoding="utf-8"?>
-<w:ftr xmlns:wpc="http://schemas.microsoft.com/office/word/2010/wordprocessingCanvas" xmlns:cx="http://schemas.microsoft.com/office/drawing/2014/chartex" xmlns:cx1="http://schemas.microsoft.com/office/drawing/2015/9/8/chartex" xmlns:cx2="http://schemas.microsoft.com/office/drawing/2015/10/21/chartex" xmlns:cx3="http://schemas.microsoft.com/office/drawing/2016/5/9/chartex" xmlns:cx4="http://schemas.microsoft.com/office/drawing/2016/5/10/chartex" xmlns:cx5="http://schemas.microsoft.com/office/drawing/2016/5/11/chartex" xmlns:cx6="http://schemas.microsoft.com/office/drawing/2016/5/12/chartex" xmlns:cx7="http://schemas.microsoft.com/office/drawing/2016/5/13/chartex" xmlns:cx8="http://schemas.microsoft.com/office/drawing/2016/5/14/chartex" xmlns:mc="http://schemas.openxmlformats.org/markup-compatibility/2006" xmlns:aink="http://schemas.microsoft.com/office/drawing/2016/ink" xmlns:am3d="http://schemas.microsoft.com/office/drawing/2017/model3d" xmlns:o="urn:schemas-microsoft-com:office:office" xmlns:oel="http://schemas.microsoft.com/office/2019/extlst" xmlns:r="http://schemas.openxmlformats.org/officeDocument/2006/relationships" xmlns:m="http://schemas.openxmlformats.org/officeDocument/2006/math" xmlns:v="urn:schemas-microsoft-com:vml" xmlns:wp14="http://schemas.microsoft.com/office/word/2010/wordprocessingDrawing" xmlns:wp="http://schemas.openxmlformats.org/drawingml/2006/wordprocessingDrawing" xmlns:w10="urn:schemas-microsoft-com:office:word" xmlns:w="http://schemas.openxmlformats.org/wordprocessingml/2006/main" xmlns:w14="http://schemas.microsoft.com/office/word/2010/wordml" xmlns:w15="http://schemas.microsoft.com/office/word/2012/wordml" xmlns:w16cex="http://schemas.microsoft.com/office/word/2018/wordml/cex" xmlns:w16cid="http://schemas.microsoft.com/office/word/2016/wordml/cid" xmlns:w16="http://schemas.microsoft.com/office/word/2018/wordml" xmlns:w16du="http://schemas.microsoft.com/office/word/2023/wordml/word16du" xmlns:w16sdtdh="http://schemas.microsoft.com/office/word/2020/wordml/sdtdatahash" xmlns:w16sdtfl="http://schemas.microsoft.com/office/word/2024/wordml/sdtformatlock" xmlns:w16se="http://schemas.microsoft.com/office/word/2015/wordml/symex" xmlns:wpg="http://schemas.microsoft.com/office/word/2010/wordprocessingGroup" xmlns:wpi="http://schemas.microsoft.com/office/word/2010/wordprocessingInk" xmlns:wne="http://schemas.microsoft.com/office/word/2006/wordml" xmlns:wps="http://schemas.microsoft.com/office/word/2010/wordprocessingShape" mc:Ignorable="w14 w15 w16se w16cid w16 w16cex w16sdtdh w16sdtfl w16du wp14">
+<w:ftr xmlns:wpc="http://schemas.microsoft.com/office/word/2010/wordprocessingCanvas" xmlns:cx="http://schemas.microsoft.com/office/drawing/2014/chartex" xmlns:cx1="http://schemas.microsoft.com/office/drawing/2015/9/8/chartex" xmlns:cx2="http://schemas.microsoft.com/office/drawing/2015/10/21/chartex" xmlns:cx3="http://schemas.microsoft.com/office/drawing/2016/5/9/chartex" xmlns:cx4="http://schemas.microsoft.com/office/drawing/2016/5/10/chartex" xmlns:cx5="http://schemas.microsoft.com/office/drawing/2016/5/11/chartex" xmlns:cx6="http://schemas.microsoft.com/office/drawing/2016/5/12/chartex" xmlns:cx7="http://schemas.microsoft.com/office/drawing/2016/5/13/chartex" xmlns:cx8="http://schemas.microsoft.com/office/drawing/2016/5/14/chartex" xmlns:mc="http://schemas.openxmlformats.org/markup-compatibility/2006" xmlns:m="http://schemas.openxmlformats.org/officeDocument/2006/math" xmlns:aink="http://schemas.microsoft.com/office/drawing/2016/ink" xmlns:am3d="http://schemas.microsoft.com/office/drawing/2017/model3d" xmlns:oel="http://schemas.microsoft.com/office/2019/extlst" xmlns:r="http://schemas.openxmlformats.org/officeDocument/2006/relationships" xmlns:wp14="http://schemas.microsoft.com/office/word/2010/wordprocessingDrawing" xmlns:wp="http://schemas.openxmlformats.org/drawingml/2006/wordprocessingDrawing" xmlns:wpg="http://schemas.microsoft.com/office/word/2010/wordprocessingGroup" xmlns:wpi="http://schemas.microsoft.com/office/word/2010/wordprocessingInk" xmlns:wps="http://schemas.microsoft.com/office/word/2010/wordprocessingShape" xmlns:o="urn:schemas-microsoft-com:office:office" xmlns:v="urn:schemas-microsoft-com:vml" xmlns:w10="urn:schemas-microsoft-com:office:word" xmlns:w="http://schemas.openxmlformats.org/wordprocessingml/2006/main" xmlns:w14="http://schemas.microsoft.com/office/word/2010/wordml" xmlns:w15="http://schemas.microsoft.com/office/word/2012/wordml" xmlns:w16cex="http://schemas.microsoft.com/office/word/2018/wordml/cex" xmlns:w16cid="http://schemas.microsoft.com/office/word/2016/wordml/cid" xmlns:w16="http://schemas.microsoft.com/office/word/2018/wordml" xmlns:w16sdtdh="http://schemas.microsoft.com/office/word/2020/wordml/sdtdatahash" xmlns:w16sdtfl="http://schemas.microsoft.com/office/word/2024/wordml/sdtformatlock" xmlns:w16se="http://schemas.microsoft.com/office/word/2015/wordml/symex" xmlns:w16du="http://schemas.microsoft.com/office/word/2023/wordml/word16du" xmlns:wne="http://schemas.microsoft.com/office/word/2006/wordml" mc:Ignorable="w14 w15 w16se w16cid w16 w16cex w16sdtdh w16sdtfl w16du wp14">
   <w:sdt>
     <w:sdtPr>
       <w:id w:val="1090047267"/>
@@ -30605,7 +32695,7 @@
 </file>
 
 <file path=word/footnotes.xml><?xml version="1.0" encoding="utf-8"?>
-<w:footnotes xmlns:wpc="http://schemas.microsoft.com/office/word/2010/wordprocessingCanvas" xmlns:cx="http://schemas.microsoft.com/office/drawing/2014/chartex" xmlns:cx1="http://schemas.microsoft.com/office/drawing/2015/9/8/chartex" xmlns:cx2="http://schemas.microsoft.com/office/drawing/2015/10/21/chartex" xmlns:cx3="http://schemas.microsoft.com/office/drawing/2016/5/9/chartex" xmlns:cx4="http://schemas.microsoft.com/office/drawing/2016/5/10/chartex" xmlns:cx5="http://schemas.microsoft.com/office/drawing/2016/5/11/chartex" xmlns:cx6="http://schemas.microsoft.com/office/drawing/2016/5/12/chartex" xmlns:cx7="http://schemas.microsoft.com/office/drawing/2016/5/13/chartex" xmlns:cx8="http://schemas.microsoft.com/office/drawing/2016/5/14/chartex" xmlns:mc="http://schemas.openxmlformats.org/markup-compatibility/2006" xmlns:aink="http://schemas.microsoft.com/office/drawing/2016/ink" xmlns:am3d="http://schemas.microsoft.com/office/drawing/2017/model3d" xmlns:o="urn:schemas-microsoft-com:office:office" xmlns:oel="http://schemas.microsoft.com/office/2019/extlst" xmlns:r="http://schemas.openxmlformats.org/officeDocument/2006/relationships" xmlns:m="http://schemas.openxmlformats.org/officeDocument/2006/math" xmlns:v="urn:schemas-microsoft-com:vml" xmlns:wp14="http://schemas.microsoft.com/office/word/2010/wordprocessingDrawing" xmlns:wp="http://schemas.openxmlformats.org/drawingml/2006/wordprocessingDrawing" xmlns:w10="urn:schemas-microsoft-com:office:word" xmlns:w="http://schemas.openxmlformats.org/wordprocessingml/2006/main" xmlns:w14="http://schemas.microsoft.com/office/word/2010/wordml" xmlns:w15="http://schemas.microsoft.com/office/word/2012/wordml" xmlns:w16cex="http://schemas.microsoft.com/office/word/2018/wordml/cex" xmlns:w16cid="http://schemas.microsoft.com/office/word/2016/wordml/cid" xmlns:w16="http://schemas.microsoft.com/office/word/2018/wordml" xmlns:w16du="http://schemas.microsoft.com/office/word/2023/wordml/word16du" xmlns:w16sdtdh="http://schemas.microsoft.com/office/word/2020/wordml/sdtdatahash" xmlns:w16sdtfl="http://schemas.microsoft.com/office/word/2024/wordml/sdtformatlock" xmlns:w16se="http://schemas.microsoft.com/office/word/2015/wordml/symex" xmlns:wpg="http://schemas.microsoft.com/office/word/2010/wordprocessingGroup" xmlns:wpi="http://schemas.microsoft.com/office/word/2010/wordprocessingInk" xmlns:wne="http://schemas.microsoft.com/office/word/2006/wordml" xmlns:wps="http://schemas.microsoft.com/office/word/2010/wordprocessingShape" mc:Ignorable="w14 w15 w16se w16cid w16 w16cex w16sdtdh w16sdtfl w16du wp14">
+<w:footnotes xmlns:wpc="http://schemas.microsoft.com/office/word/2010/wordprocessingCanvas" xmlns:cx="http://schemas.microsoft.com/office/drawing/2014/chartex" xmlns:cx1="http://schemas.microsoft.com/office/drawing/2015/9/8/chartex" xmlns:cx2="http://schemas.microsoft.com/office/drawing/2015/10/21/chartex" xmlns:cx3="http://schemas.microsoft.com/office/drawing/2016/5/9/chartex" xmlns:cx4="http://schemas.microsoft.com/office/drawing/2016/5/10/chartex" xmlns:cx5="http://schemas.microsoft.com/office/drawing/2016/5/11/chartex" xmlns:cx6="http://schemas.microsoft.com/office/drawing/2016/5/12/chartex" xmlns:cx7="http://schemas.microsoft.com/office/drawing/2016/5/13/chartex" xmlns:cx8="http://schemas.microsoft.com/office/drawing/2016/5/14/chartex" xmlns:mc="http://schemas.openxmlformats.org/markup-compatibility/2006" xmlns:m="http://schemas.openxmlformats.org/officeDocument/2006/math" xmlns:aink="http://schemas.microsoft.com/office/drawing/2016/ink" xmlns:am3d="http://schemas.microsoft.com/office/drawing/2017/model3d" xmlns:oel="http://schemas.microsoft.com/office/2019/extlst" xmlns:r="http://schemas.openxmlformats.org/officeDocument/2006/relationships" xmlns:wp14="http://schemas.microsoft.com/office/word/2010/wordprocessingDrawing" xmlns:wp="http://schemas.openxmlformats.org/drawingml/2006/wordprocessingDrawing" xmlns:wpg="http://schemas.microsoft.com/office/word/2010/wordprocessingGroup" xmlns:wpi="http://schemas.microsoft.com/office/word/2010/wordprocessingInk" xmlns:wps="http://schemas.microsoft.com/office/word/2010/wordprocessingShape" xmlns:o="urn:schemas-microsoft-com:office:office" xmlns:v="urn:schemas-microsoft-com:vml" xmlns:w10="urn:schemas-microsoft-com:office:word" xmlns:w="http://schemas.openxmlformats.org/wordprocessingml/2006/main" xmlns:w14="http://schemas.microsoft.com/office/word/2010/wordml" xmlns:w15="http://schemas.microsoft.com/office/word/2012/wordml" xmlns:w16cex="http://schemas.microsoft.com/office/word/2018/wordml/cex" xmlns:w16cid="http://schemas.microsoft.com/office/word/2016/wordml/cid" xmlns:w16="http://schemas.microsoft.com/office/word/2018/wordml" xmlns:w16sdtdh="http://schemas.microsoft.com/office/word/2020/wordml/sdtdatahash" xmlns:w16sdtfl="http://schemas.microsoft.com/office/word/2024/wordml/sdtformatlock" xmlns:w16se="http://schemas.microsoft.com/office/word/2015/wordml/symex" xmlns:w16du="http://schemas.microsoft.com/office/word/2023/wordml/word16du" xmlns:wne="http://schemas.microsoft.com/office/word/2006/wordml" mc:Ignorable="w14 w15 w16se w16cid w16 w16cex w16sdtdh w16sdtfl w16du wp14">
   <w:footnote w:type="separator" w:id="-1">
     <w:p>
       <w:pPr>
@@ -30630,7 +32720,7 @@
 </file>
 
 <file path=word/header1.xml><?xml version="1.0" encoding="utf-8"?>
-<w:hdr xmlns:wpc="http://schemas.microsoft.com/office/word/2010/wordprocessingCanvas" xmlns:cx="http://schemas.microsoft.com/office/drawing/2014/chartex" xmlns:cx1="http://schemas.microsoft.com/office/drawing/2015/9/8/chartex" xmlns:cx2="http://schemas.microsoft.com/office/drawing/2015/10/21/chartex" xmlns:cx3="http://schemas.microsoft.com/office/drawing/2016/5/9/chartex" xmlns:cx4="http://schemas.microsoft.com/office/drawing/2016/5/10/chartex" xmlns:cx5="http://schemas.microsoft.com/office/drawing/2016/5/11/chartex" xmlns:cx6="http://schemas.microsoft.com/office/drawing/2016/5/12/chartex" xmlns:cx7="http://schemas.microsoft.com/office/drawing/2016/5/13/chartex" xmlns:cx8="http://schemas.microsoft.com/office/drawing/2016/5/14/chartex" xmlns:mc="http://schemas.openxmlformats.org/markup-compatibility/2006" xmlns:aink="http://schemas.microsoft.com/office/drawing/2016/ink" xmlns:am3d="http://schemas.microsoft.com/office/drawing/2017/model3d" xmlns:o="urn:schemas-microsoft-com:office:office" xmlns:oel="http://schemas.microsoft.com/office/2019/extlst" xmlns:r="http://schemas.openxmlformats.org/officeDocument/2006/relationships" xmlns:m="http://schemas.openxmlformats.org/officeDocument/2006/math" xmlns:v="urn:schemas-microsoft-com:vml" xmlns:wp14="http://schemas.microsoft.com/office/word/2010/wordprocessingDrawing" xmlns:wp="http://schemas.openxmlformats.org/drawingml/2006/wordprocessingDrawing" xmlns:w10="urn:schemas-microsoft-com:office:word" xmlns:w="http://schemas.openxmlformats.org/wordprocessingml/2006/main" xmlns:w14="http://schemas.microsoft.com/office/word/2010/wordml" xmlns:w15="http://schemas.microsoft.com/office/word/2012/wordml" xmlns:w16cex="http://schemas.microsoft.com/office/word/2018/wordml/cex" xmlns:w16cid="http://schemas.microsoft.com/office/word/2016/wordml/cid" xmlns:w16="http://schemas.microsoft.com/office/word/2018/wordml" xmlns:w16du="http://schemas.microsoft.com/office/word/2023/wordml/word16du" xmlns:w16sdtdh="http://schemas.microsoft.com/office/word/2020/wordml/sdtdatahash" xmlns:w16sdtfl="http://schemas.microsoft.com/office/word/2024/wordml/sdtformatlock" xmlns:w16se="http://schemas.microsoft.com/office/word/2015/wordml/symex" xmlns:wpg="http://schemas.microsoft.com/office/word/2010/wordprocessingGroup" xmlns:wpi="http://schemas.microsoft.com/office/word/2010/wordprocessingInk" xmlns:wne="http://schemas.microsoft.com/office/word/2006/wordml" xmlns:wps="http://schemas.microsoft.com/office/word/2010/wordprocessingShape" mc:Ignorable="w14 w15 w16se w16cid w16 w16cex w16sdtdh w16sdtfl w16du wp14">
+<w:hdr xmlns:wpc="http://schemas.microsoft.com/office/word/2010/wordprocessingCanvas" xmlns:cx="http://schemas.microsoft.com/office/drawing/2014/chartex" xmlns:cx1="http://schemas.microsoft.com/office/drawing/2015/9/8/chartex" xmlns:cx2="http://schemas.microsoft.com/office/drawing/2015/10/21/chartex" xmlns:cx3="http://schemas.microsoft.com/office/drawing/2016/5/9/chartex" xmlns:cx4="http://schemas.microsoft.com/office/drawing/2016/5/10/chartex" xmlns:cx5="http://schemas.microsoft.com/office/drawing/2016/5/11/chartex" xmlns:cx6="http://schemas.microsoft.com/office/drawing/2016/5/12/chartex" xmlns:cx7="http://schemas.microsoft.com/office/drawing/2016/5/13/chartex" xmlns:cx8="http://schemas.microsoft.com/office/drawing/2016/5/14/chartex" xmlns:mc="http://schemas.openxmlformats.org/markup-compatibility/2006" xmlns:m="http://schemas.openxmlformats.org/officeDocument/2006/math" xmlns:aink="http://schemas.microsoft.com/office/drawing/2016/ink" xmlns:am3d="http://schemas.microsoft.com/office/drawing/2017/model3d" xmlns:oel="http://schemas.microsoft.com/office/2019/extlst" xmlns:r="http://schemas.openxmlformats.org/officeDocument/2006/relationships" xmlns:wp14="http://schemas.microsoft.com/office/word/2010/wordprocessingDrawing" xmlns:wp="http://schemas.openxmlformats.org/drawingml/2006/wordprocessingDrawing" xmlns:wpg="http://schemas.microsoft.com/office/word/2010/wordprocessingGroup" xmlns:wpi="http://schemas.microsoft.com/office/word/2010/wordprocessingInk" xmlns:wps="http://schemas.microsoft.com/office/word/2010/wordprocessingShape" xmlns:o="urn:schemas-microsoft-com:office:office" xmlns:v="urn:schemas-microsoft-com:vml" xmlns:w10="urn:schemas-microsoft-com:office:word" xmlns:w="http://schemas.openxmlformats.org/wordprocessingml/2006/main" xmlns:w14="http://schemas.microsoft.com/office/word/2010/wordml" xmlns:w15="http://schemas.microsoft.com/office/word/2012/wordml" xmlns:w16cex="http://schemas.microsoft.com/office/word/2018/wordml/cex" xmlns:w16cid="http://schemas.microsoft.com/office/word/2016/wordml/cid" xmlns:w16="http://schemas.microsoft.com/office/word/2018/wordml" xmlns:w16sdtdh="http://schemas.microsoft.com/office/word/2020/wordml/sdtdatahash" xmlns:w16sdtfl="http://schemas.microsoft.com/office/word/2024/wordml/sdtformatlock" xmlns:w16se="http://schemas.microsoft.com/office/word/2015/wordml/symex" xmlns:w16du="http://schemas.microsoft.com/office/word/2023/wordml/word16du" xmlns:wne="http://schemas.microsoft.com/office/word/2006/wordml" mc:Ignorable="w14 w15 w16se w16cid w16 w16cex w16sdtdh w16sdtfl w16du wp14">
   <w:p>
     <w:pPr>
       <w:pStyle w:val="Header"/>
@@ -30640,7 +32730,7 @@
 </file>
 
 <file path=word/numbering.xml><?xml version="1.0" encoding="utf-8"?>
-<w:numbering xmlns:wpc="http://schemas.microsoft.com/office/word/2010/wordprocessingCanvas" xmlns:cx="http://schemas.microsoft.com/office/drawing/2014/chartex" xmlns:cx1="http://schemas.microsoft.com/office/drawing/2015/9/8/chartex" xmlns:cx2="http://schemas.microsoft.com/office/drawing/2015/10/21/chartex" xmlns:cx3="http://schemas.microsoft.com/office/drawing/2016/5/9/chartex" xmlns:cx4="http://schemas.microsoft.com/office/drawing/2016/5/10/chartex" xmlns:cx5="http://schemas.microsoft.com/office/drawing/2016/5/11/chartex" xmlns:cx6="http://schemas.microsoft.com/office/drawing/2016/5/12/chartex" xmlns:cx7="http://schemas.microsoft.com/office/drawing/2016/5/13/chartex" xmlns:cx8="http://schemas.microsoft.com/office/drawing/2016/5/14/chartex" xmlns:mc="http://schemas.openxmlformats.org/markup-compatibility/2006" xmlns:aink="http://schemas.microsoft.com/office/drawing/2016/ink" xmlns:am3d="http://schemas.microsoft.com/office/drawing/2017/model3d" xmlns:o="urn:schemas-microsoft-com:office:office" xmlns:oel="http://schemas.microsoft.com/office/2019/extlst" xmlns:r="http://schemas.openxmlformats.org/officeDocument/2006/relationships" xmlns:m="http://schemas.openxmlformats.org/officeDocument/2006/math" xmlns:v="urn:schemas-microsoft-com:vml" xmlns:wp14="http://schemas.microsoft.com/office/word/2010/wordprocessingDrawing" xmlns:wp="http://schemas.openxmlformats.org/drawingml/2006/wordprocessingDrawing" xmlns:w10="urn:schemas-microsoft-com:office:word" xmlns:w="http://schemas.openxmlformats.org/wordprocessingml/2006/main" xmlns:w14="http://schemas.microsoft.com/office/word/2010/wordml" xmlns:w15="http://schemas.microsoft.com/office/word/2012/wordml" xmlns:w16cex="http://schemas.microsoft.com/office/word/2018/wordml/cex" xmlns:w16cid="http://schemas.microsoft.com/office/word/2016/wordml/cid" xmlns:w16="http://schemas.microsoft.com/office/word/2018/wordml" xmlns:w16du="http://schemas.microsoft.com/office/word/2023/wordml/word16du" xmlns:w16sdtdh="http://schemas.microsoft.com/office/word/2020/wordml/sdtdatahash" xmlns:w16sdtfl="http://schemas.microsoft.com/office/word/2024/wordml/sdtformatlock" xmlns:w16se="http://schemas.microsoft.com/office/word/2015/wordml/symex" xmlns:wpg="http://schemas.microsoft.com/office/word/2010/wordprocessingGroup" xmlns:wpi="http://schemas.microsoft.com/office/word/2010/wordprocessingInk" xmlns:wne="http://schemas.microsoft.com/office/word/2006/wordml" xmlns:wps="http://schemas.microsoft.com/office/word/2010/wordprocessingShape" mc:Ignorable="w14 w15 w16se w16cid w16 w16cex w16sdtdh w16sdtfl w16du wp14">
+<w:numbering xmlns:wpc="http://schemas.microsoft.com/office/word/2010/wordprocessingCanvas" xmlns:cx="http://schemas.microsoft.com/office/drawing/2014/chartex" xmlns:cx1="http://schemas.microsoft.com/office/drawing/2015/9/8/chartex" xmlns:cx2="http://schemas.microsoft.com/office/drawing/2015/10/21/chartex" xmlns:cx3="http://schemas.microsoft.com/office/drawing/2016/5/9/chartex" xmlns:cx4="http://schemas.microsoft.com/office/drawing/2016/5/10/chartex" xmlns:cx5="http://schemas.microsoft.com/office/drawing/2016/5/11/chartex" xmlns:cx6="http://schemas.microsoft.com/office/drawing/2016/5/12/chartex" xmlns:cx7="http://schemas.microsoft.com/office/drawing/2016/5/13/chartex" xmlns:cx8="http://schemas.microsoft.com/office/drawing/2016/5/14/chartex" xmlns:mc="http://schemas.openxmlformats.org/markup-compatibility/2006" xmlns:m="http://schemas.openxmlformats.org/officeDocument/2006/math" xmlns:aink="http://schemas.microsoft.com/office/drawing/2016/ink" xmlns:am3d="http://schemas.microsoft.com/office/drawing/2017/model3d" xmlns:oel="http://schemas.microsoft.com/office/2019/extlst" xmlns:r="http://schemas.openxmlformats.org/officeDocument/2006/relationships" xmlns:wp14="http://schemas.microsoft.com/office/word/2010/wordprocessingDrawing" xmlns:wp="http://schemas.openxmlformats.org/drawingml/2006/wordprocessingDrawing" xmlns:wpg="http://schemas.microsoft.com/office/word/2010/wordprocessingGroup" xmlns:wpi="http://schemas.microsoft.com/office/word/2010/wordprocessingInk" xmlns:wps="http://schemas.microsoft.com/office/word/2010/wordprocessingShape" xmlns:o="urn:schemas-microsoft-com:office:office" xmlns:v="urn:schemas-microsoft-com:vml" xmlns:w10="urn:schemas-microsoft-com:office:word" xmlns:w="http://schemas.openxmlformats.org/wordprocessingml/2006/main" xmlns:w14="http://schemas.microsoft.com/office/word/2010/wordml" xmlns:w15="http://schemas.microsoft.com/office/word/2012/wordml" xmlns:w16cex="http://schemas.microsoft.com/office/word/2018/wordml/cex" xmlns:w16cid="http://schemas.microsoft.com/office/word/2016/wordml/cid" xmlns:w16="http://schemas.microsoft.com/office/word/2018/wordml" xmlns:w16sdtdh="http://schemas.microsoft.com/office/word/2020/wordml/sdtdatahash" xmlns:w16sdtfl="http://schemas.microsoft.com/office/word/2024/wordml/sdtformatlock" xmlns:w16se="http://schemas.microsoft.com/office/word/2015/wordml/symex" xmlns:w16du="http://schemas.microsoft.com/office/word/2023/wordml/word16du" xmlns:wne="http://schemas.microsoft.com/office/word/2006/wordml" mc:Ignorable="w14 w15 w16se w16cid w16 w16cex w16sdtdh w16sdtfl w16du wp14">
   <w:abstractNum w:abstractNumId="0" w15:restartNumberingAfterBreak="0">
     <w:nsid w:val="018F7683"/>
     <w:multiLevelType w:val="hybridMultilevel"/>
@@ -31191,7 +33281,7 @@
 </file>
 
 <file path=word/people.xml><?xml version="1.0" encoding="utf-8"?>
-<w15:people xmlns:wpc="http://schemas.microsoft.com/office/word/2010/wordprocessingCanvas" xmlns:cx="http://schemas.microsoft.com/office/drawing/2014/chartex" xmlns:cx1="http://schemas.microsoft.com/office/drawing/2015/9/8/chartex" xmlns:cx2="http://schemas.microsoft.com/office/drawing/2015/10/21/chartex" xmlns:cx3="http://schemas.microsoft.com/office/drawing/2016/5/9/chartex" xmlns:cx4="http://schemas.microsoft.com/office/drawing/2016/5/10/chartex" xmlns:cx5="http://schemas.microsoft.com/office/drawing/2016/5/11/chartex" xmlns:cx6="http://schemas.microsoft.com/office/drawing/2016/5/12/chartex" xmlns:cx7="http://schemas.microsoft.com/office/drawing/2016/5/13/chartex" xmlns:cx8="http://schemas.microsoft.com/office/drawing/2016/5/14/chartex" xmlns:mc="http://schemas.openxmlformats.org/markup-compatibility/2006" xmlns:aink="http://schemas.microsoft.com/office/drawing/2016/ink" xmlns:am3d="http://schemas.microsoft.com/office/drawing/2017/model3d" xmlns:o="urn:schemas-microsoft-com:office:office" xmlns:oel="http://schemas.microsoft.com/office/2019/extlst" xmlns:r="http://schemas.openxmlformats.org/officeDocument/2006/relationships" xmlns:m="http://schemas.openxmlformats.org/officeDocument/2006/math" xmlns:v="urn:schemas-microsoft-com:vml" xmlns:wp14="http://schemas.microsoft.com/office/word/2010/wordprocessingDrawing" xmlns:wp="http://schemas.openxmlformats.org/drawingml/2006/wordprocessingDrawing" xmlns:w10="urn:schemas-microsoft-com:office:word" xmlns:w="http://schemas.openxmlformats.org/wordprocessingml/2006/main" xmlns:w14="http://schemas.microsoft.com/office/word/2010/wordml" xmlns:w15="http://schemas.microsoft.com/office/word/2012/wordml" xmlns:w16cex="http://schemas.microsoft.com/office/word/2018/wordml/cex" xmlns:w16cid="http://schemas.microsoft.com/office/word/2016/wordml/cid" xmlns:w16="http://schemas.microsoft.com/office/word/2018/wordml" xmlns:w16du="http://schemas.microsoft.com/office/word/2023/wordml/word16du" xmlns:w16sdtdh="http://schemas.microsoft.com/office/word/2020/wordml/sdtdatahash" xmlns:w16sdtfl="http://schemas.microsoft.com/office/word/2024/wordml/sdtformatlock" xmlns:w16se="http://schemas.microsoft.com/office/word/2015/wordml/symex" xmlns:wpg="http://schemas.microsoft.com/office/word/2010/wordprocessingGroup" xmlns:wpi="http://schemas.microsoft.com/office/word/2010/wordprocessingInk" xmlns:wne="http://schemas.microsoft.com/office/word/2006/wordml" xmlns:wps="http://schemas.microsoft.com/office/word/2010/wordprocessingShape" mc:Ignorable="w14 w15 w16se w16cid w16 w16cex w16sdtdh w16sdtfl w16du wp14">
+<w15:people xmlns:wpc="http://schemas.microsoft.com/office/word/2010/wordprocessingCanvas" xmlns:cx="http://schemas.microsoft.com/office/drawing/2014/chartex" xmlns:cx1="http://schemas.microsoft.com/office/drawing/2015/9/8/chartex" xmlns:cx2="http://schemas.microsoft.com/office/drawing/2015/10/21/chartex" xmlns:cx3="http://schemas.microsoft.com/office/drawing/2016/5/9/chartex" xmlns:cx4="http://schemas.microsoft.com/office/drawing/2016/5/10/chartex" xmlns:cx5="http://schemas.microsoft.com/office/drawing/2016/5/11/chartex" xmlns:cx6="http://schemas.microsoft.com/office/drawing/2016/5/12/chartex" xmlns:cx7="http://schemas.microsoft.com/office/drawing/2016/5/13/chartex" xmlns:cx8="http://schemas.microsoft.com/office/drawing/2016/5/14/chartex" xmlns:mc="http://schemas.openxmlformats.org/markup-compatibility/2006" xmlns:m="http://schemas.openxmlformats.org/officeDocument/2006/math" xmlns:aink="http://schemas.microsoft.com/office/drawing/2016/ink" xmlns:am3d="http://schemas.microsoft.com/office/drawing/2017/model3d" xmlns:oel="http://schemas.microsoft.com/office/2019/extlst" xmlns:r="http://schemas.openxmlformats.org/officeDocument/2006/relationships" xmlns:wp14="http://schemas.microsoft.com/office/word/2010/wordprocessingDrawing" xmlns:wp="http://schemas.openxmlformats.org/drawingml/2006/wordprocessingDrawing" xmlns:wpg="http://schemas.microsoft.com/office/word/2010/wordprocessingGroup" xmlns:wpi="http://schemas.microsoft.com/office/word/2010/wordprocessingInk" xmlns:wps="http://schemas.microsoft.com/office/word/2010/wordprocessingShape" xmlns:o="urn:schemas-microsoft-com:office:office" xmlns:v="urn:schemas-microsoft-com:vml" xmlns:w10="urn:schemas-microsoft-com:office:word" xmlns:w="http://schemas.openxmlformats.org/wordprocessingml/2006/main" xmlns:w14="http://schemas.microsoft.com/office/word/2010/wordml" xmlns:w15="http://schemas.microsoft.com/office/word/2012/wordml" xmlns:w16cex="http://schemas.microsoft.com/office/word/2018/wordml/cex" xmlns:w16cid="http://schemas.microsoft.com/office/word/2016/wordml/cid" xmlns:w16="http://schemas.microsoft.com/office/word/2018/wordml" xmlns:w16sdtdh="http://schemas.microsoft.com/office/word/2020/wordml/sdtdatahash" xmlns:w16sdtfl="http://schemas.microsoft.com/office/word/2024/wordml/sdtformatlock" xmlns:w16se="http://schemas.microsoft.com/office/word/2015/wordml/symex" xmlns:w16du="http://schemas.microsoft.com/office/word/2023/wordml/word16du" xmlns:wne="http://schemas.microsoft.com/office/word/2006/wordml" mc:Ignorable="w14 w15 w16se w16cid w16 w16cex w16sdtdh w16sdtfl w16du wp14">
   <w15:person w15:author="de Szoeke, Simon">
     <w15:presenceInfo w15:providerId="AD" w15:userId="S::deszoeks@oregonstate.edu::2a772c8a-8ee4-4018-9aea-1f1b0a725b5f"/>
   </w15:person>
@@ -31199,7 +33289,7 @@
 </file>
 
 <file path=word/styles.xml><?xml version="1.0" encoding="utf-8"?>
-<w:styles xmlns:mc="http://schemas.openxmlformats.org/markup-compatibility/2006" xmlns:r="http://schemas.openxmlformats.org/officeDocument/2006/relationships" xmlns:w="http://schemas.openxmlformats.org/wordprocessingml/2006/main" xmlns:w14="http://schemas.microsoft.com/office/word/2010/wordml" xmlns:w15="http://schemas.microsoft.com/office/word/2012/wordml" xmlns:w16cex="http://schemas.microsoft.com/office/word/2018/wordml/cex" xmlns:w16cid="http://schemas.microsoft.com/office/word/2016/wordml/cid" xmlns:w16="http://schemas.microsoft.com/office/word/2018/wordml" xmlns:w16du="http://schemas.microsoft.com/office/word/2023/wordml/word16du" xmlns:w16sdtdh="http://schemas.microsoft.com/office/word/2020/wordml/sdtdatahash" xmlns:w16sdtfl="http://schemas.microsoft.com/office/word/2024/wordml/sdtformatlock" xmlns:w16se="http://schemas.microsoft.com/office/word/2015/wordml/symex" mc:Ignorable="w14 w15 w16se w16cid w16 w16cex w16sdtdh w16sdtfl w16du">
+<w:styles xmlns:mc="http://schemas.openxmlformats.org/markup-compatibility/2006" xmlns:r="http://schemas.openxmlformats.org/officeDocument/2006/relationships" xmlns:w="http://schemas.openxmlformats.org/wordprocessingml/2006/main" xmlns:w14="http://schemas.microsoft.com/office/word/2010/wordml" xmlns:w15="http://schemas.microsoft.com/office/word/2012/wordml" xmlns:w16cex="http://schemas.microsoft.com/office/word/2018/wordml/cex" xmlns:w16cid="http://schemas.microsoft.com/office/word/2016/wordml/cid" xmlns:w16="http://schemas.microsoft.com/office/word/2018/wordml" xmlns:w16sdtdh="http://schemas.microsoft.com/office/word/2020/wordml/sdtdatahash" xmlns:w16sdtfl="http://schemas.microsoft.com/office/word/2024/wordml/sdtformatlock" xmlns:w16se="http://schemas.microsoft.com/office/word/2015/wordml/symex" xmlns:w16du="http://schemas.microsoft.com/office/word/2023/wordml/word16du" mc:Ignorable="w14 w15 w16se w16cid w16 w16cex w16sdtdh w16sdtfl w16du">
   <w:docDefaults>
     <w:rPrDefault>
       <w:rPr>

--- a/doc/DIMms20260821.docx
+++ b/doc/DIMms20260821.docx
@@ -20931,1168 +20931,6 @@
     </w:p>
     <w:p>
       <w:pPr>
-        <w:pStyle w:val="Heading3"/>
-        <w:rPr>
-          <w:rFonts w:ascii="Aptos" w:hAnsi="Aptos"/>
-        </w:rPr>
-      </w:pPr>
-      <w:r>
-        <w:rPr>
-          <w:rFonts w:ascii="Aptos" w:hAnsi="Aptos"/>
-        </w:rPr>
-        <w:t>Cloud radiative effect</w:t>
-      </w:r>
-    </w:p>
-    <w:p>
-      <w:pPr>
-        <w:pStyle w:val="BodyText"/>
-        <w:rPr>
-          <w:rFonts w:ascii="Aptos" w:hAnsi="Aptos"/>
-        </w:rPr>
-      </w:pPr>
-      <w:r>
-        <w:rPr>
-          <w:rFonts w:ascii="Aptos" w:hAnsi="Aptos"/>
-        </w:rPr>
-        <w:t>The observed GOES low (</w:t>
-      </w:r>
-      <m:oMath>
-        <m:sSub>
-          <m:sSubPr>
-            <m:ctrlPr>
-              <w:rPr>
-                <w:rFonts w:ascii="Cambria Math" w:hAnsi="Cambria Math"/>
-                <w:i/>
-              </w:rPr>
-            </m:ctrlPr>
-          </m:sSubPr>
-          <m:e>
-            <m:r>
-              <w:rPr>
-                <w:rFonts w:ascii="Cambria Math" w:hAnsi="Cambria Math"/>
-              </w:rPr>
-              <m:t>p</m:t>
-            </m:r>
-          </m:e>
-          <m:sub>
-            <m:r>
-              <w:rPr>
-                <w:rFonts w:ascii="Cambria Math" w:hAnsi="Cambria Math"/>
-              </w:rPr>
-              <m:t>c</m:t>
-            </m:r>
-          </m:sub>
-        </m:sSub>
-        <m:r>
-          <w:rPr>
-            <w:rFonts w:ascii="Cambria Math" w:hAnsi="Cambria Math"/>
-          </w:rPr>
-          <m:t>&gt;</m:t>
-        </m:r>
-      </m:oMath>
-      <w:r>
-        <w:rPr>
-          <w:rFonts w:ascii="Aptos" w:hAnsi="Aptos"/>
-        </w:rPr>
-        <w:t xml:space="preserve"> 680 hPa) </w:t>
-      </w:r>
-      <w:r>
-        <w:rPr>
-          <w:rFonts w:ascii="Aptos" w:eastAsiaTheme="minorEastAsia" w:hAnsi="Aptos"/>
-        </w:rPr>
-        <w:t xml:space="preserve">cloud fraction </w:t>
-      </w:r>
-      <m:oMath>
-        <m:sSub>
-          <m:sSubPr>
-            <m:ctrlPr>
-              <w:rPr>
-                <w:rFonts w:ascii="Cambria Math" w:hAnsi="Cambria Math"/>
-                <w:i/>
-                <w:iCs/>
-              </w:rPr>
-            </m:ctrlPr>
-          </m:sSubPr>
-          <m:e>
-            <m:r>
-              <w:rPr>
-                <w:rFonts w:ascii="Cambria Math" w:hAnsi="Cambria Math"/>
-              </w:rPr>
-              <m:t>C</m:t>
-            </m:r>
-          </m:e>
-          <m:sub>
-            <m:r>
-              <w:rPr>
-                <w:rFonts w:ascii="Cambria Math" w:hAnsi="Cambria Math"/>
-              </w:rPr>
-              <m:t>0</m:t>
-            </m:r>
-          </m:sub>
-        </m:sSub>
-        <m:d>
-          <m:dPr>
-            <m:ctrlPr>
-              <w:rPr>
-                <w:rFonts w:ascii="Cambria Math" w:hAnsi="Cambria Math"/>
-                <w:i/>
-                <w:iCs/>
-              </w:rPr>
-            </m:ctrlPr>
-          </m:dPr>
-          <m:e>
-            <m:r>
-              <w:rPr>
-                <w:rFonts w:ascii="Cambria Math" w:hAnsi="Cambria Math"/>
-              </w:rPr>
-              <m:t>τ,</m:t>
-            </m:r>
-            <m:sSub>
-              <m:sSubPr>
-                <m:ctrlPr>
-                  <w:rPr>
-                    <w:rFonts w:ascii="Cambria Math" w:hAnsi="Cambria Math"/>
-                    <w:i/>
-                    <w:iCs/>
-                  </w:rPr>
-                </m:ctrlPr>
-              </m:sSubPr>
-              <m:e>
-                <m:r>
-                  <w:rPr>
-                    <w:rFonts w:ascii="Cambria Math" w:hAnsi="Cambria Math"/>
-                  </w:rPr>
-                  <m:t>p</m:t>
-                </m:r>
-              </m:e>
-              <m:sub>
-                <m:r>
-                  <w:rPr>
-                    <w:rFonts w:ascii="Cambria Math" w:hAnsi="Cambria Math"/>
-                  </w:rPr>
-                  <m:t>c</m:t>
-                </m:r>
-              </m:sub>
-            </m:sSub>
-          </m:e>
-        </m:d>
-        <m:r>
-          <w:rPr>
-            <w:rFonts w:ascii="Cambria Math" w:eastAsiaTheme="minorEastAsia" w:hAnsi="Cambria Math"/>
-          </w:rPr>
-          <m:t xml:space="preserve"> </m:t>
-        </m:r>
-      </m:oMath>
-      <w:r>
-        <w:rPr>
-          <w:rFonts w:ascii="Aptos" w:eastAsiaTheme="minorEastAsia" w:hAnsi="Aptos"/>
-          <w:iCs/>
-        </w:rPr>
-        <w:t xml:space="preserve">counts pixels in </w:t>
-      </w:r>
-      <w:r>
-        <w:rPr>
-          <w:rFonts w:ascii="Aptos" w:hAnsi="Aptos"/>
-        </w:rPr>
-        <w:t xml:space="preserve">cloud optical thickness </w:t>
-      </w:r>
-      <m:oMath>
-        <m:r>
-          <w:rPr>
-            <w:rFonts w:ascii="Cambria Math" w:hAnsi="Cambria Math"/>
-          </w:rPr>
-          <m:t>τ</m:t>
-        </m:r>
-      </m:oMath>
-      <w:r>
-        <w:rPr>
-          <w:rFonts w:ascii="Aptos" w:eastAsiaTheme="minorEastAsia" w:hAnsi="Aptos"/>
-        </w:rPr>
-        <w:t xml:space="preserve"> </w:t>
-      </w:r>
-      <w:r>
-        <w:rPr>
-          <w:rFonts w:ascii="Aptos" w:hAnsi="Aptos"/>
-        </w:rPr>
-        <w:t xml:space="preserve">and cloud top pressure </w:t>
-      </w:r>
-      <m:oMath>
-        <m:sSub>
-          <m:sSubPr>
-            <m:ctrlPr>
-              <w:rPr>
-                <w:rFonts w:ascii="Cambria Math" w:hAnsi="Cambria Math"/>
-                <w:i/>
-                <w:iCs/>
-              </w:rPr>
-            </m:ctrlPr>
-          </m:sSubPr>
-          <m:e>
-            <m:r>
-              <w:rPr>
-                <w:rFonts w:ascii="Cambria Math" w:hAnsi="Cambria Math"/>
-              </w:rPr>
-              <m:t>p</m:t>
-            </m:r>
-          </m:e>
-          <m:sub>
-            <m:r>
-              <w:rPr>
-                <w:rFonts w:ascii="Cambria Math" w:hAnsi="Cambria Math"/>
-              </w:rPr>
-              <m:t>c</m:t>
-            </m:r>
-          </m:sub>
-        </m:sSub>
-      </m:oMath>
-      <w:r>
-        <w:rPr>
-          <w:rFonts w:ascii="Aptos" w:hAnsi="Aptos"/>
-        </w:rPr>
-        <w:t xml:space="preserve"> bins</w:t>
-      </w:r>
-      <w:r>
-        <w:rPr>
-          <w:rFonts w:ascii="Aptos" w:hAnsi="Aptos"/>
-        </w:rPr>
-        <w:t xml:space="preserve"> (Minnis et al. 2008)</w:t>
-      </w:r>
-      <w:r>
-        <w:rPr>
-          <w:rFonts w:ascii="Aptos" w:hAnsi="Aptos"/>
-        </w:rPr>
-        <w:t xml:space="preserve">. The shortwave (SW), longwave (LW), and total cloud radiative effect (CRE) is estimated from the </w:t>
-      </w:r>
-      <w:r>
-        <w:rPr>
-          <w:rFonts w:ascii="Aptos" w:hAnsi="Aptos"/>
-        </w:rPr>
-        <w:t xml:space="preserve">Zelinka et al. (2012) cloud radiative kernel </w:t>
-      </w:r>
-      <m:oMath>
-        <m:r>
-          <w:rPr>
-            <w:rFonts w:ascii="Cambria Math" w:hAnsi="Cambria Math"/>
-          </w:rPr>
-          <m:t>K(τ,</m:t>
-        </m:r>
-        <m:sSub>
-          <m:sSubPr>
-            <m:ctrlPr>
-              <w:rPr>
-                <w:rFonts w:ascii="Cambria Math" w:hAnsi="Cambria Math"/>
-                <w:i/>
-              </w:rPr>
-            </m:ctrlPr>
-          </m:sSubPr>
-          <m:e>
-            <m:r>
-              <w:rPr>
-                <w:rFonts w:ascii="Cambria Math" w:hAnsi="Cambria Math"/>
-              </w:rPr>
-              <m:t>p</m:t>
-            </m:r>
-          </m:e>
-          <m:sub>
-            <m:r>
-              <w:rPr>
-                <w:rFonts w:ascii="Cambria Math" w:hAnsi="Cambria Math"/>
-              </w:rPr>
-              <m:t>c</m:t>
-            </m:r>
-          </m:sub>
-        </m:sSub>
-        <m:r>
-          <w:rPr>
-            <w:rFonts w:ascii="Cambria Math" w:hAnsi="Cambria Math"/>
-          </w:rPr>
-          <m:t>)</m:t>
-        </m:r>
-      </m:oMath>
-      <w:r>
-        <w:rPr>
-          <w:rFonts w:ascii="Aptos" w:hAnsi="Aptos"/>
-        </w:rPr>
-        <w:t xml:space="preserve">: </w:t>
-      </w:r>
-      <m:oMath>
-        <m:sSub>
-          <m:sSubPr>
-            <m:ctrlPr>
-              <w:rPr>
-                <w:rFonts w:ascii="Cambria Math" w:hAnsi="Cambria Math"/>
-                <w:iCs/>
-              </w:rPr>
-            </m:ctrlPr>
-          </m:sSubPr>
-          <m:e>
-            <m:r>
-              <m:rPr>
-                <m:sty m:val="p"/>
-              </m:rPr>
-              <w:rPr>
-                <w:rFonts w:ascii="Cambria Math" w:hAnsi="Cambria Math"/>
-              </w:rPr>
-              <m:t>CRE</m:t>
-            </m:r>
-          </m:e>
-          <m:sub>
-            <m:r>
-              <m:rPr>
-                <m:sty m:val="p"/>
-              </m:rPr>
-              <w:rPr>
-                <w:rFonts w:ascii="Cambria Math" w:hAnsi="Cambria Math"/>
-              </w:rPr>
-              <m:t>0</m:t>
-            </m:r>
-          </m:sub>
-        </m:sSub>
-        <m:r>
-          <w:rPr>
-            <w:rFonts w:ascii="Cambria Math" w:hAnsi="Cambria Math"/>
-          </w:rPr>
-          <m:t>=</m:t>
-        </m:r>
-        <m:nary>
-          <m:naryPr>
-            <m:chr m:val="∑"/>
-            <m:supHide m:val="1"/>
-            <m:ctrlPr>
-              <w:rPr>
-                <w:rFonts w:ascii="Cambria Math" w:hAnsi="Cambria Math"/>
-                <w:i/>
-                <w:iCs/>
-              </w:rPr>
-            </m:ctrlPr>
-          </m:naryPr>
-          <m:sub>
-            <m:r>
-              <w:rPr>
-                <w:rFonts w:ascii="Cambria Math" w:hAnsi="Cambria Math"/>
-              </w:rPr>
-              <m:t>τ,</m:t>
-            </m:r>
-            <m:sSub>
-              <m:sSubPr>
-                <m:ctrlPr>
-                  <w:rPr>
-                    <w:rFonts w:ascii="Cambria Math" w:hAnsi="Cambria Math"/>
-                    <w:i/>
-                    <w:iCs/>
-                  </w:rPr>
-                </m:ctrlPr>
-              </m:sSubPr>
-              <m:e>
-                <m:r>
-                  <w:rPr>
-                    <w:rFonts w:ascii="Cambria Math" w:hAnsi="Cambria Math"/>
-                  </w:rPr>
-                  <m:t>p</m:t>
-                </m:r>
-              </m:e>
-              <m:sub>
-                <m:r>
-                  <w:rPr>
-                    <w:rFonts w:ascii="Cambria Math" w:hAnsi="Cambria Math"/>
-                  </w:rPr>
-                  <m:t>c</m:t>
-                </m:r>
-              </m:sub>
-            </m:sSub>
-          </m:sub>
-          <m:sup/>
-          <m:e>
-            <m:sSub>
-              <m:sSubPr>
-                <m:ctrlPr>
-                  <w:rPr>
-                    <w:rFonts w:ascii="Cambria Math" w:hAnsi="Cambria Math"/>
-                    <w:i/>
-                    <w:iCs/>
-                  </w:rPr>
-                </m:ctrlPr>
-              </m:sSubPr>
-              <m:e>
-                <m:r>
-                  <w:rPr>
-                    <w:rFonts w:ascii="Cambria Math" w:hAnsi="Cambria Math"/>
-                  </w:rPr>
-                  <m:t>C</m:t>
-                </m:r>
-              </m:e>
-              <m:sub>
-                <m:r>
-                  <w:rPr>
-                    <w:rFonts w:ascii="Cambria Math" w:hAnsi="Cambria Math"/>
-                  </w:rPr>
-                  <m:t>0</m:t>
-                </m:r>
-              </m:sub>
-            </m:sSub>
-            <m:d>
-              <m:dPr>
-                <m:ctrlPr>
-                  <w:rPr>
-                    <w:rFonts w:ascii="Cambria Math" w:hAnsi="Cambria Math"/>
-                    <w:i/>
-                    <w:iCs/>
-                  </w:rPr>
-                </m:ctrlPr>
-              </m:dPr>
-              <m:e>
-                <m:r>
-                  <w:rPr>
-                    <w:rFonts w:ascii="Cambria Math" w:hAnsi="Cambria Math"/>
-                  </w:rPr>
-                  <m:t>τ,</m:t>
-                </m:r>
-                <m:sSub>
-                  <m:sSubPr>
-                    <m:ctrlPr>
-                      <w:rPr>
-                        <w:rFonts w:ascii="Cambria Math" w:hAnsi="Cambria Math"/>
-                        <w:i/>
-                        <w:iCs/>
-                      </w:rPr>
-                    </m:ctrlPr>
-                  </m:sSubPr>
-                  <m:e>
-                    <m:r>
-                      <w:rPr>
-                        <w:rFonts w:ascii="Cambria Math" w:hAnsi="Cambria Math"/>
-                      </w:rPr>
-                      <m:t>p</m:t>
-                    </m:r>
-                  </m:e>
-                  <m:sub>
-                    <m:r>
-                      <w:rPr>
-                        <w:rFonts w:ascii="Cambria Math" w:hAnsi="Cambria Math"/>
-                      </w:rPr>
-                      <m:t>c</m:t>
-                    </m:r>
-                  </m:sub>
-                </m:sSub>
-              </m:e>
-            </m:d>
-            <m:r>
-              <w:rPr>
-                <w:rFonts w:ascii="Cambria Math" w:hAnsi="Cambria Math"/>
-              </w:rPr>
-              <m:t xml:space="preserve"> K(τ,</m:t>
-            </m:r>
-            <m:sSub>
-              <m:sSubPr>
-                <m:ctrlPr>
-                  <w:rPr>
-                    <w:rFonts w:ascii="Cambria Math" w:hAnsi="Cambria Math"/>
-                    <w:i/>
-                    <w:iCs/>
-                  </w:rPr>
-                </m:ctrlPr>
-              </m:sSubPr>
-              <m:e>
-                <m:r>
-                  <w:rPr>
-                    <w:rFonts w:ascii="Cambria Math" w:hAnsi="Cambria Math"/>
-                  </w:rPr>
-                  <m:t>p</m:t>
-                </m:r>
-              </m:e>
-              <m:sub>
-                <m:r>
-                  <w:rPr>
-                    <w:rFonts w:ascii="Cambria Math" w:hAnsi="Cambria Math"/>
-                  </w:rPr>
-                  <m:t>c</m:t>
-                </m:r>
-              </m:sub>
-            </m:sSub>
-            <m:r>
-              <w:rPr>
-                <w:rFonts w:ascii="Cambria Math" w:hAnsi="Cambria Math"/>
-              </w:rPr>
-              <m:t>)</m:t>
-            </m:r>
-          </m:e>
-        </m:nary>
-      </m:oMath>
-      <w:r>
-        <w:rPr>
-          <w:rFonts w:ascii="Aptos" w:hAnsi="Aptos"/>
-        </w:rPr>
-        <w:t xml:space="preserve">. Total, shortwave (SW), and longwave (LW) CRE changes </w:t>
-      </w:r>
-      <m:oMath>
-        <m:r>
-          <m:rPr>
-            <m:sty m:val="p"/>
-          </m:rPr>
-          <w:rPr>
-            <w:rFonts w:ascii="Cambria Math" w:hAnsi="Cambria Math"/>
-          </w:rPr>
-          <m:t>ΔCRE</m:t>
-        </m:r>
-        <m:r>
-          <w:rPr>
-            <w:rFonts w:ascii="Cambria Math" w:hAnsi="Cambria Math"/>
-          </w:rPr>
-          <m:t>=</m:t>
-        </m:r>
-        <m:sSub>
-          <m:sSubPr>
-            <m:ctrlPr>
-              <w:rPr>
-                <w:rFonts w:ascii="Cambria Math" w:hAnsi="Cambria Math"/>
-                <w:iCs/>
-              </w:rPr>
-            </m:ctrlPr>
-          </m:sSubPr>
-          <m:e>
-            <m:r>
-              <m:rPr>
-                <m:sty m:val="p"/>
-              </m:rPr>
-              <w:rPr>
-                <w:rFonts w:ascii="Cambria Math" w:hAnsi="Cambria Math"/>
-              </w:rPr>
-              <m:t>CRE</m:t>
-            </m:r>
-          </m:e>
-          <m:sub>
-            <m:r>
-              <m:rPr>
-                <m:sty m:val="p"/>
-              </m:rPr>
-              <w:rPr>
-                <w:rFonts w:ascii="Cambria Math" w:hAnsi="Cambria Math"/>
-              </w:rPr>
-              <m:t>0</m:t>
-            </m:r>
-          </m:sub>
-        </m:sSub>
-        <m:d>
-          <m:dPr>
-            <m:ctrlPr>
-              <w:rPr>
-                <w:rFonts w:ascii="Cambria Math" w:eastAsiaTheme="minorEastAsia" w:hAnsi="Cambria Math"/>
-                <w:i/>
-                <w:iCs/>
-              </w:rPr>
-            </m:ctrlPr>
-          </m:dPr>
-          <m:e>
-            <m:f>
-              <m:fPr>
-                <m:type m:val="lin"/>
-                <m:ctrlPr>
-                  <w:rPr>
-                    <w:rFonts w:ascii="Cambria Math" w:eastAsiaTheme="minorEastAsia" w:hAnsi="Cambria Math"/>
-                    <w:i/>
-                    <w:iCs/>
-                  </w:rPr>
-                </m:ctrlPr>
-              </m:fPr>
-              <m:num>
-                <m:r>
-                  <m:rPr>
-                    <m:sty m:val="p"/>
-                  </m:rPr>
-                  <w:rPr>
-                    <w:rFonts w:ascii="Cambria Math" w:eastAsiaTheme="minorEastAsia" w:hAnsi="Cambria Math"/>
-                  </w:rPr>
-                  <m:t>Δ</m:t>
-                </m:r>
-                <m:r>
-                  <w:rPr>
-                    <w:rFonts w:ascii="Cambria Math" w:eastAsiaTheme="minorEastAsia" w:hAnsi="Cambria Math"/>
-                  </w:rPr>
-                  <m:t>C</m:t>
-                </m:r>
-              </m:num>
-              <m:den>
-                <m:sSub>
-                  <m:sSubPr>
-                    <m:ctrlPr>
-                      <w:rPr>
-                        <w:rFonts w:ascii="Cambria Math" w:eastAsiaTheme="minorEastAsia" w:hAnsi="Cambria Math"/>
-                        <w:i/>
-                        <w:iCs/>
-                      </w:rPr>
-                    </m:ctrlPr>
-                  </m:sSubPr>
-                  <m:e>
-                    <m:r>
-                      <w:rPr>
-                        <w:rFonts w:ascii="Cambria Math" w:eastAsiaTheme="minorEastAsia" w:hAnsi="Cambria Math"/>
-                      </w:rPr>
-                      <m:t>C</m:t>
-                    </m:r>
-                  </m:e>
-                  <m:sub>
-                    <m:r>
-                      <w:rPr>
-                        <w:rFonts w:ascii="Cambria Math" w:eastAsiaTheme="minorEastAsia" w:hAnsi="Cambria Math"/>
-                      </w:rPr>
-                      <m:t>ctl</m:t>
-                    </m:r>
-                  </m:sub>
-                </m:sSub>
-              </m:den>
-            </m:f>
-          </m:e>
-        </m:d>
-      </m:oMath>
-      <w:r>
-        <w:rPr>
-          <w:rFonts w:ascii="Aptos" w:eastAsiaTheme="minorEastAsia" w:hAnsi="Aptos"/>
-          <w:iCs/>
-        </w:rPr>
-        <w:t xml:space="preserve"> </w:t>
-      </w:r>
-      <w:r>
-        <w:rPr>
-          <w:rFonts w:ascii="Aptos" w:hAnsi="Aptos"/>
-        </w:rPr>
-        <w:t xml:space="preserve">are multiplied by the relative </w:t>
-      </w:r>
-      <w:r>
-        <w:rPr>
-          <w:rFonts w:ascii="Aptos" w:hAnsi="Aptos"/>
-        </w:rPr>
-        <w:t xml:space="preserve">modeled </w:t>
-      </w:r>
-      <w:r>
-        <w:rPr>
-          <w:rFonts w:ascii="Aptos" w:hAnsi="Aptos"/>
-        </w:rPr>
-        <w:t xml:space="preserve">change in the shallow cumulus albedo </w:t>
-      </w:r>
-      <m:oMath>
-        <m:f>
-          <m:fPr>
-            <m:type m:val="lin"/>
-            <m:ctrlPr>
-              <w:rPr>
-                <w:rFonts w:ascii="Cambria Math" w:hAnsi="Cambria Math"/>
-                <w:i/>
-              </w:rPr>
-            </m:ctrlPr>
-          </m:fPr>
-          <m:num>
-            <m:r>
-              <m:rPr>
-                <m:sty m:val="p"/>
-              </m:rPr>
-              <w:rPr>
-                <w:rFonts w:ascii="Cambria Math" w:hAnsi="Cambria Math"/>
-              </w:rPr>
-              <m:t>Δ</m:t>
-            </m:r>
-            <m:r>
-              <w:rPr>
-                <w:rFonts w:ascii="Cambria Math" w:hAnsi="Cambria Math"/>
-              </w:rPr>
-              <m:t>C</m:t>
-            </m:r>
-          </m:num>
-          <m:den>
-            <m:sSub>
-              <m:sSubPr>
-                <m:ctrlPr>
-                  <w:rPr>
-                    <w:rFonts w:ascii="Cambria Math" w:hAnsi="Cambria Math"/>
-                    <w:i/>
-                  </w:rPr>
-                </m:ctrlPr>
-              </m:sSubPr>
-              <m:e>
-                <m:r>
-                  <w:rPr>
-                    <w:rFonts w:ascii="Cambria Math" w:hAnsi="Cambria Math"/>
-                  </w:rPr>
-                  <m:t>C</m:t>
-                </m:r>
-              </m:e>
-              <m:sub>
-                <m:r>
-                  <w:rPr>
-                    <w:rFonts w:ascii="Cambria Math" w:hAnsi="Cambria Math"/>
-                  </w:rPr>
-                  <m:t>ctl</m:t>
-                </m:r>
-              </m:sub>
-            </m:sSub>
-          </m:den>
-        </m:f>
-        <m:r>
-          <w:rPr>
-            <w:rFonts w:ascii="Cambria Math" w:hAnsi="Cambria Math"/>
-          </w:rPr>
-          <m:t>=</m:t>
-        </m:r>
-        <m:r>
-          <m:rPr>
-            <m:sty m:val="p"/>
-          </m:rPr>
-          <w:rPr>
-            <w:rFonts w:ascii="Cambria Math" w:hAnsi="Cambria Math"/>
-          </w:rPr>
-          <m:t>Δ</m:t>
-        </m:r>
-        <m:r>
-          <w:rPr>
-            <w:rFonts w:ascii="Cambria Math" w:hAnsi="Cambria Math"/>
-          </w:rPr>
-          <m:t>M/</m:t>
-        </m:r>
-        <m:sSub>
-          <m:sSubPr>
-            <m:ctrlPr>
-              <w:rPr>
-                <w:rFonts w:ascii="Cambria Math" w:hAnsi="Cambria Math"/>
-                <w:i/>
-              </w:rPr>
-            </m:ctrlPr>
-          </m:sSubPr>
-          <m:e>
-            <m:r>
-              <w:rPr>
-                <w:rFonts w:ascii="Cambria Math" w:hAnsi="Cambria Math"/>
-              </w:rPr>
-              <m:t>M</m:t>
-            </m:r>
-          </m:e>
-          <m:sub>
-            <m:r>
-              <w:rPr>
-                <w:rFonts w:ascii="Cambria Math" w:hAnsi="Cambria Math"/>
-              </w:rPr>
-              <m:t>ctl</m:t>
-            </m:r>
-          </m:sub>
-        </m:sSub>
-      </m:oMath>
-      <w:r>
-        <w:rPr>
-          <w:rFonts w:ascii="Aptos" w:hAnsi="Aptos"/>
-        </w:rPr>
-        <w:t xml:space="preserve"> for the shallow cumulus experiments (Table 1)</w:t>
-      </w:r>
-      <w:r>
-        <w:rPr>
-          <w:rFonts w:ascii="Aptos" w:eastAsiaTheme="minorEastAsia" w:hAnsi="Aptos"/>
-          <w:iCs/>
-        </w:rPr>
-        <w:t>.</w:t>
-      </w:r>
-      <w:r>
-        <w:rPr>
-          <w:rFonts w:ascii="Aptos" w:hAnsi="Aptos"/>
-        </w:rPr>
-        <w:t xml:space="preserve"> The CRE for</w:t>
-      </w:r>
-      <w:r>
-        <w:rPr>
-          <w:rFonts w:ascii="Aptos" w:hAnsi="Aptos"/>
-        </w:rPr>
-        <w:t xml:space="preserve"> all</w:t>
-      </w:r>
-      <w:r>
-        <w:rPr>
-          <w:rFonts w:ascii="Aptos" w:hAnsi="Aptos"/>
-        </w:rPr>
-        <w:t xml:space="preserve"> low clouds</w:t>
-      </w:r>
-      <w:r>
-        <w:rPr>
-          <w:rFonts w:ascii="Aptos" w:hAnsi="Aptos"/>
-        </w:rPr>
-        <w:t xml:space="preserve"> </w:t>
-      </w:r>
-      <w:r>
-        <w:rPr>
-          <w:rFonts w:ascii="Aptos" w:hAnsi="Aptos"/>
-        </w:rPr>
-        <w:t xml:space="preserve">is computed by weighting the relative changes of </w:t>
-      </w:r>
-      <w:r>
-        <w:rPr>
-          <w:rFonts w:ascii="Aptos" w:hAnsi="Aptos"/>
-        </w:rPr>
-        <w:t>shallow cumulus (</w:t>
-      </w:r>
-      <w:r>
-        <w:rPr>
-          <w:rFonts w:ascii="Aptos" w:eastAsiaTheme="minorEastAsia" w:hAnsi="Aptos"/>
-        </w:rPr>
-        <w:t xml:space="preserve">SC, </w:t>
-      </w:r>
-      <m:oMath>
-        <m:sSub>
-          <m:sSubPr>
-            <m:ctrlPr>
-              <w:rPr>
-                <w:rFonts w:ascii="Cambria Math" w:hAnsi="Cambria Math"/>
-                <w:i/>
-              </w:rPr>
-            </m:ctrlPr>
-          </m:sSubPr>
-          <m:e>
-            <m:r>
-              <w:rPr>
-                <w:rFonts w:ascii="Cambria Math" w:hAnsi="Cambria Math"/>
-              </w:rPr>
-              <m:t>f</m:t>
-            </m:r>
-          </m:e>
-          <m:sub>
-            <m:r>
-              <w:rPr>
-                <w:rFonts w:ascii="Cambria Math" w:hAnsi="Cambria Math"/>
-              </w:rPr>
-              <m:t>SC</m:t>
-            </m:r>
-          </m:sub>
-        </m:sSub>
-        <m:r>
-          <w:rPr>
-            <w:rFonts w:ascii="Cambria Math" w:hAnsi="Cambria Math"/>
-          </w:rPr>
-          <m:t>=0.81</m:t>
-        </m:r>
-      </m:oMath>
-      <w:r>
-        <w:rPr>
-          <w:rFonts w:ascii="Aptos" w:eastAsiaTheme="minorEastAsia" w:hAnsi="Aptos"/>
-        </w:rPr>
-        <w:t>)</w:t>
-      </w:r>
-      <w:r>
-        <w:rPr>
-          <w:rFonts w:ascii="Aptos" w:hAnsi="Aptos"/>
-        </w:rPr>
-        <w:t xml:space="preserve"> and </w:t>
-      </w:r>
-      <w:r>
-        <w:rPr>
-          <w:rFonts w:ascii="Aptos" w:hAnsi="Aptos"/>
-        </w:rPr>
-        <w:t>CB</w:t>
-      </w:r>
-      <w:r>
-        <w:rPr>
-          <w:rFonts w:ascii="Aptos" w:hAnsi="Aptos"/>
-        </w:rPr>
-        <w:t xml:space="preserve"> clouds,</w:t>
-      </w:r>
-      <w:r>
-        <w:rPr>
-          <w:rFonts w:ascii="Aptos" w:hAnsi="Aptos"/>
-        </w:rPr>
-        <w:br/>
-      </w:r>
-      <m:oMathPara>
-        <m:oMath>
-          <m:r>
-            <m:rPr>
-              <m:sty m:val="p"/>
-            </m:rPr>
-            <w:rPr>
-              <w:rFonts w:ascii="Cambria Math" w:hAnsi="Cambria Math"/>
-            </w:rPr>
-            <m:t>ΔCRE</m:t>
-          </m:r>
-          <m:r>
-            <w:rPr>
-              <w:rFonts w:ascii="Cambria Math" w:hAnsi="Cambria Math"/>
-            </w:rPr>
-            <m:t>=</m:t>
-          </m:r>
-          <m:sSub>
-            <m:sSubPr>
-              <m:ctrlPr>
-                <w:rPr>
-                  <w:rFonts w:ascii="Cambria Math" w:hAnsi="Cambria Math"/>
-                  <w:iCs/>
-                </w:rPr>
-              </m:ctrlPr>
-            </m:sSubPr>
-            <m:e>
-              <m:r>
-                <m:rPr>
-                  <m:sty m:val="p"/>
-                </m:rPr>
-                <w:rPr>
-                  <w:rFonts w:ascii="Cambria Math" w:hAnsi="Cambria Math"/>
-                </w:rPr>
-                <m:t>CRE</m:t>
-              </m:r>
-            </m:e>
-            <m:sub>
-              <m:r>
-                <m:rPr>
-                  <m:sty m:val="p"/>
-                </m:rPr>
-                <w:rPr>
-                  <w:rFonts w:ascii="Cambria Math" w:hAnsi="Cambria Math"/>
-                </w:rPr>
-                <m:t>0</m:t>
-              </m:r>
-            </m:sub>
-          </m:sSub>
-          <m:d>
-            <m:dPr>
-              <m:ctrlPr>
-                <w:rPr>
-                  <w:rFonts w:ascii="Cambria Math" w:hAnsi="Cambria Math"/>
-                  <w:i/>
-                </w:rPr>
-              </m:ctrlPr>
-            </m:dPr>
-            <m:e>
-              <m:sSub>
-                <m:sSubPr>
-                  <m:ctrlPr>
-                    <w:rPr>
-                      <w:rFonts w:ascii="Cambria Math" w:hAnsi="Cambria Math"/>
-                      <w:i/>
-                    </w:rPr>
-                  </m:ctrlPr>
-                </m:sSubPr>
-                <m:e>
-                  <m:r>
-                    <w:rPr>
-                      <w:rFonts w:ascii="Cambria Math" w:hAnsi="Cambria Math"/>
-                    </w:rPr>
-                    <m:t>f</m:t>
-                  </m:r>
-                </m:e>
-                <m:sub>
-                  <m:r>
-                    <w:rPr>
-                      <w:rFonts w:ascii="Cambria Math" w:hAnsi="Cambria Math"/>
-                    </w:rPr>
-                    <m:t>SC</m:t>
-                  </m:r>
-                </m:sub>
-              </m:sSub>
-              <m:f>
-                <m:fPr>
-                  <m:type m:val="lin"/>
-                  <m:ctrlPr>
-                    <w:rPr>
-                      <w:rFonts w:ascii="Cambria Math" w:hAnsi="Cambria Math"/>
-                      <w:i/>
-                    </w:rPr>
-                  </m:ctrlPr>
-                </m:fPr>
-                <m:num>
-                  <m:r>
-                    <m:rPr>
-                      <m:sty m:val="p"/>
-                    </m:rPr>
-                    <w:rPr>
-                      <w:rFonts w:ascii="Cambria Math" w:hAnsi="Cambria Math"/>
-                    </w:rPr>
-                    <m:t>Δ</m:t>
-                  </m:r>
-                  <m:sSub>
-                    <m:sSubPr>
-                      <m:ctrlPr>
-                        <w:rPr>
-                          <w:rFonts w:ascii="Cambria Math" w:hAnsi="Cambria Math"/>
-                          <w:i/>
-                        </w:rPr>
-                      </m:ctrlPr>
-                    </m:sSubPr>
-                    <m:e>
-                      <m:r>
-                        <w:rPr>
-                          <w:rFonts w:ascii="Cambria Math" w:hAnsi="Cambria Math"/>
-                        </w:rPr>
-                        <m:t>C</m:t>
-                      </m:r>
-                    </m:e>
-                    <m:sub>
-                      <m:r>
-                        <w:rPr>
-                          <w:rFonts w:ascii="Cambria Math" w:hAnsi="Cambria Math"/>
-                        </w:rPr>
-                        <m:t>SC</m:t>
-                      </m:r>
-                    </m:sub>
-                  </m:sSub>
-                </m:num>
-                <m:den>
-                  <m:sSub>
-                    <m:sSubPr>
-                      <m:ctrlPr>
-                        <w:rPr>
-                          <w:rFonts w:ascii="Cambria Math" w:hAnsi="Cambria Math"/>
-                          <w:i/>
-                        </w:rPr>
-                      </m:ctrlPr>
-                    </m:sSubPr>
-                    <m:e>
-                      <m:r>
-                        <w:rPr>
-                          <w:rFonts w:ascii="Cambria Math" w:hAnsi="Cambria Math"/>
-                        </w:rPr>
-                        <m:t>C</m:t>
-                      </m:r>
-                    </m:e>
-                    <m:sub>
-                      <m:r>
-                        <w:rPr>
-                          <w:rFonts w:ascii="Cambria Math" w:hAnsi="Cambria Math"/>
-                        </w:rPr>
-                        <m:t>SC</m:t>
-                      </m:r>
-                    </m:sub>
-                  </m:sSub>
-                </m:den>
-              </m:f>
-              <m:r>
-                <w:rPr>
-                  <w:rFonts w:ascii="Cambria Math" w:hAnsi="Cambria Math"/>
-                </w:rPr>
-                <m:t>+</m:t>
-              </m:r>
-              <m:d>
-                <m:dPr>
-                  <m:ctrlPr>
-                    <w:rPr>
-                      <w:rFonts w:ascii="Cambria Math" w:hAnsi="Cambria Math"/>
-                      <w:i/>
-                    </w:rPr>
-                  </m:ctrlPr>
-                </m:dPr>
-                <m:e>
-                  <m:r>
-                    <w:rPr>
-                      <w:rFonts w:ascii="Cambria Math" w:hAnsi="Cambria Math"/>
-                    </w:rPr>
-                    <m:t>1-</m:t>
-                  </m:r>
-                  <m:sSub>
-                    <m:sSubPr>
-                      <m:ctrlPr>
-                        <w:rPr>
-                          <w:rFonts w:ascii="Cambria Math" w:hAnsi="Cambria Math"/>
-                          <w:i/>
-                        </w:rPr>
-                      </m:ctrlPr>
-                    </m:sSubPr>
-                    <m:e>
-                      <m:r>
-                        <w:rPr>
-                          <w:rFonts w:ascii="Cambria Math" w:hAnsi="Cambria Math"/>
-                        </w:rPr>
-                        <m:t>f</m:t>
-                      </m:r>
-                    </m:e>
-                    <m:sub>
-                      <m:r>
-                        <w:rPr>
-                          <w:rFonts w:ascii="Cambria Math" w:hAnsi="Cambria Math"/>
-                        </w:rPr>
-                        <m:t>SC</m:t>
-                      </m:r>
-                    </m:sub>
-                  </m:sSub>
-                </m:e>
-              </m:d>
-              <m:f>
-                <m:fPr>
-                  <m:type m:val="lin"/>
-                  <m:ctrlPr>
-                    <w:rPr>
-                      <w:rFonts w:ascii="Cambria Math" w:hAnsi="Cambria Math"/>
-                      <w:i/>
-                    </w:rPr>
-                  </m:ctrlPr>
-                </m:fPr>
-                <m:num>
-                  <m:r>
-                    <m:rPr>
-                      <m:sty m:val="p"/>
-                    </m:rPr>
-                    <w:rPr>
-                      <w:rFonts w:ascii="Cambria Math" w:hAnsi="Cambria Math"/>
-                    </w:rPr>
-                    <m:t>Δ</m:t>
-                  </m:r>
-                  <m:sSub>
-                    <m:sSubPr>
-                      <m:ctrlPr>
-                        <w:rPr>
-                          <w:rFonts w:ascii="Cambria Math" w:hAnsi="Cambria Math"/>
-                          <w:i/>
-                        </w:rPr>
-                      </m:ctrlPr>
-                    </m:sSubPr>
-                    <m:e>
-                      <m:r>
-                        <w:rPr>
-                          <w:rFonts w:ascii="Cambria Math" w:hAnsi="Cambria Math"/>
-                        </w:rPr>
-                        <m:t>C</m:t>
-                      </m:r>
-                    </m:e>
-                    <m:sub>
-                      <m:r>
-                        <w:rPr>
-                          <w:rFonts w:ascii="Cambria Math" w:hAnsi="Cambria Math"/>
-                        </w:rPr>
-                        <m:t>CB</m:t>
-                      </m:r>
-                    </m:sub>
-                  </m:sSub>
-                </m:num>
-                <m:den>
-                  <m:sSub>
-                    <m:sSubPr>
-                      <m:ctrlPr>
-                        <w:rPr>
-                          <w:rFonts w:ascii="Cambria Math" w:hAnsi="Cambria Math"/>
-                          <w:i/>
-                        </w:rPr>
-                      </m:ctrlPr>
-                    </m:sSubPr>
-                    <m:e>
-                      <m:r>
-                        <w:rPr>
-                          <w:rFonts w:ascii="Cambria Math" w:hAnsi="Cambria Math"/>
-                        </w:rPr>
-                        <m:t>C</m:t>
-                      </m:r>
-                    </m:e>
-                    <m:sub>
-                      <m:r>
-                        <w:rPr>
-                          <w:rFonts w:ascii="Cambria Math" w:hAnsi="Cambria Math"/>
-                        </w:rPr>
-                        <m:t>CB</m:t>
-                      </m:r>
-                    </m:sub>
-                  </m:sSub>
-                </m:den>
-              </m:f>
-            </m:e>
-          </m:d>
-          <m:r>
-            <w:rPr>
-              <w:rFonts w:ascii="Cambria Math" w:hAnsi="Cambria Math"/>
-            </w:rPr>
-            <m:t>.</m:t>
-          </m:r>
-        </m:oMath>
-      </m:oMathPara>
-    </w:p>
-    <w:p>
-      <w:pPr>
         <w:pStyle w:val="Heading2"/>
         <w:rPr>
           <w:lang w:val="fr-FR"/>
@@ -25785,6 +24623,7 @@
             <w:rPr>
               <w:rFonts w:ascii="Cambria Math" w:eastAsiaTheme="minorEastAsia" w:hAnsi="Cambria Math"/>
             </w:rPr>
+            <w:lastRenderedPageBreak/>
             <m:t>d</m:t>
           </m:r>
           <m:func>
@@ -28458,7 +27297,6 @@
           <w:rFonts w:ascii="Aptos" w:eastAsiaTheme="minorEastAsia" w:hAnsi="Aptos"/>
           <w:noProof/>
         </w:rPr>
-        <w:lastRenderedPageBreak/>
         <w:drawing>
           <wp:inline distT="0" distB="0" distL="0" distR="0" wp14:anchorId="5A27BADD" wp14:editId="0A2823C9">
             <wp:extent cx="3498574" cy="3367137"/>
@@ -29321,7 +28159,7 @@
       <w:pPr>
         <w:pStyle w:val="BodyText"/>
         <w:rPr>
-          <w:rFonts w:ascii="Aptos" w:hAnsi="Aptos"/>
+          <w:rFonts w:ascii="Aptos" w:eastAsiaTheme="minorEastAsia" w:hAnsi="Aptos"/>
         </w:rPr>
       </w:pPr>
       <w:r>
@@ -29578,33 +28416,406 @@
         <w:rPr>
           <w:rFonts w:ascii="Aptos" w:hAnsi="Aptos"/>
         </w:rPr>
-        <w:t xml:space="preserve">. Increasing the surface humidity </w:t>
-      </w:r>
-      <w:r>
-        <w:rPr>
-          <w:rFonts w:ascii="Aptos" w:hAnsi="Aptos"/>
-        </w:rPr>
-        <w:t>with constant</w:t>
-      </w:r>
-      <w:r>
-        <w:rPr>
-          <w:rFonts w:ascii="Aptos" w:hAnsi="Aptos"/>
-        </w:rPr>
-        <w:t xml:space="preserve"> cloud base humidity </w:t>
-      </w:r>
-      <w:r>
-        <w:rPr>
-          <w:rFonts w:ascii="Aptos" w:hAnsi="Aptos"/>
-          <w:i/>
-          <w:iCs/>
-        </w:rPr>
-        <w:t>decreases</w:t>
-      </w:r>
-      <w:r>
-        <w:rPr>
-          <w:rFonts w:ascii="Aptos" w:hAnsi="Aptos"/>
-        </w:rPr>
-        <w:t xml:space="preserve"> the LCL clouds by the same amount. The net cloud changes depend on the partitioning of the original clouds into cumulus clouds and LCL clouds that are strongly coupled to the subcloud layer.</w:t>
+        <w:t xml:space="preserve">. </w:t>
+      </w:r>
+      <w:r>
+        <w:rPr>
+          <w:rFonts w:ascii="Aptos" w:hAnsi="Aptos"/>
+        </w:rPr>
+        <w:t xml:space="preserve">The net cloud changes depend on the partitioning of the original clouds into cumulus clouds and </w:t>
+      </w:r>
+      <w:r>
+        <w:rPr>
+          <w:rFonts w:ascii="Aptos" w:hAnsi="Aptos"/>
+        </w:rPr>
+        <w:t>cloud-base</w:t>
+      </w:r>
+      <w:r>
+        <w:rPr>
+          <w:rFonts w:ascii="Aptos" w:hAnsi="Aptos"/>
+        </w:rPr>
+        <w:t xml:space="preserve"> clouds that are strongly coupled to the subcloud layer.</w:t>
+      </w:r>
+      <w:r>
+        <w:rPr>
+          <w:rFonts w:ascii="Aptos" w:eastAsiaTheme="minorEastAsia" w:hAnsi="Aptos"/>
+        </w:rPr>
+        <w:t xml:space="preserve"> </w:t>
+      </w:r>
+      <w:r>
+        <w:rPr>
+          <w:rFonts w:ascii="Aptos" w:hAnsi="Aptos"/>
+        </w:rPr>
+        <w:t>The cloud fraction change for the sum of shallow cumulus (SC</w:t>
+      </w:r>
+      <w:r>
+        <w:rPr>
+          <w:rFonts w:ascii="Aptos" w:eastAsiaTheme="minorEastAsia" w:hAnsi="Aptos"/>
+        </w:rPr>
+        <w:t xml:space="preserve">, </w:t>
+      </w:r>
+      <m:oMath>
+        <m:sSub>
+          <m:sSubPr>
+            <m:ctrlPr>
+              <w:rPr>
+                <w:rFonts w:ascii="Cambria Math" w:hAnsi="Cambria Math"/>
+                <w:i/>
+              </w:rPr>
+            </m:ctrlPr>
+          </m:sSubPr>
+          <m:e>
+            <m:r>
+              <w:rPr>
+                <w:rFonts w:ascii="Cambria Math" w:hAnsi="Cambria Math"/>
+              </w:rPr>
+              <m:t>f</m:t>
+            </m:r>
+          </m:e>
+          <m:sub>
+            <m:r>
+              <w:rPr>
+                <w:rFonts w:ascii="Cambria Math" w:hAnsi="Cambria Math"/>
+              </w:rPr>
+              <m:t>SC</m:t>
+            </m:r>
+          </m:sub>
+        </m:sSub>
+        <m:r>
+          <w:rPr>
+            <w:rFonts w:ascii="Cambria Math" w:hAnsi="Cambria Math"/>
+          </w:rPr>
+          <m:t>=0.81</m:t>
+        </m:r>
+      </m:oMath>
+      <w:r>
+        <w:rPr>
+          <w:rFonts w:ascii="Aptos" w:hAnsi="Aptos"/>
+        </w:rPr>
+        <w:t xml:space="preserve">) and cloud-base (CB) clouds is computed by weighting their relative changes from their fraction of low clouds observed from above, </w:t>
+      </w:r>
+      <m:oMath>
+        <m:r>
+          <m:rPr>
+            <m:sty m:val="p"/>
+          </m:rPr>
+          <w:rPr>
+            <w:rFonts w:ascii="Cambria Math" w:hAnsi="Cambria Math"/>
+          </w:rPr>
+          <m:t>Δ</m:t>
+        </m:r>
+        <m:sSub>
+          <m:sSubPr>
+            <m:ctrlPr>
+              <w:rPr>
+                <w:rFonts w:ascii="Cambria Math" w:hAnsi="Cambria Math"/>
+                <w:iCs/>
+              </w:rPr>
+            </m:ctrlPr>
+          </m:sSubPr>
+          <m:e>
+            <m:r>
+              <w:rPr>
+                <w:rFonts w:ascii="Cambria Math" w:hAnsi="Cambria Math"/>
+              </w:rPr>
+              <m:t>C</m:t>
+            </m:r>
+            <m:ctrlPr>
+              <w:rPr>
+                <w:rFonts w:ascii="Cambria Math" w:hAnsi="Cambria Math"/>
+                <w:i/>
+                <w:iCs/>
+              </w:rPr>
+            </m:ctrlPr>
+          </m:e>
+          <m:sub>
+            <m:r>
+              <w:rPr>
+                <w:rFonts w:ascii="Cambria Math" w:hAnsi="Cambria Math"/>
+              </w:rPr>
+              <m:t>tot</m:t>
+            </m:r>
+          </m:sub>
+        </m:sSub>
+        <m:r>
+          <w:rPr>
+            <w:rFonts w:ascii="Cambria Math" w:hAnsi="Cambria Math"/>
+          </w:rPr>
+          <m:t>/</m:t>
+        </m:r>
+        <m:sSub>
+          <m:sSubPr>
+            <m:ctrlPr>
+              <w:rPr>
+                <w:rFonts w:ascii="Cambria Math" w:hAnsi="Cambria Math"/>
+                <w:i/>
+                <w:iCs/>
+              </w:rPr>
+            </m:ctrlPr>
+          </m:sSubPr>
+          <m:e>
+            <m:r>
+              <w:rPr>
+                <w:rFonts w:ascii="Cambria Math" w:hAnsi="Cambria Math"/>
+              </w:rPr>
+              <m:t>C</m:t>
+            </m:r>
+          </m:e>
+          <m:sub>
+            <m:r>
+              <w:rPr>
+                <w:rFonts w:ascii="Cambria Math" w:hAnsi="Cambria Math"/>
+              </w:rPr>
+              <m:t>tot</m:t>
+            </m:r>
+          </m:sub>
+        </m:sSub>
+        <m:r>
+          <w:rPr>
+            <w:rFonts w:ascii="Cambria Math" w:hAnsi="Cambria Math"/>
+          </w:rPr>
+          <m:t>=</m:t>
+        </m:r>
+        <m:sSub>
+          <m:sSubPr>
+            <m:ctrlPr>
+              <w:rPr>
+                <w:rFonts w:ascii="Cambria Math" w:hAnsi="Cambria Math"/>
+                <w:i/>
+              </w:rPr>
+            </m:ctrlPr>
+          </m:sSubPr>
+          <m:e>
+            <m:r>
+              <w:rPr>
+                <w:rFonts w:ascii="Cambria Math" w:hAnsi="Cambria Math"/>
+              </w:rPr>
+              <m:t>f</m:t>
+            </m:r>
+          </m:e>
+          <m:sub>
+            <m:r>
+              <w:rPr>
+                <w:rFonts w:ascii="Cambria Math" w:hAnsi="Cambria Math"/>
+              </w:rPr>
+              <m:t>SC</m:t>
+            </m:r>
+          </m:sub>
+        </m:sSub>
+        <m:f>
+          <m:fPr>
+            <m:type m:val="lin"/>
+            <m:ctrlPr>
+              <w:rPr>
+                <w:rFonts w:ascii="Cambria Math" w:hAnsi="Cambria Math"/>
+                <w:i/>
+              </w:rPr>
+            </m:ctrlPr>
+          </m:fPr>
+          <m:num>
+            <m:r>
+              <m:rPr>
+                <m:sty m:val="p"/>
+              </m:rPr>
+              <w:rPr>
+                <w:rFonts w:ascii="Cambria Math" w:hAnsi="Cambria Math"/>
+              </w:rPr>
+              <m:t>Δ</m:t>
+            </m:r>
+            <m:sSub>
+              <m:sSubPr>
+                <m:ctrlPr>
+                  <w:rPr>
+                    <w:rFonts w:ascii="Cambria Math" w:hAnsi="Cambria Math"/>
+                    <w:i/>
+                  </w:rPr>
+                </m:ctrlPr>
+              </m:sSubPr>
+              <m:e>
+                <m:r>
+                  <w:rPr>
+                    <w:rFonts w:ascii="Cambria Math" w:hAnsi="Cambria Math"/>
+                  </w:rPr>
+                  <m:t>C</m:t>
+                </m:r>
+              </m:e>
+              <m:sub>
+                <m:r>
+                  <w:rPr>
+                    <w:rFonts w:ascii="Cambria Math" w:hAnsi="Cambria Math"/>
+                  </w:rPr>
+                  <m:t>SC</m:t>
+                </m:r>
+              </m:sub>
+            </m:sSub>
+          </m:num>
+          <m:den>
+            <m:sSub>
+              <m:sSubPr>
+                <m:ctrlPr>
+                  <w:rPr>
+                    <w:rFonts w:ascii="Cambria Math" w:hAnsi="Cambria Math"/>
+                    <w:i/>
+                  </w:rPr>
+                </m:ctrlPr>
+              </m:sSubPr>
+              <m:e>
+                <m:r>
+                  <w:rPr>
+                    <w:rFonts w:ascii="Cambria Math" w:hAnsi="Cambria Math"/>
+                  </w:rPr>
+                  <m:t>C</m:t>
+                </m:r>
+              </m:e>
+              <m:sub>
+                <m:r>
+                  <w:rPr>
+                    <w:rFonts w:ascii="Cambria Math" w:hAnsi="Cambria Math"/>
+                  </w:rPr>
+                  <m:t>SC</m:t>
+                </m:r>
+              </m:sub>
+            </m:sSub>
+          </m:den>
+        </m:f>
+        <m:r>
+          <w:rPr>
+            <w:rFonts w:ascii="Cambria Math" w:hAnsi="Cambria Math"/>
+          </w:rPr>
+          <m:t>+</m:t>
+        </m:r>
+        <m:d>
+          <m:dPr>
+            <m:ctrlPr>
+              <w:rPr>
+                <w:rFonts w:ascii="Cambria Math" w:hAnsi="Cambria Math"/>
+                <w:i/>
+              </w:rPr>
+            </m:ctrlPr>
+          </m:dPr>
+          <m:e>
+            <m:r>
+              <w:rPr>
+                <w:rFonts w:ascii="Cambria Math" w:hAnsi="Cambria Math"/>
+              </w:rPr>
+              <m:t>1-</m:t>
+            </m:r>
+            <m:sSub>
+              <m:sSubPr>
+                <m:ctrlPr>
+                  <w:rPr>
+                    <w:rFonts w:ascii="Cambria Math" w:hAnsi="Cambria Math"/>
+                    <w:i/>
+                  </w:rPr>
+                </m:ctrlPr>
+              </m:sSubPr>
+              <m:e>
+                <m:r>
+                  <w:rPr>
+                    <w:rFonts w:ascii="Cambria Math" w:hAnsi="Cambria Math"/>
+                  </w:rPr>
+                  <m:t>f</m:t>
+                </m:r>
+              </m:e>
+              <m:sub>
+                <m:r>
+                  <w:rPr>
+                    <w:rFonts w:ascii="Cambria Math" w:hAnsi="Cambria Math"/>
+                  </w:rPr>
+                  <m:t>SC</m:t>
+                </m:r>
+              </m:sub>
+            </m:sSub>
+          </m:e>
+        </m:d>
+        <m:f>
+          <m:fPr>
+            <m:type m:val="lin"/>
+            <m:ctrlPr>
+              <w:rPr>
+                <w:rFonts w:ascii="Cambria Math" w:hAnsi="Cambria Math"/>
+                <w:i/>
+              </w:rPr>
+            </m:ctrlPr>
+          </m:fPr>
+          <m:num>
+            <m:r>
+              <m:rPr>
+                <m:sty m:val="p"/>
+              </m:rPr>
+              <w:rPr>
+                <w:rFonts w:ascii="Cambria Math" w:hAnsi="Cambria Math"/>
+              </w:rPr>
+              <m:t>Δ</m:t>
+            </m:r>
+            <m:sSub>
+              <m:sSubPr>
+                <m:ctrlPr>
+                  <w:rPr>
+                    <w:rFonts w:ascii="Cambria Math" w:hAnsi="Cambria Math"/>
+                    <w:i/>
+                  </w:rPr>
+                </m:ctrlPr>
+              </m:sSubPr>
+              <m:e>
+                <m:r>
+                  <w:rPr>
+                    <w:rFonts w:ascii="Cambria Math" w:hAnsi="Cambria Math"/>
+                  </w:rPr>
+                  <m:t>C</m:t>
+                </m:r>
+              </m:e>
+              <m:sub>
+                <m:r>
+                  <w:rPr>
+                    <w:rFonts w:ascii="Cambria Math" w:hAnsi="Cambria Math"/>
+                  </w:rPr>
+                  <m:t>CB</m:t>
+                </m:r>
+              </m:sub>
+            </m:sSub>
+          </m:num>
+          <m:den>
+            <m:sSub>
+              <m:sSubPr>
+                <m:ctrlPr>
+                  <w:rPr>
+                    <w:rFonts w:ascii="Cambria Math" w:hAnsi="Cambria Math"/>
+                    <w:i/>
+                  </w:rPr>
+                </m:ctrlPr>
+              </m:sSubPr>
+              <m:e>
+                <m:r>
+                  <w:rPr>
+                    <w:rFonts w:ascii="Cambria Math" w:hAnsi="Cambria Math"/>
+                  </w:rPr>
+                  <m:t>C</m:t>
+                </m:r>
+              </m:e>
+              <m:sub>
+                <m:r>
+                  <w:rPr>
+                    <w:rFonts w:ascii="Cambria Math" w:hAnsi="Cambria Math"/>
+                  </w:rPr>
+                  <m:t>CB</m:t>
+                </m:r>
+              </m:sub>
+            </m:sSub>
+          </m:den>
+        </m:f>
+        <m:r>
+          <w:rPr>
+            <w:rFonts w:ascii="Cambria Math" w:hAnsi="Cambria Math"/>
+          </w:rPr>
+          <m:t>.</m:t>
+        </m:r>
+      </m:oMath>
+      <w:r>
+        <w:rPr>
+          <w:rFonts w:ascii="Aptos" w:eastAsiaTheme="minorEastAsia" w:hAnsi="Aptos"/>
+        </w:rPr>
+        <w:t xml:space="preserve"> </w:t>
       </w:r>
     </w:p>
     <w:bookmarkEnd w:id="32"/>
@@ -29632,7 +28843,19 @@
         <w:rPr>
           <w:rFonts w:ascii="Aptos" w:hAnsi="Aptos"/>
         </w:rPr>
-        <w:t xml:space="preserve"> demonstrates the sensitivity of the clouds to </w:t>
+        <w:t xml:space="preserve"> demonstrates the sensitivity of the</w:t>
+      </w:r>
+      <w:r>
+        <w:rPr>
+          <w:rFonts w:ascii="Aptos" w:hAnsi="Aptos"/>
+        </w:rPr>
+        <w:t xml:space="preserve"> cloud-base</w:t>
+      </w:r>
+      <w:r>
+        <w:rPr>
+          <w:rFonts w:ascii="Aptos" w:hAnsi="Aptos"/>
+        </w:rPr>
+        <w:t xml:space="preserve"> clouds to </w:t>
       </w:r>
       <w:r>
         <w:rPr>
@@ -29644,7 +28867,39 @@
         <w:rPr>
           <w:rFonts w:ascii="Aptos" w:hAnsi="Aptos"/>
         </w:rPr>
-        <w:t xml:space="preserve">mean RH, RH gradient, and moisture flux. The sign of the change of </w:t>
+        <w:t xml:space="preserve">mean RH, RH gradient, and moisture flux. </w:t>
+      </w:r>
+      <w:r>
+        <w:rPr>
+          <w:rFonts w:ascii="Aptos" w:hAnsi="Aptos"/>
+        </w:rPr>
+        <w:t>The sign of the change of cloud-base clouds depends on subtle changes in surface humidity that may be compensated by the effect of wind on the surface evaporation; and to what degree cloud base humidity increases with surface humidity.</w:t>
+      </w:r>
+      <w:r>
+        <w:rPr>
+          <w:rFonts w:ascii="Aptos" w:hAnsi="Aptos"/>
+        </w:rPr>
+        <w:t xml:space="preserve"> </w:t>
+      </w:r>
+      <w:r>
+        <w:rPr>
+          <w:rFonts w:ascii="Aptos" w:hAnsi="Aptos"/>
+        </w:rPr>
+        <w:t xml:space="preserve">Increasing the surface humidity with constant cloud base humidity </w:t>
+      </w:r>
+      <w:r>
+        <w:rPr>
+          <w:rFonts w:ascii="Aptos" w:hAnsi="Aptos"/>
+          <w:i/>
+          <w:iCs/>
+        </w:rPr>
+        <w:t>decreases</w:t>
+      </w:r>
+      <w:r>
+        <w:rPr>
+          <w:rFonts w:ascii="Aptos" w:hAnsi="Aptos"/>
+        </w:rPr>
+        <w:t xml:space="preserve"> the </w:t>
       </w:r>
       <w:r>
         <w:rPr>
@@ -29656,7 +28911,946 @@
         <w:rPr>
           <w:rFonts w:ascii="Aptos" w:hAnsi="Aptos"/>
         </w:rPr>
-        <w:t xml:space="preserve"> clouds depends on subtle changes in surface humidity that may be compensated by the effect of wind on the surface evaporation; and to what degree cloud base humidity increases with surface humidity.</w:t>
+        <w:t xml:space="preserve"> clouds. </w:t>
+      </w:r>
+    </w:p>
+    <w:p>
+      <w:pPr>
+        <w:pStyle w:val="Heading2"/>
+        <w:rPr>
+          <w:lang w:val="fr-FR"/>
+        </w:rPr>
+      </w:pPr>
+      <w:r>
+        <w:rPr>
+          <w:lang w:val="fr-FR"/>
+        </w:rPr>
+        <w:t>Cloud radiative effect</w:t>
+      </w:r>
+    </w:p>
+    <w:p>
+      <w:pPr>
+        <w:pStyle w:val="BodyText"/>
+        <w:rPr>
+          <w:rFonts w:ascii="Aptos" w:hAnsi="Aptos"/>
+        </w:rPr>
+      </w:pPr>
+      <w:r>
+        <w:rPr>
+          <w:rFonts w:ascii="Aptos" w:hAnsi="Aptos"/>
+        </w:rPr>
+        <w:t>The observed GOES low (</w:t>
+      </w:r>
+      <m:oMath>
+        <m:sSub>
+          <m:sSubPr>
+            <m:ctrlPr>
+              <w:rPr>
+                <w:rFonts w:ascii="Cambria Math" w:hAnsi="Cambria Math"/>
+                <w:i/>
+              </w:rPr>
+            </m:ctrlPr>
+          </m:sSubPr>
+          <m:e>
+            <m:r>
+              <w:rPr>
+                <w:rFonts w:ascii="Cambria Math" w:hAnsi="Cambria Math"/>
+              </w:rPr>
+              <m:t>p</m:t>
+            </m:r>
+          </m:e>
+          <m:sub>
+            <m:r>
+              <w:rPr>
+                <w:rFonts w:ascii="Cambria Math" w:hAnsi="Cambria Math"/>
+              </w:rPr>
+              <m:t>c</m:t>
+            </m:r>
+          </m:sub>
+        </m:sSub>
+        <m:r>
+          <w:rPr>
+            <w:rFonts w:ascii="Cambria Math" w:hAnsi="Cambria Math"/>
+          </w:rPr>
+          <m:t>&gt;</m:t>
+        </m:r>
+      </m:oMath>
+      <w:r>
+        <w:rPr>
+          <w:rFonts w:ascii="Aptos" w:hAnsi="Aptos"/>
+        </w:rPr>
+        <w:t xml:space="preserve"> 680 hPa) </w:t>
+      </w:r>
+      <w:r>
+        <w:rPr>
+          <w:rFonts w:ascii="Aptos" w:eastAsiaTheme="minorEastAsia" w:hAnsi="Aptos"/>
+        </w:rPr>
+        <w:t xml:space="preserve">cloud fraction </w:t>
+      </w:r>
+      <m:oMath>
+        <m:sSub>
+          <m:sSubPr>
+            <m:ctrlPr>
+              <w:rPr>
+                <w:rFonts w:ascii="Cambria Math" w:hAnsi="Cambria Math"/>
+                <w:i/>
+                <w:iCs/>
+              </w:rPr>
+            </m:ctrlPr>
+          </m:sSubPr>
+          <m:e>
+            <m:r>
+              <w:rPr>
+                <w:rFonts w:ascii="Cambria Math" w:hAnsi="Cambria Math"/>
+              </w:rPr>
+              <m:t>C</m:t>
+            </m:r>
+          </m:e>
+          <m:sub>
+            <m:r>
+              <w:rPr>
+                <w:rFonts w:ascii="Cambria Math" w:hAnsi="Cambria Math"/>
+              </w:rPr>
+              <m:t>0</m:t>
+            </m:r>
+          </m:sub>
+        </m:sSub>
+        <m:d>
+          <m:dPr>
+            <m:ctrlPr>
+              <w:rPr>
+                <w:rFonts w:ascii="Cambria Math" w:hAnsi="Cambria Math"/>
+                <w:i/>
+                <w:iCs/>
+              </w:rPr>
+            </m:ctrlPr>
+          </m:dPr>
+          <m:e>
+            <m:r>
+              <w:rPr>
+                <w:rFonts w:ascii="Cambria Math" w:hAnsi="Cambria Math"/>
+              </w:rPr>
+              <m:t>τ,</m:t>
+            </m:r>
+            <m:sSub>
+              <m:sSubPr>
+                <m:ctrlPr>
+                  <w:rPr>
+                    <w:rFonts w:ascii="Cambria Math" w:hAnsi="Cambria Math"/>
+                    <w:i/>
+                    <w:iCs/>
+                  </w:rPr>
+                </m:ctrlPr>
+              </m:sSubPr>
+              <m:e>
+                <m:r>
+                  <w:rPr>
+                    <w:rFonts w:ascii="Cambria Math" w:hAnsi="Cambria Math"/>
+                  </w:rPr>
+                  <m:t>p</m:t>
+                </m:r>
+              </m:e>
+              <m:sub>
+                <m:r>
+                  <w:rPr>
+                    <w:rFonts w:ascii="Cambria Math" w:hAnsi="Cambria Math"/>
+                  </w:rPr>
+                  <m:t>c</m:t>
+                </m:r>
+              </m:sub>
+            </m:sSub>
+          </m:e>
+        </m:d>
+        <m:r>
+          <w:rPr>
+            <w:rFonts w:ascii="Cambria Math" w:eastAsiaTheme="minorEastAsia" w:hAnsi="Cambria Math"/>
+          </w:rPr>
+          <m:t xml:space="preserve"> </m:t>
+        </m:r>
+      </m:oMath>
+      <w:r>
+        <w:rPr>
+          <w:rFonts w:ascii="Aptos" w:eastAsiaTheme="minorEastAsia" w:hAnsi="Aptos"/>
+          <w:iCs/>
+        </w:rPr>
+        <w:t xml:space="preserve">counts pixels in </w:t>
+      </w:r>
+      <w:r>
+        <w:rPr>
+          <w:rFonts w:ascii="Aptos" w:hAnsi="Aptos"/>
+        </w:rPr>
+        <w:t xml:space="preserve">cloud optical thickness </w:t>
+      </w:r>
+      <m:oMath>
+        <m:r>
+          <w:rPr>
+            <w:rFonts w:ascii="Cambria Math" w:hAnsi="Cambria Math"/>
+          </w:rPr>
+          <m:t>τ</m:t>
+        </m:r>
+      </m:oMath>
+      <w:r>
+        <w:rPr>
+          <w:rFonts w:ascii="Aptos" w:eastAsiaTheme="minorEastAsia" w:hAnsi="Aptos"/>
+        </w:rPr>
+        <w:t xml:space="preserve"> </w:t>
+      </w:r>
+      <w:r>
+        <w:rPr>
+          <w:rFonts w:ascii="Aptos" w:hAnsi="Aptos"/>
+        </w:rPr>
+        <w:t xml:space="preserve">and cloud top pressure </w:t>
+      </w:r>
+      <m:oMath>
+        <m:sSub>
+          <m:sSubPr>
+            <m:ctrlPr>
+              <w:rPr>
+                <w:rFonts w:ascii="Cambria Math" w:hAnsi="Cambria Math"/>
+                <w:i/>
+                <w:iCs/>
+              </w:rPr>
+            </m:ctrlPr>
+          </m:sSubPr>
+          <m:e>
+            <m:r>
+              <w:rPr>
+                <w:rFonts w:ascii="Cambria Math" w:hAnsi="Cambria Math"/>
+              </w:rPr>
+              <m:t>p</m:t>
+            </m:r>
+          </m:e>
+          <m:sub>
+            <m:r>
+              <w:rPr>
+                <w:rFonts w:ascii="Cambria Math" w:hAnsi="Cambria Math"/>
+              </w:rPr>
+              <m:t>c</m:t>
+            </m:r>
+          </m:sub>
+        </m:sSub>
+      </m:oMath>
+      <w:r>
+        <w:rPr>
+          <w:rFonts w:ascii="Aptos" w:hAnsi="Aptos"/>
+        </w:rPr>
+        <w:t xml:space="preserve"> bins (Minnis et al. 2008). The shortwave (SW), longwave (LW), and total cloud radiative effect (CRE) is estimated from the Zelinka et al. (2012) cloud radiative kernel </w:t>
+      </w:r>
+      <m:oMath>
+        <m:r>
+          <w:rPr>
+            <w:rFonts w:ascii="Cambria Math" w:hAnsi="Cambria Math"/>
+          </w:rPr>
+          <m:t>K(τ,</m:t>
+        </m:r>
+        <m:sSub>
+          <m:sSubPr>
+            <m:ctrlPr>
+              <w:rPr>
+                <w:rFonts w:ascii="Cambria Math" w:hAnsi="Cambria Math"/>
+                <w:i/>
+              </w:rPr>
+            </m:ctrlPr>
+          </m:sSubPr>
+          <m:e>
+            <m:r>
+              <w:rPr>
+                <w:rFonts w:ascii="Cambria Math" w:hAnsi="Cambria Math"/>
+              </w:rPr>
+              <m:t>p</m:t>
+            </m:r>
+          </m:e>
+          <m:sub>
+            <m:r>
+              <w:rPr>
+                <w:rFonts w:ascii="Cambria Math" w:hAnsi="Cambria Math"/>
+              </w:rPr>
+              <m:t>c</m:t>
+            </m:r>
+          </m:sub>
+        </m:sSub>
+        <m:r>
+          <w:rPr>
+            <w:rFonts w:ascii="Cambria Math" w:hAnsi="Cambria Math"/>
+          </w:rPr>
+          <m:t>)</m:t>
+        </m:r>
+      </m:oMath>
+      <w:r>
+        <w:rPr>
+          <w:rFonts w:ascii="Aptos" w:hAnsi="Aptos"/>
+        </w:rPr>
+        <w:t xml:space="preserve">: </w:t>
+      </w:r>
+      <m:oMath>
+        <m:sSub>
+          <m:sSubPr>
+            <m:ctrlPr>
+              <w:rPr>
+                <w:rFonts w:ascii="Cambria Math" w:hAnsi="Cambria Math"/>
+                <w:iCs/>
+              </w:rPr>
+            </m:ctrlPr>
+          </m:sSubPr>
+          <m:e>
+            <m:r>
+              <m:rPr>
+                <m:sty m:val="p"/>
+              </m:rPr>
+              <w:rPr>
+                <w:rFonts w:ascii="Cambria Math" w:hAnsi="Cambria Math"/>
+              </w:rPr>
+              <m:t>CRE</m:t>
+            </m:r>
+          </m:e>
+          <m:sub>
+            <m:r>
+              <m:rPr>
+                <m:sty m:val="p"/>
+              </m:rPr>
+              <w:rPr>
+                <w:rFonts w:ascii="Cambria Math" w:hAnsi="Cambria Math"/>
+              </w:rPr>
+              <m:t>0</m:t>
+            </m:r>
+          </m:sub>
+        </m:sSub>
+        <m:r>
+          <w:rPr>
+            <w:rFonts w:ascii="Cambria Math" w:hAnsi="Cambria Math"/>
+          </w:rPr>
+          <m:t>=</m:t>
+        </m:r>
+        <m:nary>
+          <m:naryPr>
+            <m:chr m:val="∑"/>
+            <m:supHide m:val="1"/>
+            <m:ctrlPr>
+              <w:rPr>
+                <w:rFonts w:ascii="Cambria Math" w:hAnsi="Cambria Math"/>
+                <w:i/>
+                <w:iCs/>
+              </w:rPr>
+            </m:ctrlPr>
+          </m:naryPr>
+          <m:sub>
+            <m:r>
+              <w:rPr>
+                <w:rFonts w:ascii="Cambria Math" w:hAnsi="Cambria Math"/>
+              </w:rPr>
+              <m:t>τ,</m:t>
+            </m:r>
+            <m:sSub>
+              <m:sSubPr>
+                <m:ctrlPr>
+                  <w:rPr>
+                    <w:rFonts w:ascii="Cambria Math" w:hAnsi="Cambria Math"/>
+                    <w:i/>
+                    <w:iCs/>
+                  </w:rPr>
+                </m:ctrlPr>
+              </m:sSubPr>
+              <m:e>
+                <m:r>
+                  <w:rPr>
+                    <w:rFonts w:ascii="Cambria Math" w:hAnsi="Cambria Math"/>
+                  </w:rPr>
+                  <m:t>p</m:t>
+                </m:r>
+              </m:e>
+              <m:sub>
+                <m:r>
+                  <w:rPr>
+                    <w:rFonts w:ascii="Cambria Math" w:hAnsi="Cambria Math"/>
+                  </w:rPr>
+                  <m:t>c</m:t>
+                </m:r>
+              </m:sub>
+            </m:sSub>
+          </m:sub>
+          <m:sup/>
+          <m:e>
+            <m:sSub>
+              <m:sSubPr>
+                <m:ctrlPr>
+                  <w:rPr>
+                    <w:rFonts w:ascii="Cambria Math" w:hAnsi="Cambria Math"/>
+                    <w:i/>
+                    <w:iCs/>
+                  </w:rPr>
+                </m:ctrlPr>
+              </m:sSubPr>
+              <m:e>
+                <m:r>
+                  <w:rPr>
+                    <w:rFonts w:ascii="Cambria Math" w:hAnsi="Cambria Math"/>
+                  </w:rPr>
+                  <m:t>C</m:t>
+                </m:r>
+              </m:e>
+              <m:sub>
+                <m:r>
+                  <w:rPr>
+                    <w:rFonts w:ascii="Cambria Math" w:hAnsi="Cambria Math"/>
+                  </w:rPr>
+                  <m:t>0</m:t>
+                </m:r>
+              </m:sub>
+            </m:sSub>
+            <m:d>
+              <m:dPr>
+                <m:ctrlPr>
+                  <w:rPr>
+                    <w:rFonts w:ascii="Cambria Math" w:hAnsi="Cambria Math"/>
+                    <w:i/>
+                    <w:iCs/>
+                  </w:rPr>
+                </m:ctrlPr>
+              </m:dPr>
+              <m:e>
+                <m:r>
+                  <w:rPr>
+                    <w:rFonts w:ascii="Cambria Math" w:hAnsi="Cambria Math"/>
+                  </w:rPr>
+                  <m:t>τ,</m:t>
+                </m:r>
+                <m:sSub>
+                  <m:sSubPr>
+                    <m:ctrlPr>
+                      <w:rPr>
+                        <w:rFonts w:ascii="Cambria Math" w:hAnsi="Cambria Math"/>
+                        <w:i/>
+                        <w:iCs/>
+                      </w:rPr>
+                    </m:ctrlPr>
+                  </m:sSubPr>
+                  <m:e>
+                    <m:r>
+                      <w:rPr>
+                        <w:rFonts w:ascii="Cambria Math" w:hAnsi="Cambria Math"/>
+                      </w:rPr>
+                      <m:t>p</m:t>
+                    </m:r>
+                  </m:e>
+                  <m:sub>
+                    <m:r>
+                      <w:rPr>
+                        <w:rFonts w:ascii="Cambria Math" w:hAnsi="Cambria Math"/>
+                      </w:rPr>
+                      <m:t>c</m:t>
+                    </m:r>
+                  </m:sub>
+                </m:sSub>
+              </m:e>
+            </m:d>
+            <m:r>
+              <w:rPr>
+                <w:rFonts w:ascii="Cambria Math" w:hAnsi="Cambria Math"/>
+              </w:rPr>
+              <m:t xml:space="preserve"> K(τ,</m:t>
+            </m:r>
+            <m:sSub>
+              <m:sSubPr>
+                <m:ctrlPr>
+                  <w:rPr>
+                    <w:rFonts w:ascii="Cambria Math" w:hAnsi="Cambria Math"/>
+                    <w:i/>
+                    <w:iCs/>
+                  </w:rPr>
+                </m:ctrlPr>
+              </m:sSubPr>
+              <m:e>
+                <m:r>
+                  <w:rPr>
+                    <w:rFonts w:ascii="Cambria Math" w:hAnsi="Cambria Math"/>
+                  </w:rPr>
+                  <m:t>p</m:t>
+                </m:r>
+              </m:e>
+              <m:sub>
+                <m:r>
+                  <w:rPr>
+                    <w:rFonts w:ascii="Cambria Math" w:hAnsi="Cambria Math"/>
+                  </w:rPr>
+                  <m:t>c</m:t>
+                </m:r>
+              </m:sub>
+            </m:sSub>
+            <m:r>
+              <w:rPr>
+                <w:rFonts w:ascii="Cambria Math" w:hAnsi="Cambria Math"/>
+              </w:rPr>
+              <m:t>)</m:t>
+            </m:r>
+          </m:e>
+        </m:nary>
+      </m:oMath>
+      <w:r>
+        <w:rPr>
+          <w:rFonts w:ascii="Aptos" w:hAnsi="Aptos"/>
+        </w:rPr>
+        <w:t xml:space="preserve">. Total, shortwave (SW), and longwave (LW) CRE changes </w:t>
+      </w:r>
+      <m:oMath>
+        <m:r>
+          <m:rPr>
+            <m:sty m:val="p"/>
+          </m:rPr>
+          <w:rPr>
+            <w:rFonts w:ascii="Cambria Math" w:hAnsi="Cambria Math"/>
+          </w:rPr>
+          <m:t>ΔCRE</m:t>
+        </m:r>
+        <m:r>
+          <w:rPr>
+            <w:rFonts w:ascii="Cambria Math" w:hAnsi="Cambria Math"/>
+          </w:rPr>
+          <m:t>=</m:t>
+        </m:r>
+        <m:sSub>
+          <m:sSubPr>
+            <m:ctrlPr>
+              <w:rPr>
+                <w:rFonts w:ascii="Cambria Math" w:hAnsi="Cambria Math"/>
+                <w:iCs/>
+              </w:rPr>
+            </m:ctrlPr>
+          </m:sSubPr>
+          <m:e>
+            <m:r>
+              <m:rPr>
+                <m:sty m:val="p"/>
+              </m:rPr>
+              <w:rPr>
+                <w:rFonts w:ascii="Cambria Math" w:hAnsi="Cambria Math"/>
+              </w:rPr>
+              <m:t>CRE</m:t>
+            </m:r>
+          </m:e>
+          <m:sub>
+            <m:r>
+              <m:rPr>
+                <m:sty m:val="p"/>
+              </m:rPr>
+              <w:rPr>
+                <w:rFonts w:ascii="Cambria Math" w:hAnsi="Cambria Math"/>
+              </w:rPr>
+              <m:t>0</m:t>
+            </m:r>
+          </m:sub>
+        </m:sSub>
+        <m:d>
+          <m:dPr>
+            <m:ctrlPr>
+              <w:rPr>
+                <w:rFonts w:ascii="Cambria Math" w:eastAsiaTheme="minorEastAsia" w:hAnsi="Cambria Math"/>
+                <w:i/>
+                <w:iCs/>
+              </w:rPr>
+            </m:ctrlPr>
+          </m:dPr>
+          <m:e>
+            <m:f>
+              <m:fPr>
+                <m:type m:val="lin"/>
+                <m:ctrlPr>
+                  <w:rPr>
+                    <w:rFonts w:ascii="Cambria Math" w:eastAsiaTheme="minorEastAsia" w:hAnsi="Cambria Math"/>
+                    <w:i/>
+                    <w:iCs/>
+                  </w:rPr>
+                </m:ctrlPr>
+              </m:fPr>
+              <m:num>
+                <m:r>
+                  <m:rPr>
+                    <m:sty m:val="p"/>
+                  </m:rPr>
+                  <w:rPr>
+                    <w:rFonts w:ascii="Cambria Math" w:eastAsiaTheme="minorEastAsia" w:hAnsi="Cambria Math"/>
+                  </w:rPr>
+                  <m:t>Δ</m:t>
+                </m:r>
+                <m:r>
+                  <w:rPr>
+                    <w:rFonts w:ascii="Cambria Math" w:eastAsiaTheme="minorEastAsia" w:hAnsi="Cambria Math"/>
+                  </w:rPr>
+                  <m:t>C</m:t>
+                </m:r>
+              </m:num>
+              <m:den>
+                <m:sSub>
+                  <m:sSubPr>
+                    <m:ctrlPr>
+                      <w:rPr>
+                        <w:rFonts w:ascii="Cambria Math" w:eastAsiaTheme="minorEastAsia" w:hAnsi="Cambria Math"/>
+                        <w:i/>
+                        <w:iCs/>
+                      </w:rPr>
+                    </m:ctrlPr>
+                  </m:sSubPr>
+                  <m:e>
+                    <m:r>
+                      <w:rPr>
+                        <w:rFonts w:ascii="Cambria Math" w:eastAsiaTheme="minorEastAsia" w:hAnsi="Cambria Math"/>
+                      </w:rPr>
+                      <m:t>C</m:t>
+                    </m:r>
+                  </m:e>
+                  <m:sub>
+                    <m:r>
+                      <w:rPr>
+                        <w:rFonts w:ascii="Cambria Math" w:eastAsiaTheme="minorEastAsia" w:hAnsi="Cambria Math"/>
+                      </w:rPr>
+                      <m:t>ctl</m:t>
+                    </m:r>
+                  </m:sub>
+                </m:sSub>
+              </m:den>
+            </m:f>
+          </m:e>
+        </m:d>
+      </m:oMath>
+      <w:r>
+        <w:rPr>
+          <w:rFonts w:ascii="Aptos" w:eastAsiaTheme="minorEastAsia" w:hAnsi="Aptos"/>
+          <w:iCs/>
+        </w:rPr>
+        <w:t xml:space="preserve"> </w:t>
+      </w:r>
+      <w:r>
+        <w:rPr>
+          <w:rFonts w:ascii="Aptos" w:hAnsi="Aptos"/>
+        </w:rPr>
+        <w:t xml:space="preserve">are multiplied by the relative modeled change in the shallow cumulus albedo </w:t>
+      </w:r>
+      <m:oMath>
+        <m:f>
+          <m:fPr>
+            <m:type m:val="lin"/>
+            <m:ctrlPr>
+              <w:rPr>
+                <w:rFonts w:ascii="Cambria Math" w:hAnsi="Cambria Math"/>
+                <w:i/>
+              </w:rPr>
+            </m:ctrlPr>
+          </m:fPr>
+          <m:num>
+            <m:r>
+              <m:rPr>
+                <m:sty m:val="p"/>
+              </m:rPr>
+              <w:rPr>
+                <w:rFonts w:ascii="Cambria Math" w:hAnsi="Cambria Math"/>
+              </w:rPr>
+              <m:t>Δ</m:t>
+            </m:r>
+            <m:r>
+              <w:rPr>
+                <w:rFonts w:ascii="Cambria Math" w:hAnsi="Cambria Math"/>
+              </w:rPr>
+              <m:t>C</m:t>
+            </m:r>
+          </m:num>
+          <m:den>
+            <m:sSub>
+              <m:sSubPr>
+                <m:ctrlPr>
+                  <w:rPr>
+                    <w:rFonts w:ascii="Cambria Math" w:hAnsi="Cambria Math"/>
+                    <w:i/>
+                  </w:rPr>
+                </m:ctrlPr>
+              </m:sSubPr>
+              <m:e>
+                <m:r>
+                  <w:rPr>
+                    <w:rFonts w:ascii="Cambria Math" w:hAnsi="Cambria Math"/>
+                  </w:rPr>
+                  <m:t>C</m:t>
+                </m:r>
+              </m:e>
+              <m:sub>
+                <m:r>
+                  <w:rPr>
+                    <w:rFonts w:ascii="Cambria Math" w:hAnsi="Cambria Math"/>
+                  </w:rPr>
+                  <m:t>ctl</m:t>
+                </m:r>
+              </m:sub>
+            </m:sSub>
+          </m:den>
+        </m:f>
+        <m:r>
+          <w:rPr>
+            <w:rFonts w:ascii="Cambria Math" w:hAnsi="Cambria Math"/>
+          </w:rPr>
+          <m:t>=</m:t>
+        </m:r>
+        <m:r>
+          <m:rPr>
+            <m:sty m:val="p"/>
+          </m:rPr>
+          <w:rPr>
+            <w:rFonts w:ascii="Cambria Math" w:hAnsi="Cambria Math"/>
+          </w:rPr>
+          <m:t>Δ</m:t>
+        </m:r>
+        <m:r>
+          <w:rPr>
+            <w:rFonts w:ascii="Cambria Math" w:hAnsi="Cambria Math"/>
+          </w:rPr>
+          <m:t>M/</m:t>
+        </m:r>
+        <m:sSub>
+          <m:sSubPr>
+            <m:ctrlPr>
+              <w:rPr>
+                <w:rFonts w:ascii="Cambria Math" w:hAnsi="Cambria Math"/>
+                <w:i/>
+              </w:rPr>
+            </m:ctrlPr>
+          </m:sSubPr>
+          <m:e>
+            <m:r>
+              <w:rPr>
+                <w:rFonts w:ascii="Cambria Math" w:hAnsi="Cambria Math"/>
+              </w:rPr>
+              <m:t>M</m:t>
+            </m:r>
+          </m:e>
+          <m:sub>
+            <m:r>
+              <w:rPr>
+                <w:rFonts w:ascii="Cambria Math" w:hAnsi="Cambria Math"/>
+              </w:rPr>
+              <m:t>ctl</m:t>
+            </m:r>
+          </m:sub>
+        </m:sSub>
+      </m:oMath>
+      <w:r>
+        <w:rPr>
+          <w:rFonts w:ascii="Aptos" w:hAnsi="Aptos"/>
+        </w:rPr>
+        <w:t xml:space="preserve"> for the shallow cumulus experiments (Table 1)</w:t>
+      </w:r>
+      <w:r>
+        <w:rPr>
+          <w:rFonts w:ascii="Aptos" w:eastAsiaTheme="minorEastAsia" w:hAnsi="Aptos"/>
+          <w:iCs/>
+        </w:rPr>
+        <w:t>.</w:t>
+      </w:r>
+      <w:r>
+        <w:rPr>
+          <w:rFonts w:ascii="Aptos" w:hAnsi="Aptos"/>
+        </w:rPr>
+        <w:t xml:space="preserve"> The CRE for all low clouds is computed by weighting the relative changes of shallow cumulus (</w:t>
+      </w:r>
+      <w:r>
+        <w:rPr>
+          <w:rFonts w:ascii="Aptos" w:eastAsiaTheme="minorEastAsia" w:hAnsi="Aptos"/>
+        </w:rPr>
+        <w:t xml:space="preserve">SC, </w:t>
+      </w:r>
+      <m:oMath>
+        <m:sSub>
+          <m:sSubPr>
+            <m:ctrlPr>
+              <w:rPr>
+                <w:rFonts w:ascii="Cambria Math" w:hAnsi="Cambria Math"/>
+                <w:i/>
+              </w:rPr>
+            </m:ctrlPr>
+          </m:sSubPr>
+          <m:e>
+            <m:r>
+              <w:rPr>
+                <w:rFonts w:ascii="Cambria Math" w:hAnsi="Cambria Math"/>
+              </w:rPr>
+              <m:t>f</m:t>
+            </m:r>
+          </m:e>
+          <m:sub>
+            <m:r>
+              <w:rPr>
+                <w:rFonts w:ascii="Cambria Math" w:hAnsi="Cambria Math"/>
+              </w:rPr>
+              <m:t>SC</m:t>
+            </m:r>
+          </m:sub>
+        </m:sSub>
+        <m:r>
+          <w:rPr>
+            <w:rFonts w:ascii="Cambria Math" w:hAnsi="Cambria Math"/>
+          </w:rPr>
+          <m:t>=0.81</m:t>
+        </m:r>
+      </m:oMath>
+      <w:r>
+        <w:rPr>
+          <w:rFonts w:ascii="Aptos" w:eastAsiaTheme="minorEastAsia" w:hAnsi="Aptos"/>
+        </w:rPr>
+        <w:t>)</w:t>
+      </w:r>
+      <w:r>
+        <w:rPr>
+          <w:rFonts w:ascii="Aptos" w:hAnsi="Aptos"/>
+        </w:rPr>
+        <w:t xml:space="preserve"> and CB clouds,</w:t>
+      </w:r>
+      <w:r>
+        <w:rPr>
+          <w:rFonts w:ascii="Aptos" w:hAnsi="Aptos"/>
+        </w:rPr>
+        <w:t xml:space="preserve"> </w:t>
+      </w:r>
+      <m:oMath>
+        <m:r>
+          <m:rPr>
+            <m:sty m:val="p"/>
+          </m:rPr>
+          <w:rPr>
+            <w:rFonts w:ascii="Cambria Math" w:hAnsi="Cambria Math"/>
+          </w:rPr>
+          <m:t>ΔCRE</m:t>
+        </m:r>
+        <m:r>
+          <w:rPr>
+            <w:rFonts w:ascii="Cambria Math" w:hAnsi="Cambria Math"/>
+          </w:rPr>
+          <m:t>=</m:t>
+        </m:r>
+        <m:sSub>
+          <m:sSubPr>
+            <m:ctrlPr>
+              <w:rPr>
+                <w:rFonts w:ascii="Cambria Math" w:hAnsi="Cambria Math"/>
+                <w:iCs/>
+              </w:rPr>
+            </m:ctrlPr>
+          </m:sSubPr>
+          <m:e>
+            <m:r>
+              <m:rPr>
+                <m:sty m:val="p"/>
+              </m:rPr>
+              <w:rPr>
+                <w:rFonts w:ascii="Cambria Math" w:hAnsi="Cambria Math"/>
+              </w:rPr>
+              <m:t>CRE</m:t>
+            </m:r>
+          </m:e>
+          <m:sub>
+            <m:r>
+              <m:rPr>
+                <m:sty m:val="p"/>
+              </m:rPr>
+              <w:rPr>
+                <w:rFonts w:ascii="Cambria Math" w:hAnsi="Cambria Math"/>
+              </w:rPr>
+              <m:t>0</m:t>
+            </m:r>
+          </m:sub>
+        </m:sSub>
+        <m:r>
+          <m:rPr>
+            <m:sty m:val="p"/>
+          </m:rPr>
+          <w:rPr>
+            <w:rFonts w:ascii="Cambria Math" w:hAnsi="Cambria Math"/>
+          </w:rPr>
+          <m:t>(</m:t>
+        </m:r>
+        <m:r>
+          <m:rPr>
+            <m:sty m:val="p"/>
+          </m:rPr>
+          <w:rPr>
+            <w:rFonts w:ascii="Cambria Math" w:hAnsi="Cambria Math"/>
+          </w:rPr>
+          <m:t>Δ</m:t>
+        </m:r>
+        <m:sSub>
+          <m:sSubPr>
+            <m:ctrlPr>
+              <w:rPr>
+                <w:rFonts w:ascii="Cambria Math" w:hAnsi="Cambria Math"/>
+                <w:iCs/>
+              </w:rPr>
+            </m:ctrlPr>
+          </m:sSubPr>
+          <m:e>
+            <m:r>
+              <w:rPr>
+                <w:rFonts w:ascii="Cambria Math" w:hAnsi="Cambria Math"/>
+              </w:rPr>
+              <m:t>C</m:t>
+            </m:r>
+            <m:ctrlPr>
+              <w:rPr>
+                <w:rFonts w:ascii="Cambria Math" w:hAnsi="Cambria Math"/>
+                <w:i/>
+                <w:iCs/>
+              </w:rPr>
+            </m:ctrlPr>
+          </m:e>
+          <m:sub>
+            <m:r>
+              <w:rPr>
+                <w:rFonts w:ascii="Cambria Math" w:hAnsi="Cambria Math"/>
+              </w:rPr>
+              <m:t>tot</m:t>
+            </m:r>
+          </m:sub>
+        </m:sSub>
+        <m:r>
+          <w:rPr>
+            <w:rFonts w:ascii="Cambria Math" w:hAnsi="Cambria Math"/>
+          </w:rPr>
+          <m:t>/</m:t>
+        </m:r>
+        <m:sSub>
+          <m:sSubPr>
+            <m:ctrlPr>
+              <w:rPr>
+                <w:rFonts w:ascii="Cambria Math" w:hAnsi="Cambria Math"/>
+                <w:i/>
+                <w:iCs/>
+              </w:rPr>
+            </m:ctrlPr>
+          </m:sSubPr>
+          <m:e>
+            <m:r>
+              <w:rPr>
+                <w:rFonts w:ascii="Cambria Math" w:hAnsi="Cambria Math"/>
+              </w:rPr>
+              <m:t>C</m:t>
+            </m:r>
+          </m:e>
+          <m:sub>
+            <m:r>
+              <w:rPr>
+                <w:rFonts w:ascii="Cambria Math" w:hAnsi="Cambria Math"/>
+              </w:rPr>
+              <m:t>tot</m:t>
+            </m:r>
+          </m:sub>
+        </m:sSub>
+        <m:r>
+          <w:rPr>
+            <w:rFonts w:ascii="Cambria Math" w:eastAsiaTheme="minorEastAsia" w:hAnsi="Cambria Math"/>
+          </w:rPr>
+          <m:t>)</m:t>
+        </m:r>
+      </m:oMath>
+      <w:r>
+        <w:rPr>
+          <w:rFonts w:ascii="Aptos" w:eastAsiaTheme="minorEastAsia" w:hAnsi="Aptos"/>
+          <w:iCs/>
+        </w:rPr>
+        <w:t>.</w:t>
       </w:r>
     </w:p>
     <w:p>
@@ -29702,7 +29896,6 @@
         <w:rPr>
           <w:rFonts w:ascii="Aptos" w:hAnsi="Aptos"/>
         </w:rPr>
-        <w:lastRenderedPageBreak/>
         <w:t>https://www.earthdata.nasa.gov/data/catalog/larc-cloud-cer-fluxbycldtyp-month-terra-aqua-modis-edition4a</w:t>
       </w:r>
       <w:r>
@@ -29729,6 +29922,7 @@
         <w:pStyle w:val="Heading1"/>
       </w:pPr>
       <w:r>
+        <w:lastRenderedPageBreak/>
         <w:t>Re</w:t>
       </w:r>
       <w:r>
@@ -30337,7 +30531,6 @@
           <w:rFonts w:ascii="Aptos" w:hAnsi="Aptos" w:cs="Helvetica"/>
           <w:kern w:val="0"/>
         </w:rPr>
-        <w:lastRenderedPageBreak/>
         <w:t xml:space="preserve">10. </w:t>
       </w:r>
       <w:r>
@@ -30401,6 +30594,7 @@
           <w:rFonts w:ascii="Aptos" w:hAnsi="Aptos" w:cs="Helvetica"/>
           <w:kern w:val="0"/>
         </w:rPr>
+        <w:lastRenderedPageBreak/>
         <w:t xml:space="preserve">11. </w:t>
       </w:r>
       <w:r>
@@ -31015,7 +31209,6 @@
           <w:rFonts w:ascii="Aptos" w:hAnsi="Aptos" w:cs="Helvetica"/>
           <w:kern w:val="0"/>
         </w:rPr>
-        <w:lastRenderedPageBreak/>
         <w:t xml:space="preserve">21. </w:t>
       </w:r>
       <w:r>
@@ -31142,6 +31335,7 @@
           <w:rFonts w:ascii="Aptos" w:hAnsi="Aptos" w:cs="Helvetica"/>
           <w:kern w:val="0"/>
         </w:rPr>
+        <w:lastRenderedPageBreak/>
         <w:t xml:space="preserve">23. </w:t>
       </w:r>
       <w:r>
@@ -31291,7 +31485,7 @@
           <w:kern w:val="0"/>
         </w:rPr>
         <w:tab/>
-        <w:t xml:space="preserve">B. Stevens, S. Bony, D. Farrell, F. Ament, A. Blyth, C. Fairall, J. Karstensen, P. K. Quinn, S. Speich, C. Acquistapace, F. Aemisegger, A. L. Albright, H. Bellenger, E. Bodenschatz, K.-A. Caesar, R. Chewitt-Lucas, G. de Boer, J. Delanoë, L. Denby, F. Ewald, B. Fildier, M. Forde, G. George, S. Gross, M. Hagen, A. Hausold, K. J. Heywood, L. Hirsch, M. Jacob, F. Jansen, S. Kinne, D. Klocke, T. Kölling, H. Konow, M. Lothon, W. Mohr, A. K. Naumann, L. Nuijens, L. Olivier, R. Pincus, M. Pöhlker, G. Reverdin, G. Roberts, S. Schnitt, H. Schulz, A. P. Siebesma, C. C. Stephan, P. Sullivan, L. Touzé-Peiffer, J. Vial, R. Vogel, P. Zuidema, N. Alexander, L. Alves, S. Arixi, H. Asmath, G. Bagheri, K. Baier, A. Bailey, D. Baranowski, A. Baron, S. Barrau, P. A. Barrett, F. Batier, A. Behrendt, A. Bendinger, F. Beucher, S. Bigorre, E. Blades, P. Blossey, O. Bock, S. Böing, P. Bosser, D. Bourras, P. Bouruet-Aubertot, K. Bower, P. Branellec, H. Branger, M. Brennek, A. Brewer, P.-E. Brilouet, B. Brügmann, S. A. Buehler, E. Burke, R. Burton, R. Calmer, J.-C. Canonici, X. Carton, G. Cato Jr., J. A. Charles, P. Chazette, Y. Chen, M. T. Chilinski, T. Choularton, P. Chuang, S. Clarke, H. Coe, C. Cornet, P. Coutris, F. Couvreux, S. Crewell, T. Cronin, Z. Cui, Y. Cuypers, A. Daley, G. M. Damerell, T. Dauhut, H. Deneke, J.-P. Desbios, S. Dörner, S. Donner, V. Douet, K. Drushka, M. Dütsch, A. Ehrlich, K. Emanuel, A. Emmanouilidis, J.-C. Etienne, S. Etienne-Leblanc, G. Faure, G. Feingold, L. Ferrero, A. Fix, C. Flamant, P. J. Flatau, G. R. Foltz, L. Forster, I. Furtuna, A. Gadian, J. Galewsky, M. Gallagher, P. Gallimore, C. Gaston, C. Gentemann, N. Geyskens, A. Giez, J. Gollop, I. Gouirand, C. Gourbeyre, D. de Graaf, G. E. de Groot, R. Grosz, J. Güttler, M. Gutleben, K. Hall, G. Harris, K. C. Helfer, D. </w:t>
+        <w:t xml:space="preserve">B. Stevens, S. Bony, D. Farrell, F. Ament, A. Blyth, C. Fairall, J. Karstensen, P. K. Quinn, S. Speich, C. Acquistapace, F. Aemisegger, A. L. Albright, H. Bellenger, E. Bodenschatz, K.-A. Caesar, R. Chewitt-Lucas, G. de Boer, J. Delanoë, L. Denby, F. Ewald, B. Fildier, M. Forde, G. George, S. Gross, M. Hagen, A. Hausold, K. J. Heywood, L. Hirsch, M. Jacob, F. Jansen, S. Kinne, D. Klocke, T. Kölling, H. Konow, M. Lothon, W. Mohr, A. K. Naumann, L. Nuijens, L. Olivier, R. Pincus, M. Pöhlker, G. Reverdin, G. Roberts, S. Schnitt, H. Schulz, A. P. Siebesma, C. C. Stephan, P. Sullivan, L. Touzé-Peiffer, J. Vial, R. Vogel, P. Zuidema, N. Alexander, L. Alves, S. Arixi, H. Asmath, G. Bagheri, K. Baier, A. Bailey, D. Baranowski, A. Baron, S. Barrau, P. A. Barrett, F. Batier, A. Behrendt, A. Bendinger, F. Beucher, S. Bigorre, E. Blades, P. Blossey, O. Bock, S. Böing, P. Bosser, D. Bourras, P. Bouruet-Aubertot, K. Bower, P. Branellec, H. Branger, M. Brennek, A. Brewer, P.-E. Brilouet, B. Brügmann, S. A. Buehler, E. Burke, R. Burton, R. Calmer, J.-C. Canonici, X. Carton, G. Cato Jr., J. A. Charles, P. Chazette, Y. Chen, M. T. Chilinski, T. Choularton, P. Chuang, S. Clarke, H. Coe, C. Cornet, P. Coutris, F. Couvreux, S. Crewell, T. Cronin, Z. Cui, Y. Cuypers, A. Daley, G. M. Damerell, T. Dauhut, H. Deneke, J.-P. Desbios, S. Dörner, S. Donner, V. Douet, K. Drushka, M. Dütsch, A. Ehrlich, K. Emanuel, A. Emmanouilidis, J.-C. Etienne, S. Etienne-Leblanc, G. Faure, G. Feingold, L. Ferrero, A. Fix, C. Flamant, P. J. Flatau, G. R. Foltz, L. Forster, I. Furtuna, A. Gadian, J. Galewsky, M. Gallagher, P. Gallimore, C. Gaston, C. Gentemann, N. Geyskens, A. Giez, J. Gollop, I. Gouirand, C. Gourbeyre, D. de Graaf, G. E. de Groot, R. Grosz, J. Güttler, M. Gutleben, K. Hall, G. Harris, K. C. Helfer, D. Henze, C. Herbert, B. Holanda, A. Ibanez-Landeta, J. Intrieri, S. Iyer, F. Julien, H. Kalesse, J. Kazil, A. Kellman, A. T. Kidane, U. Kirchner, M. Klingebiel, M. Körner, L. A. Kremper, J. Kretzschmar, O. Krüger, W. Kumala, A. Kurz, P. L’Hégaret, M. Labaste, T. Lachlan-Cope, A. Laing, P. Landschützer, T. Lang, D. Lange, I. Lange, C. Laplace, G. Lavik, R. Laxenaire, C. Le Bihan, M. Leandro, N. Lefevre, M. Lena, D. Lenschow, Q. Li, G. Lloyd, S. Los, N. Losi, O. Lovell, C. Luneau, P. Makuch, S. Malinowski, G. Manta, E. </w:t>
       </w:r>
       <w:r>
         <w:rPr>
@@ -31299,7 +31493,7 @@
           <w:kern w:val="0"/>
         </w:rPr>
         <w:lastRenderedPageBreak/>
-        <w:t>Henze, C. Herbert, B. Holanda, A. Ibanez-Landeta, J. Intrieri, S. Iyer, F. Julien, H. Kalesse, J. Kazil, A. Kellman, A. T. Kidane, U. Kirchner, M. Klingebiel, M. Körner, L. A. Kremper, J. Kretzschmar, O. Krüger, W. Kumala, A. Kurz, P. L’Hégaret, M. Labaste, T. Lachlan-Cope, A. Laing, P. Landschützer, T. Lang, D. Lange, I. Lange, C. Laplace, G. Lavik, R. Laxenaire, C. Le Bihan, M. Leandro, N. Lefevre, M. Lena, D. Lenschow, Q. Li, G. Lloyd, S. Los, N. Losi, O. Lovell, C. Luneau, P. Makuch, S. Malinowski, G. Manta, E. Marinou, N. Marsden, S. Masson, N. Maury, B. Mayer, M. Mayers-Als, C. Mazel, W. McGeary, J. C. McWilliams, M. Mech, M. Mehlmann, A. N. Meroni, T. Mieslinger, A. Minikin, P. Minnett, G. Möller, Y. Morfa Avalos, C. Muller, I. Musat, A. Napoli, A. Neuberger, C. Noisel, D. Noone, F. Nordsiek, J. L. Nowak, L. Oswald, D. J. Parker, C. Peck, R. Person, M. Philippi, A. Plueddemann, C. Pöhlker, V. Pörtge, U. Pöschl, L. Pologne, M. Posyniak, M. Prange, E. Quiñones Meléndez, J. Radtke, K. Ramage, J. Reimann, L. Renault, K. Reus, A. Reyes, J. Ribbe, M. Ringel, M. Ritschel, C. B. Rocha, N. Rochetin, J. Röttenbacher, C. Rollo, H. Royer, P. Sadoulet, L. Saffin, S. Sandiford, I. Sandu, M. Schäfer, V. Schemann, I. Schirmacher, O. Schlenczek, J. Schmidt, M. Schröder, A. Schwarzenboeck, A. Sealy, C. J. Senff, I. Serikov, S. Shohan, E. Siddle, A. Smirnov, F. Späth, B. Spooner, M. K. Stolla, W. Szkółka, S. P. de Szoeke, S. Tarot, E. Tetoni, E. Thompson, J. Thomson, L. Tomassini, J. Totems, A. A. Ubele, L. Villiger, J. von Arx, T. Wagner, A. Walther, B. Webber, M. Wendisch, S. Whitehall, A. Wiltshire, A. A. Wing, M. Wirth, J. Wiskandt, K. Wolf, L. Worbes, E. Wright, V. Wulfmeyer, S. Young, C. Zhang, D. Zhang, F. Ziemen, T. Zinner, M. Zöger, EUREC</w:t>
+        <w:t>Marinou, N. Marsden, S. Masson, N. Maury, B. Mayer, M. Mayers-Als, C. Mazel, W. McGeary, J. C. McWilliams, M. Mech, M. Mehlmann, A. N. Meroni, T. Mieslinger, A. Minikin, P. Minnett, G. Möller, Y. Morfa Avalos, C. Muller, I. Musat, A. Napoli, A. Neuberger, C. Noisel, D. Noone, F. Nordsiek, J. L. Nowak, L. Oswald, D. J. Parker, C. Peck, R. Person, M. Philippi, A. Plueddemann, C. Pöhlker, V. Pörtge, U. Pöschl, L. Pologne, M. Posyniak, M. Prange, E. Quiñones Meléndez, J. Radtke, K. Ramage, J. Reimann, L. Renault, K. Reus, A. Reyes, J. Ribbe, M. Ringel, M. Ritschel, C. B. Rocha, N. Rochetin, J. Röttenbacher, C. Rollo, H. Royer, P. Sadoulet, L. Saffin, S. Sandiford, I. Sandu, M. Schäfer, V. Schemann, I. Schirmacher, O. Schlenczek, J. Schmidt, M. Schröder, A. Schwarzenboeck, A. Sealy, C. J. Senff, I. Serikov, S. Shohan, E. Siddle, A. Smirnov, F. Späth, B. Spooner, M. K. Stolla, W. Szkółka, S. P. de Szoeke, S. Tarot, E. Tetoni, E. Thompson, J. Thomson, L. Tomassini, J. Totems, A. A. Ubele, L. Villiger, J. von Arx, T. Wagner, A. Walther, B. Webber, M. Wendisch, S. Whitehall, A. Wiltshire, A. A. Wing, M. Wirth, J. Wiskandt, K. Wolf, L. Worbes, E. Wright, V. Wulfmeyer, S. Young, C. Zhang, D. Zhang, F. Ziemen, T. Zinner, M. Zöger, EUREC</w:t>
       </w:r>
       <w:r>
         <w:rPr>
@@ -31747,7 +31941,6 @@
           <w:rFonts w:ascii="Aptos" w:hAnsi="Aptos" w:cs="Helvetica"/>
           <w:kern w:val="0"/>
         </w:rPr>
-        <w:lastRenderedPageBreak/>
         <w:t xml:space="preserve">32. </w:t>
       </w:r>
       <w:r>
@@ -31819,7 +32012,15 @@
           <w:kern w:val="0"/>
         </w:rPr>
         <w:tab/>
-        <w:t xml:space="preserve">M. J. Webb, T. Andrews, A. Bodas-Salcedo, S. Bony, C. S. Bretherton, R. Chadwick, H. Chepfer, H. Douville, P. Good, J. E. Kay, S. A. Klein, R. Marchand, B. Medeiros, A. P. Siebesma, C. B. Skinner, B. Stevens, G. Tselioudis, Y. Tsushima, M. Watanabe, The Cloud Feedback Model Intercomparison Project (CFMIP) contribution to CMIP6. </w:t>
+        <w:t xml:space="preserve">M. J. Webb, T. Andrews, A. Bodas-Salcedo, S. Bony, C. S. Bretherton, R. Chadwick, H. Chepfer, H. Douville, P. Good, J. E. Kay, S. A. Klein, R. Marchand, B. Medeiros, A. P. </w:t>
+      </w:r>
+      <w:r>
+        <w:rPr>
+          <w:rFonts w:ascii="Aptos" w:hAnsi="Aptos" w:cs="Helvetica"/>
+          <w:kern w:val="0"/>
+        </w:rPr>
+        <w:lastRenderedPageBreak/>
+        <w:t xml:space="preserve">Siebesma, C. B. Skinner, B. Stevens, G. Tselioudis, Y. Tsushima, M. Watanabe, The Cloud Feedback Model Intercomparison Project (CFMIP) contribution to CMIP6. </w:t>
       </w:r>
       <w:r>
         <w:rPr>

--- a/doc/DIMms20260821.docx
+++ b/doc/DIMms20260821.docx
@@ -1,6 +1,6 @@
 
 <file path=word/document.xml><?xml version="1.0" encoding="utf-8"?>
-<w:document xmlns:wpc="http://schemas.microsoft.com/office/word/2010/wordprocessingCanvas" xmlns:cx="http://schemas.microsoft.com/office/drawing/2014/chartex" xmlns:cx1="http://schemas.microsoft.com/office/drawing/2015/9/8/chartex" xmlns:cx2="http://schemas.microsoft.com/office/drawing/2015/10/21/chartex" xmlns:cx3="http://schemas.microsoft.com/office/drawing/2016/5/9/chartex" xmlns:cx4="http://schemas.microsoft.com/office/drawing/2016/5/10/chartex" xmlns:cx5="http://schemas.microsoft.com/office/drawing/2016/5/11/chartex" xmlns:cx6="http://schemas.microsoft.com/office/drawing/2016/5/12/chartex" xmlns:cx7="http://schemas.microsoft.com/office/drawing/2016/5/13/chartex" xmlns:cx8="http://schemas.microsoft.com/office/drawing/2016/5/14/chartex" xmlns:mc="http://schemas.openxmlformats.org/markup-compatibility/2006" xmlns:m="http://schemas.openxmlformats.org/officeDocument/2006/math" xmlns:aink="http://schemas.microsoft.com/office/drawing/2016/ink" xmlns:am3d="http://schemas.microsoft.com/office/drawing/2017/model3d" xmlns:oel="http://schemas.microsoft.com/office/2019/extlst" xmlns:r="http://schemas.openxmlformats.org/officeDocument/2006/relationships" xmlns:wp14="http://schemas.microsoft.com/office/word/2010/wordprocessingDrawing" xmlns:wp="http://schemas.openxmlformats.org/drawingml/2006/wordprocessingDrawing" xmlns:wpg="http://schemas.microsoft.com/office/word/2010/wordprocessingGroup" xmlns:wpi="http://schemas.microsoft.com/office/word/2010/wordprocessingInk" xmlns:wps="http://schemas.microsoft.com/office/word/2010/wordprocessingShape" xmlns:o="urn:schemas-microsoft-com:office:office" xmlns:v="urn:schemas-microsoft-com:vml" xmlns:w10="urn:schemas-microsoft-com:office:word" xmlns:w="http://schemas.openxmlformats.org/wordprocessingml/2006/main" xmlns:w14="http://schemas.microsoft.com/office/word/2010/wordml" xmlns:w15="http://schemas.microsoft.com/office/word/2012/wordml" xmlns:w16cex="http://schemas.microsoft.com/office/word/2018/wordml/cex" xmlns:w16cid="http://schemas.microsoft.com/office/word/2016/wordml/cid" xmlns:w16="http://schemas.microsoft.com/office/word/2018/wordml" xmlns:w16sdtdh="http://schemas.microsoft.com/office/word/2020/wordml/sdtdatahash" xmlns:w16sdtfl="http://schemas.microsoft.com/office/word/2024/wordml/sdtformatlock" xmlns:w16se="http://schemas.microsoft.com/office/word/2015/wordml/symex" xmlns:w16du="http://schemas.microsoft.com/office/word/2023/wordml/word16du" xmlns:wne="http://schemas.microsoft.com/office/word/2006/wordml" mc:Ignorable="w14 w15 w16se w16cid w16 w16cex w16sdtdh w16sdtfl w16du wp14">
+<w:document xmlns:wpc="http://schemas.microsoft.com/office/word/2010/wordprocessingCanvas" xmlns:cx="http://schemas.microsoft.com/office/drawing/2014/chartex" xmlns:cx1="http://schemas.microsoft.com/office/drawing/2015/9/8/chartex" xmlns:cx2="http://schemas.microsoft.com/office/drawing/2015/10/21/chartex" xmlns:cx3="http://schemas.microsoft.com/office/drawing/2016/5/9/chartex" xmlns:cx4="http://schemas.microsoft.com/office/drawing/2016/5/10/chartex" xmlns:cx5="http://schemas.microsoft.com/office/drawing/2016/5/11/chartex" xmlns:cx6="http://schemas.microsoft.com/office/drawing/2016/5/12/chartex" xmlns:cx7="http://schemas.microsoft.com/office/drawing/2016/5/13/chartex" xmlns:cx8="http://schemas.microsoft.com/office/drawing/2016/5/14/chartex" xmlns:mc="http://schemas.openxmlformats.org/markup-compatibility/2006" xmlns:aink="http://schemas.microsoft.com/office/drawing/2016/ink" xmlns:am3d="http://schemas.microsoft.com/office/drawing/2017/model3d" xmlns:o="urn:schemas-microsoft-com:office:office" xmlns:oel="http://schemas.microsoft.com/office/2019/extlst" xmlns:r="http://schemas.openxmlformats.org/officeDocument/2006/relationships" xmlns:m="http://schemas.openxmlformats.org/officeDocument/2006/math" xmlns:v="urn:schemas-microsoft-com:vml" xmlns:wp14="http://schemas.microsoft.com/office/word/2010/wordprocessingDrawing" xmlns:wp="http://schemas.openxmlformats.org/drawingml/2006/wordprocessingDrawing" xmlns:w10="urn:schemas-microsoft-com:office:word" xmlns:w="http://schemas.openxmlformats.org/wordprocessingml/2006/main" xmlns:w14="http://schemas.microsoft.com/office/word/2010/wordml" xmlns:w15="http://schemas.microsoft.com/office/word/2012/wordml" xmlns:w16cex="http://schemas.microsoft.com/office/word/2018/wordml/cex" xmlns:w16cid="http://schemas.microsoft.com/office/word/2016/wordml/cid" xmlns:w16="http://schemas.microsoft.com/office/word/2018/wordml" xmlns:w16du="http://schemas.microsoft.com/office/word/2023/wordml/word16du" xmlns:w16sdtdh="http://schemas.microsoft.com/office/word/2020/wordml/sdtdatahash" xmlns:w16sdtfl="http://schemas.microsoft.com/office/word/2024/wordml/sdtformatlock" xmlns:w16se="http://schemas.microsoft.com/office/word/2015/wordml/symex" xmlns:wpg="http://schemas.microsoft.com/office/word/2010/wordprocessingGroup" xmlns:wpi="http://schemas.microsoft.com/office/word/2010/wordprocessingInk" xmlns:wne="http://schemas.microsoft.com/office/word/2006/wordml" xmlns:wps="http://schemas.microsoft.com/office/word/2010/wordprocessingShape" mc:Ignorable="w14 w15 w16se w16cid w16 w16cex w16sdtdh w16sdtfl w16du wp14">
   <w:body>
     <w:p>
       <w:pPr>
@@ -1868,13 +1868,7 @@
         <w:rPr>
           <w:lang w:val="fr-FR"/>
         </w:rPr>
-        <w:t>4</w:t>
-      </w:r>
-      <w:r>
-        <w:rPr>
-          <w:lang w:val="fr-FR"/>
-        </w:rPr>
-        <w:t xml:space="preserve">; </w:t>
+        <w:t xml:space="preserve">4; </w:t>
       </w:r>
       <w:r>
         <w:rPr>
@@ -13222,15 +13216,15 @@
       </w:r>
       <w:r>
         <w:rPr>
-          <w:rFonts w:ascii="Aptos" w:hAnsi="Aptos"/>
+          <w:rFonts w:eastAsiaTheme="minorEastAsia"/>
           <w:noProof/>
         </w:rPr>
         <w:lastRenderedPageBreak/>
         <w:drawing>
-          <wp:inline distT="0" distB="0" distL="0" distR="0" wp14:anchorId="21A81BE8" wp14:editId="494359F0">
-            <wp:extent cx="4467828" cy="2727475"/>
-            <wp:effectExtent l="0" t="0" r="9525" b="0"/>
-            <wp:docPr id="1654029663" name="Picture 2"/>
+          <wp:inline distT="0" distB="0" distL="0" distR="0" wp14:anchorId="27C3B9E7" wp14:editId="4F28FA96">
+            <wp:extent cx="5185189" cy="3165403"/>
+            <wp:effectExtent l="0" t="0" r="0" b="0"/>
+            <wp:docPr id="302851274" name="Picture 1"/>
             <wp:cNvGraphicFramePr>
               <a:graphicFrameLocks xmlns:a="http://schemas.openxmlformats.org/drawingml/2006/main" noChangeAspect="1"/>
             </wp:cNvGraphicFramePr>
@@ -13238,7 +13232,7 @@
               <a:graphicData uri="http://schemas.openxmlformats.org/drawingml/2006/picture">
                 <pic:pic xmlns:pic="http://schemas.openxmlformats.org/drawingml/2006/picture">
                   <pic:nvPicPr>
-                    <pic:cNvPr id="0" name="Picture 6"/>
+                    <pic:cNvPr id="0" name="Picture 3"/>
                     <pic:cNvPicPr>
                       <a:picLocks noChangeAspect="1" noChangeArrowheads="1"/>
                     </pic:cNvPicPr>
@@ -13259,7 +13253,7 @@
                   <pic:spPr bwMode="auto">
                     <a:xfrm>
                       <a:off x="0" y="0"/>
-                      <a:ext cx="4484439" cy="2737616"/>
+                      <a:ext cx="5188325" cy="3167317"/>
                     </a:xfrm>
                     <a:prstGeom prst="rect">
                       <a:avLst/>
@@ -15028,7 +15022,14 @@
         <w:rPr>
           <w:rFonts w:eastAsiaTheme="minorEastAsia"/>
         </w:rPr>
-        <w:t>cumulus updrafts and precipitation</w:t>
+        <w:t xml:space="preserve">cumulus updrafts </w:t>
+      </w:r>
+      <w:r>
+        <w:rPr>
+          <w:rFonts w:eastAsiaTheme="minorEastAsia"/>
+        </w:rPr>
+        <w:lastRenderedPageBreak/>
+        <w:t>and precipitation</w:t>
       </w:r>
       <w:r>
         <w:rPr>
@@ -15192,14 +15193,7 @@
         <w:rPr>
           <w:rFonts w:eastAsiaTheme="minorEastAsia"/>
         </w:rPr>
-        <w:t xml:space="preserve">. Cloud updrafts are responsible for most of the </w:t>
-      </w:r>
-      <w:r>
-        <w:rPr>
-          <w:rFonts w:eastAsiaTheme="minorEastAsia"/>
-        </w:rPr>
-        <w:lastRenderedPageBreak/>
-        <w:t xml:space="preserve">eddy flux. A small part is contributed by precipitation. We </w:t>
+        <w:t xml:space="preserve">. Cloud updrafts are responsible for most of the eddy flux. A small part is contributed by precipitation. We </w:t>
       </w:r>
       <w:r>
         <w:rPr>
@@ -21210,6 +21204,45 @@
         </w:rPr>
         <w:t xml:space="preserve">cloud fraction </w:t>
       </w:r>
+      <m:oMath>
+        <m:sSub>
+          <m:sSubPr>
+            <m:ctrlPr>
+              <w:rPr>
+                <w:rFonts w:ascii="Cambria Math" w:hAnsi="Cambria Math"/>
+              </w:rPr>
+            </m:ctrlPr>
+          </m:sSubPr>
+          <m:e>
+            <m:r>
+              <w:rPr>
+                <w:rFonts w:ascii="Cambria Math" w:hAnsi="Cambria Math"/>
+              </w:rPr>
+              <m:t>C</m:t>
+            </m:r>
+            <m:ctrlPr>
+              <w:rPr>
+                <w:rFonts w:ascii="Cambria Math" w:hAnsi="Cambria Math"/>
+                <w:i/>
+              </w:rPr>
+            </m:ctrlPr>
+          </m:e>
+          <m:sub>
+            <m:r>
+              <w:rPr>
+                <w:rFonts w:ascii="Cambria Math" w:hAnsi="Cambria Math"/>
+              </w:rPr>
+              <m:t>CB</m:t>
+            </m:r>
+          </m:sub>
+        </m:sSub>
+      </m:oMath>
+      <w:r>
+        <w:rPr>
+          <w:rFonts w:ascii="Aptos" w:eastAsiaTheme="minorEastAsia" w:hAnsi="Aptos"/>
+        </w:rPr>
+        <w:t xml:space="preserve"> </w:t>
+      </w:r>
       <w:r>
         <w:rPr>
           <w:rFonts w:ascii="Aptos" w:hAnsi="Aptos"/>
@@ -21267,6 +21300,30 @@
       <w:r>
         <w:rPr>
           <w:rFonts w:ascii="Aptos" w:hAnsi="Aptos"/>
+        </w:rPr>
+        <w:t>.</w:t>
+      </w:r>
+      <w:r>
+        <w:rPr>
+          <w:rFonts w:ascii="Aptos" w:hAnsi="Aptos"/>
+        </w:rPr>
+        <w:t xml:space="preserve"> </w:t>
+      </w:r>
+      <w:r>
+        <w:rPr>
+          <w:rFonts w:ascii="Aptos" w:eastAsiaTheme="minorEastAsia" w:hAnsi="Aptos"/>
+        </w:rPr>
+        <w:t>F</w:t>
+      </w:r>
+      <w:r>
+        <w:rPr>
+          <w:rFonts w:ascii="Aptos" w:eastAsiaTheme="minorEastAsia" w:hAnsi="Aptos"/>
+        </w:rPr>
+        <w:t>or a Gaussian distribution of subcloud RH</w:t>
+      </w:r>
+      <w:r>
+        <w:rPr>
+          <w:rFonts w:ascii="Aptos" w:eastAsiaTheme="minorEastAsia" w:hAnsi="Aptos"/>
         </w:rPr>
         <w:t xml:space="preserve">, </w:t>
       </w:r>
@@ -21387,7 +21444,7 @@
         <w:rPr>
           <w:rFonts w:ascii="Aptos" w:eastAsiaTheme="minorEastAsia" w:hAnsi="Aptos"/>
         </w:rPr>
-        <w:t xml:space="preserve"> for a normal distribution of subcloud RH, </w:t>
+        <w:t xml:space="preserve">, </w:t>
       </w:r>
       <w:r>
         <w:rPr>
@@ -21544,7 +21601,7 @@
         <w:rPr>
           <w:rFonts w:ascii="Aptos" w:hAnsi="Aptos"/>
         </w:rPr>
-        <w:t xml:space="preserve">mean relative </w:t>
+        <w:t xml:space="preserve">mean </w:t>
       </w:r>
       <w:r>
         <w:rPr>
@@ -21784,7 +21841,19 @@
         <w:rPr>
           <w:rFonts w:ascii="Aptos" w:hAnsi="Aptos"/>
         </w:rPr>
-        <w:t xml:space="preserve">loud fraction changes as </w:t>
+        <w:t xml:space="preserve">loud fraction changes </w:t>
+      </w:r>
+      <w:r>
+        <w:rPr>
+          <w:rFonts w:ascii="Aptos" w:hAnsi="Aptos"/>
+        </w:rPr>
+        <w:t>with the power</w:t>
+      </w:r>
+      <w:r>
+        <w:rPr>
+          <w:rFonts w:ascii="Aptos" w:hAnsi="Aptos"/>
+        </w:rPr>
+        <w:t xml:space="preserve"> </w:t>
       </w:r>
       <m:oMath>
         <m:sSub>
@@ -21860,47 +21929,18 @@
         <w:pStyle w:val="BodyText"/>
         <w:rPr>
           <w:rFonts w:ascii="Aptos" w:eastAsiaTheme="minorEastAsia" w:hAnsi="Aptos"/>
+          <w:iCs/>
         </w:rPr>
       </w:pPr>
       <w:r>
         <w:rPr>
           <w:rFonts w:ascii="Aptos" w:hAnsi="Aptos"/>
         </w:rPr>
-        <w:t>P</w:t>
-      </w:r>
-      <w:r>
-        <w:rPr>
-          <w:rFonts w:ascii="Aptos" w:hAnsi="Aptos"/>
-        </w:rPr>
-        <w:t xml:space="preserve">roduction-dissipation balance </w:t>
-      </w:r>
-      <w:r>
-        <w:rPr>
-          <w:rFonts w:ascii="Aptos" w:hAnsi="Aptos"/>
-        </w:rPr>
-        <w:t>for</w:t>
-      </w:r>
-      <w:r>
-        <w:rPr>
-          <w:rFonts w:ascii="Aptos" w:hAnsi="Aptos"/>
-        </w:rPr>
-        <w:t xml:space="preserve"> </w:t>
-      </w:r>
-      <w:r>
-        <w:rPr>
-          <w:rFonts w:ascii="Aptos" w:hAnsi="Aptos"/>
-        </w:rPr>
-        <w:t xml:space="preserve">the subcloud </w:t>
-      </w:r>
-      <w:r>
-        <w:rPr>
-          <w:rFonts w:ascii="Aptos" w:hAnsi="Aptos"/>
-        </w:rPr>
-        <w:t>specific humidity variance</w:t>
-      </w:r>
-      <w:r>
-        <w:rPr>
-          <w:rFonts w:ascii="Aptos" w:hAnsi="Aptos"/>
+        <w:t>We solve the subcloud specific humidity variance</w:t>
+      </w:r>
+      <w:r>
+        <w:rPr>
+          <w:rFonts w:ascii="Aptos" w:eastAsiaTheme="minorEastAsia" w:hAnsi="Aptos"/>
         </w:rPr>
         <w:t xml:space="preserve"> </w:t>
       </w:r>
@@ -21952,7 +21992,19 @@
         <w:rPr>
           <w:rFonts w:ascii="Aptos" w:hAnsi="Aptos"/>
         </w:rPr>
-        <w:t xml:space="preserve"> gives</w:t>
+        <w:t xml:space="preserve"> from its p</w:t>
+      </w:r>
+      <w:r>
+        <w:rPr>
+          <w:rFonts w:ascii="Aptos" w:hAnsi="Aptos"/>
+        </w:rPr>
+        <w:t>roduction-dissipation balance</w:t>
+      </w:r>
+      <w:r>
+        <w:rPr>
+          <w:rFonts w:ascii="Aptos" w:hAnsi="Aptos"/>
+        </w:rPr>
+        <w:t>,</w:t>
       </w:r>
       <w:r>
         <w:rPr>
@@ -22566,7 +22618,7 @@
         <w:rPr>
           <w:rFonts w:ascii="Aptos" w:eastAsiaTheme="minorEastAsia" w:hAnsi="Aptos"/>
         </w:rPr>
-        <w:t xml:space="preserve"> from turbulent stirring and viscous mixing of humidity fluctuations, where </w:t>
+        <w:t xml:space="preserve"> from turbulent and viscous mixing of humidity fluctuations, where </w:t>
       </w:r>
       <m:oMath>
         <m:sSub>
@@ -22600,71 +22652,19 @@
         <w:rPr>
           <w:rFonts w:ascii="Aptos" w:eastAsiaTheme="minorEastAsia" w:hAnsi="Aptos"/>
         </w:rPr>
-        <w:t xml:space="preserve"> is a constant and </w:t>
-      </w:r>
-      <m:oMath>
-        <m:sSub>
-          <m:sSubPr>
-            <m:ctrlPr>
-              <w:rPr>
-                <w:rFonts w:ascii="Cambria Math" w:eastAsiaTheme="minorEastAsia" w:hAnsi="Cambria Math"/>
-                <w:i/>
-              </w:rPr>
-            </m:ctrlPr>
-          </m:sSubPr>
-          <m:e>
-            <m:r>
-              <w:rPr>
-                <w:rFonts w:ascii="Cambria Math" w:eastAsiaTheme="minorEastAsia" w:hAnsi="Cambria Math"/>
-              </w:rPr>
-              <m:t>z</m:t>
-            </m:r>
-          </m:e>
-          <m:sub>
-            <m:r>
-              <w:rPr>
-                <w:rFonts w:ascii="Cambria Math" w:eastAsiaTheme="minorEastAsia" w:hAnsi="Cambria Math"/>
-              </w:rPr>
-              <m:t>CB</m:t>
-            </m:r>
-          </m:sub>
-        </m:sSub>
-      </m:oMath>
+        <w:t xml:space="preserve"> is a constant</w:t>
+      </w:r>
       <w:r>
         <w:rPr>
           <w:rFonts w:ascii="Aptos" w:eastAsiaTheme="minorEastAsia" w:hAnsi="Aptos"/>
         </w:rPr>
-        <w:t xml:space="preserve"> is cloud base height</w:t>
-      </w:r>
-      <w:r>
-        <w:rPr>
-          <w:rFonts w:ascii="Aptos" w:hAnsi="Aptos"/>
-        </w:rPr>
-        <w:t>. Shear production is greater than buoyancy production</w:t>
-      </w:r>
-      <w:r>
-        <w:rPr>
-          <w:rFonts w:ascii="Aptos" w:hAnsi="Aptos"/>
-        </w:rPr>
-        <w:t>, which is neglected</w:t>
-      </w:r>
-      <w:r>
-        <w:rPr>
-          <w:rFonts w:ascii="Aptos" w:hAnsi="Aptos"/>
-        </w:rPr>
-        <w:t>.</w:t>
-      </w:r>
-      <w:r>
-        <w:rPr>
-          <w:rFonts w:ascii="Aptos" w:hAnsi="Aptos"/>
-        </w:rPr>
-        <w:t xml:space="preserve"> T</w:t>
-      </w:r>
-      <w:r>
-        <w:rPr>
-          <w:rFonts w:ascii="Aptos" w:hAnsi="Aptos"/>
-        </w:rPr>
-        <w:t xml:space="preserve">he friction velocity </w:t>
+        <w:t>,</w:t>
+      </w:r>
+      <w:r>
+        <w:rPr>
+          <w:rFonts w:ascii="Aptos" w:hAnsi="Aptos"/>
+        </w:rPr>
+        <w:t xml:space="preserve"> </w:t>
       </w:r>
       <m:oMath>
         <m:sSup>
@@ -22789,19 +22789,149 @@
         <w:rPr>
           <w:rFonts w:ascii="Aptos" w:eastAsiaTheme="minorEastAsia" w:hAnsi="Aptos"/>
         </w:rPr>
-        <w:t xml:space="preserve"> cancels and</w:t>
-      </w:r>
-      <w:r>
-        <w:rPr>
-          <w:rFonts w:ascii="Aptos" w:hAnsi="Aptos"/>
+        <w:t xml:space="preserve"> is the friction velocity,</w:t>
+      </w:r>
+      <w:r>
+        <w:rPr>
+          <w:rFonts w:ascii="Aptos" w:eastAsiaTheme="minorEastAsia" w:hAnsi="Aptos"/>
+        </w:rPr>
+        <w:t xml:space="preserve"> and </w:t>
+      </w:r>
+      <m:oMath>
+        <m:sSub>
+          <m:sSubPr>
+            <m:ctrlPr>
+              <w:rPr>
+                <w:rFonts w:ascii="Cambria Math" w:eastAsiaTheme="minorEastAsia" w:hAnsi="Cambria Math"/>
+                <w:i/>
+              </w:rPr>
+            </m:ctrlPr>
+          </m:sSubPr>
+          <m:e>
+            <m:r>
+              <w:rPr>
+                <w:rFonts w:ascii="Cambria Math" w:eastAsiaTheme="minorEastAsia" w:hAnsi="Cambria Math"/>
+              </w:rPr>
+              <m:t>z</m:t>
+            </m:r>
+          </m:e>
+          <m:sub>
+            <m:r>
+              <w:rPr>
+                <w:rFonts w:ascii="Cambria Math" w:eastAsiaTheme="minorEastAsia" w:hAnsi="Cambria Math"/>
+              </w:rPr>
+              <m:t>CB</m:t>
+            </m:r>
+          </m:sub>
+        </m:sSub>
+      </m:oMath>
+      <w:r>
+        <w:rPr>
+          <w:rFonts w:ascii="Aptos" w:eastAsiaTheme="minorEastAsia" w:hAnsi="Aptos"/>
+        </w:rPr>
+        <w:t xml:space="preserve"> is cloud base height</w:t>
+      </w:r>
+      <w:r>
+        <w:rPr>
+          <w:rFonts w:ascii="Aptos" w:hAnsi="Aptos"/>
+        </w:rPr>
+        <w:t xml:space="preserve">. </w:t>
+      </w:r>
+      <w:r>
+        <w:rPr>
+          <w:rFonts w:ascii="Aptos" w:hAnsi="Aptos"/>
+        </w:rPr>
+        <w:t>B</w:t>
+      </w:r>
+      <w:r>
+        <w:rPr>
+          <w:rFonts w:ascii="Aptos" w:hAnsi="Aptos"/>
+        </w:rPr>
+        <w:t>uoyancy production</w:t>
+      </w:r>
+      <w:r>
+        <w:rPr>
+          <w:rFonts w:ascii="Aptos" w:hAnsi="Aptos"/>
+        </w:rPr>
+        <w:t xml:space="preserve"> is neglecte</w:t>
+      </w:r>
+      <w:r>
+        <w:rPr>
+          <w:rFonts w:ascii="Aptos" w:hAnsi="Aptos"/>
+        </w:rPr>
+        <w:t>d compared to shear production</w:t>
+      </w:r>
+      <w:r>
+        <w:rPr>
+          <w:rFonts w:ascii="Aptos" w:hAnsi="Aptos"/>
+        </w:rPr>
+        <w:t>.</w:t>
+      </w:r>
+      <w:r>
+        <w:rPr>
+          <w:rFonts w:ascii="Aptos" w:hAnsi="Aptos"/>
+        </w:rPr>
+        <w:t xml:space="preserve"> T</w:t>
+      </w:r>
+      <w:r>
+        <w:rPr>
+          <w:rFonts w:ascii="Aptos" w:hAnsi="Aptos"/>
+        </w:rPr>
+        <w:t>he</w:t>
+      </w:r>
+      <w:r>
+        <w:rPr>
+          <w:rFonts w:ascii="Aptos" w:eastAsiaTheme="minorEastAsia" w:hAnsi="Aptos"/>
         </w:rPr>
         <w:t xml:space="preserve"> </w:t>
       </w:r>
       <w:r>
         <w:rPr>
-          <w:rFonts w:ascii="Aptos" w:hAnsi="Aptos"/>
-        </w:rPr>
-        <w:t xml:space="preserve">the humidity variance is </w:t>
+          <w:rFonts w:ascii="Aptos" w:eastAsiaTheme="minorEastAsia" w:hAnsi="Aptos"/>
+        </w:rPr>
+        <w:t xml:space="preserve">friction velocity </w:t>
+      </w:r>
+      <w:r>
+        <w:rPr>
+          <w:rFonts w:ascii="Aptos" w:eastAsiaTheme="minorEastAsia" w:hAnsi="Aptos"/>
+        </w:rPr>
+        <w:t>cancels</w:t>
+      </w:r>
+      <w:r>
+        <w:rPr>
+          <w:rFonts w:ascii="Aptos" w:eastAsiaTheme="minorEastAsia" w:hAnsi="Aptos"/>
+        </w:rPr>
+        <w:t xml:space="preserve"> in </w:t>
+      </w:r>
+      <w:r>
+        <w:rPr>
+          <w:rFonts w:ascii="Aptos" w:hAnsi="Aptos"/>
+        </w:rPr>
+        <w:t xml:space="preserve">the </w:t>
+      </w:r>
+      <w:r>
+        <w:rPr>
+          <w:rFonts w:ascii="Aptos" w:hAnsi="Aptos"/>
+        </w:rPr>
+        <w:t xml:space="preserve">expression for </w:t>
+      </w:r>
+      <w:r>
+        <w:rPr>
+          <w:rFonts w:ascii="Aptos" w:hAnsi="Aptos"/>
+        </w:rPr>
+        <w:t>humidity variance</w:t>
+      </w:r>
+      <w:r>
+        <w:rPr>
+          <w:rFonts w:ascii="Aptos" w:hAnsi="Aptos"/>
+        </w:rPr>
+        <w:t>,</w:t>
+      </w:r>
+      <w:r>
+        <w:rPr>
+          <w:rFonts w:ascii="Aptos" w:hAnsi="Aptos"/>
+        </w:rPr>
+        <w:t xml:space="preserve"> </w:t>
       </w:r>
       <m:oMath>
         <m:sSubSup>
@@ -23627,6 +23757,12 @@
         <w:rPr>
           <w:rFonts w:ascii="Aptos" w:hAnsi="Aptos"/>
         </w:rPr>
+        <w:t xml:space="preserve">mean </w:t>
+      </w:r>
+      <w:r>
+        <w:rPr>
+          <w:rFonts w:ascii="Aptos" w:hAnsi="Aptos"/>
+        </w:rPr>
         <w:t>specific humidit</w:t>
       </w:r>
       <w:r>
@@ -23676,7 +23812,19 @@
         <w:rPr>
           <w:rFonts w:ascii="Aptos" w:eastAsiaTheme="minorEastAsia" w:hAnsi="Aptos"/>
         </w:rPr>
-        <w:t>, so the change of</w:t>
+        <w:t xml:space="preserve">, so the </w:t>
+      </w:r>
+      <w:r>
+        <w:rPr>
+          <w:rFonts w:ascii="Aptos" w:eastAsiaTheme="minorEastAsia" w:hAnsi="Aptos"/>
+        </w:rPr>
+        <w:t xml:space="preserve">relative </w:t>
+      </w:r>
+      <w:r>
+        <w:rPr>
+          <w:rFonts w:ascii="Aptos" w:eastAsiaTheme="minorEastAsia" w:hAnsi="Aptos"/>
+        </w:rPr>
+        <w:t>change of</w:t>
       </w:r>
       <w:r>
         <w:rPr>
@@ -23810,7 +23958,13 @@
         <w:rPr>
           <w:rFonts w:ascii="Aptos" w:hAnsi="Aptos"/>
         </w:rPr>
-        <w:t>cancels and</w:t>
+        <w:t>is zero</w:t>
+      </w:r>
+      <w:r>
+        <w:rPr>
+          <w:rFonts w:ascii="Aptos" w:hAnsi="Aptos"/>
+        </w:rPr>
+        <w:t xml:space="preserve"> and</w:t>
       </w:r>
       <w:r>
         <w:rPr>
@@ -24229,7 +24383,138 @@
         <w:rPr>
           <w:rFonts w:ascii="Aptos" w:hAnsi="Aptos"/>
         </w:rPr>
-        <w:t>From factoring the evaporation,</w:t>
+        <w:t>F</w:t>
+      </w:r>
+      <w:r>
+        <w:rPr>
+          <w:rFonts w:ascii="Aptos" w:hAnsi="Aptos"/>
+        </w:rPr>
+        <w:t xml:space="preserve">actoring the </w:t>
+      </w:r>
+      <w:r>
+        <w:rPr>
+          <w:rFonts w:ascii="Aptos" w:hAnsi="Aptos"/>
+        </w:rPr>
+        <w:t xml:space="preserve">change of the </w:t>
+      </w:r>
+      <w:r>
+        <w:rPr>
+          <w:rFonts w:ascii="Aptos" w:hAnsi="Aptos"/>
+        </w:rPr>
+        <w:t>evaporation,</w:t>
+      </w:r>
+      <w:r>
+        <w:rPr>
+          <w:rFonts w:ascii="Aptos" w:hAnsi="Aptos"/>
+        </w:rPr>
+        <w:t xml:space="preserve"> </w:t>
+      </w:r>
+      <m:oMath>
+        <m:r>
+          <w:rPr>
+            <w:rFonts w:ascii="Cambria Math" w:hAnsi="Cambria Math"/>
+          </w:rPr>
+          <m:t>E∝U</m:t>
+        </m:r>
+        <m:sSub>
+          <m:sSubPr>
+            <m:ctrlPr>
+              <w:rPr>
+                <w:rFonts w:ascii="Cambria Math" w:hAnsi="Cambria Math"/>
+                <w:i/>
+              </w:rPr>
+            </m:ctrlPr>
+          </m:sSubPr>
+          <m:e>
+            <m:r>
+              <w:rPr>
+                <w:rFonts w:ascii="Cambria Math" w:hAnsi="Cambria Math"/>
+              </w:rPr>
+              <m:t>q</m:t>
+            </m:r>
+          </m:e>
+          <m:sub>
+            <m:r>
+              <w:rPr>
+                <w:rFonts w:ascii="Cambria Math" w:hAnsi="Cambria Math"/>
+              </w:rPr>
+              <m:t>s</m:t>
+            </m:r>
+          </m:sub>
+        </m:sSub>
+        <m:r>
+          <w:rPr>
+            <w:rFonts w:ascii="Cambria Math" w:hAnsi="Cambria Math"/>
+          </w:rPr>
+          <m:t>(1-</m:t>
+        </m:r>
+        <m:sSub>
+          <m:sSubPr>
+            <m:ctrlPr>
+              <w:rPr>
+                <w:rFonts w:ascii="Cambria Math" w:hAnsi="Cambria Math"/>
+                <w:iCs/>
+              </w:rPr>
+            </m:ctrlPr>
+          </m:sSubPr>
+          <m:e>
+            <m:bar>
+              <m:barPr>
+                <m:pos m:val="top"/>
+                <m:ctrlPr>
+                  <w:rPr>
+                    <w:rFonts w:ascii="Cambria Math" w:hAnsi="Cambria Math"/>
+                    <w:iCs/>
+                  </w:rPr>
+                </m:ctrlPr>
+              </m:barPr>
+              <m:e>
+                <m:r>
+                  <m:rPr>
+                    <m:sty m:val="p"/>
+                  </m:rPr>
+                  <w:rPr>
+                    <w:rFonts w:ascii="Cambria Math" w:hAnsi="Cambria Math"/>
+                  </w:rPr>
+                  <m:t>RH</m:t>
+                </m:r>
+              </m:e>
+            </m:bar>
+            <m:ctrlPr>
+              <w:rPr>
+                <w:rFonts w:ascii="Cambria Math" w:hAnsi="Cambria Math"/>
+                <w:i/>
+              </w:rPr>
+            </m:ctrlPr>
+          </m:e>
+          <m:sub>
+            <m:r>
+              <m:rPr>
+                <m:sty m:val="p"/>
+              </m:rPr>
+              <w:rPr>
+                <w:rFonts w:ascii="Cambria Math" w:hAnsi="Cambria Math"/>
+              </w:rPr>
+              <m:t>sfc</m:t>
+            </m:r>
+          </m:sub>
+        </m:sSub>
+        <m:r>
+          <m:rPr>
+            <m:sty m:val="p"/>
+          </m:rPr>
+          <w:rPr>
+            <w:rFonts w:ascii="Cambria Math" w:hAnsi="Cambria Math"/>
+          </w:rPr>
+          <m:t>)</m:t>
+        </m:r>
+      </m:oMath>
+      <w:r>
+        <w:rPr>
+          <w:rFonts w:ascii="Aptos" w:eastAsiaTheme="minorEastAsia" w:hAnsi="Aptos"/>
+          <w:iCs/>
+        </w:rPr>
+        <w:t xml:space="preserve">, </w:t>
       </w:r>
       <w:r>
         <w:rPr>
@@ -24609,7 +24894,20 @@
         <w:rPr>
           <w:rFonts w:ascii="Aptos" w:eastAsiaTheme="minorEastAsia" w:hAnsi="Aptos"/>
         </w:rPr>
-        <w:t xml:space="preserve">The change of the mean normalized saturation deficit is </w:t>
+        <w:lastRenderedPageBreak/>
+        <w:t xml:space="preserve">The change of the </w:t>
+      </w:r>
+      <w:r>
+        <w:rPr>
+          <w:rFonts w:ascii="Aptos" w:eastAsiaTheme="minorEastAsia" w:hAnsi="Aptos"/>
+        </w:rPr>
+        <w:t xml:space="preserve">cloud-base </w:t>
+      </w:r>
+      <w:r>
+        <w:rPr>
+          <w:rFonts w:ascii="Aptos" w:eastAsiaTheme="minorEastAsia" w:hAnsi="Aptos"/>
+        </w:rPr>
+        <w:t xml:space="preserve">normalized saturation deficit is </w:t>
       </w:r>
       <w:r>
         <w:rPr>
@@ -24623,7 +24921,6 @@
             <w:rPr>
               <w:rFonts w:ascii="Cambria Math" w:eastAsiaTheme="minorEastAsia" w:hAnsi="Cambria Math"/>
             </w:rPr>
-            <w:lastRenderedPageBreak/>
             <m:t>d</m:t>
           </m:r>
           <m:func>
@@ -24706,8 +25003,6 @@
                       <m:ctrlPr>
                         <w:rPr>
                           <w:rFonts w:ascii="Cambria Math" w:eastAsiaTheme="minorEastAsia" w:hAnsi="Cambria Math"/>
-                          <w:i/>
-                          <w:iCs/>
                         </w:rPr>
                       </m:ctrlPr>
                     </m:sSubPr>
@@ -24718,13 +25013,14 @@
                           <m:ctrlPr>
                             <w:rPr>
                               <w:rFonts w:ascii="Cambria Math" w:eastAsiaTheme="minorEastAsia" w:hAnsi="Cambria Math"/>
-                              <w:i/>
-                              <w:iCs/>
                             </w:rPr>
                           </m:ctrlPr>
                         </m:barPr>
                         <m:e>
                           <m:r>
+                            <m:rPr>
+                              <m:sty m:val="p"/>
+                            </m:rPr>
                             <w:rPr>
                               <w:rFonts w:ascii="Cambria Math" w:eastAsiaTheme="minorEastAsia" w:hAnsi="Cambria Math"/>
                             </w:rPr>
@@ -25327,6 +25623,12 @@
           <w:rPr>
             <w:rFonts w:ascii="Cambria Math" w:eastAsiaTheme="minorEastAsia" w:hAnsi="Cambria Math"/>
           </w:rPr>
+          <m:t>(</m:t>
+        </m:r>
+        <m:r>
+          <w:rPr>
+            <w:rFonts w:ascii="Cambria Math" w:eastAsiaTheme="minorEastAsia" w:hAnsi="Cambria Math"/>
+          </w:rPr>
           <m:t>d</m:t>
         </m:r>
         <m:func>
@@ -25366,7 +25668,7 @@
                   <w:rPr>
                     <w:rFonts w:ascii="Cambria Math" w:eastAsiaTheme="minorEastAsia" w:hAnsi="Cambria Math"/>
                   </w:rPr>
-                  <m:t>(q</m:t>
+                  <m:t>q</m:t>
                 </m:r>
               </m:e>
               <m:sub>
@@ -25382,15 +25684,51 @@
               <w:rPr>
                 <w:rFonts w:ascii="Cambria Math" w:eastAsiaTheme="minorEastAsia" w:hAnsi="Cambria Math"/>
               </w:rPr>
-              <m:t>/E)</m:t>
-            </m:r>
+              <m:t>-d</m:t>
+            </m:r>
+            <m:func>
+              <m:funcPr>
+                <m:ctrlPr>
+                  <w:rPr>
+                    <w:rFonts w:ascii="Cambria Math" w:eastAsiaTheme="minorEastAsia" w:hAnsi="Cambria Math"/>
+                    <w:i/>
+                    <w:iCs/>
+                  </w:rPr>
+                </m:ctrlPr>
+              </m:funcPr>
+              <m:fName>
+                <m:r>
+                  <m:rPr>
+                    <m:sty m:val="p"/>
+                  </m:rPr>
+                  <w:rPr>
+                    <w:rFonts w:ascii="Cambria Math" w:eastAsiaTheme="minorEastAsia" w:hAnsi="Cambria Math"/>
+                  </w:rPr>
+                  <m:t>ln</m:t>
+                </m:r>
+              </m:fName>
+              <m:e>
+                <m:r>
+                  <w:rPr>
+                    <w:rFonts w:ascii="Cambria Math" w:eastAsiaTheme="minorEastAsia" w:hAnsi="Cambria Math"/>
+                  </w:rPr>
+                  <m:t>E</m:t>
+                </m:r>
+              </m:e>
+            </m:func>
           </m:e>
         </m:func>
         <m:r>
           <w:rPr>
             <w:rFonts w:ascii="Cambria Math" w:eastAsiaTheme="minorEastAsia" w:hAnsi="Cambria Math"/>
           </w:rPr>
-          <m:t xml:space="preserve">/dT=+5 % </m:t>
+          <m:t>)/</m:t>
+        </m:r>
+        <m:r>
+          <w:rPr>
+            <w:rFonts w:ascii="Cambria Math" w:eastAsiaTheme="minorEastAsia" w:hAnsi="Cambria Math"/>
+          </w:rPr>
+          <m:t xml:space="preserve">dT=+5 % </m:t>
         </m:r>
         <m:sSup>
           <m:sSupPr>
@@ -25481,7 +25819,13 @@
         <w:rPr>
           <w:rFonts w:ascii="Aptos" w:eastAsiaTheme="minorEastAsia" w:hAnsi="Aptos"/>
         </w:rPr>
-        <w:t>bounded by 0 and 1</w:t>
+        <w:t>between</w:t>
+      </w:r>
+      <w:r>
+        <w:rPr>
+          <w:rFonts w:ascii="Aptos" w:eastAsiaTheme="minorEastAsia" w:hAnsi="Aptos"/>
+        </w:rPr>
+        <w:t xml:space="preserve"> 0 and 1</w:t>
       </w:r>
       <w:r>
         <w:rPr>
@@ -25554,8 +25898,16 @@
       <w:r>
         <w:rPr>
           <w:rFonts w:ascii="Aptos" w:eastAsiaTheme="minorEastAsia" w:hAnsi="Aptos"/>
-        </w:rPr>
-        <w:t>RH damping,</w:t>
+          <w:i/>
+          <w:iCs/>
+        </w:rPr>
+        <w:t>RH damping</w:t>
+      </w:r>
+      <w:r>
+        <w:rPr>
+          <w:rFonts w:ascii="Aptos" w:eastAsiaTheme="minorEastAsia" w:hAnsi="Aptos"/>
+        </w:rPr>
+        <w:t>,</w:t>
       </w:r>
       <w:r>
         <w:rPr>
@@ -25808,19 +26160,25 @@
         <w:rPr>
           <w:rFonts w:ascii="Aptos" w:eastAsiaTheme="minorEastAsia" w:hAnsi="Aptos"/>
         </w:rPr>
-        <w:t>reduction</w:t>
+        <w:t xml:space="preserve">damping of </w:t>
       </w:r>
       <w:r>
         <w:rPr>
           <w:rFonts w:ascii="Aptos" w:eastAsiaTheme="minorEastAsia" w:hAnsi="Aptos"/>
         </w:rPr>
-        <w:t xml:space="preserve"> of the </w:t>
+        <w:t>increas</w:t>
       </w:r>
       <w:r>
         <w:rPr>
           <w:rFonts w:ascii="Aptos" w:eastAsiaTheme="minorEastAsia" w:hAnsi="Aptos"/>
         </w:rPr>
-        <w:t xml:space="preserve">increase of </w:t>
+        <w:t>ing</w:t>
+      </w:r>
+      <w:r>
+        <w:rPr>
+          <w:rFonts w:ascii="Aptos" w:eastAsiaTheme="minorEastAsia" w:hAnsi="Aptos"/>
+        </w:rPr>
+        <w:t xml:space="preserve"> of </w:t>
       </w:r>
       <w:r>
         <w:rPr>
@@ -25870,13 +26228,13 @@
         <w:rPr>
           <w:rFonts w:ascii="Aptos" w:eastAsiaTheme="minorEastAsia" w:hAnsi="Aptos"/>
         </w:rPr>
-        <w:t xml:space="preserve">, and </w:t>
+        <w:t xml:space="preserve">, </w:t>
       </w:r>
       <w:r>
         <w:rPr>
           <w:rFonts w:ascii="Aptos" w:eastAsiaTheme="minorEastAsia" w:hAnsi="Aptos"/>
         </w:rPr>
-        <w:t>increasing</w:t>
+        <w:t>so the increase of</w:t>
       </w:r>
       <w:r>
         <w:rPr>
@@ -26023,13 +26381,13 @@
         <w:rPr>
           <w:rFonts w:ascii="Aptos" w:eastAsiaTheme="minorEastAsia" w:hAnsi="Aptos"/>
         </w:rPr>
-        <w:t>Cloud base cloud fraction changes only if surface RH changes</w:t>
+        <w:t>C</w:t>
       </w:r>
       <w:r>
         <w:rPr>
           <w:rFonts w:ascii="Aptos" w:eastAsiaTheme="minorEastAsia" w:hAnsi="Aptos"/>
         </w:rPr>
-        <w:t xml:space="preserve">; clouds do not change for </w:t>
+        <w:t xml:space="preserve">louds do not change for </w:t>
       </w:r>
       <m:oMath>
         <m:r>
@@ -26037,6 +26395,92 @@
             <w:rFonts w:ascii="Cambria Math" w:eastAsiaTheme="minorEastAsia" w:hAnsi="Cambria Math"/>
           </w:rPr>
           <m:t>c=0</m:t>
+        </m:r>
+      </m:oMath>
+      <w:r>
+        <w:rPr>
+          <w:rFonts w:ascii="Aptos" w:eastAsiaTheme="minorEastAsia" w:hAnsi="Aptos"/>
+        </w:rPr>
+        <w:t xml:space="preserve">: </w:t>
+      </w:r>
+      <w:r>
+        <w:rPr>
+          <w:rFonts w:ascii="Aptos" w:eastAsiaTheme="minorEastAsia" w:hAnsi="Aptos"/>
+        </w:rPr>
+        <w:t>Cloud base cloud fraction changes only if surface RH changes</w:t>
+      </w:r>
+      <w:r>
+        <w:rPr>
+          <w:rFonts w:ascii="Aptos" w:eastAsiaTheme="minorEastAsia" w:hAnsi="Aptos"/>
+        </w:rPr>
+        <w:t>.</w:t>
+      </w:r>
+      <w:r>
+        <w:rPr>
+          <w:rFonts w:ascii="Aptos" w:eastAsiaTheme="minorEastAsia" w:hAnsi="Aptos"/>
+        </w:rPr>
+        <w:t xml:space="preserve"> </w:t>
+      </w:r>
+      <w:r>
+        <w:rPr>
+          <w:rFonts w:ascii="Aptos" w:eastAsiaTheme="minorEastAsia" w:hAnsi="Aptos"/>
+        </w:rPr>
+        <w:t>S</w:t>
+      </w:r>
+      <w:r>
+        <w:rPr>
+          <w:rFonts w:ascii="Aptos" w:eastAsiaTheme="minorEastAsia" w:hAnsi="Aptos"/>
+        </w:rPr>
+        <w:t xml:space="preserve">urface evaporation </w:t>
+      </w:r>
+      <w:r>
+        <w:rPr>
+          <w:rFonts w:ascii="Aptos" w:eastAsiaTheme="minorEastAsia" w:hAnsi="Aptos"/>
+        </w:rPr>
+        <w:t>in climate models is, on average,</w:t>
+      </w:r>
+      <w:r>
+        <w:rPr>
+          <w:rFonts w:ascii="Aptos" w:eastAsiaTheme="minorEastAsia" w:hAnsi="Aptos"/>
+        </w:rPr>
+        <w:t xml:space="preserve"> moderated </w:t>
+      </w:r>
+      <w:r>
+        <w:rPr>
+          <w:rFonts w:ascii="Aptos" w:eastAsiaTheme="minorEastAsia" w:hAnsi="Aptos"/>
+        </w:rPr>
+        <w:t xml:space="preserve">equally </w:t>
+      </w:r>
+      <w:r>
+        <w:rPr>
+          <w:rFonts w:ascii="Aptos" w:eastAsiaTheme="minorEastAsia" w:hAnsi="Aptos"/>
+        </w:rPr>
+        <w:t xml:space="preserve">by </w:t>
+      </w:r>
+      <w:r>
+        <w:rPr>
+          <w:rFonts w:ascii="Aptos" w:eastAsiaTheme="minorEastAsia" w:hAnsi="Aptos"/>
+        </w:rPr>
+        <w:t>decreasing wind and increasing RH (</w:t>
+      </w:r>
+      <w:r>
+        <w:rPr>
+          <w:rFonts w:ascii="Aptos" w:eastAsiaTheme="minorEastAsia" w:hAnsi="Aptos"/>
+        </w:rPr>
+        <w:t>Lorenz et al. 2010)</w:t>
+      </w:r>
+      <w:r>
+        <w:rPr>
+          <w:rFonts w:ascii="Aptos" w:eastAsiaTheme="minorEastAsia" w:hAnsi="Aptos"/>
+        </w:rPr>
+        <w:t xml:space="preserve">, suggesting </w:t>
+      </w:r>
+      <m:oMath>
+        <m:r>
+          <w:rPr>
+            <w:rFonts w:ascii="Cambria Math" w:eastAsiaTheme="minorEastAsia" w:hAnsi="Cambria Math"/>
+          </w:rPr>
+          <m:t>c≈1/2</m:t>
         </m:r>
       </m:oMath>
       <w:r>
@@ -26638,7 +27082,7 @@
           <w:rFonts w:ascii="Aptos" w:eastAsiaTheme="minorEastAsia" w:hAnsi="Aptos"/>
           <w:iCs/>
         </w:rPr>
-        <w:t xml:space="preserve"> are monotonic with the sensitivity </w:t>
+        <w:t xml:space="preserve"> are monotonic with the sensitivity to cloud base saturation deficit </w:t>
       </w:r>
       <m:oMath>
         <m:r>
@@ -26653,7 +27097,14 @@
           <w:rFonts w:ascii="Aptos" w:eastAsiaTheme="minorEastAsia" w:hAnsi="Aptos"/>
           <w:iCs/>
         </w:rPr>
-        <w:t xml:space="preserve"> to cloud base saturation deficit and symmetric about </w:t>
+        <w:t xml:space="preserve"> </w:t>
+      </w:r>
+      <w:r>
+        <w:rPr>
+          <w:rFonts w:ascii="Aptos" w:eastAsiaTheme="minorEastAsia" w:hAnsi="Aptos"/>
+          <w:iCs/>
+        </w:rPr>
+        <w:t xml:space="preserve">and symmetric about </w:t>
       </w:r>
       <m:oMath>
         <m:r>
@@ -26668,46 +27119,13 @@
           <w:rFonts w:ascii="Aptos" w:eastAsiaTheme="minorEastAsia" w:hAnsi="Aptos"/>
           <w:iCs/>
         </w:rPr>
-        <w:t>.</w:t>
+        <w:t xml:space="preserve">, where </w:t>
       </w:r>
       <w:r>
         <w:rPr>
           <w:rFonts w:ascii="Aptos" w:eastAsiaTheme="minorEastAsia" w:hAnsi="Aptos"/>
-          <w:iCs/>
-        </w:rPr>
-        <w:t xml:space="preserve"> </w:t>
-      </w:r>
-      <w:r>
-        <w:rPr>
-          <w:rFonts w:ascii="Aptos" w:eastAsiaTheme="minorEastAsia" w:hAnsi="Aptos"/>
-        </w:rPr>
-        <w:t xml:space="preserve">At </w:t>
-      </w:r>
-      <m:oMath>
-        <m:r>
-          <w:rPr>
-            <w:rFonts w:ascii="Cambria Math" w:eastAsiaTheme="minorEastAsia" w:hAnsi="Cambria Math"/>
-          </w:rPr>
-          <m:t>b=</m:t>
-        </m:r>
-      </m:oMath>
-      <w:r>
-        <w:rPr>
-          <w:rFonts w:ascii="Aptos" w:eastAsiaTheme="minorEastAsia" w:hAnsi="Aptos"/>
-        </w:rPr>
-        <w:t xml:space="preserve"> </w:t>
-      </w:r>
-      <w:r>
-        <w:rPr>
-          <w:rFonts w:ascii="Aptos" w:eastAsiaTheme="minorEastAsia" w:hAnsi="Aptos"/>
-        </w:rPr>
-        <w:t>1/2</w:t>
-      </w:r>
-      <w:r>
-        <w:rPr>
-          <w:rFonts w:ascii="Aptos" w:eastAsiaTheme="minorEastAsia" w:hAnsi="Aptos"/>
-        </w:rPr>
-        <w:t xml:space="preserve">, increasing mean RH and narrowing its standard deviation </w:t>
+        </w:rPr>
+        <w:t xml:space="preserve">increasing mean RH and narrowing standard deviation </w:t>
       </w:r>
       <m:oMath>
         <m:sSub>
@@ -26741,7 +27159,19 @@
         <w:rPr>
           <w:rFonts w:ascii="Aptos" w:eastAsiaTheme="minorEastAsia" w:hAnsi="Aptos"/>
         </w:rPr>
-        <w:t xml:space="preserve"> perfectly balance, and there is no change in cloud base cloud fraction.</w:t>
+        <w:t xml:space="preserve"> perfectly balance, </w:t>
+      </w:r>
+      <w:r>
+        <w:rPr>
+          <w:rFonts w:ascii="Aptos" w:eastAsiaTheme="minorEastAsia" w:hAnsi="Aptos"/>
+        </w:rPr>
+        <w:t>resulting in</w:t>
+      </w:r>
+      <w:r>
+        <w:rPr>
+          <w:rFonts w:ascii="Aptos" w:eastAsiaTheme="minorEastAsia" w:hAnsi="Aptos"/>
+        </w:rPr>
+        <w:t xml:space="preserve"> no change in cloud base cloud fraction.</w:t>
       </w:r>
     </w:p>
     <w:p>
@@ -26896,74 +27326,57 @@
           <w:rFonts w:ascii="Aptos" w:eastAsiaTheme="minorEastAsia" w:hAnsi="Aptos"/>
           <w:iCs/>
         </w:rPr>
-        <w:t xml:space="preserve"> to give </w:t>
+        <w:t xml:space="preserve"> to give</w:t>
+      </w:r>
+      <w:r>
+        <w:rPr>
+          <w:rFonts w:ascii="Aptos" w:eastAsiaTheme="minorEastAsia" w:hAnsi="Aptos"/>
+          <w:iCs/>
+        </w:rPr>
+        <w:t xml:space="preserve"> </w:t>
       </w:r>
       <m:oMath>
+        <m:r>
+          <m:rPr>
+            <m:sty m:val="p"/>
+          </m:rPr>
+          <w:rPr>
+            <w:rFonts w:ascii="Cambria Math" w:eastAsiaTheme="minorEastAsia" w:hAnsi="Cambria Math"/>
+          </w:rPr>
+          <m:t>Δ</m:t>
+        </m:r>
         <m:r>
           <w:rPr>
             <w:rFonts w:ascii="Cambria Math" w:eastAsiaTheme="minorEastAsia" w:hAnsi="Cambria Math"/>
           </w:rPr>
-          <m:t>d</m:t>
+          <m:t>s</m:t>
         </m:r>
-        <m:func>
-          <m:funcPr>
-            <m:ctrlPr>
-              <w:rPr>
-                <w:rFonts w:ascii="Cambria Math" w:eastAsiaTheme="minorEastAsia" w:hAnsi="Cambria Math"/>
-                <w:i/>
-                <w:iCs/>
-              </w:rPr>
-            </m:ctrlPr>
-          </m:funcPr>
-          <m:fName>
-            <m:r>
-              <m:rPr>
-                <m:sty m:val="p"/>
-              </m:rPr>
-              <w:rPr>
-                <w:rFonts w:ascii="Cambria Math" w:eastAsiaTheme="minorEastAsia" w:hAnsi="Cambria Math"/>
-              </w:rPr>
-              <m:t>ln</m:t>
-            </m:r>
-          </m:fName>
-          <m:e>
-            <m:sSub>
-              <m:sSubPr>
-                <m:ctrlPr>
-                  <w:rPr>
-                    <w:rFonts w:ascii="Cambria Math" w:eastAsiaTheme="minorEastAsia" w:hAnsi="Cambria Math"/>
-                    <w:i/>
-                    <w:iCs/>
-                  </w:rPr>
-                </m:ctrlPr>
-              </m:sSubPr>
-              <m:e>
-                <m:r>
-                  <w:rPr>
-                    <w:rFonts w:ascii="Cambria Math" w:eastAsiaTheme="minorEastAsia" w:hAnsi="Cambria Math"/>
-                  </w:rPr>
-                  <m:t>C</m:t>
-                </m:r>
-              </m:e>
-              <m:sub>
-                <m:r>
-                  <w:rPr>
-                    <w:rFonts w:ascii="Cambria Math" w:eastAsiaTheme="minorEastAsia" w:hAnsi="Cambria Math"/>
-                  </w:rPr>
-                  <m:t>CB</m:t>
-                </m:r>
-              </m:sub>
-            </m:sSub>
-          </m:e>
-        </m:func>
         <m:r>
           <w:rPr>
             <w:rFonts w:ascii="Cambria Math" w:eastAsiaTheme="minorEastAsia" w:hAnsi="Cambria Math"/>
           </w:rPr>
-          <m:t>=-3.2d</m:t>
+          <m:t>/s</m:t>
         </m:r>
-        <m:func>
-          <m:funcPr>
+      </m:oMath>
+      <w:r>
+        <w:rPr>
+          <w:rFonts w:ascii="Aptos" w:eastAsiaTheme="minorEastAsia" w:hAnsi="Aptos"/>
+          <w:iCs/>
+        </w:rPr>
+        <w:t xml:space="preserve"> and </w:t>
+      </w:r>
+      <m:oMath>
+        <m:r>
+          <m:rPr>
+            <m:sty m:val="p"/>
+          </m:rPr>
+          <w:rPr>
+            <w:rFonts w:ascii="Cambria Math" w:eastAsiaTheme="minorEastAsia" w:hAnsi="Cambria Math"/>
+          </w:rPr>
+          <m:t>Δ</m:t>
+        </m:r>
+        <m:sSub>
+          <m:sSubPr>
             <m:ctrlPr>
               <w:rPr>
                 <w:rFonts w:ascii="Cambria Math" w:eastAsiaTheme="minorEastAsia" w:hAnsi="Cambria Math"/>
@@ -26971,27 +27384,78 @@
                 <w:iCs/>
               </w:rPr>
             </m:ctrlPr>
-          </m:funcPr>
-          <m:fName>
-            <m:r>
-              <m:rPr>
-                <m:sty m:val="p"/>
-              </m:rPr>
+          </m:sSubPr>
+          <m:e>
+            <m:r>
               <w:rPr>
                 <w:rFonts w:ascii="Cambria Math" w:eastAsiaTheme="minorEastAsia" w:hAnsi="Cambria Math"/>
               </w:rPr>
-              <m:t>ln</m:t>
-            </m:r>
-          </m:fName>
+              <m:t>C</m:t>
+            </m:r>
+          </m:e>
+          <m:sub>
+            <m:r>
+              <w:rPr>
+                <w:rFonts w:ascii="Cambria Math" w:eastAsiaTheme="minorEastAsia" w:hAnsi="Cambria Math"/>
+              </w:rPr>
+              <m:t>CB</m:t>
+            </m:r>
+          </m:sub>
+        </m:sSub>
+        <m:r>
+          <w:rPr>
+            <w:rFonts w:ascii="Cambria Math" w:eastAsiaTheme="minorEastAsia" w:hAnsi="Cambria Math"/>
+          </w:rPr>
+          <m:t>/</m:t>
+        </m:r>
+        <m:sSub>
+          <m:sSubPr>
+            <m:ctrlPr>
+              <w:rPr>
+                <w:rFonts w:ascii="Cambria Math" w:eastAsiaTheme="minorEastAsia" w:hAnsi="Cambria Math"/>
+                <w:i/>
+                <w:iCs/>
+              </w:rPr>
+            </m:ctrlPr>
+          </m:sSubPr>
           <m:e>
             <m:r>
               <w:rPr>
                 <w:rFonts w:ascii="Cambria Math" w:eastAsiaTheme="minorEastAsia" w:hAnsi="Cambria Math"/>
               </w:rPr>
-              <m:t>s</m:t>
+              <m:t>C</m:t>
             </m:r>
           </m:e>
-        </m:func>
+          <m:sub>
+            <m:r>
+              <w:rPr>
+                <w:rFonts w:ascii="Cambria Math" w:eastAsiaTheme="minorEastAsia" w:hAnsi="Cambria Math"/>
+              </w:rPr>
+              <m:t>CB</m:t>
+            </m:r>
+          </m:sub>
+        </m:sSub>
+        <m:r>
+          <w:rPr>
+            <w:rFonts w:ascii="Cambria Math" w:eastAsiaTheme="minorEastAsia" w:hAnsi="Cambria Math"/>
+          </w:rPr>
+          <m:t>=-3.2</m:t>
+        </m:r>
+        <m:r>
+          <m:rPr>
+            <m:sty m:val="p"/>
+          </m:rPr>
+          <w:rPr>
+            <w:rFonts w:ascii="Cambria Math" w:eastAsiaTheme="minorEastAsia" w:hAnsi="Cambria Math"/>
+          </w:rPr>
+          <m:t>Δ</m:t>
+        </m:r>
+        <m:r>
+          <w:rPr>
+            <w:rFonts w:ascii="Cambria Math" w:eastAsiaTheme="minorEastAsia" w:hAnsi="Cambria Math"/>
+          </w:rPr>
+          <m:t>s/s</m:t>
+        </m:r>
       </m:oMath>
       <w:r>
         <w:rPr>
@@ -27372,6 +27836,7 @@
           <w:rFonts w:ascii="Aptos Narrow" w:eastAsiaTheme="minorEastAsia" w:hAnsi="Aptos Narrow"/>
           <w:iCs/>
         </w:rPr>
+        <w:lastRenderedPageBreak/>
         <w:t xml:space="preserve">Figure BCSENS. Change </w:t>
       </w:r>
       <w:r>
@@ -28159,7 +28624,7 @@
       <w:pPr>
         <w:pStyle w:val="BodyText"/>
         <w:rPr>
-          <w:rFonts w:ascii="Aptos" w:eastAsiaTheme="minorEastAsia" w:hAnsi="Aptos"/>
+          <w:rFonts w:ascii="Aptos" w:hAnsi="Aptos"/>
         </w:rPr>
       </w:pPr>
       <w:r>
@@ -28242,6 +28707,12 @@
         </w:rPr>
         <w:t xml:space="preserve"> </w:t>
       </w:r>
+      <w:r>
+        <w:rPr>
+          <w:rFonts w:ascii="Aptos" w:eastAsiaTheme="minorEastAsia" w:hAnsi="Aptos"/>
+        </w:rPr>
+        <w:t>(</w:t>
+      </w:r>
       <m:oMath>
         <m:r>
           <w:rPr>
@@ -28250,6 +28721,12 @@
           <m:t>c=1</m:t>
         </m:r>
       </m:oMath>
+      <w:r>
+        <w:rPr>
+          <w:rFonts w:ascii="Aptos" w:eastAsiaTheme="minorEastAsia" w:hAnsi="Aptos"/>
+        </w:rPr>
+        <w:t>)</w:t>
+      </w:r>
       <w:r>
         <w:rPr>
           <w:rFonts w:ascii="Aptos" w:hAnsi="Aptos"/>
@@ -28416,43 +28893,111 @@
         <w:rPr>
           <w:rFonts w:ascii="Aptos" w:hAnsi="Aptos"/>
         </w:rPr>
-        <w:t xml:space="preserve">. </w:t>
-      </w:r>
-      <w:r>
-        <w:rPr>
-          <w:rFonts w:ascii="Aptos" w:hAnsi="Aptos"/>
-        </w:rPr>
-        <w:t xml:space="preserve">The net cloud changes depend on the partitioning of the original clouds into cumulus clouds and </w:t>
-      </w:r>
-      <w:r>
-        <w:rPr>
-          <w:rFonts w:ascii="Aptos" w:hAnsi="Aptos"/>
-        </w:rPr>
-        <w:t>cloud-base</w:t>
-      </w:r>
-      <w:r>
-        <w:rPr>
-          <w:rFonts w:ascii="Aptos" w:hAnsi="Aptos"/>
-        </w:rPr>
-        <w:t xml:space="preserve"> clouds that are strongly coupled to the subcloud layer.</w:t>
-      </w:r>
-      <w:r>
+        <w:t>.</w:t>
+      </w:r>
+    </w:p>
+    <w:bookmarkEnd w:id="32"/>
+    <w:bookmarkEnd w:id="33"/>
+    <w:p>
+      <w:pPr>
+        <w:pStyle w:val="BodyText"/>
+        <w:rPr>
+          <w:rFonts w:ascii="Aptos" w:hAnsi="Aptos"/>
+        </w:rPr>
+      </w:pPr>
+      <w:r>
+        <w:rPr>
+          <w:rFonts w:ascii="Aptos" w:hAnsi="Aptos"/>
+        </w:rPr>
+        <w:t xml:space="preserve">This simple </w:t>
+      </w:r>
+      <w:r>
+        <w:rPr>
+          <w:rFonts w:ascii="Aptos" w:hAnsi="Aptos"/>
+        </w:rPr>
+        <w:t>parameterization</w:t>
+      </w:r>
+      <w:r>
+        <w:rPr>
+          <w:rFonts w:ascii="Aptos" w:hAnsi="Aptos"/>
+        </w:rPr>
+        <w:t xml:space="preserve"> demonstrates the sensitivity of the</w:t>
+      </w:r>
+      <w:r>
+        <w:rPr>
+          <w:rFonts w:ascii="Aptos" w:hAnsi="Aptos"/>
+        </w:rPr>
+        <w:t xml:space="preserve"> cloud-base</w:t>
+      </w:r>
+      <w:r>
+        <w:rPr>
+          <w:rFonts w:ascii="Aptos" w:hAnsi="Aptos"/>
+        </w:rPr>
+        <w:t xml:space="preserve"> clouds to </w:t>
+      </w:r>
+      <w:r>
+        <w:rPr>
+          <w:rFonts w:ascii="Aptos" w:hAnsi="Aptos"/>
+        </w:rPr>
+        <w:t xml:space="preserve">the </w:t>
+      </w:r>
+      <w:r>
+        <w:rPr>
+          <w:rFonts w:ascii="Aptos" w:hAnsi="Aptos"/>
+        </w:rPr>
+        <w:t xml:space="preserve">mean RH, RH gradient, and moisture flux. </w:t>
+      </w:r>
+      <w:r>
+        <w:rPr>
+          <w:rFonts w:ascii="Aptos" w:hAnsi="Aptos"/>
+        </w:rPr>
+        <w:t xml:space="preserve">The sign of the change of cloud-base clouds depends on subtle changes in surface humidity that may be compensated by the effect of wind on the surface evaporation; and to what degree cloud base humidity increases with surface humidity. Increasing the surface humidity with constant cloud base humidity </w:t>
+      </w:r>
+      <w:r>
+        <w:rPr>
+          <w:rFonts w:ascii="Aptos" w:hAnsi="Aptos"/>
+          <w:i/>
+          <w:iCs/>
+        </w:rPr>
+        <w:t>decreases</w:t>
+      </w:r>
+      <w:r>
+        <w:rPr>
+          <w:rFonts w:ascii="Aptos" w:hAnsi="Aptos"/>
+        </w:rPr>
+        <w:t xml:space="preserve"> the cloud-base clouds.</w:t>
+      </w:r>
+    </w:p>
+    <w:p>
+      <w:pPr>
+        <w:pStyle w:val="BodyText"/>
         <w:rPr>
           <w:rFonts w:ascii="Aptos" w:eastAsiaTheme="minorEastAsia" w:hAnsi="Aptos"/>
         </w:rPr>
+      </w:pPr>
+      <w:r>
+        <w:rPr>
+          <w:rFonts w:ascii="Aptos" w:hAnsi="Aptos"/>
+        </w:rPr>
+        <w:t>The total cloud changes depend on the partitioning of all low clouds into shallow cumulus (SC) clouds whose moisture flux balances large-scale subsidence drying, and the cloud-base (CB) clouds coupled to the subcloud layer.</w:t>
+      </w:r>
+      <w:r>
+        <w:rPr>
+          <w:rFonts w:ascii="Aptos" w:eastAsiaTheme="minorEastAsia" w:hAnsi="Aptos"/>
+        </w:rPr>
         <w:t xml:space="preserve"> </w:t>
       </w:r>
       <w:r>
         <w:rPr>
           <w:rFonts w:ascii="Aptos" w:hAnsi="Aptos"/>
         </w:rPr>
-        <w:t>The cloud fraction change for the sum of shallow cumulus (SC</w:t>
+        <w:t>The cloud fraction change for the sum of SC</w:t>
       </w:r>
       <w:r>
         <w:rPr>
           <w:rFonts w:ascii="Aptos" w:eastAsiaTheme="minorEastAsia" w:hAnsi="Aptos"/>
         </w:rPr>
-        <w:t xml:space="preserve">, </w:t>
+        <w:t xml:space="preserve"> (</w:t>
       </w:r>
       <m:oMath>
         <m:sSub>
@@ -28492,7 +29037,7 @@
         <w:rPr>
           <w:rFonts w:ascii="Aptos" w:hAnsi="Aptos"/>
         </w:rPr>
-        <w:t xml:space="preserve">) and cloud-base (CB) clouds is computed by weighting their relative changes from their fraction of low clouds observed from above, </w:t>
+        <w:t xml:space="preserve">) and CB clouds is computed by weighting their relative changes from their fraction of low clouds observed from above, </w:t>
       </w:r>
       <m:oMath>
         <m:r>
@@ -28818,113 +29363,11 @@
         <w:t xml:space="preserve"> </w:t>
       </w:r>
     </w:p>
-    <w:bookmarkEnd w:id="32"/>
-    <w:bookmarkEnd w:id="33"/>
-    <w:p>
-      <w:pPr>
-        <w:pStyle w:val="BodyText"/>
-        <w:rPr>
-          <w:rFonts w:ascii="Aptos" w:hAnsi="Aptos"/>
-        </w:rPr>
-      </w:pPr>
-      <w:r>
-        <w:rPr>
-          <w:rFonts w:ascii="Aptos" w:hAnsi="Aptos"/>
-        </w:rPr>
-        <w:t xml:space="preserve">This simple </w:t>
-      </w:r>
-      <w:r>
-        <w:rPr>
-          <w:rFonts w:ascii="Aptos" w:hAnsi="Aptos"/>
-        </w:rPr>
-        <w:t>parameterization</w:t>
-      </w:r>
-      <w:r>
-        <w:rPr>
-          <w:rFonts w:ascii="Aptos" w:hAnsi="Aptos"/>
-        </w:rPr>
-        <w:t xml:space="preserve"> demonstrates the sensitivity of the</w:t>
-      </w:r>
-      <w:r>
-        <w:rPr>
-          <w:rFonts w:ascii="Aptos" w:hAnsi="Aptos"/>
-        </w:rPr>
-        <w:t xml:space="preserve"> cloud-base</w:t>
-      </w:r>
-      <w:r>
-        <w:rPr>
-          <w:rFonts w:ascii="Aptos" w:hAnsi="Aptos"/>
-        </w:rPr>
-        <w:t xml:space="preserve"> clouds to </w:t>
-      </w:r>
-      <w:r>
-        <w:rPr>
-          <w:rFonts w:ascii="Aptos" w:hAnsi="Aptos"/>
-        </w:rPr>
-        <w:t xml:space="preserve">the </w:t>
-      </w:r>
-      <w:r>
-        <w:rPr>
-          <w:rFonts w:ascii="Aptos" w:hAnsi="Aptos"/>
-        </w:rPr>
-        <w:t xml:space="preserve">mean RH, RH gradient, and moisture flux. </w:t>
-      </w:r>
-      <w:r>
-        <w:rPr>
-          <w:rFonts w:ascii="Aptos" w:hAnsi="Aptos"/>
-        </w:rPr>
-        <w:t>The sign of the change of cloud-base clouds depends on subtle changes in surface humidity that may be compensated by the effect of wind on the surface evaporation; and to what degree cloud base humidity increases with surface humidity.</w:t>
-      </w:r>
-      <w:r>
-        <w:rPr>
-          <w:rFonts w:ascii="Aptos" w:hAnsi="Aptos"/>
-        </w:rPr>
-        <w:t xml:space="preserve"> </w:t>
-      </w:r>
-      <w:r>
-        <w:rPr>
-          <w:rFonts w:ascii="Aptos" w:hAnsi="Aptos"/>
-        </w:rPr>
-        <w:t xml:space="preserve">Increasing the surface humidity with constant cloud base humidity </w:t>
-      </w:r>
-      <w:r>
-        <w:rPr>
-          <w:rFonts w:ascii="Aptos" w:hAnsi="Aptos"/>
-          <w:i/>
-          <w:iCs/>
-        </w:rPr>
-        <w:t>decreases</w:t>
-      </w:r>
-      <w:r>
-        <w:rPr>
-          <w:rFonts w:ascii="Aptos" w:hAnsi="Aptos"/>
-        </w:rPr>
-        <w:t xml:space="preserve"> the </w:t>
-      </w:r>
-      <w:r>
-        <w:rPr>
-          <w:rFonts w:ascii="Aptos" w:hAnsi="Aptos"/>
-        </w:rPr>
-        <w:t>cloud-base</w:t>
-      </w:r>
-      <w:r>
-        <w:rPr>
-          <w:rFonts w:ascii="Aptos" w:hAnsi="Aptos"/>
-        </w:rPr>
-        <w:t xml:space="preserve"> clouds. </w:t>
-      </w:r>
-    </w:p>
     <w:p>
       <w:pPr>
         <w:pStyle w:val="Heading2"/>
-        <w:rPr>
-          <w:lang w:val="fr-FR"/>
-        </w:rPr>
       </w:pPr>
       <w:r>
-        <w:rPr>
-          <w:lang w:val="fr-FR"/>
-        </w:rPr>
         <w:t>Cloud radiative effect</w:t>
       </w:r>
     </w:p>
@@ -29698,13 +30141,7 @@
         <w:rPr>
           <w:rFonts w:ascii="Aptos" w:hAnsi="Aptos"/>
         </w:rPr>
-        <w:t xml:space="preserve"> and CB clouds,</w:t>
-      </w:r>
-      <w:r>
-        <w:rPr>
-          <w:rFonts w:ascii="Aptos" w:hAnsi="Aptos"/>
-        </w:rPr>
-        <w:t xml:space="preserve"> </w:t>
+        <w:t xml:space="preserve"> and CB clouds, </w:t>
       </w:r>
       <m:oMath>
         <m:r>
@@ -29761,16 +30198,7 @@
           <w:rPr>
             <w:rFonts w:ascii="Cambria Math" w:hAnsi="Cambria Math"/>
           </w:rPr>
-          <m:t>(</m:t>
-        </m:r>
-        <m:r>
-          <m:rPr>
-            <m:sty m:val="p"/>
-          </m:rPr>
-          <w:rPr>
-            <w:rFonts w:ascii="Cambria Math" w:hAnsi="Cambria Math"/>
-          </w:rPr>
-          <m:t>Δ</m:t>
+          <m:t>(Δ</m:t>
         </m:r>
         <m:sSub>
           <m:sSubPr>
@@ -29896,7 +30324,14 @@
         <w:rPr>
           <w:rFonts w:ascii="Aptos" w:hAnsi="Aptos"/>
         </w:rPr>
-        <w:t>https://www.earthdata.nasa.gov/data/catalog/larc-cloud-cer-fluxbycldtyp-month-terra-aqua-modis-edition4a</w:t>
+        <w:t>https://www.earthdata.nasa.gov/data/catalog/larc-cloud-cer-fluxbycldtyp-month-terra-</w:t>
+      </w:r>
+      <w:r>
+        <w:rPr>
+          <w:rFonts w:ascii="Aptos" w:hAnsi="Aptos"/>
+        </w:rPr>
+        <w:lastRenderedPageBreak/>
+        <w:t>aqua-modis-edition4a</w:t>
       </w:r>
       <w:r>
         <w:rPr>
@@ -29922,7 +30357,6 @@
         <w:pStyle w:val="Heading1"/>
       </w:pPr>
       <w:r>
-        <w:lastRenderedPageBreak/>
         <w:t>Re</w:t>
       </w:r>
       <w:r>
@@ -30531,6 +30965,7 @@
           <w:rFonts w:ascii="Aptos" w:hAnsi="Aptos" w:cs="Helvetica"/>
           <w:kern w:val="0"/>
         </w:rPr>
+        <w:lastRenderedPageBreak/>
         <w:t xml:space="preserve">10. </w:t>
       </w:r>
       <w:r>
@@ -30594,7 +31029,6 @@
           <w:rFonts w:ascii="Aptos" w:hAnsi="Aptos" w:cs="Helvetica"/>
           <w:kern w:val="0"/>
         </w:rPr>
-        <w:lastRenderedPageBreak/>
         <w:t xml:space="preserve">11. </w:t>
       </w:r>
       <w:r>
@@ -31209,6 +31643,7 @@
           <w:rFonts w:ascii="Aptos" w:hAnsi="Aptos" w:cs="Helvetica"/>
           <w:kern w:val="0"/>
         </w:rPr>
+        <w:lastRenderedPageBreak/>
         <w:t xml:space="preserve">21. </w:t>
       </w:r>
       <w:r>
@@ -31335,7 +31770,6 @@
           <w:rFonts w:ascii="Aptos" w:hAnsi="Aptos" w:cs="Helvetica"/>
           <w:kern w:val="0"/>
         </w:rPr>
-        <w:lastRenderedPageBreak/>
         <w:t xml:space="preserve">23. </w:t>
       </w:r>
       <w:r>
@@ -31485,7 +31919,7 @@
           <w:kern w:val="0"/>
         </w:rPr>
         <w:tab/>
-        <w:t xml:space="preserve">B. Stevens, S. Bony, D. Farrell, F. Ament, A. Blyth, C. Fairall, J. Karstensen, P. K. Quinn, S. Speich, C. Acquistapace, F. Aemisegger, A. L. Albright, H. Bellenger, E. Bodenschatz, K.-A. Caesar, R. Chewitt-Lucas, G. de Boer, J. Delanoë, L. Denby, F. Ewald, B. Fildier, M. Forde, G. George, S. Gross, M. Hagen, A. Hausold, K. J. Heywood, L. Hirsch, M. Jacob, F. Jansen, S. Kinne, D. Klocke, T. Kölling, H. Konow, M. Lothon, W. Mohr, A. K. Naumann, L. Nuijens, L. Olivier, R. Pincus, M. Pöhlker, G. Reverdin, G. Roberts, S. Schnitt, H. Schulz, A. P. Siebesma, C. C. Stephan, P. Sullivan, L. Touzé-Peiffer, J. Vial, R. Vogel, P. Zuidema, N. Alexander, L. Alves, S. Arixi, H. Asmath, G. Bagheri, K. Baier, A. Bailey, D. Baranowski, A. Baron, S. Barrau, P. A. Barrett, F. Batier, A. Behrendt, A. Bendinger, F. Beucher, S. Bigorre, E. Blades, P. Blossey, O. Bock, S. Böing, P. Bosser, D. Bourras, P. Bouruet-Aubertot, K. Bower, P. Branellec, H. Branger, M. Brennek, A. Brewer, P.-E. Brilouet, B. Brügmann, S. A. Buehler, E. Burke, R. Burton, R. Calmer, J.-C. Canonici, X. Carton, G. Cato Jr., J. A. Charles, P. Chazette, Y. Chen, M. T. Chilinski, T. Choularton, P. Chuang, S. Clarke, H. Coe, C. Cornet, P. Coutris, F. Couvreux, S. Crewell, T. Cronin, Z. Cui, Y. Cuypers, A. Daley, G. M. Damerell, T. Dauhut, H. Deneke, J.-P. Desbios, S. Dörner, S. Donner, V. Douet, K. Drushka, M. Dütsch, A. Ehrlich, K. Emanuel, A. Emmanouilidis, J.-C. Etienne, S. Etienne-Leblanc, G. Faure, G. Feingold, L. Ferrero, A. Fix, C. Flamant, P. J. Flatau, G. R. Foltz, L. Forster, I. Furtuna, A. Gadian, J. Galewsky, M. Gallagher, P. Gallimore, C. Gaston, C. Gentemann, N. Geyskens, A. Giez, J. Gollop, I. Gouirand, C. Gourbeyre, D. de Graaf, G. E. de Groot, R. Grosz, J. Güttler, M. Gutleben, K. Hall, G. Harris, K. C. Helfer, D. Henze, C. Herbert, B. Holanda, A. Ibanez-Landeta, J. Intrieri, S. Iyer, F. Julien, H. Kalesse, J. Kazil, A. Kellman, A. T. Kidane, U. Kirchner, M. Klingebiel, M. Körner, L. A. Kremper, J. Kretzschmar, O. Krüger, W. Kumala, A. Kurz, P. L’Hégaret, M. Labaste, T. Lachlan-Cope, A. Laing, P. Landschützer, T. Lang, D. Lange, I. Lange, C. Laplace, G. Lavik, R. Laxenaire, C. Le Bihan, M. Leandro, N. Lefevre, M. Lena, D. Lenschow, Q. Li, G. Lloyd, S. Los, N. Losi, O. Lovell, C. Luneau, P. Makuch, S. Malinowski, G. Manta, E. </w:t>
+        <w:t xml:space="preserve">B. Stevens, S. Bony, D. Farrell, F. Ament, A. Blyth, C. Fairall, J. Karstensen, P. K. Quinn, S. Speich, C. Acquistapace, F. Aemisegger, A. L. Albright, H. Bellenger, E. Bodenschatz, K.-A. Caesar, R. Chewitt-Lucas, G. de Boer, J. Delanoë, L. Denby, F. Ewald, B. Fildier, M. Forde, G. George, S. Gross, M. Hagen, A. Hausold, K. J. Heywood, L. Hirsch, M. Jacob, F. Jansen, S. Kinne, D. Klocke, T. Kölling, H. Konow, M. Lothon, W. Mohr, A. K. Naumann, L. Nuijens, L. Olivier, R. Pincus, M. Pöhlker, G. Reverdin, G. Roberts, S. Schnitt, H. Schulz, A. P. Siebesma, C. C. Stephan, P. Sullivan, L. Touzé-Peiffer, J. Vial, R. Vogel, P. Zuidema, N. Alexander, L. Alves, S. Arixi, H. Asmath, G. Bagheri, K. Baier, A. Bailey, D. Baranowski, A. Baron, S. Barrau, P. A. Barrett, F. Batier, A. Behrendt, A. Bendinger, F. Beucher, S. Bigorre, E. Blades, P. Blossey, O. Bock, S. Böing, P. Bosser, D. Bourras, P. Bouruet-Aubertot, K. Bower, P. Branellec, H. Branger, M. Brennek, A. Brewer, P.-E. Brilouet, B. Brügmann, S. A. Buehler, E. Burke, R. Burton, R. Calmer, J.-C. Canonici, X. Carton, G. Cato Jr., J. A. Charles, P. Chazette, Y. Chen, M. T. Chilinski, T. Choularton, P. Chuang, S. Clarke, H. Coe, C. Cornet, P. Coutris, F. Couvreux, S. Crewell, T. Cronin, Z. Cui, Y. Cuypers, A. Daley, G. M. Damerell, T. Dauhut, H. Deneke, J.-P. Desbios, S. Dörner, S. Donner, V. Douet, K. Drushka, M. Dütsch, A. Ehrlich, K. Emanuel, A. Emmanouilidis, J.-C. Etienne, S. Etienne-Leblanc, G. Faure, G. Feingold, L. Ferrero, A. Fix, C. Flamant, P. J. Flatau, G. R. Foltz, L. Forster, I. Furtuna, A. Gadian, J. Galewsky, M. Gallagher, P. Gallimore, C. Gaston, C. Gentemann, N. Geyskens, A. Giez, J. Gollop, I. Gouirand, C. Gourbeyre, D. de Graaf, G. E. de Groot, R. Grosz, J. Güttler, M. Gutleben, K. Hall, G. Harris, K. C. Helfer, D. </w:t>
       </w:r>
       <w:r>
         <w:rPr>
@@ -31493,7 +31927,7 @@
           <w:kern w:val="0"/>
         </w:rPr>
         <w:lastRenderedPageBreak/>
-        <w:t>Marinou, N. Marsden, S. Masson, N. Maury, B. Mayer, M. Mayers-Als, C. Mazel, W. McGeary, J. C. McWilliams, M. Mech, M. Mehlmann, A. N. Meroni, T. Mieslinger, A. Minikin, P. Minnett, G. Möller, Y. Morfa Avalos, C. Muller, I. Musat, A. Napoli, A. Neuberger, C. Noisel, D. Noone, F. Nordsiek, J. L. Nowak, L. Oswald, D. J. Parker, C. Peck, R. Person, M. Philippi, A. Plueddemann, C. Pöhlker, V. Pörtge, U. Pöschl, L. Pologne, M. Posyniak, M. Prange, E. Quiñones Meléndez, J. Radtke, K. Ramage, J. Reimann, L. Renault, K. Reus, A. Reyes, J. Ribbe, M. Ringel, M. Ritschel, C. B. Rocha, N. Rochetin, J. Röttenbacher, C. Rollo, H. Royer, P. Sadoulet, L. Saffin, S. Sandiford, I. Sandu, M. Schäfer, V. Schemann, I. Schirmacher, O. Schlenczek, J. Schmidt, M. Schröder, A. Schwarzenboeck, A. Sealy, C. J. Senff, I. Serikov, S. Shohan, E. Siddle, A. Smirnov, F. Späth, B. Spooner, M. K. Stolla, W. Szkółka, S. P. de Szoeke, S. Tarot, E. Tetoni, E. Thompson, J. Thomson, L. Tomassini, J. Totems, A. A. Ubele, L. Villiger, J. von Arx, T. Wagner, A. Walther, B. Webber, M. Wendisch, S. Whitehall, A. Wiltshire, A. A. Wing, M. Wirth, J. Wiskandt, K. Wolf, L. Worbes, E. Wright, V. Wulfmeyer, S. Young, C. Zhang, D. Zhang, F. Ziemen, T. Zinner, M. Zöger, EUREC</w:t>
+        <w:t>Henze, C. Herbert, B. Holanda, A. Ibanez-Landeta, J. Intrieri, S. Iyer, F. Julien, H. Kalesse, J. Kazil, A. Kellman, A. T. Kidane, U. Kirchner, M. Klingebiel, M. Körner, L. A. Kremper, J. Kretzschmar, O. Krüger, W. Kumala, A. Kurz, P. L’Hégaret, M. Labaste, T. Lachlan-Cope, A. Laing, P. Landschützer, T. Lang, D. Lange, I. Lange, C. Laplace, G. Lavik, R. Laxenaire, C. Le Bihan, M. Leandro, N. Lefevre, M. Lena, D. Lenschow, Q. Li, G. Lloyd, S. Los, N. Losi, O. Lovell, C. Luneau, P. Makuch, S. Malinowski, G. Manta, E. Marinou, N. Marsden, S. Masson, N. Maury, B. Mayer, M. Mayers-Als, C. Mazel, W. McGeary, J. C. McWilliams, M. Mech, M. Mehlmann, A. N. Meroni, T. Mieslinger, A. Minikin, P. Minnett, G. Möller, Y. Morfa Avalos, C. Muller, I. Musat, A. Napoli, A. Neuberger, C. Noisel, D. Noone, F. Nordsiek, J. L. Nowak, L. Oswald, D. J. Parker, C. Peck, R. Person, M. Philippi, A. Plueddemann, C. Pöhlker, V. Pörtge, U. Pöschl, L. Pologne, M. Posyniak, M. Prange, E. Quiñones Meléndez, J. Radtke, K. Ramage, J. Reimann, L. Renault, K. Reus, A. Reyes, J. Ribbe, M. Ringel, M. Ritschel, C. B. Rocha, N. Rochetin, J. Röttenbacher, C. Rollo, H. Royer, P. Sadoulet, L. Saffin, S. Sandiford, I. Sandu, M. Schäfer, V. Schemann, I. Schirmacher, O. Schlenczek, J. Schmidt, M. Schröder, A. Schwarzenboeck, A. Sealy, C. J. Senff, I. Serikov, S. Shohan, E. Siddle, A. Smirnov, F. Späth, B. Spooner, M. K. Stolla, W. Szkółka, S. P. de Szoeke, S. Tarot, E. Tetoni, E. Thompson, J. Thomson, L. Tomassini, J. Totems, A. A. Ubele, L. Villiger, J. von Arx, T. Wagner, A. Walther, B. Webber, M. Wendisch, S. Whitehall, A. Wiltshire, A. A. Wing, M. Wirth, J. Wiskandt, K. Wolf, L. Worbes, E. Wright, V. Wulfmeyer, S. Young, C. Zhang, D. Zhang, F. Ziemen, T. Zinner, M. Zöger, EUREC</w:t>
       </w:r>
       <w:r>
         <w:rPr>
@@ -31941,6 +32375,7 @@
           <w:rFonts w:ascii="Aptos" w:hAnsi="Aptos" w:cs="Helvetica"/>
           <w:kern w:val="0"/>
         </w:rPr>
+        <w:lastRenderedPageBreak/>
         <w:t xml:space="preserve">32. </w:t>
       </w:r>
       <w:r>
@@ -32012,15 +32447,7 @@
           <w:kern w:val="0"/>
         </w:rPr>
         <w:tab/>
-        <w:t xml:space="preserve">M. J. Webb, T. Andrews, A. Bodas-Salcedo, S. Bony, C. S. Bretherton, R. Chadwick, H. Chepfer, H. Douville, P. Good, J. E. Kay, S. A. Klein, R. Marchand, B. Medeiros, A. P. </w:t>
-      </w:r>
-      <w:r>
-        <w:rPr>
-          <w:rFonts w:ascii="Aptos" w:hAnsi="Aptos" w:cs="Helvetica"/>
-          <w:kern w:val="0"/>
-        </w:rPr>
-        <w:lastRenderedPageBreak/>
-        <w:t xml:space="preserve">Siebesma, C. B. Skinner, B. Stevens, G. Tselioudis, Y. Tsushima, M. Watanabe, The Cloud Feedback Model Intercomparison Project (CFMIP) contribution to CMIP6. </w:t>
+        <w:t xml:space="preserve">M. J. Webb, T. Andrews, A. Bodas-Salcedo, S. Bony, C. S. Bretherton, R. Chadwick, H. Chepfer, H. Douville, P. Good, J. E. Kay, S. A. Klein, R. Marchand, B. Medeiros, A. P. Siebesma, C. B. Skinner, B. Stevens, G. Tselioudis, Y. Tsushima, M. Watanabe, The Cloud Feedback Model Intercomparison Project (CFMIP) contribution to CMIP6. </w:t>
       </w:r>
       <w:r>
         <w:rPr>
@@ -32327,7 +32754,7 @@
 </file>
 
 <file path=word/comments.xml><?xml version="1.0" encoding="utf-8"?>
-<w:comments xmlns:wpc="http://schemas.microsoft.com/office/word/2010/wordprocessingCanvas" xmlns:cx="http://schemas.microsoft.com/office/drawing/2014/chartex" xmlns:cx1="http://schemas.microsoft.com/office/drawing/2015/9/8/chartex" xmlns:cx2="http://schemas.microsoft.com/office/drawing/2015/10/21/chartex" xmlns:cx3="http://schemas.microsoft.com/office/drawing/2016/5/9/chartex" xmlns:cx4="http://schemas.microsoft.com/office/drawing/2016/5/10/chartex" xmlns:cx5="http://schemas.microsoft.com/office/drawing/2016/5/11/chartex" xmlns:cx6="http://schemas.microsoft.com/office/drawing/2016/5/12/chartex" xmlns:cx7="http://schemas.microsoft.com/office/drawing/2016/5/13/chartex" xmlns:cx8="http://schemas.microsoft.com/office/drawing/2016/5/14/chartex" xmlns:mc="http://schemas.openxmlformats.org/markup-compatibility/2006" xmlns:m="http://schemas.openxmlformats.org/officeDocument/2006/math" xmlns:aink="http://schemas.microsoft.com/office/drawing/2016/ink" xmlns:am3d="http://schemas.microsoft.com/office/drawing/2017/model3d" xmlns:oel="http://schemas.microsoft.com/office/2019/extlst" xmlns:r="http://schemas.openxmlformats.org/officeDocument/2006/relationships" xmlns:wp14="http://schemas.microsoft.com/office/word/2010/wordprocessingDrawing" xmlns:wp="http://schemas.openxmlformats.org/drawingml/2006/wordprocessingDrawing" xmlns:wpg="http://schemas.microsoft.com/office/word/2010/wordprocessingGroup" xmlns:wpi="http://schemas.microsoft.com/office/word/2010/wordprocessingInk" xmlns:wps="http://schemas.microsoft.com/office/word/2010/wordprocessingShape" xmlns:o="urn:schemas-microsoft-com:office:office" xmlns:v="urn:schemas-microsoft-com:vml" xmlns:w10="urn:schemas-microsoft-com:office:word" xmlns:w="http://schemas.openxmlformats.org/wordprocessingml/2006/main" xmlns:w14="http://schemas.microsoft.com/office/word/2010/wordml" xmlns:w15="http://schemas.microsoft.com/office/word/2012/wordml" xmlns:w16cex="http://schemas.microsoft.com/office/word/2018/wordml/cex" xmlns:w16cid="http://schemas.microsoft.com/office/word/2016/wordml/cid" xmlns:w16="http://schemas.microsoft.com/office/word/2018/wordml" xmlns:w16sdtdh="http://schemas.microsoft.com/office/word/2020/wordml/sdtdatahash" xmlns:w16sdtfl="http://schemas.microsoft.com/office/word/2024/wordml/sdtformatlock" xmlns:w16se="http://schemas.microsoft.com/office/word/2015/wordml/symex" xmlns:w16du="http://schemas.microsoft.com/office/word/2023/wordml/word16du" xmlns:wne="http://schemas.microsoft.com/office/word/2006/wordml" mc:Ignorable="w14 w15 w16se w16cid w16 w16cex w16sdtdh w16sdtfl w16du wp14">
+<w:comments xmlns:wpc="http://schemas.microsoft.com/office/word/2010/wordprocessingCanvas" xmlns:cx="http://schemas.microsoft.com/office/drawing/2014/chartex" xmlns:cx1="http://schemas.microsoft.com/office/drawing/2015/9/8/chartex" xmlns:cx2="http://schemas.microsoft.com/office/drawing/2015/10/21/chartex" xmlns:cx3="http://schemas.microsoft.com/office/drawing/2016/5/9/chartex" xmlns:cx4="http://schemas.microsoft.com/office/drawing/2016/5/10/chartex" xmlns:cx5="http://schemas.microsoft.com/office/drawing/2016/5/11/chartex" xmlns:cx6="http://schemas.microsoft.com/office/drawing/2016/5/12/chartex" xmlns:cx7="http://schemas.microsoft.com/office/drawing/2016/5/13/chartex" xmlns:cx8="http://schemas.microsoft.com/office/drawing/2016/5/14/chartex" xmlns:mc="http://schemas.openxmlformats.org/markup-compatibility/2006" xmlns:aink="http://schemas.microsoft.com/office/drawing/2016/ink" xmlns:am3d="http://schemas.microsoft.com/office/drawing/2017/model3d" xmlns:o="urn:schemas-microsoft-com:office:office" xmlns:oel="http://schemas.microsoft.com/office/2019/extlst" xmlns:r="http://schemas.openxmlformats.org/officeDocument/2006/relationships" xmlns:m="http://schemas.openxmlformats.org/officeDocument/2006/math" xmlns:v="urn:schemas-microsoft-com:vml" xmlns:wp14="http://schemas.microsoft.com/office/word/2010/wordprocessingDrawing" xmlns:wp="http://schemas.openxmlformats.org/drawingml/2006/wordprocessingDrawing" xmlns:w10="urn:schemas-microsoft-com:office:word" xmlns:w="http://schemas.openxmlformats.org/wordprocessingml/2006/main" xmlns:w14="http://schemas.microsoft.com/office/word/2010/wordml" xmlns:w15="http://schemas.microsoft.com/office/word/2012/wordml" xmlns:w16cex="http://schemas.microsoft.com/office/word/2018/wordml/cex" xmlns:w16cid="http://schemas.microsoft.com/office/word/2016/wordml/cid" xmlns:w16="http://schemas.microsoft.com/office/word/2018/wordml" xmlns:w16du="http://schemas.microsoft.com/office/word/2023/wordml/word16du" xmlns:w16sdtdh="http://schemas.microsoft.com/office/word/2020/wordml/sdtdatahash" xmlns:w16sdtfl="http://schemas.microsoft.com/office/word/2024/wordml/sdtformatlock" xmlns:w16se="http://schemas.microsoft.com/office/word/2015/wordml/symex" xmlns:wpg="http://schemas.microsoft.com/office/word/2010/wordprocessingGroup" xmlns:wpi="http://schemas.microsoft.com/office/word/2010/wordprocessingInk" xmlns:wne="http://schemas.microsoft.com/office/word/2006/wordml" xmlns:wps="http://schemas.microsoft.com/office/word/2010/wordprocessingShape" mc:Ignorable="w14 w15 w16se w16cid w16 w16cex w16sdtdh w16sdtfl w16du wp14">
   <w:comment w:id="4" w:author="Andrea Jenney" w:date="2026-08-06T10:00:00Z" w:initials="AJ">
     <w:p>
       <w:r>
@@ -32707,7 +33134,7 @@
 </file>
 
 <file path=word/commentsExtended.xml><?xml version="1.0" encoding="utf-8"?>
-<w15:commentsEx xmlns:wpc="http://schemas.microsoft.com/office/word/2010/wordprocessingCanvas" xmlns:cx="http://schemas.microsoft.com/office/drawing/2014/chartex" xmlns:cx1="http://schemas.microsoft.com/office/drawing/2015/9/8/chartex" xmlns:cx2="http://schemas.microsoft.com/office/drawing/2015/10/21/chartex" xmlns:cx3="http://schemas.microsoft.com/office/drawing/2016/5/9/chartex" xmlns:cx4="http://schemas.microsoft.com/office/drawing/2016/5/10/chartex" xmlns:cx5="http://schemas.microsoft.com/office/drawing/2016/5/11/chartex" xmlns:cx6="http://schemas.microsoft.com/office/drawing/2016/5/12/chartex" xmlns:cx7="http://schemas.microsoft.com/office/drawing/2016/5/13/chartex" xmlns:cx8="http://schemas.microsoft.com/office/drawing/2016/5/14/chartex" xmlns:mc="http://schemas.openxmlformats.org/markup-compatibility/2006" xmlns:m="http://schemas.openxmlformats.org/officeDocument/2006/math" xmlns:aink="http://schemas.microsoft.com/office/drawing/2016/ink" xmlns:am3d="http://schemas.microsoft.com/office/drawing/2017/model3d" xmlns:oel="http://schemas.microsoft.com/office/2019/extlst" xmlns:r="http://schemas.openxmlformats.org/officeDocument/2006/relationships" xmlns:wp14="http://schemas.microsoft.com/office/word/2010/wordprocessingDrawing" xmlns:wp="http://schemas.openxmlformats.org/drawingml/2006/wordprocessingDrawing" xmlns:wpg="http://schemas.microsoft.com/office/word/2010/wordprocessingGroup" xmlns:wpi="http://schemas.microsoft.com/office/word/2010/wordprocessingInk" xmlns:wps="http://schemas.microsoft.com/office/word/2010/wordprocessingShape" xmlns:o="urn:schemas-microsoft-com:office:office" xmlns:v="urn:schemas-microsoft-com:vml" xmlns:w10="urn:schemas-microsoft-com:office:word" xmlns:w="http://schemas.openxmlformats.org/wordprocessingml/2006/main" xmlns:w14="http://schemas.microsoft.com/office/word/2010/wordml" xmlns:w15="http://schemas.microsoft.com/office/word/2012/wordml" xmlns:w16cex="http://schemas.microsoft.com/office/word/2018/wordml/cex" xmlns:w16cid="http://schemas.microsoft.com/office/word/2016/wordml/cid" xmlns:w16="http://schemas.microsoft.com/office/word/2018/wordml" xmlns:w16sdtdh="http://schemas.microsoft.com/office/word/2020/wordml/sdtdatahash" xmlns:w16sdtfl="http://schemas.microsoft.com/office/word/2024/wordml/sdtformatlock" xmlns:w16se="http://schemas.microsoft.com/office/word/2015/wordml/symex" xmlns:w16du="http://schemas.microsoft.com/office/word/2023/wordml/word16du" xmlns:wne="http://schemas.microsoft.com/office/word/2006/wordml" mc:Ignorable="w14 w15 w16se w16cid w16 w16cex w16sdtdh w16sdtfl w16du wp14">
+<w15:commentsEx xmlns:wpc="http://schemas.microsoft.com/office/word/2010/wordprocessingCanvas" xmlns:cx="http://schemas.microsoft.com/office/drawing/2014/chartex" xmlns:cx1="http://schemas.microsoft.com/office/drawing/2015/9/8/chartex" xmlns:cx2="http://schemas.microsoft.com/office/drawing/2015/10/21/chartex" xmlns:cx3="http://schemas.microsoft.com/office/drawing/2016/5/9/chartex" xmlns:cx4="http://schemas.microsoft.com/office/drawing/2016/5/10/chartex" xmlns:cx5="http://schemas.microsoft.com/office/drawing/2016/5/11/chartex" xmlns:cx6="http://schemas.microsoft.com/office/drawing/2016/5/12/chartex" xmlns:cx7="http://schemas.microsoft.com/office/drawing/2016/5/13/chartex" xmlns:cx8="http://schemas.microsoft.com/office/drawing/2016/5/14/chartex" xmlns:mc="http://schemas.openxmlformats.org/markup-compatibility/2006" xmlns:aink="http://schemas.microsoft.com/office/drawing/2016/ink" xmlns:am3d="http://schemas.microsoft.com/office/drawing/2017/model3d" xmlns:o="urn:schemas-microsoft-com:office:office" xmlns:oel="http://schemas.microsoft.com/office/2019/extlst" xmlns:r="http://schemas.openxmlformats.org/officeDocument/2006/relationships" xmlns:m="http://schemas.openxmlformats.org/officeDocument/2006/math" xmlns:v="urn:schemas-microsoft-com:vml" xmlns:wp14="http://schemas.microsoft.com/office/word/2010/wordprocessingDrawing" xmlns:wp="http://schemas.openxmlformats.org/drawingml/2006/wordprocessingDrawing" xmlns:w10="urn:schemas-microsoft-com:office:word" xmlns:w="http://schemas.openxmlformats.org/wordprocessingml/2006/main" xmlns:w14="http://schemas.microsoft.com/office/word/2010/wordml" xmlns:w15="http://schemas.microsoft.com/office/word/2012/wordml" xmlns:w16cex="http://schemas.microsoft.com/office/word/2018/wordml/cex" xmlns:w16cid="http://schemas.microsoft.com/office/word/2016/wordml/cid" xmlns:w16="http://schemas.microsoft.com/office/word/2018/wordml" xmlns:w16du="http://schemas.microsoft.com/office/word/2023/wordml/word16du" xmlns:w16sdtdh="http://schemas.microsoft.com/office/word/2020/wordml/sdtdatahash" xmlns:w16sdtfl="http://schemas.microsoft.com/office/word/2024/wordml/sdtformatlock" xmlns:w16se="http://schemas.microsoft.com/office/word/2015/wordml/symex" xmlns:wpg="http://schemas.microsoft.com/office/word/2010/wordprocessingGroup" xmlns:wpi="http://schemas.microsoft.com/office/word/2010/wordprocessingInk" xmlns:wne="http://schemas.microsoft.com/office/word/2006/wordml" xmlns:wps="http://schemas.microsoft.com/office/word/2010/wordprocessingShape" mc:Ignorable="w14 w15 w16se w16cid w16 w16cex w16sdtdh w16sdtfl w16du wp14">
   <w15:commentEx w15:paraId="7A99665A" w15:done="1"/>
   <w15:commentEx w15:paraId="0A8CAEF5" w15:done="1"/>
   <w15:commentEx w15:paraId="5220B2D6" w15:paraIdParent="0A8CAEF5" w15:done="1"/>
@@ -32740,7 +33167,7 @@
 </file>
 
 <file path=word/commentsExtensible.xml><?xml version="1.0" encoding="utf-8"?>
-<w16cex:commentsExtensible xmlns:wpc="http://schemas.microsoft.com/office/word/2010/wordprocessingCanvas" xmlns:cx="http://schemas.microsoft.com/office/drawing/2014/chartex" xmlns:cx1="http://schemas.microsoft.com/office/drawing/2015/9/8/chartex" xmlns:cx2="http://schemas.microsoft.com/office/drawing/2015/10/21/chartex" xmlns:cx3="http://schemas.microsoft.com/office/drawing/2016/5/9/chartex" xmlns:cx4="http://schemas.microsoft.com/office/drawing/2016/5/10/chartex" xmlns:cx5="http://schemas.microsoft.com/office/drawing/2016/5/11/chartex" xmlns:cx6="http://schemas.microsoft.com/office/drawing/2016/5/12/chartex" xmlns:cx7="http://schemas.microsoft.com/office/drawing/2016/5/13/chartex" xmlns:cx8="http://schemas.microsoft.com/office/drawing/2016/5/14/chartex" xmlns:cr="http://schemas.microsoft.com/office/comments/2020/reactions" xmlns:mc="http://schemas.openxmlformats.org/markup-compatibility/2006" xmlns:m="http://schemas.openxmlformats.org/officeDocument/2006/math" xmlns:aink="http://schemas.microsoft.com/office/drawing/2016/ink" xmlns:am3d="http://schemas.microsoft.com/office/drawing/2017/model3d" xmlns:oel="http://schemas.microsoft.com/office/2019/extlst" xmlns:r="http://schemas.openxmlformats.org/officeDocument/2006/relationships" xmlns:wp14="http://schemas.microsoft.com/office/word/2010/wordprocessingDrawing" xmlns:wp="http://schemas.openxmlformats.org/drawingml/2006/wordprocessingDrawing" xmlns:wpg="http://schemas.microsoft.com/office/word/2010/wordprocessingGroup" xmlns:wpi="http://schemas.microsoft.com/office/word/2010/wordprocessingInk" xmlns:wps="http://schemas.microsoft.com/office/word/2010/wordprocessingShape" xmlns:o="urn:schemas-microsoft-com:office:office" xmlns:v="urn:schemas-microsoft-com:vml" xmlns:w10="urn:schemas-microsoft-com:office:word" xmlns:w="http://schemas.openxmlformats.org/wordprocessingml/2006/main" xmlns:w14="http://schemas.microsoft.com/office/word/2010/wordml" xmlns:w15="http://schemas.microsoft.com/office/word/2012/wordml" xmlns:w16cex="http://schemas.microsoft.com/office/word/2018/wordml/cex" xmlns:w16cid="http://schemas.microsoft.com/office/word/2016/wordml/cid" xmlns:w16="http://schemas.microsoft.com/office/word/2018/wordml" xmlns:w16sdtdh="http://schemas.microsoft.com/office/word/2020/wordml/sdtdatahash" xmlns:w16sdtfl="http://schemas.microsoft.com/office/word/2024/wordml/sdtformatlock" xmlns:w16se="http://schemas.microsoft.com/office/word/2015/wordml/symex" xmlns:w16du="http://schemas.microsoft.com/office/word/2023/wordml/word16du" xmlns:wne="http://schemas.microsoft.com/office/word/2006/wordml" mc:Ignorable="w14 w15 w16se w16cid w16 w16cex w16sdtdh w16sdtfl cr w16du wp14">
+<w16cex:commentsExtensible xmlns:wpc="http://schemas.microsoft.com/office/word/2010/wordprocessingCanvas" xmlns:cx="http://schemas.microsoft.com/office/drawing/2014/chartex" xmlns:cx1="http://schemas.microsoft.com/office/drawing/2015/9/8/chartex" xmlns:cx2="http://schemas.microsoft.com/office/drawing/2015/10/21/chartex" xmlns:cx3="http://schemas.microsoft.com/office/drawing/2016/5/9/chartex" xmlns:cx4="http://schemas.microsoft.com/office/drawing/2016/5/10/chartex" xmlns:cx5="http://schemas.microsoft.com/office/drawing/2016/5/11/chartex" xmlns:cx6="http://schemas.microsoft.com/office/drawing/2016/5/12/chartex" xmlns:cx7="http://schemas.microsoft.com/office/drawing/2016/5/13/chartex" xmlns:cx8="http://schemas.microsoft.com/office/drawing/2016/5/14/chartex" xmlns:cr="http://schemas.microsoft.com/office/comments/2020/reactions" xmlns:mc="http://schemas.openxmlformats.org/markup-compatibility/2006" xmlns:aink="http://schemas.microsoft.com/office/drawing/2016/ink" xmlns:am3d="http://schemas.microsoft.com/office/drawing/2017/model3d" xmlns:o="urn:schemas-microsoft-com:office:office" xmlns:oel="http://schemas.microsoft.com/office/2019/extlst" xmlns:r="http://schemas.openxmlformats.org/officeDocument/2006/relationships" xmlns:m="http://schemas.openxmlformats.org/officeDocument/2006/math" xmlns:v="urn:schemas-microsoft-com:vml" xmlns:wp14="http://schemas.microsoft.com/office/word/2010/wordprocessingDrawing" xmlns:wp="http://schemas.openxmlformats.org/drawingml/2006/wordprocessingDrawing" xmlns:w10="urn:schemas-microsoft-com:office:word" xmlns:w="http://schemas.openxmlformats.org/wordprocessingml/2006/main" xmlns:w14="http://schemas.microsoft.com/office/word/2010/wordml" xmlns:w15="http://schemas.microsoft.com/office/word/2012/wordml" xmlns:w16cex="http://schemas.microsoft.com/office/word/2018/wordml/cex" xmlns:w16cid="http://schemas.microsoft.com/office/word/2016/wordml/cid" xmlns:w16="http://schemas.microsoft.com/office/word/2018/wordml" xmlns:w16du="http://schemas.microsoft.com/office/word/2023/wordml/word16du" xmlns:w16sdtdh="http://schemas.microsoft.com/office/word/2020/wordml/sdtdatahash" xmlns:w16sdtfl="http://schemas.microsoft.com/office/word/2024/wordml/sdtformatlock" xmlns:w16se="http://schemas.microsoft.com/office/word/2015/wordml/symex" xmlns:wpg="http://schemas.microsoft.com/office/word/2010/wordprocessingGroup" xmlns:wpi="http://schemas.microsoft.com/office/word/2010/wordprocessingInk" xmlns:wne="http://schemas.microsoft.com/office/word/2006/wordml" xmlns:wps="http://schemas.microsoft.com/office/word/2010/wordprocessingShape" mc:Ignorable="w14 w15 w16se w16cid w16 w16cex w16sdtdh w16sdtfl cr w16du wp14">
   <w16cex:commentExtensible w16cex:durableId="0DAECF79" w16cex:dateUtc="2026-08-06T17:00:00Z">
     <w16cex:extLst>
       <w16:ext w16:uri="{CE6994B0-6A32-4C9F-8C6B-6E91EDA988CE}">
@@ -32785,7 +33212,7 @@
 </file>
 
 <file path=word/commentsIds.xml><?xml version="1.0" encoding="utf-8"?>
-<w16cid:commentsIds xmlns:wpc="http://schemas.microsoft.com/office/word/2010/wordprocessingCanvas" xmlns:cx="http://schemas.microsoft.com/office/drawing/2014/chartex" xmlns:cx1="http://schemas.microsoft.com/office/drawing/2015/9/8/chartex" xmlns:cx2="http://schemas.microsoft.com/office/drawing/2015/10/21/chartex" xmlns:cx3="http://schemas.microsoft.com/office/drawing/2016/5/9/chartex" xmlns:cx4="http://schemas.microsoft.com/office/drawing/2016/5/10/chartex" xmlns:cx5="http://schemas.microsoft.com/office/drawing/2016/5/11/chartex" xmlns:cx6="http://schemas.microsoft.com/office/drawing/2016/5/12/chartex" xmlns:cx7="http://schemas.microsoft.com/office/drawing/2016/5/13/chartex" xmlns:cx8="http://schemas.microsoft.com/office/drawing/2016/5/14/chartex" xmlns:mc="http://schemas.openxmlformats.org/markup-compatibility/2006" xmlns:m="http://schemas.openxmlformats.org/officeDocument/2006/math" xmlns:aink="http://schemas.microsoft.com/office/drawing/2016/ink" xmlns:am3d="http://schemas.microsoft.com/office/drawing/2017/model3d" xmlns:oel="http://schemas.microsoft.com/office/2019/extlst" xmlns:r="http://schemas.openxmlformats.org/officeDocument/2006/relationships" xmlns:wp14="http://schemas.microsoft.com/office/word/2010/wordprocessingDrawing" xmlns:wp="http://schemas.openxmlformats.org/drawingml/2006/wordprocessingDrawing" xmlns:wpg="http://schemas.microsoft.com/office/word/2010/wordprocessingGroup" xmlns:wpi="http://schemas.microsoft.com/office/word/2010/wordprocessingInk" xmlns:wps="http://schemas.microsoft.com/office/word/2010/wordprocessingShape" xmlns:o="urn:schemas-microsoft-com:office:office" xmlns:v="urn:schemas-microsoft-com:vml" xmlns:w10="urn:schemas-microsoft-com:office:word" xmlns:w="http://schemas.openxmlformats.org/wordprocessingml/2006/main" xmlns:w14="http://schemas.microsoft.com/office/word/2010/wordml" xmlns:w15="http://schemas.microsoft.com/office/word/2012/wordml" xmlns:w16cex="http://schemas.microsoft.com/office/word/2018/wordml/cex" xmlns:w16cid="http://schemas.microsoft.com/office/word/2016/wordml/cid" xmlns:w16="http://schemas.microsoft.com/office/word/2018/wordml" xmlns:w16sdtdh="http://schemas.microsoft.com/office/word/2020/wordml/sdtdatahash" xmlns:w16sdtfl="http://schemas.microsoft.com/office/word/2024/wordml/sdtformatlock" xmlns:w16se="http://schemas.microsoft.com/office/word/2015/wordml/symex" xmlns:w16du="http://schemas.microsoft.com/office/word/2023/wordml/word16du" xmlns:wne="http://schemas.microsoft.com/office/word/2006/wordml" mc:Ignorable="w14 w15 w16se w16cid w16 w16cex w16sdtdh w16sdtfl w16du wp14">
+<w16cid:commentsIds xmlns:wpc="http://schemas.microsoft.com/office/word/2010/wordprocessingCanvas" xmlns:cx="http://schemas.microsoft.com/office/drawing/2014/chartex" xmlns:cx1="http://schemas.microsoft.com/office/drawing/2015/9/8/chartex" xmlns:cx2="http://schemas.microsoft.com/office/drawing/2015/10/21/chartex" xmlns:cx3="http://schemas.microsoft.com/office/drawing/2016/5/9/chartex" xmlns:cx4="http://schemas.microsoft.com/office/drawing/2016/5/10/chartex" xmlns:cx5="http://schemas.microsoft.com/office/drawing/2016/5/11/chartex" xmlns:cx6="http://schemas.microsoft.com/office/drawing/2016/5/12/chartex" xmlns:cx7="http://schemas.microsoft.com/office/drawing/2016/5/13/chartex" xmlns:cx8="http://schemas.microsoft.com/office/drawing/2016/5/14/chartex" xmlns:mc="http://schemas.openxmlformats.org/markup-compatibility/2006" xmlns:aink="http://schemas.microsoft.com/office/drawing/2016/ink" xmlns:am3d="http://schemas.microsoft.com/office/drawing/2017/model3d" xmlns:o="urn:schemas-microsoft-com:office:office" xmlns:oel="http://schemas.microsoft.com/office/2019/extlst" xmlns:r="http://schemas.openxmlformats.org/officeDocument/2006/relationships" xmlns:m="http://schemas.openxmlformats.org/officeDocument/2006/math" xmlns:v="urn:schemas-microsoft-com:vml" xmlns:wp14="http://schemas.microsoft.com/office/word/2010/wordprocessingDrawing" xmlns:wp="http://schemas.openxmlformats.org/drawingml/2006/wordprocessingDrawing" xmlns:w10="urn:schemas-microsoft-com:office:word" xmlns:w="http://schemas.openxmlformats.org/wordprocessingml/2006/main" xmlns:w14="http://schemas.microsoft.com/office/word/2010/wordml" xmlns:w15="http://schemas.microsoft.com/office/word/2012/wordml" xmlns:w16cex="http://schemas.microsoft.com/office/word/2018/wordml/cex" xmlns:w16cid="http://schemas.microsoft.com/office/word/2016/wordml/cid" xmlns:w16="http://schemas.microsoft.com/office/word/2018/wordml" xmlns:w16du="http://schemas.microsoft.com/office/word/2023/wordml/word16du" xmlns:w16sdtdh="http://schemas.microsoft.com/office/word/2020/wordml/sdtdatahash" xmlns:w16sdtfl="http://schemas.microsoft.com/office/word/2024/wordml/sdtformatlock" xmlns:w16se="http://schemas.microsoft.com/office/word/2015/wordml/symex" xmlns:wpg="http://schemas.microsoft.com/office/word/2010/wordprocessingGroup" xmlns:wpi="http://schemas.microsoft.com/office/word/2010/wordprocessingInk" xmlns:wne="http://schemas.microsoft.com/office/word/2006/wordml" xmlns:wps="http://schemas.microsoft.com/office/word/2010/wordprocessingShape" mc:Ignorable="w14 w15 w16se w16cid w16 w16cex w16sdtdh w16sdtfl w16du wp14">
   <w16cid:commentId w16cid:paraId="7A99665A" w16cid:durableId="0DAECF79"/>
   <w16cid:commentId w16cid:paraId="0A8CAEF5" w16cid:durableId="2546D5B5"/>
   <w16cid:commentId w16cid:paraId="5220B2D6" w16cid:durableId="48A902C4"/>
@@ -32818,7 +33245,7 @@
 </file>
 
 <file path=word/endnotes.xml><?xml version="1.0" encoding="utf-8"?>
-<w:endnotes xmlns:wpc="http://schemas.microsoft.com/office/word/2010/wordprocessingCanvas" xmlns:cx="http://schemas.microsoft.com/office/drawing/2014/chartex" xmlns:cx1="http://schemas.microsoft.com/office/drawing/2015/9/8/chartex" xmlns:cx2="http://schemas.microsoft.com/office/drawing/2015/10/21/chartex" xmlns:cx3="http://schemas.microsoft.com/office/drawing/2016/5/9/chartex" xmlns:cx4="http://schemas.microsoft.com/office/drawing/2016/5/10/chartex" xmlns:cx5="http://schemas.microsoft.com/office/drawing/2016/5/11/chartex" xmlns:cx6="http://schemas.microsoft.com/office/drawing/2016/5/12/chartex" xmlns:cx7="http://schemas.microsoft.com/office/drawing/2016/5/13/chartex" xmlns:cx8="http://schemas.microsoft.com/office/drawing/2016/5/14/chartex" xmlns:mc="http://schemas.openxmlformats.org/markup-compatibility/2006" xmlns:m="http://schemas.openxmlformats.org/officeDocument/2006/math" xmlns:aink="http://schemas.microsoft.com/office/drawing/2016/ink" xmlns:am3d="http://schemas.microsoft.com/office/drawing/2017/model3d" xmlns:oel="http://schemas.microsoft.com/office/2019/extlst" xmlns:r="http://schemas.openxmlformats.org/officeDocument/2006/relationships" xmlns:wp14="http://schemas.microsoft.com/office/word/2010/wordprocessingDrawing" xmlns:wp="http://schemas.openxmlformats.org/drawingml/2006/wordprocessingDrawing" xmlns:wpg="http://schemas.microsoft.com/office/word/2010/wordprocessingGroup" xmlns:wpi="http://schemas.microsoft.com/office/word/2010/wordprocessingInk" xmlns:wps="http://schemas.microsoft.com/office/word/2010/wordprocessingShape" xmlns:o="urn:schemas-microsoft-com:office:office" xmlns:v="urn:schemas-microsoft-com:vml" xmlns:w10="urn:schemas-microsoft-com:office:word" xmlns:w="http://schemas.openxmlformats.org/wordprocessingml/2006/main" xmlns:w14="http://schemas.microsoft.com/office/word/2010/wordml" xmlns:w15="http://schemas.microsoft.com/office/word/2012/wordml" xmlns:w16cex="http://schemas.microsoft.com/office/word/2018/wordml/cex" xmlns:w16cid="http://schemas.microsoft.com/office/word/2016/wordml/cid" xmlns:w16="http://schemas.microsoft.com/office/word/2018/wordml" xmlns:w16sdtdh="http://schemas.microsoft.com/office/word/2020/wordml/sdtdatahash" xmlns:w16sdtfl="http://schemas.microsoft.com/office/word/2024/wordml/sdtformatlock" xmlns:w16se="http://schemas.microsoft.com/office/word/2015/wordml/symex" xmlns:w16du="http://schemas.microsoft.com/office/word/2023/wordml/word16du" xmlns:wne="http://schemas.microsoft.com/office/word/2006/wordml" mc:Ignorable="w14 w15 w16se w16cid w16 w16cex w16sdtdh w16sdtfl w16du wp14">
+<w:endnotes xmlns:wpc="http://schemas.microsoft.com/office/word/2010/wordprocessingCanvas" xmlns:cx="http://schemas.microsoft.com/office/drawing/2014/chartex" xmlns:cx1="http://schemas.microsoft.com/office/drawing/2015/9/8/chartex" xmlns:cx2="http://schemas.microsoft.com/office/drawing/2015/10/21/chartex" xmlns:cx3="http://schemas.microsoft.com/office/drawing/2016/5/9/chartex" xmlns:cx4="http://schemas.microsoft.com/office/drawing/2016/5/10/chartex" xmlns:cx5="http://schemas.microsoft.com/office/drawing/2016/5/11/chartex" xmlns:cx6="http://schemas.microsoft.com/office/drawing/2016/5/12/chartex" xmlns:cx7="http://schemas.microsoft.com/office/drawing/2016/5/13/chartex" xmlns:cx8="http://schemas.microsoft.com/office/drawing/2016/5/14/chartex" xmlns:mc="http://schemas.openxmlformats.org/markup-compatibility/2006" xmlns:aink="http://schemas.microsoft.com/office/drawing/2016/ink" xmlns:am3d="http://schemas.microsoft.com/office/drawing/2017/model3d" xmlns:o="urn:schemas-microsoft-com:office:office" xmlns:oel="http://schemas.microsoft.com/office/2019/extlst" xmlns:r="http://schemas.openxmlformats.org/officeDocument/2006/relationships" xmlns:m="http://schemas.openxmlformats.org/officeDocument/2006/math" xmlns:v="urn:schemas-microsoft-com:vml" xmlns:wp14="http://schemas.microsoft.com/office/word/2010/wordprocessingDrawing" xmlns:wp="http://schemas.openxmlformats.org/drawingml/2006/wordprocessingDrawing" xmlns:w10="urn:schemas-microsoft-com:office:word" xmlns:w="http://schemas.openxmlformats.org/wordprocessingml/2006/main" xmlns:w14="http://schemas.microsoft.com/office/word/2010/wordml" xmlns:w15="http://schemas.microsoft.com/office/word/2012/wordml" xmlns:w16cex="http://schemas.microsoft.com/office/word/2018/wordml/cex" xmlns:w16cid="http://schemas.microsoft.com/office/word/2016/wordml/cid" xmlns:w16="http://schemas.microsoft.com/office/word/2018/wordml" xmlns:w16du="http://schemas.microsoft.com/office/word/2023/wordml/word16du" xmlns:w16sdtdh="http://schemas.microsoft.com/office/word/2020/wordml/sdtdatahash" xmlns:w16sdtfl="http://schemas.microsoft.com/office/word/2024/wordml/sdtformatlock" xmlns:w16se="http://schemas.microsoft.com/office/word/2015/wordml/symex" xmlns:wpg="http://schemas.microsoft.com/office/word/2010/wordprocessingGroup" xmlns:wpi="http://schemas.microsoft.com/office/word/2010/wordprocessingInk" xmlns:wne="http://schemas.microsoft.com/office/word/2006/wordml" xmlns:wps="http://schemas.microsoft.com/office/word/2010/wordprocessingShape" mc:Ignorable="w14 w15 w16se w16cid w16 w16cex w16sdtdh w16sdtfl w16du wp14">
   <w:endnote w:type="separator" w:id="-1">
     <w:p>
       <w:pPr>
@@ -32843,7 +33270,7 @@
 </file>
 
 <file path=word/footer1.xml><?xml version="1.0" encoding="utf-8"?>
-<w:ftr xmlns:wpc="http://schemas.microsoft.com/office/word/2010/wordprocessingCanvas" xmlns:cx="http://schemas.microsoft.com/office/drawing/2014/chartex" xmlns:cx1="http://schemas.microsoft.com/office/drawing/2015/9/8/chartex" xmlns:cx2="http://schemas.microsoft.com/office/drawing/2015/10/21/chartex" xmlns:cx3="http://schemas.microsoft.com/office/drawing/2016/5/9/chartex" xmlns:cx4="http://schemas.microsoft.com/office/drawing/2016/5/10/chartex" xmlns:cx5="http://schemas.microsoft.com/office/drawing/2016/5/11/chartex" xmlns:cx6="http://schemas.microsoft.com/office/drawing/2016/5/12/chartex" xmlns:cx7="http://schemas.microsoft.com/office/drawing/2016/5/13/chartex" xmlns:cx8="http://schemas.microsoft.com/office/drawing/2016/5/14/chartex" xmlns:mc="http://schemas.openxmlformats.org/markup-compatibility/2006" xmlns:m="http://schemas.openxmlformats.org/officeDocument/2006/math" xmlns:aink="http://schemas.microsoft.com/office/drawing/2016/ink" xmlns:am3d="http://schemas.microsoft.com/office/drawing/2017/model3d" xmlns:oel="http://schemas.microsoft.com/office/2019/extlst" xmlns:r="http://schemas.openxmlformats.org/officeDocument/2006/relationships" xmlns:wp14="http://schemas.microsoft.com/office/word/2010/wordprocessingDrawing" xmlns:wp="http://schemas.openxmlformats.org/drawingml/2006/wordprocessingDrawing" xmlns:wpg="http://schemas.microsoft.com/office/word/2010/wordprocessingGroup" xmlns:wpi="http://schemas.microsoft.com/office/word/2010/wordprocessingInk" xmlns:wps="http://schemas.microsoft.com/office/word/2010/wordprocessingShape" xmlns:o="urn:schemas-microsoft-com:office:office" xmlns:v="urn:schemas-microsoft-com:vml" xmlns:w10="urn:schemas-microsoft-com:office:word" xmlns:w="http://schemas.openxmlformats.org/wordprocessingml/2006/main" xmlns:w14="http://schemas.microsoft.com/office/word/2010/wordml" xmlns:w15="http://schemas.microsoft.com/office/word/2012/wordml" xmlns:w16cex="http://schemas.microsoft.com/office/word/2018/wordml/cex" xmlns:w16cid="http://schemas.microsoft.com/office/word/2016/wordml/cid" xmlns:w16="http://schemas.microsoft.com/office/word/2018/wordml" xmlns:w16sdtdh="http://schemas.microsoft.com/office/word/2020/wordml/sdtdatahash" xmlns:w16sdtfl="http://schemas.microsoft.com/office/word/2024/wordml/sdtformatlock" xmlns:w16se="http://schemas.microsoft.com/office/word/2015/wordml/symex" xmlns:w16du="http://schemas.microsoft.com/office/word/2023/wordml/word16du" xmlns:wne="http://schemas.microsoft.com/office/word/2006/wordml" mc:Ignorable="w14 w15 w16se w16cid w16 w16cex w16sdtdh w16sdtfl w16du wp14">
+<w:ftr xmlns:wpc="http://schemas.microsoft.com/office/word/2010/wordprocessingCanvas" xmlns:cx="http://schemas.microsoft.com/office/drawing/2014/chartex" xmlns:cx1="http://schemas.microsoft.com/office/drawing/2015/9/8/chartex" xmlns:cx2="http://schemas.microsoft.com/office/drawing/2015/10/21/chartex" xmlns:cx3="http://schemas.microsoft.com/office/drawing/2016/5/9/chartex" xmlns:cx4="http://schemas.microsoft.com/office/drawing/2016/5/10/chartex" xmlns:cx5="http://schemas.microsoft.com/office/drawing/2016/5/11/chartex" xmlns:cx6="http://schemas.microsoft.com/office/drawing/2016/5/12/chartex" xmlns:cx7="http://schemas.microsoft.com/office/drawing/2016/5/13/chartex" xmlns:cx8="http://schemas.microsoft.com/office/drawing/2016/5/14/chartex" xmlns:mc="http://schemas.openxmlformats.org/markup-compatibility/2006" xmlns:aink="http://schemas.microsoft.com/office/drawing/2016/ink" xmlns:am3d="http://schemas.microsoft.com/office/drawing/2017/model3d" xmlns:o="urn:schemas-microsoft-com:office:office" xmlns:oel="http://schemas.microsoft.com/office/2019/extlst" xmlns:r="http://schemas.openxmlformats.org/officeDocument/2006/relationships" xmlns:m="http://schemas.openxmlformats.org/officeDocument/2006/math" xmlns:v="urn:schemas-microsoft-com:vml" xmlns:wp14="http://schemas.microsoft.com/office/word/2010/wordprocessingDrawing" xmlns:wp="http://schemas.openxmlformats.org/drawingml/2006/wordprocessingDrawing" xmlns:w10="urn:schemas-microsoft-com:office:word" xmlns:w="http://schemas.openxmlformats.org/wordprocessingml/2006/main" xmlns:w14="http://schemas.microsoft.com/office/word/2010/wordml" xmlns:w15="http://schemas.microsoft.com/office/word/2012/wordml" xmlns:w16cex="http://schemas.microsoft.com/office/word/2018/wordml/cex" xmlns:w16cid="http://schemas.microsoft.com/office/word/2016/wordml/cid" xmlns:w16="http://schemas.microsoft.com/office/word/2018/wordml" xmlns:w16du="http://schemas.microsoft.com/office/word/2023/wordml/word16du" xmlns:w16sdtdh="http://schemas.microsoft.com/office/word/2020/wordml/sdtdatahash" xmlns:w16sdtfl="http://schemas.microsoft.com/office/word/2024/wordml/sdtformatlock" xmlns:w16se="http://schemas.microsoft.com/office/word/2015/wordml/symex" xmlns:wpg="http://schemas.microsoft.com/office/word/2010/wordprocessingGroup" xmlns:wpi="http://schemas.microsoft.com/office/word/2010/wordprocessingInk" xmlns:wne="http://schemas.microsoft.com/office/word/2006/wordml" xmlns:wps="http://schemas.microsoft.com/office/word/2010/wordprocessingShape" mc:Ignorable="w14 w15 w16se w16cid w16 w16cex w16sdtdh w16sdtfl w16du wp14">
   <w:sdt>
     <w:sdtPr>
       <w:id w:val="1090047267"/>
@@ -32896,7 +33323,7 @@
 </file>
 
 <file path=word/footnotes.xml><?xml version="1.0" encoding="utf-8"?>
-<w:footnotes xmlns:wpc="http://schemas.microsoft.com/office/word/2010/wordprocessingCanvas" xmlns:cx="http://schemas.microsoft.com/office/drawing/2014/chartex" xmlns:cx1="http://schemas.microsoft.com/office/drawing/2015/9/8/chartex" xmlns:cx2="http://schemas.microsoft.com/office/drawing/2015/10/21/chartex" xmlns:cx3="http://schemas.microsoft.com/office/drawing/2016/5/9/chartex" xmlns:cx4="http://schemas.microsoft.com/office/drawing/2016/5/10/chartex" xmlns:cx5="http://schemas.microsoft.com/office/drawing/2016/5/11/chartex" xmlns:cx6="http://schemas.microsoft.com/office/drawing/2016/5/12/chartex" xmlns:cx7="http://schemas.microsoft.com/office/drawing/2016/5/13/chartex" xmlns:cx8="http://schemas.microsoft.com/office/drawing/2016/5/14/chartex" xmlns:mc="http://schemas.openxmlformats.org/markup-compatibility/2006" xmlns:m="http://schemas.openxmlformats.org/officeDocument/2006/math" xmlns:aink="http://schemas.microsoft.com/office/drawing/2016/ink" xmlns:am3d="http://schemas.microsoft.com/office/drawing/2017/model3d" xmlns:oel="http://schemas.microsoft.com/office/2019/extlst" xmlns:r="http://schemas.openxmlformats.org/officeDocument/2006/relationships" xmlns:wp14="http://schemas.microsoft.com/office/word/2010/wordprocessingDrawing" xmlns:wp="http://schemas.openxmlformats.org/drawingml/2006/wordprocessingDrawing" xmlns:wpg="http://schemas.microsoft.com/office/word/2010/wordprocessingGroup" xmlns:wpi="http://schemas.microsoft.com/office/word/2010/wordprocessingInk" xmlns:wps="http://schemas.microsoft.com/office/word/2010/wordprocessingShape" xmlns:o="urn:schemas-microsoft-com:office:office" xmlns:v="urn:schemas-microsoft-com:vml" xmlns:w10="urn:schemas-microsoft-com:office:word" xmlns:w="http://schemas.openxmlformats.org/wordprocessingml/2006/main" xmlns:w14="http://schemas.microsoft.com/office/word/2010/wordml" xmlns:w15="http://schemas.microsoft.com/office/word/2012/wordml" xmlns:w16cex="http://schemas.microsoft.com/office/word/2018/wordml/cex" xmlns:w16cid="http://schemas.microsoft.com/office/word/2016/wordml/cid" xmlns:w16="http://schemas.microsoft.com/office/word/2018/wordml" xmlns:w16sdtdh="http://schemas.microsoft.com/office/word/2020/wordml/sdtdatahash" xmlns:w16sdtfl="http://schemas.microsoft.com/office/word/2024/wordml/sdtformatlock" xmlns:w16se="http://schemas.microsoft.com/office/word/2015/wordml/symex" xmlns:w16du="http://schemas.microsoft.com/office/word/2023/wordml/word16du" xmlns:wne="http://schemas.microsoft.com/office/word/2006/wordml" mc:Ignorable="w14 w15 w16se w16cid w16 w16cex w16sdtdh w16sdtfl w16du wp14">
+<w:footnotes xmlns:wpc="http://schemas.microsoft.com/office/word/2010/wordprocessingCanvas" xmlns:cx="http://schemas.microsoft.com/office/drawing/2014/chartex" xmlns:cx1="http://schemas.microsoft.com/office/drawing/2015/9/8/chartex" xmlns:cx2="http://schemas.microsoft.com/office/drawing/2015/10/21/chartex" xmlns:cx3="http://schemas.microsoft.com/office/drawing/2016/5/9/chartex" xmlns:cx4="http://schemas.microsoft.com/office/drawing/2016/5/10/chartex" xmlns:cx5="http://schemas.microsoft.com/office/drawing/2016/5/11/chartex" xmlns:cx6="http://schemas.microsoft.com/office/drawing/2016/5/12/chartex" xmlns:cx7="http://schemas.microsoft.com/office/drawing/2016/5/13/chartex" xmlns:cx8="http://schemas.microsoft.com/office/drawing/2016/5/14/chartex" xmlns:mc="http://schemas.openxmlformats.org/markup-compatibility/2006" xmlns:aink="http://schemas.microsoft.com/office/drawing/2016/ink" xmlns:am3d="http://schemas.microsoft.com/office/drawing/2017/model3d" xmlns:o="urn:schemas-microsoft-com:office:office" xmlns:oel="http://schemas.microsoft.com/office/2019/extlst" xmlns:r="http://schemas.openxmlformats.org/officeDocument/2006/relationships" xmlns:m="http://schemas.openxmlformats.org/officeDocument/2006/math" xmlns:v="urn:schemas-microsoft-com:vml" xmlns:wp14="http://schemas.microsoft.com/office/word/2010/wordprocessingDrawing" xmlns:wp="http://schemas.openxmlformats.org/drawingml/2006/wordprocessingDrawing" xmlns:w10="urn:schemas-microsoft-com:office:word" xmlns:w="http://schemas.openxmlformats.org/wordprocessingml/2006/main" xmlns:w14="http://schemas.microsoft.com/office/word/2010/wordml" xmlns:w15="http://schemas.microsoft.com/office/word/2012/wordml" xmlns:w16cex="http://schemas.microsoft.com/office/word/2018/wordml/cex" xmlns:w16cid="http://schemas.microsoft.com/office/word/2016/wordml/cid" xmlns:w16="http://schemas.microsoft.com/office/word/2018/wordml" xmlns:w16du="http://schemas.microsoft.com/office/word/2023/wordml/word16du" xmlns:w16sdtdh="http://schemas.microsoft.com/office/word/2020/wordml/sdtdatahash" xmlns:w16sdtfl="http://schemas.microsoft.com/office/word/2024/wordml/sdtformatlock" xmlns:w16se="http://schemas.microsoft.com/office/word/2015/wordml/symex" xmlns:wpg="http://schemas.microsoft.com/office/word/2010/wordprocessingGroup" xmlns:wpi="http://schemas.microsoft.com/office/word/2010/wordprocessingInk" xmlns:wne="http://schemas.microsoft.com/office/word/2006/wordml" xmlns:wps="http://schemas.microsoft.com/office/word/2010/wordprocessingShape" mc:Ignorable="w14 w15 w16se w16cid w16 w16cex w16sdtdh w16sdtfl w16du wp14">
   <w:footnote w:type="separator" w:id="-1">
     <w:p>
       <w:pPr>
@@ -32921,7 +33348,7 @@
 </file>
 
 <file path=word/header1.xml><?xml version="1.0" encoding="utf-8"?>
-<w:hdr xmlns:wpc="http://schemas.microsoft.com/office/word/2010/wordprocessingCanvas" xmlns:cx="http://schemas.microsoft.com/office/drawing/2014/chartex" xmlns:cx1="http://schemas.microsoft.com/office/drawing/2015/9/8/chartex" xmlns:cx2="http://schemas.microsoft.com/office/drawing/2015/10/21/chartex" xmlns:cx3="http://schemas.microsoft.com/office/drawing/2016/5/9/chartex" xmlns:cx4="http://schemas.microsoft.com/office/drawing/2016/5/10/chartex" xmlns:cx5="http://schemas.microsoft.com/office/drawing/2016/5/11/chartex" xmlns:cx6="http://schemas.microsoft.com/office/drawing/2016/5/12/chartex" xmlns:cx7="http://schemas.microsoft.com/office/drawing/2016/5/13/chartex" xmlns:cx8="http://schemas.microsoft.com/office/drawing/2016/5/14/chartex" xmlns:mc="http://schemas.openxmlformats.org/markup-compatibility/2006" xmlns:m="http://schemas.openxmlformats.org/officeDocument/2006/math" xmlns:aink="http://schemas.microsoft.com/office/drawing/2016/ink" xmlns:am3d="http://schemas.microsoft.com/office/drawing/2017/model3d" xmlns:oel="http://schemas.microsoft.com/office/2019/extlst" xmlns:r="http://schemas.openxmlformats.org/officeDocument/2006/relationships" xmlns:wp14="http://schemas.microsoft.com/office/word/2010/wordprocessingDrawing" xmlns:wp="http://schemas.openxmlformats.org/drawingml/2006/wordprocessingDrawing" xmlns:wpg="http://schemas.microsoft.com/office/word/2010/wordprocessingGroup" xmlns:wpi="http://schemas.microsoft.com/office/word/2010/wordprocessingInk" xmlns:wps="http://schemas.microsoft.com/office/word/2010/wordprocessingShape" xmlns:o="urn:schemas-microsoft-com:office:office" xmlns:v="urn:schemas-microsoft-com:vml" xmlns:w10="urn:schemas-microsoft-com:office:word" xmlns:w="http://schemas.openxmlformats.org/wordprocessingml/2006/main" xmlns:w14="http://schemas.microsoft.com/office/word/2010/wordml" xmlns:w15="http://schemas.microsoft.com/office/word/2012/wordml" xmlns:w16cex="http://schemas.microsoft.com/office/word/2018/wordml/cex" xmlns:w16cid="http://schemas.microsoft.com/office/word/2016/wordml/cid" xmlns:w16="http://schemas.microsoft.com/office/word/2018/wordml" xmlns:w16sdtdh="http://schemas.microsoft.com/office/word/2020/wordml/sdtdatahash" xmlns:w16sdtfl="http://schemas.microsoft.com/office/word/2024/wordml/sdtformatlock" xmlns:w16se="http://schemas.microsoft.com/office/word/2015/wordml/symex" xmlns:w16du="http://schemas.microsoft.com/office/word/2023/wordml/word16du" xmlns:wne="http://schemas.microsoft.com/office/word/2006/wordml" mc:Ignorable="w14 w15 w16se w16cid w16 w16cex w16sdtdh w16sdtfl w16du wp14">
+<w:hdr xmlns:wpc="http://schemas.microsoft.com/office/word/2010/wordprocessingCanvas" xmlns:cx="http://schemas.microsoft.com/office/drawing/2014/chartex" xmlns:cx1="http://schemas.microsoft.com/office/drawing/2015/9/8/chartex" xmlns:cx2="http://schemas.microsoft.com/office/drawing/2015/10/21/chartex" xmlns:cx3="http://schemas.microsoft.com/office/drawing/2016/5/9/chartex" xmlns:cx4="http://schemas.microsoft.com/office/drawing/2016/5/10/chartex" xmlns:cx5="http://schemas.microsoft.com/office/drawing/2016/5/11/chartex" xmlns:cx6="http://schemas.microsoft.com/office/drawing/2016/5/12/chartex" xmlns:cx7="http://schemas.microsoft.com/office/drawing/2016/5/13/chartex" xmlns:cx8="http://schemas.microsoft.com/office/drawing/2016/5/14/chartex" xmlns:mc="http://schemas.openxmlformats.org/markup-compatibility/2006" xmlns:aink="http://schemas.microsoft.com/office/drawing/2016/ink" xmlns:am3d="http://schemas.microsoft.com/office/drawing/2017/model3d" xmlns:o="urn:schemas-microsoft-com:office:office" xmlns:oel="http://schemas.microsoft.com/office/2019/extlst" xmlns:r="http://schemas.openxmlformats.org/officeDocument/2006/relationships" xmlns:m="http://schemas.openxmlformats.org/officeDocument/2006/math" xmlns:v="urn:schemas-microsoft-com:vml" xmlns:wp14="http://schemas.microsoft.com/office/word/2010/wordprocessingDrawing" xmlns:wp="http://schemas.openxmlformats.org/drawingml/2006/wordprocessingDrawing" xmlns:w10="urn:schemas-microsoft-com:office:word" xmlns:w="http://schemas.openxmlformats.org/wordprocessingml/2006/main" xmlns:w14="http://schemas.microsoft.com/office/word/2010/wordml" xmlns:w15="http://schemas.microsoft.com/office/word/2012/wordml" xmlns:w16cex="http://schemas.microsoft.com/office/word/2018/wordml/cex" xmlns:w16cid="http://schemas.microsoft.com/office/word/2016/wordml/cid" xmlns:w16="http://schemas.microsoft.com/office/word/2018/wordml" xmlns:w16du="http://schemas.microsoft.com/office/word/2023/wordml/word16du" xmlns:w16sdtdh="http://schemas.microsoft.com/office/word/2020/wordml/sdtdatahash" xmlns:w16sdtfl="http://schemas.microsoft.com/office/word/2024/wordml/sdtformatlock" xmlns:w16se="http://schemas.microsoft.com/office/word/2015/wordml/symex" xmlns:wpg="http://schemas.microsoft.com/office/word/2010/wordprocessingGroup" xmlns:wpi="http://schemas.microsoft.com/office/word/2010/wordprocessingInk" xmlns:wne="http://schemas.microsoft.com/office/word/2006/wordml" xmlns:wps="http://schemas.microsoft.com/office/word/2010/wordprocessingShape" mc:Ignorable="w14 w15 w16se w16cid w16 w16cex w16sdtdh w16sdtfl w16du wp14">
   <w:p>
     <w:pPr>
       <w:pStyle w:val="Header"/>
@@ -32931,7 +33358,7 @@
 </file>
 
 <file path=word/numbering.xml><?xml version="1.0" encoding="utf-8"?>
-<w:numbering xmlns:wpc="http://schemas.microsoft.com/office/word/2010/wordprocessingCanvas" xmlns:cx="http://schemas.microsoft.com/office/drawing/2014/chartex" xmlns:cx1="http://schemas.microsoft.com/office/drawing/2015/9/8/chartex" xmlns:cx2="http://schemas.microsoft.com/office/drawing/2015/10/21/chartex" xmlns:cx3="http://schemas.microsoft.com/office/drawing/2016/5/9/chartex" xmlns:cx4="http://schemas.microsoft.com/office/drawing/2016/5/10/chartex" xmlns:cx5="http://schemas.microsoft.com/office/drawing/2016/5/11/chartex" xmlns:cx6="http://schemas.microsoft.com/office/drawing/2016/5/12/chartex" xmlns:cx7="http://schemas.microsoft.com/office/drawing/2016/5/13/chartex" xmlns:cx8="http://schemas.microsoft.com/office/drawing/2016/5/14/chartex" xmlns:mc="http://schemas.openxmlformats.org/markup-compatibility/2006" xmlns:m="http://schemas.openxmlformats.org/officeDocument/2006/math" xmlns:aink="http://schemas.microsoft.com/office/drawing/2016/ink" xmlns:am3d="http://schemas.microsoft.com/office/drawing/2017/model3d" xmlns:oel="http://schemas.microsoft.com/office/2019/extlst" xmlns:r="http://schemas.openxmlformats.org/officeDocument/2006/relationships" xmlns:wp14="http://schemas.microsoft.com/office/word/2010/wordprocessingDrawing" xmlns:wp="http://schemas.openxmlformats.org/drawingml/2006/wordprocessingDrawing" xmlns:wpg="http://schemas.microsoft.com/office/word/2010/wordprocessingGroup" xmlns:wpi="http://schemas.microsoft.com/office/word/2010/wordprocessingInk" xmlns:wps="http://schemas.microsoft.com/office/word/2010/wordprocessingShape" xmlns:o="urn:schemas-microsoft-com:office:office" xmlns:v="urn:schemas-microsoft-com:vml" xmlns:w10="urn:schemas-microsoft-com:office:word" xmlns:w="http://schemas.openxmlformats.org/wordprocessingml/2006/main" xmlns:w14="http://schemas.microsoft.com/office/word/2010/wordml" xmlns:w15="http://schemas.microsoft.com/office/word/2012/wordml" xmlns:w16cex="http://schemas.microsoft.com/office/word/2018/wordml/cex" xmlns:w16cid="http://schemas.microsoft.com/office/word/2016/wordml/cid" xmlns:w16="http://schemas.microsoft.com/office/word/2018/wordml" xmlns:w16sdtdh="http://schemas.microsoft.com/office/word/2020/wordml/sdtdatahash" xmlns:w16sdtfl="http://schemas.microsoft.com/office/word/2024/wordml/sdtformatlock" xmlns:w16se="http://schemas.microsoft.com/office/word/2015/wordml/symex" xmlns:w16du="http://schemas.microsoft.com/office/word/2023/wordml/word16du" xmlns:wne="http://schemas.microsoft.com/office/word/2006/wordml" mc:Ignorable="w14 w15 w16se w16cid w16 w16cex w16sdtdh w16sdtfl w16du wp14">
+<w:numbering xmlns:wpc="http://schemas.microsoft.com/office/word/2010/wordprocessingCanvas" xmlns:cx="http://schemas.microsoft.com/office/drawing/2014/chartex" xmlns:cx1="http://schemas.microsoft.com/office/drawing/2015/9/8/chartex" xmlns:cx2="http://schemas.microsoft.com/office/drawing/2015/10/21/chartex" xmlns:cx3="http://schemas.microsoft.com/office/drawing/2016/5/9/chartex" xmlns:cx4="http://schemas.microsoft.com/office/drawing/2016/5/10/chartex" xmlns:cx5="http://schemas.microsoft.com/office/drawing/2016/5/11/chartex" xmlns:cx6="http://schemas.microsoft.com/office/drawing/2016/5/12/chartex" xmlns:cx7="http://schemas.microsoft.com/office/drawing/2016/5/13/chartex" xmlns:cx8="http://schemas.microsoft.com/office/drawing/2016/5/14/chartex" xmlns:mc="http://schemas.openxmlformats.org/markup-compatibility/2006" xmlns:aink="http://schemas.microsoft.com/office/drawing/2016/ink" xmlns:am3d="http://schemas.microsoft.com/office/drawing/2017/model3d" xmlns:o="urn:schemas-microsoft-com:office:office" xmlns:oel="http://schemas.microsoft.com/office/2019/extlst" xmlns:r="http://schemas.openxmlformats.org/officeDocument/2006/relationships" xmlns:m="http://schemas.openxmlformats.org/officeDocument/2006/math" xmlns:v="urn:schemas-microsoft-com:vml" xmlns:wp14="http://schemas.microsoft.com/office/word/2010/wordprocessingDrawing" xmlns:wp="http://schemas.openxmlformats.org/drawingml/2006/wordprocessingDrawing" xmlns:w10="urn:schemas-microsoft-com:office:word" xmlns:w="http://schemas.openxmlformats.org/wordprocessingml/2006/main" xmlns:w14="http://schemas.microsoft.com/office/word/2010/wordml" xmlns:w15="http://schemas.microsoft.com/office/word/2012/wordml" xmlns:w16cex="http://schemas.microsoft.com/office/word/2018/wordml/cex" xmlns:w16cid="http://schemas.microsoft.com/office/word/2016/wordml/cid" xmlns:w16="http://schemas.microsoft.com/office/word/2018/wordml" xmlns:w16du="http://schemas.microsoft.com/office/word/2023/wordml/word16du" xmlns:w16sdtdh="http://schemas.microsoft.com/office/word/2020/wordml/sdtdatahash" xmlns:w16sdtfl="http://schemas.microsoft.com/office/word/2024/wordml/sdtformatlock" xmlns:w16se="http://schemas.microsoft.com/office/word/2015/wordml/symex" xmlns:wpg="http://schemas.microsoft.com/office/word/2010/wordprocessingGroup" xmlns:wpi="http://schemas.microsoft.com/office/word/2010/wordprocessingInk" xmlns:wne="http://schemas.microsoft.com/office/word/2006/wordml" xmlns:wps="http://schemas.microsoft.com/office/word/2010/wordprocessingShape" mc:Ignorable="w14 w15 w16se w16cid w16 w16cex w16sdtdh w16sdtfl w16du wp14">
   <w:abstractNum w:abstractNumId="0" w15:restartNumberingAfterBreak="0">
     <w:nsid w:val="018F7683"/>
     <w:multiLevelType w:val="hybridMultilevel"/>
@@ -33482,7 +33909,7 @@
 </file>
 
 <file path=word/people.xml><?xml version="1.0" encoding="utf-8"?>
-<w15:people xmlns:wpc="http://schemas.microsoft.com/office/word/2010/wordprocessingCanvas" xmlns:cx="http://schemas.microsoft.com/office/drawing/2014/chartex" xmlns:cx1="http://schemas.microsoft.com/office/drawing/2015/9/8/chartex" xmlns:cx2="http://schemas.microsoft.com/office/drawing/2015/10/21/chartex" xmlns:cx3="http://schemas.microsoft.com/office/drawing/2016/5/9/chartex" xmlns:cx4="http://schemas.microsoft.com/office/drawing/2016/5/10/chartex" xmlns:cx5="http://schemas.microsoft.com/office/drawing/2016/5/11/chartex" xmlns:cx6="http://schemas.microsoft.com/office/drawing/2016/5/12/chartex" xmlns:cx7="http://schemas.microsoft.com/office/drawing/2016/5/13/chartex" xmlns:cx8="http://schemas.microsoft.com/office/drawing/2016/5/14/chartex" xmlns:mc="http://schemas.openxmlformats.org/markup-compatibility/2006" xmlns:m="http://schemas.openxmlformats.org/officeDocument/2006/math" xmlns:aink="http://schemas.microsoft.com/office/drawing/2016/ink" xmlns:am3d="http://schemas.microsoft.com/office/drawing/2017/model3d" xmlns:oel="http://schemas.microsoft.com/office/2019/extlst" xmlns:r="http://schemas.openxmlformats.org/officeDocument/2006/relationships" xmlns:wp14="http://schemas.microsoft.com/office/word/2010/wordprocessingDrawing" xmlns:wp="http://schemas.openxmlformats.org/drawingml/2006/wordprocessingDrawing" xmlns:wpg="http://schemas.microsoft.com/office/word/2010/wordprocessingGroup" xmlns:wpi="http://schemas.microsoft.com/office/word/2010/wordprocessingInk" xmlns:wps="http://schemas.microsoft.com/office/word/2010/wordprocessingShape" xmlns:o="urn:schemas-microsoft-com:office:office" xmlns:v="urn:schemas-microsoft-com:vml" xmlns:w10="urn:schemas-microsoft-com:office:word" xmlns:w="http://schemas.openxmlformats.org/wordprocessingml/2006/main" xmlns:w14="http://schemas.microsoft.com/office/word/2010/wordml" xmlns:w15="http://schemas.microsoft.com/office/word/2012/wordml" xmlns:w16cex="http://schemas.microsoft.com/office/word/2018/wordml/cex" xmlns:w16cid="http://schemas.microsoft.com/office/word/2016/wordml/cid" xmlns:w16="http://schemas.microsoft.com/office/word/2018/wordml" xmlns:w16sdtdh="http://schemas.microsoft.com/office/word/2020/wordml/sdtdatahash" xmlns:w16sdtfl="http://schemas.microsoft.com/office/word/2024/wordml/sdtformatlock" xmlns:w16se="http://schemas.microsoft.com/office/word/2015/wordml/symex" xmlns:w16du="http://schemas.microsoft.com/office/word/2023/wordml/word16du" xmlns:wne="http://schemas.microsoft.com/office/word/2006/wordml" mc:Ignorable="w14 w15 w16se w16cid w16 w16cex w16sdtdh w16sdtfl w16du wp14">
+<w15:people xmlns:wpc="http://schemas.microsoft.com/office/word/2010/wordprocessingCanvas" xmlns:cx="http://schemas.microsoft.com/office/drawing/2014/chartex" xmlns:cx1="http://schemas.microsoft.com/office/drawing/2015/9/8/chartex" xmlns:cx2="http://schemas.microsoft.com/office/drawing/2015/10/21/chartex" xmlns:cx3="http://schemas.microsoft.com/office/drawing/2016/5/9/chartex" xmlns:cx4="http://schemas.microsoft.com/office/drawing/2016/5/10/chartex" xmlns:cx5="http://schemas.microsoft.com/office/drawing/2016/5/11/chartex" xmlns:cx6="http://schemas.microsoft.com/office/drawing/2016/5/12/chartex" xmlns:cx7="http://schemas.microsoft.com/office/drawing/2016/5/13/chartex" xmlns:cx8="http://schemas.microsoft.com/office/drawing/2016/5/14/chartex" xmlns:mc="http://schemas.openxmlformats.org/markup-compatibility/2006" xmlns:aink="http://schemas.microsoft.com/office/drawing/2016/ink" xmlns:am3d="http://schemas.microsoft.com/office/drawing/2017/model3d" xmlns:o="urn:schemas-microsoft-com:office:office" xmlns:oel="http://schemas.microsoft.com/office/2019/extlst" xmlns:r="http://schemas.openxmlformats.org/officeDocument/2006/relationships" xmlns:m="http://schemas.openxmlformats.org/officeDocument/2006/math" xmlns:v="urn:schemas-microsoft-com:vml" xmlns:wp14="http://schemas.microsoft.com/office/word/2010/wordprocessingDrawing" xmlns:wp="http://schemas.openxmlformats.org/drawingml/2006/wordprocessingDrawing" xmlns:w10="urn:schemas-microsoft-com:office:word" xmlns:w="http://schemas.openxmlformats.org/wordprocessingml/2006/main" xmlns:w14="http://schemas.microsoft.com/office/word/2010/wordml" xmlns:w15="http://schemas.microsoft.com/office/word/2012/wordml" xmlns:w16cex="http://schemas.microsoft.com/office/word/2018/wordml/cex" xmlns:w16cid="http://schemas.microsoft.com/office/word/2016/wordml/cid" xmlns:w16="http://schemas.microsoft.com/office/word/2018/wordml" xmlns:w16du="http://schemas.microsoft.com/office/word/2023/wordml/word16du" xmlns:w16sdtdh="http://schemas.microsoft.com/office/word/2020/wordml/sdtdatahash" xmlns:w16sdtfl="http://schemas.microsoft.com/office/word/2024/wordml/sdtformatlock" xmlns:w16se="http://schemas.microsoft.com/office/word/2015/wordml/symex" xmlns:wpg="http://schemas.microsoft.com/office/word/2010/wordprocessingGroup" xmlns:wpi="http://schemas.microsoft.com/office/word/2010/wordprocessingInk" xmlns:wne="http://schemas.microsoft.com/office/word/2006/wordml" xmlns:wps="http://schemas.microsoft.com/office/word/2010/wordprocessingShape" mc:Ignorable="w14 w15 w16se w16cid w16 w16cex w16sdtdh w16sdtfl w16du wp14">
   <w15:person w15:author="de Szoeke, Simon">
     <w15:presenceInfo w15:providerId="AD" w15:userId="S::deszoeks@oregonstate.edu::2a772c8a-8ee4-4018-9aea-1f1b0a725b5f"/>
   </w15:person>
@@ -33490,7 +33917,7 @@
 </file>
 
 <file path=word/styles.xml><?xml version="1.0" encoding="utf-8"?>
-<w:styles xmlns:mc="http://schemas.openxmlformats.org/markup-compatibility/2006" xmlns:r="http://schemas.openxmlformats.org/officeDocument/2006/relationships" xmlns:w="http://schemas.openxmlformats.org/wordprocessingml/2006/main" xmlns:w14="http://schemas.microsoft.com/office/word/2010/wordml" xmlns:w15="http://schemas.microsoft.com/office/word/2012/wordml" xmlns:w16cex="http://schemas.microsoft.com/office/word/2018/wordml/cex" xmlns:w16cid="http://schemas.microsoft.com/office/word/2016/wordml/cid" xmlns:w16="http://schemas.microsoft.com/office/word/2018/wordml" xmlns:w16sdtdh="http://schemas.microsoft.com/office/word/2020/wordml/sdtdatahash" xmlns:w16sdtfl="http://schemas.microsoft.com/office/word/2024/wordml/sdtformatlock" xmlns:w16se="http://schemas.microsoft.com/office/word/2015/wordml/symex" xmlns:w16du="http://schemas.microsoft.com/office/word/2023/wordml/word16du" mc:Ignorable="w14 w15 w16se w16cid w16 w16cex w16sdtdh w16sdtfl w16du">
+<w:styles xmlns:mc="http://schemas.openxmlformats.org/markup-compatibility/2006" xmlns:r="http://schemas.openxmlformats.org/officeDocument/2006/relationships" xmlns:w="http://schemas.openxmlformats.org/wordprocessingml/2006/main" xmlns:w14="http://schemas.microsoft.com/office/word/2010/wordml" xmlns:w15="http://schemas.microsoft.com/office/word/2012/wordml" xmlns:w16cex="http://schemas.microsoft.com/office/word/2018/wordml/cex" xmlns:w16cid="http://schemas.microsoft.com/office/word/2016/wordml/cid" xmlns:w16="http://schemas.microsoft.com/office/word/2018/wordml" xmlns:w16du="http://schemas.microsoft.com/office/word/2023/wordml/word16du" xmlns:w16sdtdh="http://schemas.microsoft.com/office/word/2020/wordml/sdtdatahash" xmlns:w16sdtfl="http://schemas.microsoft.com/office/word/2024/wordml/sdtformatlock" xmlns:w16se="http://schemas.microsoft.com/office/word/2015/wordml/symex" mc:Ignorable="w14 w15 w16se w16cid w16 w16cex w16sdtdh w16sdtfl w16du">
   <w:docDefaults>
     <w:rPrDefault>
       <w:rPr>
